--- a/09-运维服务人员管理相关制度/word/09-01IT运维服务人员储备制度.docx
+++ b/09-运维服务人员管理相关制度/word/09-01IT运维服务人员储备制度.docx
@@ -1,6 +1,7 @@
 
 <file path=word/document.xml><?xml version="1.0" encoding="utf-8"?>
-<w:document xmlns:wpc="http://schemas.microsoft.com/office/word/2010/wordprocessingCanvas" xmlns:mc="http://schemas.openxmlformats.org/markup-compatibility/2006" xmlns:o="urn:schemas-microsoft-com:office:office" xmlns:r="http://schemas.openxmlformats.org/officeDocument/2006/relationships" xmlns:m="http://schemas.openxmlformats.org/officeDocument/2006/math" xmlns:v="urn:schemas-microsoft-com:vml" xmlns:wp14="http://schemas.microsoft.com/office/word/2010/wordprocessingDrawing" xmlns:wp="http://schemas.openxmlformats.org/drawingml/2006/wordprocessingDrawing" xmlns:w="http://schemas.openxmlformats.org/wordprocessingml/2006/main" xmlns:w14="http://schemas.microsoft.com/office/word/2010/wordml" xmlns:w10="urn:schemas-microsoft-com:office:word" xmlns:w15="http://schemas.microsoft.com/office/word/2012/wordml" xmlns:wpg="http://schemas.microsoft.com/office/word/2010/wordprocessingGroup" xmlns:wpi="http://schemas.microsoft.com/office/word/2010/wordprocessingInk" xmlns:wne="http://schemas.microsoft.com/office/word/2006/wordml" xmlns:wps="http://schemas.microsoft.com/office/word/2010/wordprocessingShape" xmlns:wpsCustomData="http://www.wps.cn/officeDocument/2013/wpsCustomData" mc:Ignorable="w14 w15 wp14">
+<w:document xmlns:wpc="http://schemas.microsoft.com/office/word/2010/wordprocessingCanvas" xmlns:mc="http://schemas.openxmlformats.org/markup-compatibility/2006" xmlns:o="urn:schemas-microsoft-com:office:office" xmlns:r="http://schemas.openxmlformats.org/officeDocument/2006/relationships" xmlns:m="http://schemas.openxmlformats.org/officeDocument/2006/math" xmlns:v="urn:schemas-microsoft-com:vml" xmlns:wp14="http://schemas.microsoft.com/office/word/2010/wordprocessingDrawing" xmlns:wp="http://schemas.openxmlformats.org/drawingml/2006/wordprocessingDrawing" xmlns:w10="urn:schemas-microsoft-com:office:word" xmlns:w="http://schemas.openxmlformats.org/wordprocessingml/2006/main" xmlns:w14="http://schemas.microsoft.com/office/word/2010/wordml" xmlns:w15="http://schemas.microsoft.com/office/word/2012/wordml" xmlns:wne="http://schemas.microsoft.com/office/word/2006/wordml" xmlns:wpg="http://schemas.microsoft.com/office/word/2010/wordprocessingGroup" xmlns:wpi="http://schemas.microsoft.com/office/word/2010/wordprocessingInk" xmlns:wps="http://schemas.microsoft.com/office/word/2010/wordprocessingShape" mc:Ignorable="w14 w15 wp14">
+  <!-- Generated by Aspose.Words for .NET 13.3.0.1 -->
   <w:body>
     <w:p>
       <w:pPr>
@@ -21,23 +22,19 @@
         </w:rPr>
       </w:pPr>
       <w:bookmarkStart w:id="0" w:name="OLE_LINK8"/>
-      <w:bookmarkStart w:id="1" w:name="OLE_LINK2"/>
+      <w:bookmarkStart w:id="1" w:name="OLE_LINK9"/>
       <w:bookmarkStart w:id="2" w:name="OLE_LINK1"/>
-      <w:bookmarkStart w:id="3" w:name="OLE_LINK9"/>
-      <w:r>
-        <w:rPr>
-          <w:rFonts w:hint="eastAsia" w:ascii="宋体" w:hAnsi="宋体"/>
+      <w:bookmarkStart w:id="3" w:name="OLE_LINK2"/>
+      <w:r>
+        <w:rPr>
+          <w:rFonts w:ascii="宋体" w:hAnsi="宋体" w:hint="eastAsia"/>
           <w:b/>
           <w:sz w:val="52"/>
           <w:szCs w:val="52"/>
         </w:rPr>
-        <w:t>青岛九邮信息技术有限公司</w:t>
-      </w:r>
-    </w:p>
-    <w:bookmarkEnd w:id="0"/>
-    <w:bookmarkEnd w:id="1"/>
-    <w:bookmarkEnd w:id="2"/>
-    <w:bookmarkEnd w:id="3"/>
+        <w:t>南京航之舟数字科技有限公司</w:t>
+      </w:r>
+    </w:p>
     <w:p>
       <w:pPr>
         <w:jc w:val="center"/>
@@ -45,6 +42,10 @@
           <w:rFonts w:ascii="宋体" w:hAnsi="宋体"/>
         </w:rPr>
       </w:pPr>
+      <w:bookmarkEnd w:id="0"/>
+      <w:bookmarkEnd w:id="1"/>
+      <w:bookmarkEnd w:id="2"/>
+      <w:bookmarkEnd w:id="3"/>
     </w:p>
     <w:p>
       <w:pPr>
@@ -58,16 +59,7 @@
       </w:pPr>
       <w:r>
         <w:rPr>
-          <w:rFonts w:hint="eastAsia" w:ascii="宋体" w:hAnsi="宋体"/>
-          <w:b/>
-          <w:sz w:val="48"/>
-          <w:szCs w:val="52"/>
-        </w:rPr>
-        <w:t xml:space="preserve">  </w:t>
-      </w:r>
-      <w:r>
-        <w:rPr>
-          <w:rFonts w:hint="eastAsia" w:ascii="宋体" w:hAnsi="宋体"/>
+          <w:rFonts w:ascii="宋体" w:hAnsi="宋体" w:hint="eastAsia"/>
           <w:b/>
           <w:sz w:val="52"/>
         </w:rPr>
@@ -129,22 +121,6 @@
         </w:rPr>
       </w:pPr>
     </w:p>
-    <w:p>
-      <w:pPr>
-        <w:rPr>
-          <w:rFonts w:ascii="Arial"/>
-        </w:rPr>
-      </w:pPr>
-    </w:p>
-    <w:p>
-      <w:pPr>
-        <w:rPr>
-          <w:rFonts w:ascii="Arial"/>
-        </w:rPr>
-      </w:pPr>
-    </w:p>
-    <w:p/>
-    <w:p/>
     <w:p/>
     <w:p/>
     <w:p/>
@@ -152,16 +128,16 @@
     <w:p/>
     <w:tbl>
       <w:tblPr>
-        <w:tblStyle w:val="16"/>
+        <w:tblStyle w:val="TableNormal"/>
         <w:tblW w:w="8526" w:type="dxa"/>
         <w:jc w:val="center"/>
         <w:tblBorders>
-          <w:top w:val="single" w:color="auto" w:sz="4" w:space="0"/>
-          <w:left w:val="single" w:color="auto" w:sz="4" w:space="0"/>
-          <w:bottom w:val="single" w:color="auto" w:sz="4" w:space="0"/>
-          <w:right w:val="single" w:color="auto" w:sz="4" w:space="0"/>
-          <w:insideH w:val="single" w:color="auto" w:sz="4" w:space="0"/>
-          <w:insideV w:val="single" w:color="auto" w:sz="4" w:space="0"/>
+          <w:top w:val="single" w:sz="4" w:space="0" w:color="auto"/>
+          <w:left w:val="single" w:sz="4" w:space="0" w:color="auto"/>
+          <w:bottom w:val="single" w:sz="4" w:space="0" w:color="auto"/>
+          <w:right w:val="single" w:sz="4" w:space="0" w:color="auto"/>
+          <w:insideH w:val="single" w:sz="4" w:space="0" w:color="auto"/>
+          <w:insideV w:val="single" w:sz="4" w:space="0" w:color="auto"/>
         </w:tblBorders>
         <w:tblLayout w:type="fixed"/>
         <w:tblCellMar>
@@ -181,14 +157,17 @@
       </w:tblGrid>
       <w:tr>
         <w:tblPrEx>
+          <w:tblW w:w="8526" w:type="dxa"/>
+          <w:jc w:val="center"/>
           <w:tblBorders>
-            <w:top w:val="single" w:color="auto" w:sz="4" w:space="0"/>
-            <w:left w:val="single" w:color="auto" w:sz="4" w:space="0"/>
-            <w:bottom w:val="single" w:color="auto" w:sz="4" w:space="0"/>
-            <w:right w:val="single" w:color="auto" w:sz="4" w:space="0"/>
-            <w:insideH w:val="single" w:color="auto" w:sz="4" w:space="0"/>
-            <w:insideV w:val="single" w:color="auto" w:sz="4" w:space="0"/>
+            <w:top w:val="single" w:sz="4" w:space="0" w:color="auto"/>
+            <w:left w:val="single" w:sz="4" w:space="0" w:color="auto"/>
+            <w:bottom w:val="single" w:sz="4" w:space="0" w:color="auto"/>
+            <w:right w:val="single" w:sz="4" w:space="0" w:color="auto"/>
+            <w:insideH w:val="single" w:sz="4" w:space="0" w:color="auto"/>
+            <w:insideV w:val="single" w:sz="4" w:space="0" w:color="auto"/>
           </w:tblBorders>
+          <w:tblLayout w:type="fixed"/>
           <w:tblCellMar>
             <w:top w:w="0" w:type="dxa"/>
             <w:left w:w="108" w:type="dxa"/>
@@ -197,7 +176,7 @@
           </w:tblCellMar>
         </w:tblPrEx>
         <w:trPr>
-          <w:trHeight w:val="351" w:hRule="atLeast"/>
+          <w:trHeight w:val="351"/>
           <w:jc w:val="center"/>
         </w:trPr>
         <w:tc>
@@ -208,13 +187,13 @@
             <w:pPr>
               <w:jc w:val="center"/>
               <w:rPr>
-                <w:rFonts w:ascii="微软雅黑" w:hAnsi="微软雅黑" w:eastAsia="微软雅黑"/>
+                <w:rFonts w:ascii="微软雅黑" w:eastAsia="微软雅黑" w:hAnsi="微软雅黑"/>
                 <w:b/>
               </w:rPr>
             </w:pPr>
             <w:r>
               <w:rPr>
-                <w:rFonts w:hint="eastAsia" w:ascii="微软雅黑" w:hAnsi="微软雅黑" w:eastAsia="微软雅黑"/>
+                <w:rFonts w:ascii="微软雅黑" w:eastAsia="微软雅黑" w:hAnsi="微软雅黑" w:hint="eastAsia"/>
                 <w:b/>
               </w:rPr>
               <w:t>编制</w:t>
@@ -229,14 +208,14 @@
             <w:pPr>
               <w:jc w:val="center"/>
               <w:rPr>
-                <w:rFonts w:ascii="微软雅黑" w:hAnsi="微软雅黑" w:eastAsia="微软雅黑"/>
+                <w:rFonts w:ascii="微软雅黑" w:eastAsia="微软雅黑" w:hAnsi="微软雅黑"/>
                 <w:sz w:val="24"/>
                 <w:szCs w:val="24"/>
               </w:rPr>
             </w:pPr>
             <w:r>
               <w:rPr>
-                <w:rFonts w:hint="eastAsia" w:ascii="微软雅黑" w:hAnsi="微软雅黑" w:eastAsia="微软雅黑"/>
+                <w:rFonts w:ascii="微软雅黑" w:eastAsia="微软雅黑" w:hAnsi="微软雅黑" w:hint="eastAsia"/>
               </w:rPr>
               <w:t>张莲花</w:t>
             </w:r>
@@ -250,13 +229,13 @@
             <w:pPr>
               <w:jc w:val="center"/>
               <w:rPr>
-                <w:rFonts w:ascii="微软雅黑" w:hAnsi="微软雅黑" w:eastAsia="微软雅黑"/>
+                <w:rFonts w:ascii="微软雅黑" w:eastAsia="微软雅黑" w:hAnsi="微软雅黑"/>
                 <w:b/>
               </w:rPr>
             </w:pPr>
             <w:r>
               <w:rPr>
-                <w:rFonts w:hint="eastAsia" w:ascii="微软雅黑" w:hAnsi="微软雅黑" w:eastAsia="微软雅黑"/>
+                <w:rFonts w:ascii="微软雅黑" w:eastAsia="微软雅黑" w:hAnsi="微软雅黑" w:hint="eastAsia"/>
                 <w:b/>
               </w:rPr>
               <w:t>审核</w:t>
@@ -271,12 +250,12 @@
             <w:pPr>
               <w:jc w:val="center"/>
               <w:rPr>
-                <w:rFonts w:ascii="微软雅黑" w:hAnsi="微软雅黑" w:eastAsia="微软雅黑"/>
+                <w:rFonts w:ascii="微软雅黑" w:eastAsia="微软雅黑" w:hAnsi="微软雅黑"/>
               </w:rPr>
             </w:pPr>
             <w:r>
               <w:rPr>
-                <w:rFonts w:hint="eastAsia" w:ascii="微软雅黑" w:hAnsi="微软雅黑" w:eastAsia="微软雅黑"/>
+                <w:rFonts w:ascii="微软雅黑" w:eastAsia="微软雅黑" w:hAnsi="微软雅黑" w:hint="eastAsia"/>
               </w:rPr>
               <w:t>吴克</w:t>
             </w:r>
@@ -290,12 +269,12 @@
             <w:pPr>
               <w:jc w:val="center"/>
               <w:rPr>
-                <w:rFonts w:ascii="微软雅黑" w:hAnsi="微软雅黑" w:eastAsia="微软雅黑"/>
+                <w:rFonts w:ascii="微软雅黑" w:eastAsia="微软雅黑" w:hAnsi="微软雅黑"/>
               </w:rPr>
             </w:pPr>
             <w:r>
               <w:rPr>
-                <w:rFonts w:hint="eastAsia" w:ascii="微软雅黑" w:hAnsi="微软雅黑" w:eastAsia="微软雅黑"/>
+                <w:rFonts w:ascii="微软雅黑" w:eastAsia="微软雅黑" w:hAnsi="微软雅黑" w:hint="eastAsia"/>
                 <w:b/>
                 <w:bCs/>
               </w:rPr>
@@ -311,28 +290,23 @@
             <w:pPr>
               <w:jc w:val="center"/>
               <w:rPr>
-                <w:rFonts w:ascii="微软雅黑" w:hAnsi="微软雅黑" w:eastAsia="微软雅黑"/>
+                <w:rFonts w:ascii="微软雅黑" w:eastAsia="微软雅黑" w:hAnsi="微软雅黑"/>
               </w:rPr>
             </w:pPr>
             <w:r>
               <w:rPr>
-                <w:rFonts w:hint="eastAsia" w:ascii="微软雅黑" w:hAnsi="微软雅黑" w:eastAsia="微软雅黑"/>
-              </w:rPr>
-              <w:t>孙元朝</w:t>
+                <w:rFonts w:ascii="微软雅黑" w:eastAsia="微软雅黑" w:hAnsi="微软雅黑" w:hint="eastAsia"/>
+              </w:rPr>
+              <w:t>陈潮华</w:t>
             </w:r>
           </w:p>
         </w:tc>
       </w:tr>
       <w:tr>
         <w:tblPrEx>
-          <w:tblBorders>
-            <w:top w:val="single" w:color="auto" w:sz="4" w:space="0"/>
-            <w:left w:val="single" w:color="auto" w:sz="4" w:space="0"/>
-            <w:bottom w:val="single" w:color="auto" w:sz="4" w:space="0"/>
-            <w:right w:val="single" w:color="auto" w:sz="4" w:space="0"/>
-            <w:insideH w:val="single" w:color="auto" w:sz="4" w:space="0"/>
-            <w:insideV w:val="single" w:color="auto" w:sz="4" w:space="0"/>
-          </w:tblBorders>
+          <w:tblW w:w="8526" w:type="dxa"/>
+          <w:jc w:val="center"/>
+          <w:tblLayout w:type="fixed"/>
           <w:tblCellMar>
             <w:top w:w="0" w:type="dxa"/>
             <w:left w:w="108" w:type="dxa"/>
@@ -341,7 +315,7 @@
           </w:tblCellMar>
         </w:tblPrEx>
         <w:trPr>
-          <w:trHeight w:val="296" w:hRule="atLeast"/>
+          <w:trHeight w:val="296"/>
           <w:jc w:val="center"/>
         </w:trPr>
         <w:tc>
@@ -353,14 +327,14 @@
             <w:pPr>
               <w:jc w:val="center"/>
               <w:rPr>
-                <w:rFonts w:ascii="微软雅黑" w:hAnsi="微软雅黑" w:eastAsia="微软雅黑"/>
+                <w:rFonts w:ascii="微软雅黑" w:eastAsia="微软雅黑" w:hAnsi="微软雅黑"/>
                 <w:sz w:val="24"/>
                 <w:szCs w:val="24"/>
               </w:rPr>
             </w:pPr>
             <w:r>
               <w:rPr>
-                <w:rFonts w:hint="eastAsia" w:ascii="微软雅黑" w:hAnsi="微软雅黑" w:eastAsia="微软雅黑"/>
+                <w:rFonts w:ascii="微软雅黑" w:eastAsia="微软雅黑" w:hAnsi="微软雅黑" w:hint="eastAsia"/>
                 <w:b/>
                 <w:bCs/>
                 <w:sz w:val="22"/>
@@ -379,29 +353,19 @@
             <w:pPr>
               <w:jc w:val="center"/>
               <w:rPr>
-                <w:rFonts w:ascii="微软雅黑" w:hAnsi="微软雅黑" w:eastAsia="微软雅黑"/>
+                <w:rFonts w:ascii="微软雅黑" w:eastAsia="微软雅黑" w:hAnsi="微软雅黑"/>
               </w:rPr>
             </w:pPr>
             <w:r>
               <w:rPr>
-                <w:rFonts w:hint="eastAsia" w:ascii="微软雅黑" w:hAnsi="微软雅黑" w:eastAsia="微软雅黑"/>
-              </w:rPr>
-              <w:t>2019年1月1日</w:t>
+                <w:rFonts w:ascii="微软雅黑" w:eastAsia="微软雅黑" w:hAnsi="微软雅黑" w:hint="eastAsia"/>
+              </w:rPr>
+              <w:t>2025年1月1日</w:t>
             </w:r>
           </w:p>
         </w:tc>
       </w:tr>
     </w:tbl>
-    <w:p/>
-    <w:p/>
-    <w:p/>
-    <w:p/>
-    <w:p/>
-    <w:p/>
-    <w:p/>
-    <w:p/>
-    <w:p/>
-    <w:p/>
     <w:p>
       <w:pPr>
         <w:spacing w:line="360" w:lineRule="auto"/>
@@ -415,7 +379,7 @@
       </w:pPr>
       <w:r>
         <w:rPr>
-          <w:rFonts w:hint="eastAsia" w:ascii="宋体" w:hAnsi="宋体"/>
+          <w:rFonts w:ascii="宋体" w:hAnsi="宋体" w:hint="eastAsia"/>
           <w:b/>
           <w:sz w:val="28"/>
           <w:szCs w:val="28"/>
@@ -425,16 +389,16 @@
     </w:p>
     <w:tbl>
       <w:tblPr>
-        <w:tblStyle w:val="16"/>
+        <w:tblStyle w:val="TableNormal"/>
         <w:tblW w:w="9288" w:type="dxa"/>
         <w:tblInd w:w="0" w:type="dxa"/>
         <w:tblBorders>
-          <w:top w:val="single" w:color="000000" w:sz="4" w:space="0"/>
-          <w:left w:val="single" w:color="000000" w:sz="4" w:space="0"/>
-          <w:bottom w:val="single" w:color="000000" w:sz="4" w:space="0"/>
-          <w:right w:val="single" w:color="000000" w:sz="4" w:space="0"/>
-          <w:insideH w:val="single" w:color="000000" w:sz="4" w:space="0"/>
-          <w:insideV w:val="single" w:color="000000" w:sz="4" w:space="0"/>
+          <w:top w:val="single" w:sz="4" w:space="0" w:color="000000"/>
+          <w:left w:val="single" w:sz="4" w:space="0" w:color="000000"/>
+          <w:bottom w:val="single" w:sz="4" w:space="0" w:color="000000"/>
+          <w:right w:val="single" w:sz="4" w:space="0" w:color="000000"/>
+          <w:insideH w:val="single" w:sz="4" w:space="0" w:color="000000"/>
+          <w:insideV w:val="single" w:sz="4" w:space="0" w:color="000000"/>
         </w:tblBorders>
         <w:tblLayout w:type="fixed"/>
         <w:tblCellMar>
@@ -454,14 +418,17 @@
       </w:tblGrid>
       <w:tr>
         <w:tblPrEx>
+          <w:tblW w:w="9288" w:type="dxa"/>
+          <w:tblInd w:w="0" w:type="dxa"/>
           <w:tblBorders>
-            <w:top w:val="single" w:color="000000" w:sz="4" w:space="0"/>
-            <w:left w:val="single" w:color="000000" w:sz="4" w:space="0"/>
-            <w:bottom w:val="single" w:color="000000" w:sz="4" w:space="0"/>
-            <w:right w:val="single" w:color="000000" w:sz="4" w:space="0"/>
-            <w:insideH w:val="single" w:color="000000" w:sz="4" w:space="0"/>
-            <w:insideV w:val="single" w:color="000000" w:sz="4" w:space="0"/>
+            <w:top w:val="single" w:sz="4" w:space="0" w:color="000000"/>
+            <w:left w:val="single" w:sz="4" w:space="0" w:color="000000"/>
+            <w:bottom w:val="single" w:sz="4" w:space="0" w:color="000000"/>
+            <w:right w:val="single" w:sz="4" w:space="0" w:color="000000"/>
+            <w:insideH w:val="single" w:sz="4" w:space="0" w:color="000000"/>
+            <w:insideV w:val="single" w:sz="4" w:space="0" w:color="000000"/>
           </w:tblBorders>
+          <w:tblLayout w:type="fixed"/>
           <w:tblCellMar>
             <w:top w:w="0" w:type="dxa"/>
             <w:left w:w="108" w:type="dxa"/>
@@ -485,7 +452,7 @@
             <w:bookmarkStart w:id="4" w:name="_Hlk493519225"/>
             <w:r>
               <w:rPr>
-                <w:rFonts w:hint="eastAsia" w:ascii="宋体" w:hAnsi="宋体"/>
+                <w:rFonts w:ascii="宋体" w:hAnsi="宋体" w:hint="eastAsia"/>
               </w:rPr>
               <w:t>版本号</w:t>
             </w:r>
@@ -506,7 +473,7 @@
             </w:pPr>
             <w:r>
               <w:rPr>
-                <w:rFonts w:hint="eastAsia" w:ascii="宋体" w:hAnsi="宋体"/>
+                <w:rFonts w:ascii="宋体" w:hAnsi="宋体" w:hint="eastAsia"/>
               </w:rPr>
               <w:t>发布日期</w:t>
             </w:r>
@@ -527,7 +494,7 @@
             </w:pPr>
             <w:r>
               <w:rPr>
-                <w:rFonts w:hint="eastAsia" w:ascii="宋体" w:hAnsi="宋体"/>
+                <w:rFonts w:ascii="宋体" w:hAnsi="宋体" w:hint="eastAsia"/>
               </w:rPr>
               <w:t>修改人/</w:t>
             </w:r>
@@ -542,7 +509,7 @@
             </w:pPr>
             <w:r>
               <w:rPr>
-                <w:rFonts w:hint="eastAsia" w:ascii="宋体" w:hAnsi="宋体"/>
+                <w:rFonts w:ascii="宋体" w:hAnsi="宋体" w:hint="eastAsia"/>
               </w:rPr>
               <w:t>修改日期</w:t>
             </w:r>
@@ -563,7 +530,7 @@
             </w:pPr>
             <w:r>
               <w:rPr>
-                <w:rFonts w:hint="eastAsia" w:ascii="宋体" w:hAnsi="宋体"/>
+                <w:rFonts w:ascii="宋体" w:hAnsi="宋体" w:hint="eastAsia"/>
               </w:rPr>
               <w:t>审核人/</w:t>
             </w:r>
@@ -578,7 +545,7 @@
             </w:pPr>
             <w:r>
               <w:rPr>
-                <w:rFonts w:hint="eastAsia" w:ascii="宋体" w:hAnsi="宋体"/>
+                <w:rFonts w:ascii="宋体" w:hAnsi="宋体" w:hint="eastAsia"/>
               </w:rPr>
               <w:t>审核日期</w:t>
             </w:r>
@@ -599,7 +566,7 @@
             </w:pPr>
             <w:r>
               <w:rPr>
-                <w:rFonts w:hint="eastAsia" w:ascii="宋体" w:hAnsi="宋体"/>
+                <w:rFonts w:ascii="宋体" w:hAnsi="宋体" w:hint="eastAsia"/>
               </w:rPr>
               <w:t>批准人/</w:t>
             </w:r>
@@ -614,7 +581,7 @@
             </w:pPr>
             <w:r>
               <w:rPr>
-                <w:rFonts w:hint="eastAsia" w:ascii="宋体" w:hAnsi="宋体"/>
+                <w:rFonts w:ascii="宋体" w:hAnsi="宋体" w:hint="eastAsia"/>
               </w:rPr>
               <w:t>批准日期</w:t>
             </w:r>
@@ -635,7 +602,7 @@
             </w:pPr>
             <w:r>
               <w:rPr>
-                <w:rFonts w:hint="eastAsia" w:ascii="宋体" w:hAnsi="宋体"/>
+                <w:rFonts w:ascii="宋体" w:hAnsi="宋体" w:hint="eastAsia"/>
               </w:rPr>
               <w:t>修订原因</w:t>
             </w:r>
@@ -644,14 +611,9 @@
       </w:tr>
       <w:tr>
         <w:tblPrEx>
-          <w:tblBorders>
-            <w:top w:val="single" w:color="000000" w:sz="4" w:space="0"/>
-            <w:left w:val="single" w:color="000000" w:sz="4" w:space="0"/>
-            <w:bottom w:val="single" w:color="000000" w:sz="4" w:space="0"/>
-            <w:right w:val="single" w:color="000000" w:sz="4" w:space="0"/>
-            <w:insideH w:val="single" w:color="000000" w:sz="4" w:space="0"/>
-            <w:insideV w:val="single" w:color="000000" w:sz="4" w:space="0"/>
-          </w:tblBorders>
+          <w:tblW w:w="9288" w:type="dxa"/>
+          <w:tblInd w:w="0" w:type="dxa"/>
+          <w:tblLayout w:type="fixed"/>
           <w:tblCellMar>
             <w:top w:w="0" w:type="dxa"/>
             <w:left w:w="108" w:type="dxa"/>
@@ -660,7 +622,7 @@
           </w:tblCellMar>
         </w:tblPrEx>
         <w:trPr>
-          <w:trHeight w:val="756" w:hRule="atLeast"/>
+          <w:trHeight w:val="756"/>
         </w:trPr>
         <w:tc>
           <w:tcPr>
@@ -678,7 +640,7 @@
             </w:pPr>
             <w:r>
               <w:rPr>
-                <w:rFonts w:hint="eastAsia" w:ascii="宋体" w:hAnsi="宋体" w:eastAsia="宋体" w:cs="Times New Roman"/>
+                <w:rFonts w:ascii="宋体" w:eastAsia="宋体" w:hAnsi="宋体" w:cs="Times New Roman" w:hint="eastAsia"/>
                 <w:sz w:val="21"/>
                 <w:szCs w:val="21"/>
                 <w:lang w:val="en-US" w:eastAsia="zh-CN"/>
@@ -703,11 +665,11 @@
             </w:pPr>
             <w:r>
               <w:rPr>
-                <w:rFonts w:hint="eastAsia" w:ascii="宋体" w:hAnsi="宋体" w:eastAsia="宋体" w:cs="Times New Roman"/>
+                <w:rFonts w:ascii="宋体" w:eastAsia="宋体" w:hAnsi="宋体" w:cs="Times New Roman" w:hint="eastAsia"/>
                 <w:sz w:val="21"/>
                 <w:szCs w:val="21"/>
               </w:rPr>
-              <w:t>2019.1.1</w:t>
+              <w:t>2025.1.1</w:t>
             </w:r>
           </w:p>
         </w:tc>
@@ -722,46 +684,46 @@
               <w:ind w:firstLine="0" w:firstLineChars="0"/>
               <w:jc w:val="center"/>
               <w:rPr>
-                <w:rFonts w:ascii="宋体" w:hAnsi="宋体" w:cs="宋体"/>
-              </w:rPr>
-            </w:pPr>
-            <w:r>
-              <w:rPr>
-                <w:rFonts w:hint="eastAsia" w:ascii="宋体" w:hAnsi="宋体" w:eastAsia="宋体" w:cs="Times New Roman"/>
+                <w:rFonts w:ascii="宋体" w:eastAsia="宋体" w:hAnsi="宋体" w:cs="Times New Roman" w:hint="eastAsia"/>
                 <w:sz w:val="21"/>
                 <w:szCs w:val="21"/>
               </w:rPr>
+            </w:pPr>
+            <w:r>
+              <w:rPr>
+                <w:rFonts w:ascii="宋体" w:eastAsia="宋体" w:hAnsi="宋体" w:cs="Times New Roman" w:hint="eastAsia"/>
+                <w:sz w:val="21"/>
+                <w:szCs w:val="21"/>
+              </w:rPr>
               <w:t>张莲花</w:t>
             </w:r>
           </w:p>
-        </w:tc>
-        <w:tc>
-          <w:tcPr>
-            <w:tcW w:w="1459" w:type="dxa"/>
-            <w:vAlign w:val="center"/>
-          </w:tcPr>
           <w:p>
             <w:pPr>
               <w:spacing w:before="0" w:after="0" w:line="240" w:lineRule="auto"/>
               <w:ind w:firstLine="0" w:firstLineChars="0"/>
               <w:jc w:val="center"/>
               <w:rPr>
-                <w:rFonts w:ascii="宋体" w:hAnsi="宋体" w:cs="宋体"/>
-              </w:rPr>
-            </w:pPr>
-            <w:r>
-              <w:rPr>
-                <w:rFonts w:hint="eastAsia" w:ascii="宋体" w:hAnsi="宋体" w:eastAsia="宋体" w:cs="Times New Roman"/>
+                <w:rFonts w:ascii="宋体" w:eastAsia="宋体" w:hAnsi="宋体" w:cs="Times New Roman" w:hint="default"/>
                 <w:sz w:val="21"/>
                 <w:szCs w:val="21"/>
-              </w:rPr>
-              <w:t>吴克</w:t>
+                <w:lang w:val="en-US" w:eastAsia="zh-CN"/>
+              </w:rPr>
+            </w:pPr>
+            <w:r>
+              <w:rPr>
+                <w:rFonts w:ascii="宋体" w:hAnsi="宋体" w:cs="Times New Roman" w:hint="eastAsia"/>
+                <w:sz w:val="21"/>
+                <w:szCs w:val="21"/>
+                <w:lang w:val="en-US" w:eastAsia="zh-CN"/>
+              </w:rPr>
+              <w:t>/2025.1.1</w:t>
             </w:r>
           </w:p>
         </w:tc>
         <w:tc>
           <w:tcPr>
-            <w:tcW w:w="1566" w:type="dxa"/>
+            <w:tcW w:w="1459" w:type="dxa"/>
             <w:vAlign w:val="center"/>
           </w:tcPr>
           <w:p>
@@ -770,36 +732,106 @@
               <w:ind w:firstLine="0" w:firstLineChars="0"/>
               <w:jc w:val="center"/>
               <w:rPr>
-                <w:rFonts w:ascii="宋体" w:hAnsi="宋体"/>
-              </w:rPr>
-            </w:pPr>
-            <w:r>
-              <w:rPr>
-                <w:rFonts w:hint="eastAsia" w:ascii="宋体" w:hAnsi="宋体" w:eastAsia="宋体" w:cs="Times New Roman"/>
+                <w:rFonts w:ascii="宋体" w:eastAsia="宋体" w:hAnsi="宋体" w:cs="Times New Roman" w:hint="eastAsia"/>
                 <w:sz w:val="21"/>
                 <w:szCs w:val="21"/>
               </w:rPr>
-              <w:t>孙元朝</w:t>
+            </w:pPr>
+            <w:r>
+              <w:rPr>
+                <w:rFonts w:ascii="宋体" w:eastAsia="宋体" w:hAnsi="宋体" w:cs="Times New Roman" w:hint="eastAsia"/>
+                <w:sz w:val="21"/>
+                <w:szCs w:val="21"/>
+              </w:rPr>
+              <w:t>吴克</w:t>
             </w:r>
           </w:p>
-        </w:tc>
-        <w:tc>
-          <w:tcPr>
-            <w:tcW w:w="2118" w:type="dxa"/>
-            <w:vAlign w:val="center"/>
-          </w:tcPr>
           <w:p>
             <w:pPr>
               <w:spacing w:before="0" w:after="0" w:line="240" w:lineRule="auto"/>
               <w:ind w:firstLine="0" w:firstLineChars="0"/>
               <w:jc w:val="center"/>
               <w:rPr>
+                <w:rFonts w:ascii="宋体" w:eastAsia="宋体" w:hAnsi="宋体" w:cs="Times New Roman" w:hint="eastAsia"/>
+                <w:sz w:val="21"/>
+                <w:szCs w:val="21"/>
+              </w:rPr>
+            </w:pPr>
+            <w:r>
+              <w:rPr>
+                <w:rFonts w:ascii="宋体" w:hAnsi="宋体" w:cs="Times New Roman" w:hint="eastAsia"/>
+                <w:sz w:val="21"/>
+                <w:szCs w:val="21"/>
+                <w:lang w:val="en-US" w:eastAsia="zh-CN"/>
+              </w:rPr>
+              <w:t>/2025.1.1</w:t>
+            </w:r>
+          </w:p>
+        </w:tc>
+        <w:tc>
+          <w:tcPr>
+            <w:tcW w:w="1566" w:type="dxa"/>
+            <w:vAlign w:val="center"/>
+          </w:tcPr>
+          <w:p>
+            <w:pPr>
+              <w:spacing w:before="0" w:after="0" w:line="240" w:lineRule="auto"/>
+              <w:ind w:firstLine="0" w:firstLineChars="0"/>
+              <w:jc w:val="center"/>
+              <w:rPr>
+                <w:rFonts w:ascii="宋体" w:eastAsia="宋体" w:hAnsi="宋体" w:cs="Times New Roman" w:hint="eastAsia"/>
+                <w:sz w:val="21"/>
+                <w:szCs w:val="21"/>
+              </w:rPr>
+            </w:pPr>
+            <w:r>
+              <w:rPr>
+                <w:rFonts w:ascii="宋体" w:eastAsia="宋体" w:hAnsi="宋体" w:cs="Times New Roman" w:hint="eastAsia"/>
+                <w:sz w:val="21"/>
+                <w:szCs w:val="21"/>
+              </w:rPr>
+              <w:t>陈潮华</w:t>
+            </w:r>
+          </w:p>
+          <w:p>
+            <w:pPr>
+              <w:spacing w:before="0" w:after="0" w:line="240" w:lineRule="auto"/>
+              <w:ind w:firstLine="0" w:firstLineChars="0"/>
+              <w:jc w:val="center"/>
+              <w:rPr>
+                <w:rFonts w:ascii="宋体" w:eastAsia="宋体" w:hAnsi="宋体" w:cs="Times New Roman" w:hint="eastAsia"/>
+                <w:sz w:val="21"/>
+                <w:szCs w:val="21"/>
+              </w:rPr>
+            </w:pPr>
+            <w:r>
+              <w:rPr>
+                <w:rFonts w:ascii="宋体" w:hAnsi="宋体" w:cs="Times New Roman" w:hint="eastAsia"/>
+                <w:sz w:val="21"/>
+                <w:szCs w:val="21"/>
+                <w:lang w:val="en-US" w:eastAsia="zh-CN"/>
+              </w:rPr>
+              <w:t>/2025.1.1</w:t>
+            </w:r>
+          </w:p>
+        </w:tc>
+        <w:tc>
+          <w:tcPr>
+            <w:tcW w:w="2118" w:type="dxa"/>
+            <w:vAlign w:val="center"/>
+          </w:tcPr>
+          <w:p>
+            <w:pPr>
+              <w:spacing w:before="0" w:after="0" w:line="240" w:lineRule="auto"/>
+              <w:ind w:firstLine="0" w:firstLineChars="0"/>
+              <w:jc w:val="center"/>
+              <w:rPr>
                 <w:rFonts w:ascii="宋体" w:hAnsi="宋体"/>
               </w:rPr>
             </w:pPr>
             <w:r>
               <w:rPr>
-                <w:rFonts w:hint="eastAsia" w:ascii="宋体" w:hAnsi="宋体" w:eastAsia="宋体" w:cs="Times New Roman"/>
+                <w:rFonts w:ascii="宋体" w:eastAsia="宋体" w:hAnsi="宋体" w:cs="Times New Roman" w:hint="eastAsia"/>
                 <w:sz w:val="21"/>
                 <w:szCs w:val="21"/>
               </w:rPr>
@@ -810,14 +842,9 @@
       </w:tr>
       <w:tr>
         <w:tblPrEx>
-          <w:tblBorders>
-            <w:top w:val="single" w:color="000000" w:sz="4" w:space="0"/>
-            <w:left w:val="single" w:color="000000" w:sz="4" w:space="0"/>
-            <w:bottom w:val="single" w:color="000000" w:sz="4" w:space="0"/>
-            <w:right w:val="single" w:color="000000" w:sz="4" w:space="0"/>
-            <w:insideH w:val="single" w:color="000000" w:sz="4" w:space="0"/>
-            <w:insideV w:val="single" w:color="000000" w:sz="4" w:space="0"/>
-          </w:tblBorders>
+          <w:tblW w:w="9288" w:type="dxa"/>
+          <w:tblInd w:w="0" w:type="dxa"/>
+          <w:tblLayout w:type="fixed"/>
           <w:tblCellMar>
             <w:top w:w="0" w:type="dxa"/>
             <w:left w:w="108" w:type="dxa"/>
@@ -826,7 +853,7 @@
           </w:tblCellMar>
         </w:tblPrEx>
         <w:trPr>
-          <w:trHeight w:val="756" w:hRule="atLeast"/>
+          <w:trHeight w:val="756"/>
         </w:trPr>
         <w:tc>
           <w:tcPr>
@@ -915,14 +942,9 @@
       </w:tr>
       <w:tr>
         <w:tblPrEx>
-          <w:tblBorders>
-            <w:top w:val="single" w:color="000000" w:sz="4" w:space="0"/>
-            <w:left w:val="single" w:color="000000" w:sz="4" w:space="0"/>
-            <w:bottom w:val="single" w:color="000000" w:sz="4" w:space="0"/>
-            <w:right w:val="single" w:color="000000" w:sz="4" w:space="0"/>
-            <w:insideH w:val="single" w:color="000000" w:sz="4" w:space="0"/>
-            <w:insideV w:val="single" w:color="000000" w:sz="4" w:space="0"/>
-          </w:tblBorders>
+          <w:tblW w:w="9288" w:type="dxa"/>
+          <w:tblInd w:w="0" w:type="dxa"/>
+          <w:tblLayout w:type="fixed"/>
           <w:tblCellMar>
             <w:top w:w="0" w:type="dxa"/>
             <w:left w:w="108" w:type="dxa"/>
@@ -931,7 +953,7 @@
           </w:tblCellMar>
         </w:tblPrEx>
         <w:trPr>
-          <w:trHeight w:val="730" w:hRule="atLeast"/>
+          <w:trHeight w:val="730"/>
         </w:trPr>
         <w:tc>
           <w:tcPr>
@@ -1020,14 +1042,9 @@
       </w:tr>
       <w:tr>
         <w:tblPrEx>
-          <w:tblBorders>
-            <w:top w:val="single" w:color="000000" w:sz="4" w:space="0"/>
-            <w:left w:val="single" w:color="000000" w:sz="4" w:space="0"/>
-            <w:bottom w:val="single" w:color="000000" w:sz="4" w:space="0"/>
-            <w:right w:val="single" w:color="000000" w:sz="4" w:space="0"/>
-            <w:insideH w:val="single" w:color="000000" w:sz="4" w:space="0"/>
-            <w:insideV w:val="single" w:color="000000" w:sz="4" w:space="0"/>
-          </w:tblBorders>
+          <w:tblW w:w="9288" w:type="dxa"/>
+          <w:tblInd w:w="0" w:type="dxa"/>
+          <w:tblLayout w:type="fixed"/>
           <w:tblCellMar>
             <w:top w:w="0" w:type="dxa"/>
             <w:left w:w="108" w:type="dxa"/>
@@ -1036,7 +1053,7 @@
           </w:tblCellMar>
         </w:tblPrEx>
         <w:trPr>
-          <w:trHeight w:val="756" w:hRule="atLeast"/>
+          <w:trHeight w:val="756"/>
         </w:trPr>
         <w:tc>
           <w:tcPr>
@@ -1125,14 +1142,9 @@
       </w:tr>
       <w:tr>
         <w:tblPrEx>
-          <w:tblBorders>
-            <w:top w:val="single" w:color="000000" w:sz="4" w:space="0"/>
-            <w:left w:val="single" w:color="000000" w:sz="4" w:space="0"/>
-            <w:bottom w:val="single" w:color="000000" w:sz="4" w:space="0"/>
-            <w:right w:val="single" w:color="000000" w:sz="4" w:space="0"/>
-            <w:insideH w:val="single" w:color="000000" w:sz="4" w:space="0"/>
-            <w:insideV w:val="single" w:color="000000" w:sz="4" w:space="0"/>
-          </w:tblBorders>
+          <w:tblW w:w="9288" w:type="dxa"/>
+          <w:tblInd w:w="0" w:type="dxa"/>
+          <w:tblLayout w:type="fixed"/>
           <w:tblCellMar>
             <w:top w:w="0" w:type="dxa"/>
             <w:left w:w="108" w:type="dxa"/>
@@ -1141,7 +1153,7 @@
           </w:tblCellMar>
         </w:tblPrEx>
         <w:trPr>
-          <w:trHeight w:val="756" w:hRule="atLeast"/>
+          <w:trHeight w:val="756"/>
         </w:trPr>
         <w:tc>
           <w:tcPr>
@@ -1228,749 +1240,14 @@
           </w:p>
         </w:tc>
       </w:tr>
-      <w:tr>
-        <w:tblPrEx>
-          <w:tblBorders>
-            <w:top w:val="single" w:color="000000" w:sz="4" w:space="0"/>
-            <w:left w:val="single" w:color="000000" w:sz="4" w:space="0"/>
-            <w:bottom w:val="single" w:color="000000" w:sz="4" w:space="0"/>
-            <w:right w:val="single" w:color="000000" w:sz="4" w:space="0"/>
-            <w:insideH w:val="single" w:color="000000" w:sz="4" w:space="0"/>
-            <w:insideV w:val="single" w:color="000000" w:sz="4" w:space="0"/>
-          </w:tblBorders>
-          <w:tblCellMar>
-            <w:top w:w="0" w:type="dxa"/>
-            <w:left w:w="108" w:type="dxa"/>
-            <w:bottom w:w="0" w:type="dxa"/>
-            <w:right w:w="108" w:type="dxa"/>
-          </w:tblCellMar>
-        </w:tblPrEx>
-        <w:trPr>
-          <w:trHeight w:val="756" w:hRule="atLeast"/>
-        </w:trPr>
-        <w:tc>
-          <w:tcPr>
-            <w:tcW w:w="1116" w:type="dxa"/>
-            <w:vAlign w:val="center"/>
-          </w:tcPr>
-          <w:p>
-            <w:pPr>
-              <w:jc w:val="center"/>
-              <w:rPr>
-                <w:rFonts w:ascii="宋体" w:hAnsi="宋体"/>
-              </w:rPr>
-            </w:pPr>
-          </w:p>
-        </w:tc>
-        <w:tc>
-          <w:tcPr>
-            <w:tcW w:w="1479" w:type="dxa"/>
-            <w:vAlign w:val="center"/>
-          </w:tcPr>
-          <w:p>
-            <w:pPr>
-              <w:jc w:val="center"/>
-              <w:rPr>
-                <w:rFonts w:ascii="宋体" w:hAnsi="宋体"/>
-              </w:rPr>
-            </w:pPr>
-          </w:p>
-        </w:tc>
-        <w:tc>
-          <w:tcPr>
-            <w:tcW w:w="1550" w:type="dxa"/>
-            <w:vAlign w:val="center"/>
-          </w:tcPr>
-          <w:p>
-            <w:pPr>
-              <w:jc w:val="center"/>
-              <w:rPr>
-                <w:rFonts w:ascii="宋体" w:hAnsi="宋体"/>
-              </w:rPr>
-            </w:pPr>
-          </w:p>
-        </w:tc>
-        <w:tc>
-          <w:tcPr>
-            <w:tcW w:w="1459" w:type="dxa"/>
-            <w:vAlign w:val="center"/>
-          </w:tcPr>
-          <w:p>
-            <w:pPr>
-              <w:jc w:val="center"/>
-              <w:rPr>
-                <w:rFonts w:ascii="宋体" w:hAnsi="宋体"/>
-              </w:rPr>
-            </w:pPr>
-          </w:p>
-        </w:tc>
-        <w:tc>
-          <w:tcPr>
-            <w:tcW w:w="1566" w:type="dxa"/>
-            <w:vAlign w:val="center"/>
-          </w:tcPr>
-          <w:p>
-            <w:pPr>
-              <w:jc w:val="center"/>
-              <w:rPr>
-                <w:rFonts w:ascii="宋体" w:hAnsi="宋体"/>
-              </w:rPr>
-            </w:pPr>
-          </w:p>
-        </w:tc>
-        <w:tc>
-          <w:tcPr>
-            <w:tcW w:w="2118" w:type="dxa"/>
-            <w:vAlign w:val="center"/>
-          </w:tcPr>
-          <w:p>
-            <w:pPr>
-              <w:jc w:val="center"/>
-              <w:rPr>
-                <w:rFonts w:ascii="宋体" w:hAnsi="宋体"/>
-              </w:rPr>
-            </w:pPr>
-          </w:p>
-        </w:tc>
-      </w:tr>
-      <w:tr>
-        <w:tblPrEx>
-          <w:tblBorders>
-            <w:top w:val="single" w:color="000000" w:sz="4" w:space="0"/>
-            <w:left w:val="single" w:color="000000" w:sz="4" w:space="0"/>
-            <w:bottom w:val="single" w:color="000000" w:sz="4" w:space="0"/>
-            <w:right w:val="single" w:color="000000" w:sz="4" w:space="0"/>
-            <w:insideH w:val="single" w:color="000000" w:sz="4" w:space="0"/>
-            <w:insideV w:val="single" w:color="000000" w:sz="4" w:space="0"/>
-          </w:tblBorders>
-          <w:tblCellMar>
-            <w:top w:w="0" w:type="dxa"/>
-            <w:left w:w="108" w:type="dxa"/>
-            <w:bottom w:w="0" w:type="dxa"/>
-            <w:right w:w="108" w:type="dxa"/>
-          </w:tblCellMar>
-        </w:tblPrEx>
-        <w:trPr>
-          <w:trHeight w:val="756" w:hRule="atLeast"/>
-        </w:trPr>
-        <w:tc>
-          <w:tcPr>
-            <w:tcW w:w="1116" w:type="dxa"/>
-            <w:vAlign w:val="center"/>
-          </w:tcPr>
-          <w:p>
-            <w:pPr>
-              <w:jc w:val="center"/>
-              <w:rPr>
-                <w:rFonts w:ascii="宋体" w:hAnsi="宋体"/>
-              </w:rPr>
-            </w:pPr>
-          </w:p>
-        </w:tc>
-        <w:tc>
-          <w:tcPr>
-            <w:tcW w:w="1479" w:type="dxa"/>
-            <w:vAlign w:val="center"/>
-          </w:tcPr>
-          <w:p>
-            <w:pPr>
-              <w:jc w:val="center"/>
-              <w:rPr>
-                <w:rFonts w:ascii="宋体" w:hAnsi="宋体"/>
-              </w:rPr>
-            </w:pPr>
-          </w:p>
-        </w:tc>
-        <w:tc>
-          <w:tcPr>
-            <w:tcW w:w="1550" w:type="dxa"/>
-            <w:vAlign w:val="center"/>
-          </w:tcPr>
-          <w:p>
-            <w:pPr>
-              <w:jc w:val="center"/>
-              <w:rPr>
-                <w:rFonts w:ascii="宋体" w:hAnsi="宋体"/>
-              </w:rPr>
-            </w:pPr>
-          </w:p>
-        </w:tc>
-        <w:tc>
-          <w:tcPr>
-            <w:tcW w:w="1459" w:type="dxa"/>
-            <w:vAlign w:val="center"/>
-          </w:tcPr>
-          <w:p>
-            <w:pPr>
-              <w:jc w:val="center"/>
-              <w:rPr>
-                <w:rFonts w:ascii="宋体" w:hAnsi="宋体"/>
-              </w:rPr>
-            </w:pPr>
-          </w:p>
-        </w:tc>
-        <w:tc>
-          <w:tcPr>
-            <w:tcW w:w="1566" w:type="dxa"/>
-            <w:vAlign w:val="center"/>
-          </w:tcPr>
-          <w:p>
-            <w:pPr>
-              <w:jc w:val="center"/>
-              <w:rPr>
-                <w:rFonts w:ascii="宋体" w:hAnsi="宋体"/>
-              </w:rPr>
-            </w:pPr>
-          </w:p>
-        </w:tc>
-        <w:tc>
-          <w:tcPr>
-            <w:tcW w:w="2118" w:type="dxa"/>
-            <w:vAlign w:val="center"/>
-          </w:tcPr>
-          <w:p>
-            <w:pPr>
-              <w:jc w:val="center"/>
-              <w:rPr>
-                <w:rFonts w:ascii="宋体" w:hAnsi="宋体"/>
-              </w:rPr>
-            </w:pPr>
-          </w:p>
-        </w:tc>
-      </w:tr>
-      <w:tr>
-        <w:tblPrEx>
-          <w:tblBorders>
-            <w:top w:val="single" w:color="000000" w:sz="4" w:space="0"/>
-            <w:left w:val="single" w:color="000000" w:sz="4" w:space="0"/>
-            <w:bottom w:val="single" w:color="000000" w:sz="4" w:space="0"/>
-            <w:right w:val="single" w:color="000000" w:sz="4" w:space="0"/>
-            <w:insideH w:val="single" w:color="000000" w:sz="4" w:space="0"/>
-            <w:insideV w:val="single" w:color="000000" w:sz="4" w:space="0"/>
-          </w:tblBorders>
-          <w:tblCellMar>
-            <w:top w:w="0" w:type="dxa"/>
-            <w:left w:w="108" w:type="dxa"/>
-            <w:bottom w:w="0" w:type="dxa"/>
-            <w:right w:w="108" w:type="dxa"/>
-          </w:tblCellMar>
-        </w:tblPrEx>
-        <w:trPr>
-          <w:trHeight w:val="756" w:hRule="atLeast"/>
-        </w:trPr>
-        <w:tc>
-          <w:tcPr>
-            <w:tcW w:w="1116" w:type="dxa"/>
-            <w:vAlign w:val="center"/>
-          </w:tcPr>
-          <w:p>
-            <w:pPr>
-              <w:jc w:val="center"/>
-              <w:rPr>
-                <w:rFonts w:ascii="宋体" w:hAnsi="宋体"/>
-              </w:rPr>
-            </w:pPr>
-          </w:p>
-        </w:tc>
-        <w:tc>
-          <w:tcPr>
-            <w:tcW w:w="1479" w:type="dxa"/>
-            <w:vAlign w:val="center"/>
-          </w:tcPr>
-          <w:p>
-            <w:pPr>
-              <w:jc w:val="center"/>
-              <w:rPr>
-                <w:rFonts w:ascii="宋体" w:hAnsi="宋体"/>
-              </w:rPr>
-            </w:pPr>
-          </w:p>
-        </w:tc>
-        <w:tc>
-          <w:tcPr>
-            <w:tcW w:w="1550" w:type="dxa"/>
-            <w:vAlign w:val="center"/>
-          </w:tcPr>
-          <w:p>
-            <w:pPr>
-              <w:jc w:val="center"/>
-              <w:rPr>
-                <w:rFonts w:ascii="宋体" w:hAnsi="宋体"/>
-              </w:rPr>
-            </w:pPr>
-          </w:p>
-        </w:tc>
-        <w:tc>
-          <w:tcPr>
-            <w:tcW w:w="1459" w:type="dxa"/>
-            <w:vAlign w:val="center"/>
-          </w:tcPr>
-          <w:p>
-            <w:pPr>
-              <w:jc w:val="center"/>
-              <w:rPr>
-                <w:rFonts w:ascii="宋体" w:hAnsi="宋体"/>
-              </w:rPr>
-            </w:pPr>
-          </w:p>
-        </w:tc>
-        <w:tc>
-          <w:tcPr>
-            <w:tcW w:w="1566" w:type="dxa"/>
-            <w:vAlign w:val="center"/>
-          </w:tcPr>
-          <w:p>
-            <w:pPr>
-              <w:jc w:val="center"/>
-              <w:rPr>
-                <w:rFonts w:ascii="宋体" w:hAnsi="宋体"/>
-              </w:rPr>
-            </w:pPr>
-          </w:p>
-        </w:tc>
-        <w:tc>
-          <w:tcPr>
-            <w:tcW w:w="2118" w:type="dxa"/>
-            <w:vAlign w:val="center"/>
-          </w:tcPr>
-          <w:p>
-            <w:pPr>
-              <w:jc w:val="center"/>
-              <w:rPr>
-                <w:rFonts w:ascii="宋体" w:hAnsi="宋体"/>
-              </w:rPr>
-            </w:pPr>
-          </w:p>
-        </w:tc>
-      </w:tr>
-      <w:tr>
-        <w:tblPrEx>
-          <w:tblBorders>
-            <w:top w:val="single" w:color="000000" w:sz="4" w:space="0"/>
-            <w:left w:val="single" w:color="000000" w:sz="4" w:space="0"/>
-            <w:bottom w:val="single" w:color="000000" w:sz="4" w:space="0"/>
-            <w:right w:val="single" w:color="000000" w:sz="4" w:space="0"/>
-            <w:insideH w:val="single" w:color="000000" w:sz="4" w:space="0"/>
-            <w:insideV w:val="single" w:color="000000" w:sz="4" w:space="0"/>
-          </w:tblBorders>
-          <w:tblCellMar>
-            <w:top w:w="0" w:type="dxa"/>
-            <w:left w:w="108" w:type="dxa"/>
-            <w:bottom w:w="0" w:type="dxa"/>
-            <w:right w:w="108" w:type="dxa"/>
-          </w:tblCellMar>
-        </w:tblPrEx>
-        <w:trPr>
-          <w:trHeight w:val="756" w:hRule="atLeast"/>
-        </w:trPr>
-        <w:tc>
-          <w:tcPr>
-            <w:tcW w:w="1116" w:type="dxa"/>
-            <w:vAlign w:val="center"/>
-          </w:tcPr>
-          <w:p>
-            <w:pPr>
-              <w:jc w:val="center"/>
-              <w:rPr>
-                <w:rFonts w:ascii="宋体" w:hAnsi="宋体"/>
-              </w:rPr>
-            </w:pPr>
-          </w:p>
-        </w:tc>
-        <w:tc>
-          <w:tcPr>
-            <w:tcW w:w="1479" w:type="dxa"/>
-            <w:vAlign w:val="center"/>
-          </w:tcPr>
-          <w:p>
-            <w:pPr>
-              <w:jc w:val="center"/>
-              <w:rPr>
-                <w:rFonts w:ascii="宋体" w:hAnsi="宋体"/>
-              </w:rPr>
-            </w:pPr>
-          </w:p>
-        </w:tc>
-        <w:tc>
-          <w:tcPr>
-            <w:tcW w:w="1550" w:type="dxa"/>
-            <w:vAlign w:val="center"/>
-          </w:tcPr>
-          <w:p>
-            <w:pPr>
-              <w:jc w:val="center"/>
-              <w:rPr>
-                <w:rFonts w:ascii="宋体" w:hAnsi="宋体"/>
-              </w:rPr>
-            </w:pPr>
-          </w:p>
-        </w:tc>
-        <w:tc>
-          <w:tcPr>
-            <w:tcW w:w="1459" w:type="dxa"/>
-            <w:vAlign w:val="center"/>
-          </w:tcPr>
-          <w:p>
-            <w:pPr>
-              <w:jc w:val="center"/>
-              <w:rPr>
-                <w:rFonts w:ascii="宋体" w:hAnsi="宋体"/>
-              </w:rPr>
-            </w:pPr>
-          </w:p>
-        </w:tc>
-        <w:tc>
-          <w:tcPr>
-            <w:tcW w:w="1566" w:type="dxa"/>
-            <w:vAlign w:val="center"/>
-          </w:tcPr>
-          <w:p>
-            <w:pPr>
-              <w:jc w:val="center"/>
-              <w:rPr>
-                <w:rFonts w:ascii="宋体" w:hAnsi="宋体"/>
-              </w:rPr>
-            </w:pPr>
-          </w:p>
-        </w:tc>
-        <w:tc>
-          <w:tcPr>
-            <w:tcW w:w="2118" w:type="dxa"/>
-            <w:vAlign w:val="center"/>
-          </w:tcPr>
-          <w:p>
-            <w:pPr>
-              <w:jc w:val="center"/>
-              <w:rPr>
-                <w:rFonts w:ascii="宋体" w:hAnsi="宋体"/>
-              </w:rPr>
-            </w:pPr>
-          </w:p>
-        </w:tc>
-      </w:tr>
-      <w:tr>
-        <w:tblPrEx>
-          <w:tblBorders>
-            <w:top w:val="single" w:color="000000" w:sz="4" w:space="0"/>
-            <w:left w:val="single" w:color="000000" w:sz="4" w:space="0"/>
-            <w:bottom w:val="single" w:color="000000" w:sz="4" w:space="0"/>
-            <w:right w:val="single" w:color="000000" w:sz="4" w:space="0"/>
-            <w:insideH w:val="single" w:color="000000" w:sz="4" w:space="0"/>
-            <w:insideV w:val="single" w:color="000000" w:sz="4" w:space="0"/>
-          </w:tblBorders>
-          <w:tblCellMar>
-            <w:top w:w="0" w:type="dxa"/>
-            <w:left w:w="108" w:type="dxa"/>
-            <w:bottom w:w="0" w:type="dxa"/>
-            <w:right w:w="108" w:type="dxa"/>
-          </w:tblCellMar>
-        </w:tblPrEx>
-        <w:trPr>
-          <w:trHeight w:val="756" w:hRule="atLeast"/>
-        </w:trPr>
-        <w:tc>
-          <w:tcPr>
-            <w:tcW w:w="1116" w:type="dxa"/>
-            <w:vAlign w:val="center"/>
-          </w:tcPr>
-          <w:p>
-            <w:pPr>
-              <w:jc w:val="center"/>
-              <w:rPr>
-                <w:rFonts w:ascii="宋体" w:hAnsi="宋体"/>
-              </w:rPr>
-            </w:pPr>
-          </w:p>
-        </w:tc>
-        <w:tc>
-          <w:tcPr>
-            <w:tcW w:w="1479" w:type="dxa"/>
-            <w:vAlign w:val="center"/>
-          </w:tcPr>
-          <w:p>
-            <w:pPr>
-              <w:jc w:val="center"/>
-              <w:rPr>
-                <w:rFonts w:ascii="宋体" w:hAnsi="宋体"/>
-              </w:rPr>
-            </w:pPr>
-          </w:p>
-        </w:tc>
-        <w:tc>
-          <w:tcPr>
-            <w:tcW w:w="1550" w:type="dxa"/>
-            <w:vAlign w:val="center"/>
-          </w:tcPr>
-          <w:p>
-            <w:pPr>
-              <w:jc w:val="center"/>
-              <w:rPr>
-                <w:rFonts w:ascii="宋体" w:hAnsi="宋体"/>
-              </w:rPr>
-            </w:pPr>
-          </w:p>
-        </w:tc>
-        <w:tc>
-          <w:tcPr>
-            <w:tcW w:w="1459" w:type="dxa"/>
-            <w:vAlign w:val="center"/>
-          </w:tcPr>
-          <w:p>
-            <w:pPr>
-              <w:jc w:val="center"/>
-              <w:rPr>
-                <w:rFonts w:ascii="宋体" w:hAnsi="宋体"/>
-              </w:rPr>
-            </w:pPr>
-          </w:p>
-        </w:tc>
-        <w:tc>
-          <w:tcPr>
-            <w:tcW w:w="1566" w:type="dxa"/>
-            <w:vAlign w:val="center"/>
-          </w:tcPr>
-          <w:p>
-            <w:pPr>
-              <w:jc w:val="center"/>
-              <w:rPr>
-                <w:rFonts w:ascii="宋体" w:hAnsi="宋体"/>
-              </w:rPr>
-            </w:pPr>
-          </w:p>
-        </w:tc>
-        <w:tc>
-          <w:tcPr>
-            <w:tcW w:w="2118" w:type="dxa"/>
-            <w:vAlign w:val="center"/>
-          </w:tcPr>
-          <w:p>
-            <w:pPr>
-              <w:jc w:val="center"/>
-              <w:rPr>
-                <w:rFonts w:ascii="宋体" w:hAnsi="宋体"/>
-              </w:rPr>
-            </w:pPr>
-          </w:p>
-        </w:tc>
-      </w:tr>
-      <w:tr>
-        <w:tblPrEx>
-          <w:tblBorders>
-            <w:top w:val="single" w:color="000000" w:sz="4" w:space="0"/>
-            <w:left w:val="single" w:color="000000" w:sz="4" w:space="0"/>
-            <w:bottom w:val="single" w:color="000000" w:sz="4" w:space="0"/>
-            <w:right w:val="single" w:color="000000" w:sz="4" w:space="0"/>
-            <w:insideH w:val="single" w:color="000000" w:sz="4" w:space="0"/>
-            <w:insideV w:val="single" w:color="000000" w:sz="4" w:space="0"/>
-          </w:tblBorders>
-          <w:tblCellMar>
-            <w:top w:w="0" w:type="dxa"/>
-            <w:left w:w="108" w:type="dxa"/>
-            <w:bottom w:w="0" w:type="dxa"/>
-            <w:right w:w="108" w:type="dxa"/>
-          </w:tblCellMar>
-        </w:tblPrEx>
-        <w:trPr>
-          <w:trHeight w:val="756" w:hRule="atLeast"/>
-        </w:trPr>
-        <w:tc>
-          <w:tcPr>
-            <w:tcW w:w="1116" w:type="dxa"/>
-            <w:vAlign w:val="center"/>
-          </w:tcPr>
-          <w:p>
-            <w:pPr>
-              <w:jc w:val="center"/>
-              <w:rPr>
-                <w:rFonts w:ascii="宋体" w:hAnsi="宋体"/>
-              </w:rPr>
-            </w:pPr>
-          </w:p>
-        </w:tc>
-        <w:tc>
-          <w:tcPr>
-            <w:tcW w:w="1479" w:type="dxa"/>
-            <w:vAlign w:val="center"/>
-          </w:tcPr>
-          <w:p>
-            <w:pPr>
-              <w:jc w:val="center"/>
-              <w:rPr>
-                <w:rFonts w:ascii="宋体" w:hAnsi="宋体"/>
-              </w:rPr>
-            </w:pPr>
-          </w:p>
-        </w:tc>
-        <w:tc>
-          <w:tcPr>
-            <w:tcW w:w="1550" w:type="dxa"/>
-            <w:vAlign w:val="center"/>
-          </w:tcPr>
-          <w:p>
-            <w:pPr>
-              <w:jc w:val="center"/>
-              <w:rPr>
-                <w:rFonts w:ascii="宋体" w:hAnsi="宋体"/>
-              </w:rPr>
-            </w:pPr>
-          </w:p>
-        </w:tc>
-        <w:tc>
-          <w:tcPr>
-            <w:tcW w:w="1459" w:type="dxa"/>
-            <w:vAlign w:val="center"/>
-          </w:tcPr>
-          <w:p>
-            <w:pPr>
-              <w:jc w:val="center"/>
-              <w:rPr>
-                <w:rFonts w:ascii="宋体" w:hAnsi="宋体"/>
-              </w:rPr>
-            </w:pPr>
-          </w:p>
-        </w:tc>
-        <w:tc>
-          <w:tcPr>
-            <w:tcW w:w="1566" w:type="dxa"/>
-            <w:vAlign w:val="center"/>
-          </w:tcPr>
-          <w:p>
-            <w:pPr>
-              <w:jc w:val="center"/>
-              <w:rPr>
-                <w:rFonts w:ascii="宋体" w:hAnsi="宋体"/>
-              </w:rPr>
-            </w:pPr>
-          </w:p>
-        </w:tc>
-        <w:tc>
-          <w:tcPr>
-            <w:tcW w:w="2118" w:type="dxa"/>
-            <w:vAlign w:val="center"/>
-          </w:tcPr>
-          <w:p>
-            <w:pPr>
-              <w:jc w:val="center"/>
-              <w:rPr>
-                <w:rFonts w:ascii="宋体" w:hAnsi="宋体"/>
-              </w:rPr>
-            </w:pPr>
-          </w:p>
-        </w:tc>
-      </w:tr>
-      <w:tr>
-        <w:tblPrEx>
-          <w:tblBorders>
-            <w:top w:val="single" w:color="000000" w:sz="4" w:space="0"/>
-            <w:left w:val="single" w:color="000000" w:sz="4" w:space="0"/>
-            <w:bottom w:val="single" w:color="000000" w:sz="4" w:space="0"/>
-            <w:right w:val="single" w:color="000000" w:sz="4" w:space="0"/>
-            <w:insideH w:val="single" w:color="000000" w:sz="4" w:space="0"/>
-            <w:insideV w:val="single" w:color="000000" w:sz="4" w:space="0"/>
-          </w:tblBorders>
-          <w:tblCellMar>
-            <w:top w:w="0" w:type="dxa"/>
-            <w:left w:w="108" w:type="dxa"/>
-            <w:bottom w:w="0" w:type="dxa"/>
-            <w:right w:w="108" w:type="dxa"/>
-          </w:tblCellMar>
-        </w:tblPrEx>
-        <w:trPr>
-          <w:trHeight w:val="756" w:hRule="atLeast"/>
-        </w:trPr>
-        <w:tc>
-          <w:tcPr>
-            <w:tcW w:w="1116" w:type="dxa"/>
-            <w:vAlign w:val="center"/>
-          </w:tcPr>
-          <w:p>
-            <w:pPr>
-              <w:jc w:val="center"/>
-              <w:rPr>
-                <w:rFonts w:ascii="宋体" w:hAnsi="宋体"/>
-              </w:rPr>
-            </w:pPr>
-          </w:p>
-        </w:tc>
-        <w:tc>
-          <w:tcPr>
-            <w:tcW w:w="1479" w:type="dxa"/>
-            <w:vAlign w:val="center"/>
-          </w:tcPr>
-          <w:p>
-            <w:pPr>
-              <w:jc w:val="center"/>
-              <w:rPr>
-                <w:rFonts w:ascii="宋体" w:hAnsi="宋体"/>
-              </w:rPr>
-            </w:pPr>
-          </w:p>
-        </w:tc>
-        <w:tc>
-          <w:tcPr>
-            <w:tcW w:w="1550" w:type="dxa"/>
-            <w:vAlign w:val="center"/>
-          </w:tcPr>
-          <w:p>
-            <w:pPr>
-              <w:jc w:val="center"/>
-              <w:rPr>
-                <w:rFonts w:ascii="宋体" w:hAnsi="宋体"/>
-              </w:rPr>
-            </w:pPr>
-          </w:p>
-        </w:tc>
-        <w:tc>
-          <w:tcPr>
-            <w:tcW w:w="1459" w:type="dxa"/>
-            <w:vAlign w:val="center"/>
-          </w:tcPr>
-          <w:p>
-            <w:pPr>
-              <w:jc w:val="center"/>
-              <w:rPr>
-                <w:rFonts w:ascii="宋体" w:hAnsi="宋体"/>
-              </w:rPr>
-            </w:pPr>
-          </w:p>
-        </w:tc>
-        <w:tc>
-          <w:tcPr>
-            <w:tcW w:w="1566" w:type="dxa"/>
-            <w:vAlign w:val="center"/>
-          </w:tcPr>
-          <w:p>
-            <w:pPr>
-              <w:jc w:val="center"/>
-              <w:rPr>
-                <w:rFonts w:ascii="宋体" w:hAnsi="宋体"/>
-              </w:rPr>
-            </w:pPr>
-          </w:p>
-        </w:tc>
-        <w:tc>
-          <w:tcPr>
-            <w:tcW w:w="2118" w:type="dxa"/>
-            <w:vAlign w:val="center"/>
-          </w:tcPr>
-          <w:p>
-            <w:pPr>
-              <w:jc w:val="center"/>
-              <w:rPr>
-                <w:rFonts w:ascii="宋体" w:hAnsi="宋体"/>
-              </w:rPr>
-            </w:pPr>
-          </w:p>
-        </w:tc>
-      </w:tr>
+    </w:tbl>
+    <w:p>
+      <w:pPr>
+        <w:rPr>
+          <w:rFonts w:ascii="宋体" w:hAnsi="宋体"/>
+        </w:rPr>
+      </w:pPr>
       <w:bookmarkEnd w:id="4"/>
-    </w:tbl>
-    <w:p>
-      <w:pPr>
-        <w:rPr>
-          <w:rFonts w:ascii="宋体" w:hAnsi="宋体"/>
-        </w:rPr>
-      </w:pPr>
     </w:p>
     <w:p>
       <w:pPr>
@@ -1997,19 +1274,19 @@
       <w:pPr>
         <w:jc w:val="center"/>
         <w:rPr>
-          <w:rFonts w:ascii="黑体" w:hAnsi="黑体" w:eastAsia="黑体" w:cs="Times New Roman"/>
+          <w:rFonts w:ascii="黑体" w:eastAsia="黑体" w:hAnsi="黑体" w:cs="Times New Roman"/>
           <w:sz w:val="36"/>
           <w:szCs w:val="36"/>
         </w:rPr>
         <w:sectPr>
-          <w:headerReference r:id="rId4" w:type="first"/>
-          <w:footerReference r:id="rId6" w:type="first"/>
-          <w:headerReference r:id="rId3" w:type="default"/>
-          <w:footerReference r:id="rId5" w:type="default"/>
+          <w:headerReference w:type="default" r:id="rId5"/>
+          <w:footerReference w:type="default" r:id="rId6"/>
+          <w:headerReference w:type="first" r:id="rId7"/>
+          <w:footerReference w:type="first" r:id="rId8"/>
           <w:pgSz w:w="11906" w:h="16838"/>
           <w:pgMar w:top="1440" w:right="1800" w:bottom="1440" w:left="1800" w:header="851" w:footer="992" w:gutter="0"/>
           <w:pgNumType w:start="1"/>
-          <w:cols w:space="720" w:num="1"/>
+          <w:cols w:num="1" w:space="720"/>
           <w:titlePg/>
           <w:docGrid w:type="lines" w:linePitch="326" w:charSpace="0"/>
         </w:sectPr>
@@ -2017,7 +1294,7 @@
     </w:p>
     <w:p>
       <w:pPr>
-        <w:pStyle w:val="12"/>
+        <w:pStyle w:val="TOC1"/>
       </w:pPr>
       <w:r>
         <w:rPr>
@@ -2025,15 +1302,162 @@
         </w:rPr>
         <w:t>目  录</w:t>
       </w:r>
-      <w:bookmarkStart w:id="22" w:name="_GoBack"/>
-      <w:bookmarkEnd w:id="22"/>
-    </w:p>
-    <w:p>
-      <w:pPr>
-        <w:pStyle w:val="12"/>
+    </w:p>
+    <w:p>
+      <w:pPr>
+        <w:pStyle w:val="TOC1"/>
         <w:tabs>
+          <w:tab w:val="clear" w:pos="8296"/>
           <w:tab w:val="right" w:leader="dot" w:pos="8306"/>
+        </w:tabs>
+        <w:rPr>
+          <w:b w:val="0"/>
+          <w:bCs w:val="0"/>
+          <w:sz w:val="24"/>
+          <w:szCs w:val="24"/>
+        </w:rPr>
+      </w:pPr>
+      <w:r>
+        <w:rPr>
+          <w:rFonts w:ascii="宋体" w:hAnsi="宋体"/>
+          <w:b w:val="0"/>
+          <w:bCs w:val="0"/>
+          <w:sz w:val="24"/>
+          <w:szCs w:val="24"/>
+        </w:rPr>
+        <w:fldChar w:fldCharType="begin"/>
+      </w:r>
+      <w:r>
+        <w:rPr>
+          <w:rFonts w:ascii="宋体" w:hAnsi="宋体"/>
+          <w:b w:val="0"/>
+          <w:bCs w:val="0"/>
+          <w:sz w:val="24"/>
+          <w:szCs w:val="24"/>
+        </w:rPr>
+        <w:instrText xml:space="preserve"> TOC \o "1-3" \h \z \u </w:instrText>
+      </w:r>
+      <w:r>
+        <w:rPr>
+          <w:rFonts w:ascii="宋体" w:hAnsi="宋体"/>
+          <w:b w:val="0"/>
+          <w:bCs w:val="0"/>
+          <w:sz w:val="24"/>
+          <w:szCs w:val="24"/>
+        </w:rPr>
+        <w:fldChar w:fldCharType="separate"/>
+      </w:r>
+      <w:r>
+        <w:rPr>
+          <w:rFonts w:ascii="宋体" w:hAnsi="宋体"/>
+          <w:b w:val="0"/>
+          <w:bCs w:val="0"/>
+          <w:sz w:val="24"/>
+          <w:szCs w:val="24"/>
+        </w:rPr>
+        <w:fldChar w:fldCharType="begin"/>
+      </w:r>
+      <w:r>
+        <w:rPr>
+          <w:rFonts w:ascii="宋体" w:hAnsi="宋体"/>
+          <w:b w:val="0"/>
+          <w:bCs w:val="0"/>
+          <w:sz w:val="24"/>
+          <w:szCs w:val="24"/>
+        </w:rPr>
+        <w:instrText xml:space="preserve"> HYPERLINK \l _Toc27036 </w:instrText>
+      </w:r>
+      <w:r>
+        <w:rPr>
+          <w:rFonts w:ascii="宋体" w:hAnsi="宋体"/>
+          <w:b w:val="0"/>
+          <w:bCs w:val="0"/>
+          <w:sz w:val="24"/>
+          <w:szCs w:val="24"/>
+        </w:rPr>
+        <w:fldChar w:fldCharType="separate"/>
+      </w:r>
+      <w:r>
+        <w:rPr>
+          <w:rFonts w:ascii="宋体" w:hAnsi="宋体" w:cs="宋体" w:hint="eastAsia"/>
+          <w:b w:val="0"/>
+          <w:bCs w:val="0"/>
+          <w:sz w:val="24"/>
+          <w:szCs w:val="24"/>
+        </w:rPr>
+        <w:t>第一条 前言</w:t>
+      </w:r>
+      <w:r>
+        <w:rPr>
+          <w:b w:val="0"/>
+          <w:bCs w:val="0"/>
+          <w:sz w:val="24"/>
+          <w:szCs w:val="24"/>
+        </w:rPr>
+        <w:tab/>
+      </w:r>
+      <w:r>
+        <w:rPr>
+          <w:b w:val="0"/>
+          <w:bCs w:val="0"/>
+          <w:sz w:val="24"/>
+          <w:szCs w:val="24"/>
+        </w:rPr>
+        <w:fldChar w:fldCharType="begin"/>
+      </w:r>
+      <w:r>
+        <w:rPr>
+          <w:b w:val="0"/>
+          <w:bCs w:val="0"/>
+          <w:sz w:val="24"/>
+          <w:szCs w:val="24"/>
+        </w:rPr>
+        <w:instrText xml:space="preserve"> PAGEREF _Toc27036 </w:instrText>
+      </w:r>
+      <w:r>
+        <w:rPr>
+          <w:b w:val="0"/>
+          <w:bCs w:val="0"/>
+          <w:sz w:val="24"/>
+          <w:szCs w:val="24"/>
+        </w:rPr>
+        <w:fldChar w:fldCharType="separate"/>
+      </w:r>
+      <w:r>
+        <w:rPr>
+          <w:b w:val="0"/>
+          <w:bCs w:val="0"/>
+          <w:sz w:val="24"/>
+          <w:szCs w:val="24"/>
+        </w:rPr>
+        <w:t>1</w:t>
+      </w:r>
+      <w:r>
+        <w:rPr>
+          <w:b w:val="0"/>
+          <w:bCs w:val="0"/>
+          <w:sz w:val="24"/>
+          <w:szCs w:val="24"/>
+        </w:rPr>
+        <w:fldChar w:fldCharType="end"/>
+      </w:r>
+      <w:r>
+        <w:rPr>
+          <w:rFonts w:ascii="宋体" w:hAnsi="宋体"/>
+          <w:b w:val="0"/>
+          <w:bCs w:val="0"/>
+          <w:sz w:val="24"/>
+          <w:szCs w:val="24"/>
+        </w:rPr>
+        <w:fldChar w:fldCharType="end"/>
+      </w:r>
+    </w:p>
+    <w:p>
+      <w:pPr>
+        <w:pStyle w:val="TOC1"/>
+        <w:tabs>
           <w:tab w:val="clear" w:pos="8296"/>
+          <w:tab w:val="right" w:leader="dot" w:pos="8306"/>
         </w:tabs>
         <w:rPr>
           <w:b w:val="0"/>
@@ -2060,7 +1484,7 @@
           <w:sz w:val="24"/>
           <w:szCs w:val="24"/>
         </w:rPr>
-        <w:instrText xml:space="preserve"> TOC \o "1-3" \h \z \u </w:instrText>
+        <w:instrText xml:space="preserve"> HYPERLINK \l _Toc12500 </w:instrText>
       </w:r>
       <w:r>
         <w:rPr>
@@ -2074,12 +1498,121 @@
       </w:r>
       <w:r>
         <w:rPr>
+          <w:rFonts w:ascii="宋体" w:hAnsi="宋体" w:cs="宋体" w:hint="eastAsia"/>
+          <w:b w:val="0"/>
+          <w:bCs w:val="0"/>
+          <w:sz w:val="24"/>
+          <w:szCs w:val="24"/>
+        </w:rPr>
+        <w:t>第二条</w:t>
+      </w:r>
+      <w:r>
+        <w:rPr>
+          <w:rFonts w:ascii="宋体" w:hAnsi="宋体" w:cs="宋体"/>
+          <w:b w:val="0"/>
+          <w:bCs w:val="0"/>
+          <w:sz w:val="24"/>
+          <w:szCs w:val="24"/>
+        </w:rPr>
+        <w:t xml:space="preserve"> </w:t>
+      </w:r>
+      <w:r>
+        <w:rPr>
+          <w:rFonts w:ascii="宋体" w:hAnsi="宋体" w:cs="宋体" w:hint="eastAsia"/>
+          <w:b w:val="0"/>
+          <w:bCs w:val="0"/>
+          <w:sz w:val="24"/>
+          <w:szCs w:val="24"/>
+        </w:rPr>
+        <w:t>目标</w:t>
+      </w:r>
+      <w:r>
+        <w:rPr>
+          <w:b w:val="0"/>
+          <w:bCs w:val="0"/>
+          <w:sz w:val="24"/>
+          <w:szCs w:val="24"/>
+        </w:rPr>
+        <w:tab/>
+      </w:r>
+      <w:r>
+        <w:rPr>
+          <w:b w:val="0"/>
+          <w:bCs w:val="0"/>
+          <w:sz w:val="24"/>
+          <w:szCs w:val="24"/>
+        </w:rPr>
+        <w:fldChar w:fldCharType="begin"/>
+      </w:r>
+      <w:r>
+        <w:rPr>
+          <w:b w:val="0"/>
+          <w:bCs w:val="0"/>
+          <w:sz w:val="24"/>
+          <w:szCs w:val="24"/>
+        </w:rPr>
+        <w:instrText xml:space="preserve"> PAGEREF _Toc12500 </w:instrText>
+      </w:r>
+      <w:r>
+        <w:rPr>
+          <w:b w:val="0"/>
+          <w:bCs w:val="0"/>
+          <w:sz w:val="24"/>
+          <w:szCs w:val="24"/>
+        </w:rPr>
+        <w:fldChar w:fldCharType="separate"/>
+      </w:r>
+      <w:r>
+        <w:rPr>
+          <w:b w:val="0"/>
+          <w:bCs w:val="0"/>
+          <w:sz w:val="24"/>
+          <w:szCs w:val="24"/>
+        </w:rPr>
+        <w:t>1</w:t>
+      </w:r>
+      <w:r>
+        <w:rPr>
+          <w:b w:val="0"/>
+          <w:bCs w:val="0"/>
+          <w:sz w:val="24"/>
+          <w:szCs w:val="24"/>
+        </w:rPr>
+        <w:fldChar w:fldCharType="end"/>
+      </w:r>
+      <w:r>
+        <w:rPr>
           <w:rFonts w:ascii="宋体" w:hAnsi="宋体"/>
           <w:b w:val="0"/>
           <w:bCs w:val="0"/>
           <w:sz w:val="24"/>
           <w:szCs w:val="24"/>
         </w:rPr>
+        <w:fldChar w:fldCharType="end"/>
+      </w:r>
+    </w:p>
+    <w:p>
+      <w:pPr>
+        <w:pStyle w:val="TOC1"/>
+        <w:tabs>
+          <w:tab w:val="clear" w:pos="8296"/>
+          <w:tab w:val="right" w:leader="dot" w:pos="8306"/>
+        </w:tabs>
+        <w:rPr>
+          <w:b w:val="0"/>
+          <w:bCs w:val="0"/>
+          <w:sz w:val="24"/>
+          <w:szCs w:val="24"/>
+        </w:rPr>
+      </w:pPr>
+      <w:r>
+        <w:rPr>
+          <w:rFonts w:ascii="宋体" w:hAnsi="宋体"/>
+          <w:b w:val="0"/>
+          <w:bCs w:val="0"/>
+          <w:sz w:val="24"/>
+          <w:szCs w:val="24"/>
+        </w:rPr>
         <w:fldChar w:fldCharType="begin"/>
       </w:r>
       <w:r>
@@ -2090,7 +1623,7 @@
           <w:sz w:val="24"/>
           <w:szCs w:val="24"/>
         </w:rPr>
-        <w:instrText xml:space="preserve"> HYPERLINK \l _Toc27036 </w:instrText>
+        <w:instrText xml:space="preserve"> HYPERLINK \l _Toc24710 </w:instrText>
       </w:r>
       <w:r>
         <w:rPr>
@@ -2104,13 +1637,13 @@
       </w:r>
       <w:r>
         <w:rPr>
-          <w:rFonts w:hint="eastAsia" w:ascii="宋体" w:hAnsi="宋体" w:cs="宋体"/>
-          <w:b w:val="0"/>
-          <w:bCs w:val="0"/>
-          <w:sz w:val="24"/>
-          <w:szCs w:val="24"/>
-        </w:rPr>
-        <w:t>第一条 前言</w:t>
+          <w:rFonts w:ascii="宋体" w:hAnsi="宋体" w:cs="宋体" w:hint="eastAsia"/>
+          <w:b w:val="0"/>
+          <w:bCs w:val="0"/>
+          <w:sz w:val="24"/>
+          <w:szCs w:val="24"/>
+        </w:rPr>
+        <w:t>第三条适用范围</w:t>
       </w:r>
       <w:r>
         <w:rPr>
@@ -2137,7 +1670,7 @@
           <w:sz w:val="24"/>
           <w:szCs w:val="24"/>
         </w:rPr>
-        <w:instrText xml:space="preserve"> PAGEREF _Toc27036 </w:instrText>
+        <w:instrText xml:space="preserve"> PAGEREF _Toc24710 </w:instrText>
       </w:r>
       <w:r>
         <w:rPr>
@@ -2179,10 +1712,10 @@
     </w:p>
     <w:p>
       <w:pPr>
-        <w:pStyle w:val="12"/>
+        <w:pStyle w:val="TOC1"/>
         <w:tabs>
+          <w:tab w:val="clear" w:pos="8296"/>
           <w:tab w:val="right" w:leader="dot" w:pos="8306"/>
-          <w:tab w:val="clear" w:pos="8296"/>
         </w:tabs>
         <w:rPr>
           <w:b w:val="0"/>
@@ -2209,7 +1742,7 @@
           <w:sz w:val="24"/>
           <w:szCs w:val="24"/>
         </w:rPr>
-        <w:instrText xml:space="preserve"> HYPERLINK \l _Toc12500 </w:instrText>
+        <w:instrText xml:space="preserve"> HYPERLINK \l _Toc30673 </w:instrText>
       </w:r>
       <w:r>
         <w:rPr>
@@ -2223,13 +1756,13 @@
       </w:r>
       <w:r>
         <w:rPr>
-          <w:rFonts w:hint="eastAsia" w:ascii="宋体" w:hAnsi="宋体" w:cs="宋体"/>
-          <w:b w:val="0"/>
-          <w:bCs w:val="0"/>
-          <w:sz w:val="24"/>
-          <w:szCs w:val="24"/>
-        </w:rPr>
-        <w:t>第二条</w:t>
+          <w:rFonts w:ascii="宋体" w:hAnsi="宋体" w:cs="宋体" w:hint="eastAsia"/>
+          <w:b w:val="0"/>
+          <w:bCs w:val="0"/>
+          <w:sz w:val="24"/>
+          <w:szCs w:val="24"/>
+        </w:rPr>
+        <w:t>第四条</w:t>
       </w:r>
       <w:r>
         <w:rPr>
@@ -2239,17 +1772,17 @@
           <w:sz w:val="24"/>
           <w:szCs w:val="24"/>
         </w:rPr>
-        <w:t xml:space="preserve"> </w:t>
-      </w:r>
-      <w:r>
-        <w:rPr>
-          <w:rFonts w:hint="eastAsia" w:ascii="宋体" w:hAnsi="宋体" w:cs="宋体"/>
-          <w:b w:val="0"/>
-          <w:bCs w:val="0"/>
-          <w:sz w:val="24"/>
-          <w:szCs w:val="24"/>
-        </w:rPr>
-        <w:t>目标</w:t>
+        <w:t xml:space="preserve">  </w:t>
+      </w:r>
+      <w:r>
+        <w:rPr>
+          <w:rFonts w:ascii="宋体" w:hAnsi="宋体" w:cs="宋体" w:hint="eastAsia"/>
+          <w:b w:val="0"/>
+          <w:bCs w:val="0"/>
+          <w:sz w:val="24"/>
+          <w:szCs w:val="24"/>
+        </w:rPr>
+        <w:t>权责分工</w:t>
       </w:r>
       <w:r>
         <w:rPr>
@@ -2276,7 +1809,7 @@
           <w:sz w:val="24"/>
           <w:szCs w:val="24"/>
         </w:rPr>
-        <w:instrText xml:space="preserve"> PAGEREF _Toc12500 </w:instrText>
+        <w:instrText xml:space="preserve"> PAGEREF _Toc30673 </w:instrText>
       </w:r>
       <w:r>
         <w:rPr>
@@ -2318,265 +1851,7 @@
     </w:p>
     <w:p>
       <w:pPr>
-        <w:pStyle w:val="12"/>
-        <w:tabs>
-          <w:tab w:val="right" w:leader="dot" w:pos="8306"/>
-          <w:tab w:val="clear" w:pos="8296"/>
-        </w:tabs>
-        <w:rPr>
-          <w:b w:val="0"/>
-          <w:bCs w:val="0"/>
-          <w:sz w:val="24"/>
-          <w:szCs w:val="24"/>
-        </w:rPr>
-      </w:pPr>
-      <w:r>
-        <w:rPr>
-          <w:rFonts w:ascii="宋体" w:hAnsi="宋体"/>
-          <w:b w:val="0"/>
-          <w:bCs w:val="0"/>
-          <w:sz w:val="24"/>
-          <w:szCs w:val="24"/>
-        </w:rPr>
-        <w:fldChar w:fldCharType="begin"/>
-      </w:r>
-      <w:r>
-        <w:rPr>
-          <w:rFonts w:ascii="宋体" w:hAnsi="宋体"/>
-          <w:b w:val="0"/>
-          <w:bCs w:val="0"/>
-          <w:sz w:val="24"/>
-          <w:szCs w:val="24"/>
-        </w:rPr>
-        <w:instrText xml:space="preserve"> HYPERLINK \l _Toc24710 </w:instrText>
-      </w:r>
-      <w:r>
-        <w:rPr>
-          <w:rFonts w:ascii="宋体" w:hAnsi="宋体"/>
-          <w:b w:val="0"/>
-          <w:bCs w:val="0"/>
-          <w:sz w:val="24"/>
-          <w:szCs w:val="24"/>
-        </w:rPr>
-        <w:fldChar w:fldCharType="separate"/>
-      </w:r>
-      <w:r>
-        <w:rPr>
-          <w:rFonts w:hint="eastAsia" w:ascii="宋体" w:hAnsi="宋体" w:cs="宋体"/>
-          <w:b w:val="0"/>
-          <w:bCs w:val="0"/>
-          <w:sz w:val="24"/>
-          <w:szCs w:val="24"/>
-        </w:rPr>
-        <w:t>第三条适用范围</w:t>
-      </w:r>
-      <w:r>
-        <w:rPr>
-          <w:b w:val="0"/>
-          <w:bCs w:val="0"/>
-          <w:sz w:val="24"/>
-          <w:szCs w:val="24"/>
-        </w:rPr>
-        <w:tab/>
-      </w:r>
-      <w:r>
-        <w:rPr>
-          <w:b w:val="0"/>
-          <w:bCs w:val="0"/>
-          <w:sz w:val="24"/>
-          <w:szCs w:val="24"/>
-        </w:rPr>
-        <w:fldChar w:fldCharType="begin"/>
-      </w:r>
-      <w:r>
-        <w:rPr>
-          <w:b w:val="0"/>
-          <w:bCs w:val="0"/>
-          <w:sz w:val="24"/>
-          <w:szCs w:val="24"/>
-        </w:rPr>
-        <w:instrText xml:space="preserve"> PAGEREF _Toc24710 </w:instrText>
-      </w:r>
-      <w:r>
-        <w:rPr>
-          <w:b w:val="0"/>
-          <w:bCs w:val="0"/>
-          <w:sz w:val="24"/>
-          <w:szCs w:val="24"/>
-        </w:rPr>
-        <w:fldChar w:fldCharType="separate"/>
-      </w:r>
-      <w:r>
-        <w:rPr>
-          <w:b w:val="0"/>
-          <w:bCs w:val="0"/>
-          <w:sz w:val="24"/>
-          <w:szCs w:val="24"/>
-        </w:rPr>
-        <w:t>1</w:t>
-      </w:r>
-      <w:r>
-        <w:rPr>
-          <w:b w:val="0"/>
-          <w:bCs w:val="0"/>
-          <w:sz w:val="24"/>
-          <w:szCs w:val="24"/>
-        </w:rPr>
-        <w:fldChar w:fldCharType="end"/>
-      </w:r>
-      <w:r>
-        <w:rPr>
-          <w:rFonts w:ascii="宋体" w:hAnsi="宋体"/>
-          <w:b w:val="0"/>
-          <w:bCs w:val="0"/>
-          <w:sz w:val="24"/>
-          <w:szCs w:val="24"/>
-        </w:rPr>
-        <w:fldChar w:fldCharType="end"/>
-      </w:r>
-    </w:p>
-    <w:p>
-      <w:pPr>
-        <w:pStyle w:val="12"/>
-        <w:tabs>
-          <w:tab w:val="right" w:leader="dot" w:pos="8306"/>
-          <w:tab w:val="clear" w:pos="8296"/>
-        </w:tabs>
-        <w:rPr>
-          <w:b w:val="0"/>
-          <w:bCs w:val="0"/>
-          <w:sz w:val="24"/>
-          <w:szCs w:val="24"/>
-        </w:rPr>
-      </w:pPr>
-      <w:r>
-        <w:rPr>
-          <w:rFonts w:ascii="宋体" w:hAnsi="宋体"/>
-          <w:b w:val="0"/>
-          <w:bCs w:val="0"/>
-          <w:sz w:val="24"/>
-          <w:szCs w:val="24"/>
-        </w:rPr>
-        <w:fldChar w:fldCharType="begin"/>
-      </w:r>
-      <w:r>
-        <w:rPr>
-          <w:rFonts w:ascii="宋体" w:hAnsi="宋体"/>
-          <w:b w:val="0"/>
-          <w:bCs w:val="0"/>
-          <w:sz w:val="24"/>
-          <w:szCs w:val="24"/>
-        </w:rPr>
-        <w:instrText xml:space="preserve"> HYPERLINK \l _Toc30673 </w:instrText>
-      </w:r>
-      <w:r>
-        <w:rPr>
-          <w:rFonts w:ascii="宋体" w:hAnsi="宋体"/>
-          <w:b w:val="0"/>
-          <w:bCs w:val="0"/>
-          <w:sz w:val="24"/>
-          <w:szCs w:val="24"/>
-        </w:rPr>
-        <w:fldChar w:fldCharType="separate"/>
-      </w:r>
-      <w:r>
-        <w:rPr>
-          <w:rFonts w:hint="eastAsia" w:ascii="宋体" w:hAnsi="宋体" w:cs="宋体"/>
-          <w:b w:val="0"/>
-          <w:bCs w:val="0"/>
-          <w:sz w:val="24"/>
-          <w:szCs w:val="24"/>
-        </w:rPr>
-        <w:t>第四条</w:t>
-      </w:r>
-      <w:r>
-        <w:rPr>
-          <w:rFonts w:ascii="宋体" w:hAnsi="宋体" w:cs="宋体"/>
-          <w:b w:val="0"/>
-          <w:bCs w:val="0"/>
-          <w:sz w:val="24"/>
-          <w:szCs w:val="24"/>
-        </w:rPr>
-        <w:t xml:space="preserve">  </w:t>
-      </w:r>
-      <w:r>
-        <w:rPr>
-          <w:rFonts w:hint="eastAsia" w:ascii="宋体" w:hAnsi="宋体" w:cs="宋体"/>
-          <w:b w:val="0"/>
-          <w:bCs w:val="0"/>
-          <w:sz w:val="24"/>
-          <w:szCs w:val="24"/>
-        </w:rPr>
-        <w:t>权责分工</w:t>
-      </w:r>
-      <w:r>
-        <w:rPr>
-          <w:b w:val="0"/>
-          <w:bCs w:val="0"/>
-          <w:sz w:val="24"/>
-          <w:szCs w:val="24"/>
-        </w:rPr>
-        <w:tab/>
-      </w:r>
-      <w:r>
-        <w:rPr>
-          <w:b w:val="0"/>
-          <w:bCs w:val="0"/>
-          <w:sz w:val="24"/>
-          <w:szCs w:val="24"/>
-        </w:rPr>
-        <w:fldChar w:fldCharType="begin"/>
-      </w:r>
-      <w:r>
-        <w:rPr>
-          <w:b w:val="0"/>
-          <w:bCs w:val="0"/>
-          <w:sz w:val="24"/>
-          <w:szCs w:val="24"/>
-        </w:rPr>
-        <w:instrText xml:space="preserve"> PAGEREF _Toc30673 </w:instrText>
-      </w:r>
-      <w:r>
-        <w:rPr>
-          <w:b w:val="0"/>
-          <w:bCs w:val="0"/>
-          <w:sz w:val="24"/>
-          <w:szCs w:val="24"/>
-        </w:rPr>
-        <w:fldChar w:fldCharType="separate"/>
-      </w:r>
-      <w:r>
-        <w:rPr>
-          <w:b w:val="0"/>
-          <w:bCs w:val="0"/>
-          <w:sz w:val="24"/>
-          <w:szCs w:val="24"/>
-        </w:rPr>
-        <w:t>1</w:t>
-      </w:r>
-      <w:r>
-        <w:rPr>
-          <w:b w:val="0"/>
-          <w:bCs w:val="0"/>
-          <w:sz w:val="24"/>
-          <w:szCs w:val="24"/>
-        </w:rPr>
-        <w:fldChar w:fldCharType="end"/>
-      </w:r>
-      <w:r>
-        <w:rPr>
-          <w:rFonts w:ascii="宋体" w:hAnsi="宋体"/>
-          <w:b w:val="0"/>
-          <w:bCs w:val="0"/>
-          <w:sz w:val="24"/>
-          <w:szCs w:val="24"/>
-        </w:rPr>
-        <w:fldChar w:fldCharType="end"/>
-      </w:r>
-    </w:p>
-    <w:p>
-      <w:pPr>
-        <w:pStyle w:val="13"/>
+        <w:pStyle w:val="TOC2"/>
         <w:tabs>
           <w:tab w:val="right" w:leader="dot" w:pos="8306"/>
         </w:tabs>
@@ -2619,7 +1894,7 @@
       </w:r>
       <w:r>
         <w:rPr>
-          <w:rFonts w:hint="eastAsia" w:ascii="宋体" w:hAnsi="宋体" w:cs="宋体"/>
+          <w:rFonts w:ascii="宋体" w:hAnsi="宋体" w:cs="宋体" w:hint="eastAsia"/>
           <w:b w:val="0"/>
           <w:bCs w:val="0"/>
           <w:sz w:val="24"/>
@@ -2694,10 +1969,10 @@
     </w:p>
     <w:p>
       <w:pPr>
-        <w:pStyle w:val="12"/>
+        <w:pStyle w:val="TOC1"/>
         <w:tabs>
+          <w:tab w:val="clear" w:pos="8296"/>
           <w:tab w:val="right" w:leader="dot" w:pos="8306"/>
-          <w:tab w:val="clear" w:pos="8296"/>
         </w:tabs>
         <w:rPr>
           <w:b w:val="0"/>
@@ -2738,7 +2013,7 @@
       </w:r>
       <w:r>
         <w:rPr>
-          <w:rFonts w:hint="eastAsia" w:ascii="宋体" w:hAnsi="宋体" w:cs="宋体"/>
+          <w:rFonts w:ascii="宋体" w:hAnsi="宋体" w:cs="宋体" w:hint="eastAsia"/>
           <w:b w:val="0"/>
           <w:bCs w:val="0"/>
           <w:sz w:val="24"/>
@@ -2758,7 +2033,7 @@
       </w:r>
       <w:r>
         <w:rPr>
-          <w:rFonts w:hint="eastAsia" w:ascii="宋体" w:hAnsi="宋体" w:cs="宋体"/>
+          <w:rFonts w:ascii="宋体" w:hAnsi="宋体" w:cs="宋体" w:hint="eastAsia"/>
           <w:b w:val="0"/>
           <w:bCs w:val="0"/>
           <w:sz w:val="24"/>
@@ -2833,7 +2108,7 @@
     </w:p>
     <w:p>
       <w:pPr>
-        <w:pStyle w:val="13"/>
+        <w:pStyle w:val="TOC2"/>
         <w:tabs>
           <w:tab w:val="right" w:leader="dot" w:pos="8306"/>
         </w:tabs>
@@ -2886,7 +2161,7 @@
       </w:r>
       <w:r>
         <w:rPr>
-          <w:rFonts w:hint="eastAsia" w:ascii="宋体" w:hAnsi="宋体" w:cs="宋体"/>
+          <w:rFonts w:ascii="宋体" w:hAnsi="宋体" w:cs="宋体" w:hint="eastAsia"/>
           <w:b w:val="0"/>
           <w:bCs w:val="0"/>
           <w:sz w:val="24"/>
@@ -2961,7 +2236,7 @@
     </w:p>
     <w:p>
       <w:pPr>
-        <w:pStyle w:val="13"/>
+        <w:pStyle w:val="TOC2"/>
         <w:tabs>
           <w:tab w:val="right" w:leader="dot" w:pos="8306"/>
         </w:tabs>
@@ -3014,7 +2289,7 @@
       </w:r>
       <w:r>
         <w:rPr>
-          <w:rFonts w:hint="eastAsia" w:ascii="宋体" w:hAnsi="宋体" w:cs="宋体"/>
+          <w:rFonts w:ascii="宋体" w:hAnsi="宋体" w:cs="宋体" w:hint="eastAsia"/>
           <w:b w:val="0"/>
           <w:bCs w:val="0"/>
           <w:sz w:val="24"/>
@@ -3089,7 +2364,7 @@
     </w:p>
     <w:p>
       <w:pPr>
-        <w:pStyle w:val="13"/>
+        <w:pStyle w:val="TOC2"/>
         <w:tabs>
           <w:tab w:val="right" w:leader="dot" w:pos="8306"/>
         </w:tabs>
@@ -3142,7 +2417,7 @@
       </w:r>
       <w:r>
         <w:rPr>
-          <w:rFonts w:hint="eastAsia" w:ascii="宋体" w:hAnsi="宋体" w:cs="宋体"/>
+          <w:rFonts w:ascii="宋体" w:hAnsi="宋体" w:cs="宋体" w:hint="eastAsia"/>
           <w:b w:val="0"/>
           <w:bCs w:val="0"/>
           <w:sz w:val="24"/>
@@ -3217,7 +2492,7 @@
     </w:p>
     <w:p>
       <w:pPr>
-        <w:pStyle w:val="13"/>
+        <w:pStyle w:val="TOC2"/>
         <w:tabs>
           <w:tab w:val="right" w:leader="dot" w:pos="8306"/>
         </w:tabs>
@@ -3270,7 +2545,7 @@
       </w:r>
       <w:r>
         <w:rPr>
-          <w:rFonts w:hint="eastAsia" w:ascii="宋体" w:hAnsi="宋体" w:cs="宋体"/>
+          <w:rFonts w:ascii="宋体" w:hAnsi="宋体" w:cs="宋体" w:hint="eastAsia"/>
           <w:b w:val="0"/>
           <w:bCs w:val="0"/>
           <w:sz w:val="24"/>
@@ -3345,7 +2620,7 @@
     </w:p>
     <w:p>
       <w:pPr>
-        <w:pStyle w:val="7"/>
+        <w:pStyle w:val="TOC3"/>
         <w:tabs>
           <w:tab w:val="right" w:leader="dot" w:pos="8306"/>
         </w:tabs>
@@ -3398,7 +2673,7 @@
       </w:r>
       <w:r>
         <w:rPr>
-          <w:rFonts w:hint="eastAsia" w:ascii="宋体" w:hAnsi="宋体" w:cs="宋体"/>
+          <w:rFonts w:ascii="宋体" w:hAnsi="宋体" w:cs="宋体" w:hint="eastAsia"/>
           <w:b w:val="0"/>
           <w:bCs w:val="0"/>
           <w:sz w:val="24"/>
@@ -3473,7 +2748,7 @@
     </w:p>
     <w:p>
       <w:pPr>
-        <w:pStyle w:val="7"/>
+        <w:pStyle w:val="TOC3"/>
         <w:tabs>
           <w:tab w:val="right" w:leader="dot" w:pos="8306"/>
         </w:tabs>
@@ -3526,7 +2801,7 @@
       </w:r>
       <w:r>
         <w:rPr>
-          <w:rFonts w:hint="eastAsia" w:ascii="宋体" w:hAnsi="宋体" w:cs="宋体"/>
+          <w:rFonts w:ascii="宋体" w:hAnsi="宋体" w:cs="宋体" w:hint="eastAsia"/>
           <w:b w:val="0"/>
           <w:bCs w:val="0"/>
           <w:sz w:val="24"/>
@@ -3601,10 +2876,10 @@
     </w:p>
     <w:p>
       <w:pPr>
-        <w:pStyle w:val="12"/>
+        <w:pStyle w:val="TOC1"/>
         <w:tabs>
+          <w:tab w:val="clear" w:pos="8296"/>
           <w:tab w:val="right" w:leader="dot" w:pos="8306"/>
-          <w:tab w:val="clear" w:pos="8296"/>
         </w:tabs>
         <w:rPr>
           <w:b w:val="0"/>
@@ -3645,7 +2920,7 @@
       </w:r>
       <w:r>
         <w:rPr>
-          <w:rFonts w:hint="eastAsia" w:ascii="宋体" w:hAnsi="宋体" w:cs="宋体"/>
+          <w:rFonts w:ascii="宋体" w:hAnsi="宋体" w:cs="宋体" w:hint="eastAsia"/>
           <w:b w:val="0"/>
           <w:bCs w:val="0"/>
           <w:sz w:val="24"/>
@@ -3665,7 +2940,7 @@
       </w:r>
       <w:r>
         <w:rPr>
-          <w:rFonts w:hint="eastAsia" w:ascii="宋体" w:hAnsi="宋体" w:cs="宋体"/>
+          <w:rFonts w:ascii="宋体" w:hAnsi="宋体" w:cs="宋体" w:hint="eastAsia"/>
           <w:b w:val="0"/>
           <w:bCs w:val="0"/>
           <w:sz w:val="24"/>
@@ -3740,7 +3015,7 @@
     </w:p>
     <w:p>
       <w:pPr>
-        <w:pStyle w:val="13"/>
+        <w:pStyle w:val="TOC2"/>
         <w:tabs>
           <w:tab w:val="right" w:leader="dot" w:pos="8306"/>
         </w:tabs>
@@ -3793,7 +3068,7 @@
       </w:r>
       <w:r>
         <w:rPr>
-          <w:rFonts w:hint="eastAsia" w:ascii="宋体" w:hAnsi="宋体" w:cs="宋体"/>
+          <w:rFonts w:ascii="宋体" w:hAnsi="宋体" w:cs="宋体" w:hint="eastAsia"/>
           <w:b w:val="0"/>
           <w:bCs w:val="0"/>
           <w:sz w:val="24"/>
@@ -3868,7 +3143,7 @@
     </w:p>
     <w:p>
       <w:pPr>
-        <w:pStyle w:val="13"/>
+        <w:pStyle w:val="TOC2"/>
         <w:tabs>
           <w:tab w:val="right" w:leader="dot" w:pos="8306"/>
         </w:tabs>
@@ -3921,7 +3196,7 @@
       </w:r>
       <w:r>
         <w:rPr>
-          <w:rFonts w:hint="eastAsia" w:ascii="宋体" w:hAnsi="宋体" w:cs="宋体"/>
+          <w:rFonts w:ascii="宋体" w:hAnsi="宋体" w:cs="宋体" w:hint="eastAsia"/>
           <w:b w:val="0"/>
           <w:bCs w:val="0"/>
           <w:sz w:val="24"/>
@@ -3996,7 +3271,7 @@
     </w:p>
     <w:p>
       <w:pPr>
-        <w:pStyle w:val="13"/>
+        <w:pStyle w:val="TOC2"/>
         <w:tabs>
           <w:tab w:val="right" w:leader="dot" w:pos="8306"/>
         </w:tabs>
@@ -4049,7 +3324,7 @@
       </w:r>
       <w:r>
         <w:rPr>
-          <w:rFonts w:hint="eastAsia" w:ascii="宋体" w:hAnsi="宋体" w:cs="宋体"/>
+          <w:rFonts w:ascii="宋体" w:hAnsi="宋体" w:cs="宋体" w:hint="eastAsia"/>
           <w:b w:val="0"/>
           <w:bCs w:val="0"/>
           <w:sz w:val="24"/>
@@ -4124,7 +3399,7 @@
     </w:p>
     <w:p>
       <w:pPr>
-        <w:pStyle w:val="13"/>
+        <w:pStyle w:val="TOC2"/>
         <w:tabs>
           <w:tab w:val="right" w:leader="dot" w:pos="8306"/>
         </w:tabs>
@@ -4177,7 +3452,7 @@
       </w:r>
       <w:r>
         <w:rPr>
-          <w:rFonts w:hint="eastAsia" w:ascii="宋体" w:hAnsi="宋体" w:cs="宋体"/>
+          <w:rFonts w:ascii="宋体" w:hAnsi="宋体" w:cs="宋体" w:hint="eastAsia"/>
           <w:b w:val="0"/>
           <w:bCs w:val="0"/>
           <w:sz w:val="24"/>
@@ -4273,30 +3548,30 @@
     </w:p>
     <w:p>
       <w:pPr>
-        <w:pStyle w:val="2"/>
+        <w:pStyle w:val="Heading1"/>
         <w:autoSpaceDE w:val="0"/>
         <w:autoSpaceDN w:val="0"/>
         <w:adjustRightInd w:val="0"/>
         <w:spacing w:line="360" w:lineRule="auto"/>
         <w:rPr>
-          <w:rFonts w:hint="eastAsia" w:ascii="宋体" w:hAnsi="宋体" w:cs="宋体"/>
+          <w:rFonts w:ascii="宋体" w:hAnsi="宋体" w:cs="宋体" w:hint="eastAsia"/>
           <w:sz w:val="32"/>
           <w:szCs w:val="32"/>
         </w:rPr>
         <w:sectPr>
-          <w:headerReference r:id="rId7" w:type="default"/>
-          <w:footerReference r:id="rId8" w:type="default"/>
+          <w:headerReference w:type="default" r:id="rId9"/>
+          <w:footerReference w:type="default" r:id="rId10"/>
           <w:pgSz w:w="11906" w:h="16838"/>
           <w:pgMar w:top="1440" w:right="1800" w:bottom="1440" w:left="1800" w:header="851" w:footer="992" w:gutter="0"/>
           <w:pgNumType w:start="1"/>
-          <w:cols w:space="425" w:num="1"/>
+          <w:cols w:num="1" w:space="425"/>
           <w:docGrid w:type="lines" w:linePitch="312" w:charSpace="0"/>
         </w:sectPr>
       </w:pPr>
     </w:p>
     <w:p>
       <w:pPr>
-        <w:pStyle w:val="2"/>
+        <w:pStyle w:val="Heading1"/>
         <w:autoSpaceDE w:val="0"/>
         <w:autoSpaceDN w:val="0"/>
         <w:adjustRightInd w:val="0"/>
@@ -4310,7 +3585,7 @@
       <w:bookmarkStart w:id="5" w:name="_Toc27036"/>
       <w:r>
         <w:rPr>
-          <w:rFonts w:hint="eastAsia" w:ascii="宋体" w:hAnsi="宋体" w:cs="宋体"/>
+          <w:rFonts w:ascii="宋体" w:hAnsi="宋体" w:cs="宋体" w:hint="eastAsia"/>
           <w:sz w:val="32"/>
           <w:szCs w:val="32"/>
         </w:rPr>
@@ -4321,7 +3596,7 @@
     <w:p>
       <w:pPr>
         <w:spacing w:line="360" w:lineRule="auto"/>
-        <w:ind w:firstLine="480" w:firstLineChars="200"/>
+        <w:ind w:firstLine="420" w:firstLineChars="200"/>
         <w:rPr>
           <w:rFonts w:ascii="宋体" w:cs="Times New Roman"/>
           <w:b/>
@@ -4332,7 +3607,7 @@
       </w:pPr>
       <w:r>
         <w:rPr>
-          <w:rFonts w:hint="eastAsia" w:ascii="宋体" w:hAnsi="宋体" w:cs="宋体"/>
+          <w:rFonts w:ascii="宋体" w:hAnsi="宋体" w:cs="宋体" w:hint="eastAsia"/>
           <w:sz w:val="24"/>
           <w:szCs w:val="24"/>
         </w:rPr>
@@ -4341,7 +3616,7 @@
     </w:p>
     <w:p>
       <w:pPr>
-        <w:pStyle w:val="2"/>
+        <w:pStyle w:val="Heading1"/>
         <w:autoSpaceDE w:val="0"/>
         <w:autoSpaceDN w:val="0"/>
         <w:adjustRightInd w:val="0"/>
@@ -4356,7 +3631,7 @@
       <w:bookmarkStart w:id="6" w:name="_Toc12500"/>
       <w:r>
         <w:rPr>
-          <w:rFonts w:hint="eastAsia" w:ascii="宋体" w:hAnsi="宋体" w:cs="宋体"/>
+          <w:rFonts w:ascii="宋体" w:hAnsi="宋体" w:cs="宋体" w:hint="eastAsia"/>
           <w:sz w:val="32"/>
           <w:szCs w:val="32"/>
         </w:rPr>
@@ -4372,7 +3647,7 @@
       </w:r>
       <w:r>
         <w:rPr>
-          <w:rFonts w:hint="eastAsia" w:ascii="宋体" w:hAnsi="宋体" w:cs="宋体"/>
+          <w:rFonts w:ascii="宋体" w:hAnsi="宋体" w:cs="宋体" w:hint="eastAsia"/>
           <w:sz w:val="32"/>
           <w:szCs w:val="32"/>
         </w:rPr>
@@ -4400,7 +3675,7 @@
       </w:r>
       <w:r>
         <w:rPr>
-          <w:rFonts w:hint="eastAsia" w:ascii="宋体" w:hAnsi="宋体" w:cs="宋体"/>
+          <w:rFonts w:ascii="宋体" w:hAnsi="宋体" w:cs="宋体" w:hint="eastAsia"/>
           <w:sz w:val="24"/>
           <w:szCs w:val="24"/>
         </w:rPr>
@@ -4427,7 +3702,7 @@
       </w:r>
       <w:r>
         <w:rPr>
-          <w:rFonts w:hint="eastAsia" w:ascii="宋体" w:hAnsi="宋体" w:cs="宋体"/>
+          <w:rFonts w:ascii="宋体" w:hAnsi="宋体" w:cs="宋体" w:hint="eastAsia"/>
           <w:sz w:val="24"/>
           <w:szCs w:val="24"/>
         </w:rPr>
@@ -4436,7 +3711,7 @@
     </w:p>
     <w:p>
       <w:pPr>
-        <w:pStyle w:val="2"/>
+        <w:pStyle w:val="Heading1"/>
         <w:autoSpaceDE w:val="0"/>
         <w:autoSpaceDN w:val="0"/>
         <w:adjustRightInd w:val="0"/>
@@ -4451,7 +3726,7 @@
       <w:bookmarkStart w:id="7" w:name="_Toc24710"/>
       <w:r>
         <w:rPr>
-          <w:rFonts w:hint="eastAsia" w:ascii="宋体" w:hAnsi="宋体" w:cs="宋体"/>
+          <w:rFonts w:ascii="宋体" w:hAnsi="宋体" w:cs="宋体" w:hint="eastAsia"/>
           <w:sz w:val="32"/>
           <w:szCs w:val="32"/>
         </w:rPr>
@@ -4469,7 +3744,7 @@
       </w:pPr>
       <w:r>
         <w:rPr>
-          <w:rFonts w:hint="eastAsia" w:ascii="宋体" w:hAnsi="宋体" w:cs="宋体"/>
+          <w:rFonts w:ascii="宋体" w:hAnsi="宋体" w:cs="宋体" w:hint="eastAsia"/>
           <w:sz w:val="24"/>
           <w:szCs w:val="24"/>
         </w:rPr>
@@ -4477,16 +3752,16 @@
       </w:r>
       <w:r>
         <w:rPr>
-          <w:rFonts w:hint="eastAsia" w:cs="宋体"/>
-          <w:sz w:val="24"/>
-          <w:szCs w:val="24"/>
-        </w:rPr>
-        <w:t>青岛九邮信息技术有限公司全体员工</w:t>
-      </w:r>
-    </w:p>
-    <w:p>
-      <w:pPr>
-        <w:pStyle w:val="2"/>
+          <w:rFonts w:cs="宋体" w:hint="eastAsia"/>
+          <w:sz w:val="24"/>
+          <w:szCs w:val="24"/>
+        </w:rPr>
+        <w:t>南京航之舟数字科技有限公司全体员工</w:t>
+      </w:r>
+    </w:p>
+    <w:p>
+      <w:pPr>
+        <w:pStyle w:val="Heading1"/>
         <w:autoSpaceDE w:val="0"/>
         <w:autoSpaceDN w:val="0"/>
         <w:adjustRightInd w:val="0"/>
@@ -4501,7 +3776,7 @@
       <w:bookmarkStart w:id="8" w:name="_Toc30673"/>
       <w:r>
         <w:rPr>
-          <w:rFonts w:hint="eastAsia" w:ascii="宋体" w:hAnsi="宋体" w:cs="宋体"/>
+          <w:rFonts w:ascii="宋体" w:hAnsi="宋体" w:cs="宋体" w:hint="eastAsia"/>
           <w:sz w:val="32"/>
           <w:szCs w:val="32"/>
         </w:rPr>
@@ -4517,7 +3792,7 @@
       </w:r>
       <w:r>
         <w:rPr>
-          <w:rFonts w:hint="eastAsia" w:ascii="宋体" w:hAnsi="宋体" w:cs="宋体"/>
+          <w:rFonts w:ascii="宋体" w:hAnsi="宋体" w:cs="宋体" w:hint="eastAsia"/>
           <w:sz w:val="32"/>
           <w:szCs w:val="32"/>
         </w:rPr>
@@ -4527,7 +3802,7 @@
     </w:p>
     <w:p>
       <w:pPr>
-        <w:pStyle w:val="3"/>
+        <w:pStyle w:val="Heading2"/>
         <w:spacing w:line="360" w:lineRule="auto"/>
         <w:rPr>
           <w:rFonts w:ascii="宋体"/>
@@ -4540,7 +3815,7 @@
       <w:bookmarkStart w:id="9" w:name="_Toc23424"/>
       <w:r>
         <w:rPr>
-          <w:rFonts w:hint="eastAsia" w:ascii="宋体" w:hAnsi="宋体" w:cs="宋体"/>
+          <w:rFonts w:ascii="宋体" w:hAnsi="宋体" w:cs="宋体" w:hint="eastAsia"/>
           <w:b w:val="0"/>
           <w:bCs w:val="0"/>
           <w:sz w:val="28"/>
@@ -4562,7 +3837,7 @@
       </w:pPr>
       <w:r>
         <w:rPr>
-          <w:rFonts w:hint="eastAsia" w:ascii="宋体" w:hAnsi="宋体" w:cs="宋体"/>
+          <w:rFonts w:ascii="宋体" w:hAnsi="宋体" w:cs="宋体" w:hint="eastAsia"/>
           <w:sz w:val="24"/>
           <w:szCs w:val="24"/>
         </w:rPr>
@@ -4578,7 +3853,7 @@
       </w:r>
       <w:r>
         <w:rPr>
-          <w:rFonts w:hint="eastAsia" w:ascii="宋体" w:hAnsi="宋体" w:cs="宋体"/>
+          <w:rFonts w:ascii="宋体" w:hAnsi="宋体" w:cs="宋体" w:hint="eastAsia"/>
           <w:sz w:val="24"/>
           <w:szCs w:val="24"/>
         </w:rPr>
@@ -4594,7 +3869,7 @@
       </w:r>
       <w:r>
         <w:rPr>
-          <w:rFonts w:hint="eastAsia" w:ascii="宋体" w:hAnsi="宋体" w:cs="宋体"/>
+          <w:rFonts w:ascii="宋体" w:hAnsi="宋体" w:cs="宋体" w:hint="eastAsia"/>
           <w:sz w:val="24"/>
           <w:szCs w:val="24"/>
         </w:rPr>
@@ -4610,7 +3885,7 @@
       </w:r>
       <w:r>
         <w:rPr>
-          <w:rFonts w:hint="eastAsia" w:ascii="宋体" w:hAnsi="宋体" w:cs="宋体"/>
+          <w:rFonts w:ascii="宋体" w:hAnsi="宋体" w:cs="宋体" w:hint="eastAsia"/>
           <w:sz w:val="24"/>
           <w:szCs w:val="24"/>
         </w:rPr>
@@ -4626,7 +3901,7 @@
       </w:r>
       <w:r>
         <w:rPr>
-          <w:rFonts w:hint="eastAsia" w:ascii="宋体" w:hAnsi="宋体" w:cs="宋体"/>
+          <w:rFonts w:ascii="宋体" w:hAnsi="宋体" w:cs="宋体" w:hint="eastAsia"/>
           <w:sz w:val="24"/>
           <w:szCs w:val="24"/>
         </w:rPr>
@@ -4642,7 +3917,7 @@
       </w:r>
       <w:r>
         <w:rPr>
-          <w:rFonts w:hint="eastAsia" w:ascii="宋体" w:hAnsi="宋体" w:cs="宋体"/>
+          <w:rFonts w:ascii="宋体" w:hAnsi="宋体" w:cs="宋体" w:hint="eastAsia"/>
           <w:sz w:val="24"/>
           <w:szCs w:val="24"/>
         </w:rPr>
@@ -4669,7 +3944,7 @@
       </w:pPr>
       <w:r>
         <w:rPr>
-          <w:rFonts w:hint="eastAsia" w:ascii="宋体" w:hAnsi="宋体" w:cs="宋体"/>
+          <w:rFonts w:ascii="宋体" w:hAnsi="宋体" w:cs="宋体" w:hint="eastAsia"/>
           <w:sz w:val="24"/>
           <w:szCs w:val="24"/>
         </w:rPr>
@@ -4688,7 +3963,7 @@
       </w:pPr>
       <w:r>
         <w:rPr>
-          <w:rFonts w:hint="eastAsia" w:ascii="宋体" w:hAnsi="宋体" w:cs="宋体"/>
+          <w:rFonts w:ascii="宋体" w:hAnsi="宋体" w:cs="宋体" w:hint="eastAsia"/>
           <w:sz w:val="24"/>
           <w:szCs w:val="24"/>
         </w:rPr>
@@ -4707,7 +3982,7 @@
       </w:pPr>
       <w:r>
         <w:rPr>
-          <w:rFonts w:hint="eastAsia" w:ascii="宋体" w:hAnsi="宋体" w:cs="宋体"/>
+          <w:rFonts w:ascii="宋体" w:hAnsi="宋体" w:cs="宋体" w:hint="eastAsia"/>
           <w:sz w:val="24"/>
           <w:szCs w:val="24"/>
         </w:rPr>
@@ -4726,7 +4001,7 @@
       </w:pPr>
       <w:r>
         <w:rPr>
-          <w:rFonts w:hint="eastAsia" w:ascii="宋体" w:hAnsi="宋体" w:cs="宋体"/>
+          <w:rFonts w:ascii="宋体" w:hAnsi="宋体" w:cs="宋体" w:hint="eastAsia"/>
           <w:sz w:val="24"/>
           <w:szCs w:val="24"/>
         </w:rPr>
@@ -4735,7 +4010,7 @@
     </w:p>
     <w:p>
       <w:pPr>
-        <w:pStyle w:val="2"/>
+        <w:pStyle w:val="Heading1"/>
         <w:autoSpaceDE w:val="0"/>
         <w:autoSpaceDN w:val="0"/>
         <w:adjustRightInd w:val="0"/>
@@ -4750,7 +4025,7 @@
       <w:bookmarkStart w:id="10" w:name="_Toc7596"/>
       <w:r>
         <w:rPr>
-          <w:rFonts w:hint="eastAsia" w:ascii="宋体" w:hAnsi="宋体" w:cs="宋体"/>
+          <w:rFonts w:ascii="宋体" w:hAnsi="宋体" w:cs="宋体" w:hint="eastAsia"/>
           <w:sz w:val="32"/>
           <w:szCs w:val="32"/>
         </w:rPr>
@@ -4766,7 +4041,7 @@
       </w:r>
       <w:r>
         <w:rPr>
-          <w:rFonts w:hint="eastAsia" w:ascii="宋体" w:hAnsi="宋体" w:cs="宋体"/>
+          <w:rFonts w:ascii="宋体" w:hAnsi="宋体" w:cs="宋体" w:hint="eastAsia"/>
           <w:sz w:val="32"/>
           <w:szCs w:val="32"/>
         </w:rPr>
@@ -4776,7 +4051,7 @@
     </w:p>
     <w:p>
       <w:pPr>
-        <w:pStyle w:val="3"/>
+        <w:pStyle w:val="Heading2"/>
         <w:spacing w:line="360" w:lineRule="auto"/>
         <w:rPr>
           <w:rFonts w:ascii="宋体"/>
@@ -4795,7 +4070,7 @@
       </w:r>
       <w:r>
         <w:rPr>
-          <w:rFonts w:hint="eastAsia" w:ascii="宋体" w:hAnsi="宋体" w:cs="宋体"/>
+          <w:rFonts w:ascii="宋体" w:hAnsi="宋体" w:cs="宋体" w:hint="eastAsia"/>
           <w:bCs w:val="0"/>
         </w:rPr>
         <w:t>分析需储备人员</w:t>
@@ -4805,10 +4080,10 @@
     <w:p>
       <w:pPr>
         <w:widowControl/>
-        <w:shd w:val="clear" w:color="auto" w:fill="FFFFFF"/>
+        <w:shd w:val="clear" w:color="auto" w:fill="auto"/>
         <w:wordWrap w:val="0"/>
         <w:spacing w:line="360" w:lineRule="auto"/>
-        <w:ind w:firstLine="480" w:firstLineChars="200"/>
+        <w:ind w:firstLine="420" w:firstLineChars="200"/>
         <w:jc w:val="left"/>
         <w:rPr>
           <w:rFonts w:ascii="宋体" w:cs="Times New Roman"/>
@@ -4826,7 +4101,7 @@
       </w:r>
       <w:r>
         <w:rPr>
-          <w:rFonts w:hint="eastAsia" w:ascii="宋体" w:hAnsi="宋体" w:cs="宋体"/>
+          <w:rFonts w:ascii="宋体" w:hAnsi="宋体" w:cs="宋体" w:hint="eastAsia"/>
           <w:sz w:val="24"/>
           <w:szCs w:val="24"/>
         </w:rPr>
@@ -4843,7 +4118,7 @@
       </w:r>
       <w:r>
         <w:rPr>
-          <w:rFonts w:hint="eastAsia" w:ascii="宋体" w:hAnsi="宋体" w:cs="宋体"/>
+          <w:rFonts w:ascii="宋体" w:hAnsi="宋体" w:cs="宋体" w:hint="eastAsia"/>
           <w:sz w:val="24"/>
           <w:szCs w:val="24"/>
         </w:rPr>
@@ -4854,7 +4129,7 @@
       </w:r>
       <w:r>
         <w:rPr>
-          <w:rFonts w:hint="eastAsia" w:ascii="宋体" w:hAnsi="宋体" w:cs="宋体"/>
+          <w:rFonts w:ascii="宋体" w:hAnsi="宋体" w:cs="宋体" w:hint="eastAsia"/>
           <w:sz w:val="24"/>
           <w:szCs w:val="24"/>
         </w:rPr>
@@ -4871,7 +4146,7 @@
       </w:r>
       <w:r>
         <w:rPr>
-          <w:rFonts w:hint="eastAsia" w:ascii="宋体" w:hAnsi="宋体" w:cs="宋体"/>
+          <w:rFonts w:ascii="宋体" w:hAnsi="宋体" w:cs="宋体" w:hint="eastAsia"/>
           <w:sz w:val="24"/>
           <w:szCs w:val="24"/>
         </w:rPr>
@@ -4882,7 +4157,7 @@
       </w:r>
       <w:r>
         <w:rPr>
-          <w:rFonts w:hint="eastAsia" w:ascii="宋体" w:hAnsi="宋体" w:cs="宋体"/>
+          <w:rFonts w:ascii="宋体" w:hAnsi="宋体" w:cs="宋体" w:hint="eastAsia"/>
           <w:sz w:val="24"/>
           <w:szCs w:val="24"/>
         </w:rPr>
@@ -4892,10 +4167,10 @@
     <w:p>
       <w:pPr>
         <w:widowControl/>
-        <w:shd w:val="clear" w:color="auto" w:fill="FFFFFF"/>
+        <w:shd w:val="clear" w:color="auto" w:fill="auto"/>
         <w:wordWrap w:val="0"/>
         <w:spacing w:line="360" w:lineRule="auto"/>
-        <w:ind w:firstLine="480" w:firstLineChars="200"/>
+        <w:ind w:firstLine="420" w:firstLineChars="200"/>
         <w:jc w:val="left"/>
         <w:rPr>
           <w:rFonts w:ascii="宋体" w:cs="Times New Roman"/>
@@ -4913,7 +4188,7 @@
       </w:r>
       <w:r>
         <w:rPr>
-          <w:rFonts w:hint="eastAsia" w:ascii="宋体" w:hAnsi="宋体" w:cs="宋体"/>
+          <w:rFonts w:ascii="宋体" w:hAnsi="宋体" w:cs="宋体" w:hint="eastAsia"/>
           <w:sz w:val="24"/>
           <w:szCs w:val="24"/>
         </w:rPr>
@@ -4930,7 +4205,7 @@
       </w:r>
       <w:r>
         <w:rPr>
-          <w:rFonts w:hint="eastAsia" w:ascii="宋体" w:hAnsi="宋体" w:cs="宋体"/>
+          <w:rFonts w:ascii="宋体" w:hAnsi="宋体" w:cs="宋体" w:hint="eastAsia"/>
           <w:sz w:val="24"/>
           <w:szCs w:val="24"/>
         </w:rPr>
@@ -4941,7 +4216,7 @@
       </w:r>
       <w:r>
         <w:rPr>
-          <w:rFonts w:hint="eastAsia" w:ascii="宋体" w:hAnsi="宋体" w:cs="宋体"/>
+          <w:rFonts w:ascii="宋体" w:hAnsi="宋体" w:cs="宋体" w:hint="eastAsia"/>
           <w:sz w:val="24"/>
           <w:szCs w:val="24"/>
         </w:rPr>
@@ -4951,10 +4226,10 @@
     <w:p>
       <w:pPr>
         <w:widowControl/>
-        <w:shd w:val="clear" w:color="auto" w:fill="FFFFFF"/>
+        <w:shd w:val="clear" w:color="auto" w:fill="auto"/>
         <w:wordWrap w:val="0"/>
         <w:spacing w:line="360" w:lineRule="auto"/>
-        <w:ind w:firstLine="480" w:firstLineChars="200"/>
+        <w:ind w:firstLine="420" w:firstLineChars="200"/>
         <w:jc w:val="left"/>
         <w:rPr>
           <w:rFonts w:ascii="宋体" w:cs="Times New Roman"/>
@@ -4972,7 +4247,7 @@
       </w:r>
       <w:r>
         <w:rPr>
-          <w:rFonts w:hint="eastAsia" w:ascii="宋体" w:hAnsi="宋体" w:cs="宋体"/>
+          <w:rFonts w:ascii="宋体" w:hAnsi="宋体" w:cs="宋体" w:hint="eastAsia"/>
           <w:sz w:val="24"/>
           <w:szCs w:val="24"/>
         </w:rPr>
@@ -4981,7 +4256,7 @@
     </w:p>
     <w:p>
       <w:pPr>
-        <w:pStyle w:val="3"/>
+        <w:pStyle w:val="Heading2"/>
         <w:spacing w:line="360" w:lineRule="auto"/>
         <w:rPr>
           <w:rFonts w:ascii="宋体" w:hAnsi="宋体" w:cs="宋体"/>
@@ -4998,7 +4273,7 @@
       </w:r>
       <w:r>
         <w:rPr>
-          <w:rFonts w:hint="eastAsia" w:ascii="宋体" w:hAnsi="宋体" w:cs="宋体"/>
+          <w:rFonts w:ascii="宋体" w:hAnsi="宋体" w:cs="宋体" w:hint="eastAsia"/>
           <w:bCs w:val="0"/>
         </w:rPr>
         <w:t>建立人员需求库</w:t>
@@ -5010,7 +4285,7 @@
         <w:adjustRightInd w:val="0"/>
         <w:snapToGrid w:val="0"/>
         <w:spacing w:line="360" w:lineRule="auto"/>
-        <w:ind w:firstLine="480" w:firstLineChars="200"/>
+        <w:ind w:firstLine="420" w:firstLineChars="200"/>
         <w:rPr>
           <w:rFonts w:ascii="宋体" w:cs="Times New Roman"/>
           <w:sz w:val="24"/>
@@ -5019,7 +4294,7 @@
       </w:pPr>
       <w:r>
         <w:rPr>
-          <w:rFonts w:hint="eastAsia" w:ascii="宋体" w:hAnsi="宋体" w:cs="宋体"/>
+          <w:rFonts w:ascii="宋体" w:hAnsi="宋体" w:cs="宋体" w:hint="eastAsia"/>
           <w:sz w:val="24"/>
           <w:szCs w:val="24"/>
         </w:rPr>
@@ -5028,7 +4303,7 @@
     </w:p>
     <w:p>
       <w:pPr>
-        <w:pStyle w:val="3"/>
+        <w:pStyle w:val="Heading2"/>
         <w:spacing w:line="360" w:lineRule="auto"/>
         <w:rPr>
           <w:rFonts w:ascii="宋体"/>
@@ -5045,7 +4320,7 @@
       </w:r>
       <w:r>
         <w:rPr>
-          <w:rFonts w:hint="eastAsia" w:ascii="宋体" w:hAnsi="宋体" w:cs="宋体"/>
+          <w:rFonts w:ascii="宋体" w:hAnsi="宋体" w:cs="宋体" w:hint="eastAsia"/>
           <w:bCs w:val="0"/>
         </w:rPr>
         <w:t>确定储备人员</w:t>
@@ -5054,16 +4329,16 @@
     </w:p>
     <w:tbl>
       <w:tblPr>
-        <w:tblStyle w:val="16"/>
+        <w:tblStyle w:val="TableNormal"/>
         <w:tblW w:w="8522" w:type="dxa"/>
         <w:tblInd w:w="-106" w:type="dxa"/>
         <w:tblBorders>
-          <w:top w:val="single" w:color="auto" w:sz="4" w:space="0"/>
-          <w:left w:val="single" w:color="auto" w:sz="4" w:space="0"/>
-          <w:bottom w:val="single" w:color="auto" w:sz="4" w:space="0"/>
-          <w:right w:val="single" w:color="auto" w:sz="4" w:space="0"/>
-          <w:insideH w:val="single" w:color="auto" w:sz="4" w:space="0"/>
-          <w:insideV w:val="single" w:color="auto" w:sz="4" w:space="0"/>
+          <w:top w:val="single" w:sz="4" w:space="0" w:color="auto"/>
+          <w:left w:val="single" w:sz="4" w:space="0" w:color="auto"/>
+          <w:bottom w:val="single" w:sz="4" w:space="0" w:color="auto"/>
+          <w:right w:val="single" w:sz="4" w:space="0" w:color="auto"/>
+          <w:insideH w:val="single" w:sz="4" w:space="0" w:color="auto"/>
+          <w:insideV w:val="single" w:sz="4" w:space="0" w:color="auto"/>
         </w:tblBorders>
         <w:tblLayout w:type="fixed"/>
         <w:tblCellMar>
@@ -5079,14 +4354,17 @@
       </w:tblGrid>
       <w:tr>
         <w:tblPrEx>
+          <w:tblW w:w="8522" w:type="dxa"/>
+          <w:tblInd w:w="-106" w:type="dxa"/>
           <w:tblBorders>
-            <w:top w:val="single" w:color="auto" w:sz="4" w:space="0"/>
-            <w:left w:val="single" w:color="auto" w:sz="4" w:space="0"/>
-            <w:bottom w:val="single" w:color="auto" w:sz="4" w:space="0"/>
-            <w:right w:val="single" w:color="auto" w:sz="4" w:space="0"/>
-            <w:insideH w:val="single" w:color="auto" w:sz="4" w:space="0"/>
-            <w:insideV w:val="single" w:color="auto" w:sz="4" w:space="0"/>
+            <w:top w:val="single" w:sz="4" w:space="0" w:color="auto"/>
+            <w:left w:val="single" w:sz="4" w:space="0" w:color="auto"/>
+            <w:bottom w:val="single" w:sz="4" w:space="0" w:color="auto"/>
+            <w:right w:val="single" w:sz="4" w:space="0" w:color="auto"/>
+            <w:insideH w:val="single" w:sz="4" w:space="0" w:color="auto"/>
+            <w:insideV w:val="single" w:sz="4" w:space="0" w:color="auto"/>
           </w:tblBorders>
+          <w:tblLayout w:type="fixed"/>
           <w:tblCellMar>
             <w:top w:w="0" w:type="dxa"/>
             <w:left w:w="108" w:type="dxa"/>
@@ -5111,7 +4389,7 @@
             </w:pPr>
             <w:r>
               <w:rPr>
-                <w:rFonts w:hint="eastAsia" w:ascii="宋体" w:hAnsi="宋体" w:cs="宋体"/>
+                <w:rFonts w:ascii="宋体" w:hAnsi="宋体" w:cs="宋体" w:hint="eastAsia"/>
                 <w:b/>
                 <w:bCs/>
               </w:rPr>
@@ -5136,7 +4414,7 @@
             </w:pPr>
             <w:r>
               <w:rPr>
-                <w:rFonts w:hint="eastAsia" w:ascii="宋体" w:hAnsi="宋体" w:cs="宋体"/>
+                <w:rFonts w:ascii="宋体" w:hAnsi="宋体" w:cs="宋体" w:hint="eastAsia"/>
                 <w:b/>
                 <w:bCs/>
               </w:rPr>
@@ -5147,14 +4425,9 @@
       </w:tr>
       <w:tr>
         <w:tblPrEx>
-          <w:tblBorders>
-            <w:top w:val="single" w:color="auto" w:sz="4" w:space="0"/>
-            <w:left w:val="single" w:color="auto" w:sz="4" w:space="0"/>
-            <w:bottom w:val="single" w:color="auto" w:sz="4" w:space="0"/>
-            <w:right w:val="single" w:color="auto" w:sz="4" w:space="0"/>
-            <w:insideH w:val="single" w:color="auto" w:sz="4" w:space="0"/>
-            <w:insideV w:val="single" w:color="auto" w:sz="4" w:space="0"/>
-          </w:tblBorders>
+          <w:tblW w:w="8522" w:type="dxa"/>
+          <w:tblInd w:w="-106" w:type="dxa"/>
+          <w:tblLayout w:type="fixed"/>
           <w:tblCellMar>
             <w:top w:w="0" w:type="dxa"/>
             <w:left w:w="108" w:type="dxa"/>
@@ -5177,7 +4450,7 @@
             </w:pPr>
             <w:r>
               <w:rPr>
-                <w:rFonts w:hint="eastAsia" w:ascii="宋体" w:hAnsi="宋体" w:cs="宋体"/>
+                <w:rFonts w:ascii="宋体" w:hAnsi="宋体" w:cs="宋体" w:hint="eastAsia"/>
               </w:rPr>
               <w:t>关键性岗位</w:t>
             </w:r>
@@ -5198,7 +4471,7 @@
             </w:pPr>
             <w:r>
               <w:rPr>
-                <w:rFonts w:hint="eastAsia" w:ascii="宋体" w:hAnsi="宋体" w:cs="宋体"/>
+                <w:rFonts w:ascii="宋体" w:hAnsi="宋体" w:cs="宋体" w:hint="eastAsia"/>
               </w:rPr>
               <w:t>部门经理及以上、技术支持骨干</w:t>
             </w:r>
@@ -5207,14 +4480,9 @@
       </w:tr>
       <w:tr>
         <w:tblPrEx>
-          <w:tblBorders>
-            <w:top w:val="single" w:color="auto" w:sz="4" w:space="0"/>
-            <w:left w:val="single" w:color="auto" w:sz="4" w:space="0"/>
-            <w:bottom w:val="single" w:color="auto" w:sz="4" w:space="0"/>
-            <w:right w:val="single" w:color="auto" w:sz="4" w:space="0"/>
-            <w:insideH w:val="single" w:color="auto" w:sz="4" w:space="0"/>
-            <w:insideV w:val="single" w:color="auto" w:sz="4" w:space="0"/>
-          </w:tblBorders>
+          <w:tblW w:w="8522" w:type="dxa"/>
+          <w:tblInd w:w="-106" w:type="dxa"/>
+          <w:tblLayout w:type="fixed"/>
           <w:tblCellMar>
             <w:top w:w="0" w:type="dxa"/>
             <w:left w:w="108" w:type="dxa"/>
@@ -5237,7 +4505,7 @@
             </w:pPr>
             <w:r>
               <w:rPr>
-                <w:rFonts w:hint="eastAsia" w:ascii="宋体" w:hAnsi="宋体" w:cs="宋体"/>
+                <w:rFonts w:ascii="宋体" w:hAnsi="宋体" w:cs="宋体" w:hint="eastAsia"/>
               </w:rPr>
               <w:t>流动性较大岗位</w:t>
             </w:r>
@@ -5258,7 +4526,7 @@
             </w:pPr>
             <w:r>
               <w:rPr>
-                <w:rFonts w:hint="eastAsia" w:ascii="宋体" w:hAnsi="宋体" w:cs="宋体"/>
+                <w:rFonts w:ascii="宋体" w:hAnsi="宋体" w:cs="宋体" w:hint="eastAsia"/>
               </w:rPr>
               <w:t>基础岗位</w:t>
             </w:r>
@@ -5269,177 +4537,166 @@
     <w:p>
       <w:pPr>
         <w:spacing w:line="360" w:lineRule="auto"/>
-        <w:ind w:firstLine="480" w:firstLineChars="200"/>
+        <w:ind w:firstLine="420" w:firstLineChars="200"/>
         <w:rPr>
           <w:rFonts w:ascii="宋体" w:cs="Times New Roman"/>
           <w:sz w:val="24"/>
           <w:szCs w:val="24"/>
         </w:rPr>
       </w:pPr>
-    </w:p>
-    <w:p>
-      <w:pPr>
+      <w:r>
+        <w:rPr>
+          <w:rFonts w:ascii="宋体" w:hAnsi="宋体" w:cs="宋体" w:hint="eastAsia"/>
+          <w:sz w:val="24"/>
+          <w:szCs w:val="24"/>
+        </w:rPr>
+        <w:t>确定岗位后开始在公司内，根据员工平时</w:t>
+      </w:r>
+      <w:r>
+        <w:fldChar w:fldCharType="begin"/>
+      </w:r>
+      <w:r>
+        <w:instrText xml:space="preserve"> HYPERLINK "http://www.baike.com/wiki/%E5%B7%A5%E4%BD%9C%E4%B8%9A%E7%BB%A9" \o "工作业绩" </w:instrText>
+      </w:r>
+      <w:r>
+        <w:fldChar w:fldCharType="separate"/>
+      </w:r>
+      <w:r>
+        <w:rPr>
+          <w:rFonts w:ascii="宋体" w:hAnsi="宋体" w:cs="宋体" w:hint="eastAsia"/>
+          <w:sz w:val="24"/>
+          <w:szCs w:val="24"/>
+        </w:rPr>
+        <w:t>工作业绩</w:t>
+      </w:r>
+      <w:r>
+        <w:fldChar w:fldCharType="end"/>
+      </w:r>
+      <w:r>
+        <w:rPr>
+          <w:rFonts w:ascii="宋体" w:hAnsi="宋体" w:cs="宋体" w:hint="eastAsia"/>
+          <w:sz w:val="24"/>
+          <w:szCs w:val="24"/>
+        </w:rPr>
+        <w:t>表现、个人能力及发展潜力，筛选一批骨干及储备人员，有针对性地分析储备人员优势、劣势及性格特点等，确定储备人员可能适合的岗位及培养方向，有目的地为储备人员建立</w:t>
+      </w:r>
+      <w:r>
+        <w:fldChar w:fldCharType="begin"/>
+      </w:r>
+      <w:r>
+        <w:instrText xml:space="preserve"> HYPERLINK "http://www.baike.com/wiki/%E4%B8%AA%E4%BA%BA%E6%A1%A3%E6%A1%88" \o "个人档案" </w:instrText>
+      </w:r>
+      <w:r>
+        <w:fldChar w:fldCharType="separate"/>
+      </w:r>
+      <w:r>
+        <w:rPr>
+          <w:rFonts w:ascii="宋体" w:hAnsi="宋体" w:cs="宋体" w:hint="eastAsia"/>
+          <w:sz w:val="24"/>
+          <w:szCs w:val="24"/>
+        </w:rPr>
+        <w:t>个人档案</w:t>
+      </w:r>
+      <w:r>
+        <w:fldChar w:fldCharType="end"/>
+      </w:r>
+      <w:r>
+        <w:rPr>
+          <w:rFonts w:ascii="宋体" w:hAnsi="宋体" w:cs="宋体" w:hint="eastAsia"/>
+          <w:sz w:val="24"/>
+          <w:szCs w:val="24"/>
+        </w:rPr>
+        <w:t>（此档案也可和个人培训档案相结合，形成员工个人培训档案），档案内容除</w:t>
+      </w:r>
+      <w:r>
+        <w:fldChar w:fldCharType="begin"/>
+      </w:r>
+      <w:r>
+        <w:instrText xml:space="preserve"> HYPERLINK "http://www.baike.com/wiki/%E6%B6%B5%E7%9B%96" \o "涵盖" </w:instrText>
+      </w:r>
+      <w:r>
+        <w:fldChar w:fldCharType="separate"/>
+      </w:r>
+      <w:r>
+        <w:rPr>
+          <w:rFonts w:ascii="宋体" w:hAnsi="宋体" w:cs="宋体" w:hint="eastAsia"/>
+          <w:sz w:val="24"/>
+          <w:szCs w:val="24"/>
+        </w:rPr>
+        <w:t>涵盖</w:t>
+      </w:r>
+      <w:r>
+        <w:fldChar w:fldCharType="end"/>
+      </w:r>
+      <w:r>
+        <w:rPr>
+          <w:rFonts w:ascii="宋体" w:hAnsi="宋体" w:cs="宋体" w:hint="eastAsia"/>
+          <w:sz w:val="24"/>
+          <w:szCs w:val="24"/>
+        </w:rPr>
+        <w:t>性别、年龄、学历等基本要素外，还应包括本人</w:t>
+      </w:r>
+      <w:r>
+        <w:fldChar w:fldCharType="begin"/>
+      </w:r>
+      <w:r>
+        <w:instrText xml:space="preserve"> HYPERLINK "javascript:linkredwin('%E6%80%A7%E6%A0%BC%E7%89%B9%E7%82%B9');" \o "性格特点" </w:instrText>
+      </w:r>
+      <w:r>
+        <w:fldChar w:fldCharType="separate"/>
+      </w:r>
+      <w:r>
+        <w:rPr>
+          <w:rFonts w:ascii="宋体" w:hAnsi="宋体" w:cs="宋体" w:hint="eastAsia"/>
+          <w:sz w:val="24"/>
+          <w:szCs w:val="24"/>
+        </w:rPr>
+        <w:t>性格特点</w:t>
+      </w:r>
+      <w:r>
+        <w:fldChar w:fldCharType="end"/>
+      </w:r>
+      <w:r>
+        <w:rPr>
+          <w:rFonts w:ascii="宋体" w:hAnsi="宋体" w:cs="宋体" w:hint="eastAsia"/>
+          <w:sz w:val="24"/>
+          <w:szCs w:val="24"/>
+        </w:rPr>
+        <w:t>、长处、不足，员工希望的发展方向、可能适合的岗位及为达到该岗位要求而</w:t>
+      </w:r>
+      <w:r>
+        <w:fldChar w:fldCharType="begin"/>
+      </w:r>
+      <w:r>
+        <w:instrText xml:space="preserve"> HYPERLINK "http://www.baike.com/wiki/%E5%8E%86%E7%BB%83" \o "历练" </w:instrText>
+      </w:r>
+      <w:r>
+        <w:fldChar w:fldCharType="separate"/>
+      </w:r>
+      <w:r>
+        <w:rPr>
+          <w:rFonts w:ascii="宋体" w:hAnsi="宋体" w:cs="宋体" w:hint="eastAsia"/>
+          <w:sz w:val="24"/>
+          <w:szCs w:val="24"/>
+        </w:rPr>
+        <w:t>历练</w:t>
+      </w:r>
+      <w:r>
+        <w:fldChar w:fldCharType="end"/>
+      </w:r>
+      <w:r>
+        <w:rPr>
+          <w:rFonts w:ascii="宋体" w:hAnsi="宋体" w:cs="宋体" w:hint="eastAsia"/>
+          <w:sz w:val="24"/>
+          <w:szCs w:val="24"/>
+        </w:rPr>
+        <w:t>的时间等等。这样，可清晰、直观地掌握公司储备人员情况，并随时对储备人员做出补充或调整。</w:t>
+      </w:r>
+    </w:p>
+    <w:p>
+      <w:pPr>
+        <w:pStyle w:val="Heading2"/>
         <w:spacing w:line="360" w:lineRule="auto"/>
-        <w:ind w:firstLine="480" w:firstLineChars="200"/>
-        <w:rPr>
-          <w:rFonts w:ascii="宋体" w:cs="Times New Roman"/>
-          <w:sz w:val="24"/>
-          <w:szCs w:val="24"/>
-        </w:rPr>
-      </w:pPr>
-      <w:r>
-        <w:rPr>
-          <w:rFonts w:hint="eastAsia" w:ascii="宋体" w:hAnsi="宋体" w:cs="宋体"/>
-          <w:sz w:val="24"/>
-          <w:szCs w:val="24"/>
-        </w:rPr>
-        <w:t>确定岗位后开始在公司内，根据员工平时</w:t>
-      </w:r>
-      <w:r>
-        <w:fldChar w:fldCharType="begin"/>
-      </w:r>
-      <w:r>
-        <w:instrText xml:space="preserve"> HYPERLINK "http://www.baike.com/wiki/%E5%B7%A5%E4%BD%9C%E4%B8%9A%E7%BB%A9" \o "工作业绩" </w:instrText>
-      </w:r>
-      <w:r>
-        <w:fldChar w:fldCharType="separate"/>
-      </w:r>
-      <w:r>
-        <w:rPr>
-          <w:rFonts w:hint="eastAsia" w:ascii="宋体" w:hAnsi="宋体" w:cs="宋体"/>
-          <w:sz w:val="24"/>
-          <w:szCs w:val="24"/>
-        </w:rPr>
-        <w:t>工作业绩</w:t>
-      </w:r>
-      <w:r>
-        <w:fldChar w:fldCharType="end"/>
-      </w:r>
-      <w:r>
-        <w:rPr>
-          <w:rFonts w:hint="eastAsia" w:ascii="宋体" w:hAnsi="宋体" w:cs="宋体"/>
-          <w:sz w:val="24"/>
-          <w:szCs w:val="24"/>
-        </w:rPr>
-        <w:t>表现、个人能力及发展潜力，筛选一批骨干及储备人员，有针对性地分析储备人员优势、劣势及性格特点等，确定储备人员可能适合的岗位及培养方向，有目的地为储备人员建立</w:t>
-      </w:r>
-      <w:r>
-        <w:fldChar w:fldCharType="begin"/>
-      </w:r>
-      <w:r>
-        <w:instrText xml:space="preserve"> HYPERLINK "http://www.baike.com/wiki/%E4%B8%AA%E4%BA%BA%E6%A1%A3%E6%A1%88" \o "个人档案" </w:instrText>
-      </w:r>
-      <w:r>
-        <w:fldChar w:fldCharType="separate"/>
-      </w:r>
-      <w:r>
-        <w:rPr>
-          <w:rFonts w:hint="eastAsia" w:ascii="宋体" w:hAnsi="宋体" w:cs="宋体"/>
-          <w:sz w:val="24"/>
-          <w:szCs w:val="24"/>
-        </w:rPr>
-        <w:t>个人档案</w:t>
-      </w:r>
-      <w:r>
-        <w:fldChar w:fldCharType="end"/>
-      </w:r>
-      <w:r>
-        <w:rPr>
-          <w:rFonts w:hint="eastAsia" w:ascii="宋体" w:hAnsi="宋体" w:cs="宋体"/>
-          <w:sz w:val="24"/>
-          <w:szCs w:val="24"/>
-        </w:rPr>
-        <w:t>（此档案也可和个人培训档案相结合，形成员工个人培训档案），档案内容除</w:t>
-      </w:r>
-      <w:r>
-        <w:fldChar w:fldCharType="begin"/>
-      </w:r>
-      <w:r>
-        <w:instrText xml:space="preserve"> HYPERLINK "http://www.baike.com/wiki/%E6%B6%B5%E7%9B%96" \o "涵盖" </w:instrText>
-      </w:r>
-      <w:r>
-        <w:fldChar w:fldCharType="separate"/>
-      </w:r>
-      <w:r>
-        <w:rPr>
-          <w:rFonts w:hint="eastAsia" w:ascii="宋体" w:hAnsi="宋体" w:cs="宋体"/>
-          <w:sz w:val="24"/>
-          <w:szCs w:val="24"/>
-        </w:rPr>
-        <w:t>涵盖</w:t>
-      </w:r>
-      <w:r>
-        <w:fldChar w:fldCharType="end"/>
-      </w:r>
-      <w:r>
-        <w:rPr>
-          <w:rFonts w:hint="eastAsia" w:ascii="宋体" w:hAnsi="宋体" w:cs="宋体"/>
-          <w:sz w:val="24"/>
-          <w:szCs w:val="24"/>
-        </w:rPr>
-        <w:t>性别、年龄、学历等基本要素外，还应包括本人</w:t>
-      </w:r>
-      <w:r>
-        <w:fldChar w:fldCharType="begin"/>
-      </w:r>
-      <w:r>
-        <w:instrText xml:space="preserve"> HYPERLINK "javascript:linkredwin('%E6%80%A7%E6%A0%BC%E7%89%B9%E7%82%B9');" \o "性格特点" </w:instrText>
-      </w:r>
-      <w:r>
-        <w:fldChar w:fldCharType="separate"/>
-      </w:r>
-      <w:r>
-        <w:rPr>
-          <w:rFonts w:hint="eastAsia" w:ascii="宋体" w:hAnsi="宋体" w:cs="宋体"/>
-          <w:sz w:val="24"/>
-          <w:szCs w:val="24"/>
-        </w:rPr>
-        <w:t>性格特点</w:t>
-      </w:r>
-      <w:r>
-        <w:fldChar w:fldCharType="end"/>
-      </w:r>
-      <w:r>
-        <w:rPr>
-          <w:rFonts w:hint="eastAsia" w:ascii="宋体" w:hAnsi="宋体" w:cs="宋体"/>
-          <w:sz w:val="24"/>
-          <w:szCs w:val="24"/>
-        </w:rPr>
-        <w:t>、长处、不足，员工希望的发展方向、可能适合的岗位及为达到该岗位要求而</w:t>
-      </w:r>
-      <w:r>
-        <w:fldChar w:fldCharType="begin"/>
-      </w:r>
-      <w:r>
-        <w:instrText xml:space="preserve"> HYPERLINK "http://www.baike.com/wiki/%E5%8E%86%E7%BB%83" \o "历练" </w:instrText>
-      </w:r>
-      <w:r>
-        <w:fldChar w:fldCharType="separate"/>
-      </w:r>
-      <w:r>
-        <w:rPr>
-          <w:rFonts w:hint="eastAsia" w:ascii="宋体" w:hAnsi="宋体" w:cs="宋体"/>
-          <w:sz w:val="24"/>
-          <w:szCs w:val="24"/>
-        </w:rPr>
-        <w:t>历练</w:t>
-      </w:r>
-      <w:r>
-        <w:fldChar w:fldCharType="end"/>
-      </w:r>
-      <w:r>
-        <w:rPr>
-          <w:rFonts w:hint="eastAsia" w:ascii="宋体" w:hAnsi="宋体" w:cs="宋体"/>
-          <w:sz w:val="24"/>
-          <w:szCs w:val="24"/>
-        </w:rPr>
-        <w:t>的时间等等。这样，可清晰、直观地掌握公司储备人员情况，并随时对储备人员做出补充或调整。</w:t>
-      </w:r>
-    </w:p>
-    <w:p>
-      <w:pPr>
-        <w:pStyle w:val="3"/>
-        <w:spacing w:line="360" w:lineRule="auto"/>
         <w:rPr>
           <w:rFonts w:ascii="宋体"/>
           <w:bCs w:val="0"/>
@@ -5455,7 +4712,7 @@
       </w:r>
       <w:r>
         <w:rPr>
-          <w:rFonts w:hint="eastAsia" w:ascii="宋体" w:hAnsi="宋体" w:cs="宋体"/>
+          <w:rFonts w:ascii="宋体" w:hAnsi="宋体" w:cs="宋体" w:hint="eastAsia"/>
           <w:bCs w:val="0"/>
         </w:rPr>
         <w:t>储备人员来源</w:t>
@@ -5486,7 +4743,7 @@
       </w:r>
       <w:r>
         <w:rPr>
-          <w:rFonts w:hint="eastAsia" w:ascii="宋体" w:hAnsi="宋体" w:cs="宋体"/>
+          <w:rFonts w:ascii="宋体" w:hAnsi="宋体" w:cs="宋体" w:hint="eastAsia"/>
           <w:sz w:val="24"/>
           <w:szCs w:val="24"/>
         </w:rPr>
@@ -5496,7 +4753,7 @@
     </w:p>
     <w:p>
       <w:pPr>
-        <w:pStyle w:val="28"/>
+        <w:pStyle w:val="ListParagraph"/>
         <w:widowControl/>
         <w:numPr>
           <w:ilvl w:val="0"/>
@@ -5514,7 +4771,7 @@
       </w:pPr>
       <w:r>
         <w:rPr>
-          <w:rFonts w:hint="eastAsia" w:ascii="宋体" w:hAnsi="宋体" w:cs="宋体"/>
+          <w:rFonts w:ascii="宋体" w:hAnsi="宋体" w:cs="宋体" w:hint="eastAsia"/>
           <w:sz w:val="24"/>
           <w:szCs w:val="24"/>
         </w:rPr>
@@ -5523,7 +4780,7 @@
     </w:p>
     <w:p>
       <w:pPr>
-        <w:pStyle w:val="28"/>
+        <w:pStyle w:val="ListParagraph"/>
         <w:numPr>
           <w:ilvl w:val="0"/>
           <w:numId w:val="2"/>
@@ -5538,7 +4795,7 @@
       </w:pPr>
       <w:r>
         <w:rPr>
-          <w:rFonts w:hint="eastAsia" w:ascii="宋体" w:hAnsi="宋体" w:cs="宋体"/>
+          <w:rFonts w:ascii="宋体" w:hAnsi="宋体" w:cs="宋体" w:hint="eastAsia"/>
           <w:sz w:val="24"/>
           <w:szCs w:val="24"/>
         </w:rPr>
@@ -5555,7 +4812,7 @@
     </w:p>
     <w:p>
       <w:pPr>
-        <w:pStyle w:val="28"/>
+        <w:pStyle w:val="ListParagraph"/>
         <w:numPr>
           <w:ilvl w:val="0"/>
           <w:numId w:val="2"/>
@@ -5570,7 +4827,7 @@
       </w:pPr>
       <w:r>
         <w:rPr>
-          <w:rFonts w:hint="eastAsia" w:ascii="宋体" w:hAnsi="宋体" w:cs="宋体"/>
+          <w:rFonts w:ascii="宋体" w:hAnsi="宋体" w:cs="宋体" w:hint="eastAsia"/>
           <w:sz w:val="24"/>
           <w:szCs w:val="24"/>
         </w:rPr>
@@ -5587,7 +4844,7 @@
     </w:p>
     <w:p>
       <w:pPr>
-        <w:pStyle w:val="28"/>
+        <w:pStyle w:val="ListParagraph"/>
         <w:numPr>
           <w:ilvl w:val="0"/>
           <w:numId w:val="2"/>
@@ -5602,7 +4859,7 @@
       </w:pPr>
       <w:r>
         <w:rPr>
-          <w:rFonts w:hint="eastAsia" w:ascii="宋体" w:hAnsi="宋体" w:cs="宋体"/>
+          <w:rFonts w:ascii="宋体" w:hAnsi="宋体" w:cs="宋体" w:hint="eastAsia"/>
           <w:sz w:val="24"/>
           <w:szCs w:val="24"/>
         </w:rPr>
@@ -5619,7 +4876,7 @@
     </w:p>
     <w:p>
       <w:pPr>
-        <w:pStyle w:val="28"/>
+        <w:pStyle w:val="ListParagraph"/>
         <w:numPr>
           <w:ilvl w:val="0"/>
           <w:numId w:val="2"/>
@@ -5634,7 +4891,7 @@
       </w:pPr>
       <w:r>
         <w:rPr>
-          <w:rFonts w:hint="eastAsia" w:ascii="宋体" w:hAnsi="宋体" w:cs="宋体"/>
+          <w:rFonts w:ascii="宋体" w:hAnsi="宋体" w:cs="宋体" w:hint="eastAsia"/>
           <w:sz w:val="24"/>
           <w:szCs w:val="24"/>
         </w:rPr>
@@ -5650,7 +4907,7 @@
       </w:r>
       <w:r>
         <w:rPr>
-          <w:rFonts w:hint="eastAsia" w:ascii="宋体" w:hAnsi="宋体" w:cs="宋体"/>
+          <w:rFonts w:ascii="宋体" w:hAnsi="宋体" w:cs="宋体" w:hint="eastAsia"/>
           <w:sz w:val="24"/>
           <w:szCs w:val="24"/>
         </w:rPr>
@@ -5659,7 +4916,7 @@
     </w:p>
     <w:p>
       <w:pPr>
-        <w:pStyle w:val="28"/>
+        <w:pStyle w:val="ListParagraph"/>
         <w:widowControl/>
         <w:numPr>
           <w:ilvl w:val="0"/>
@@ -5677,7 +4934,7 @@
       </w:pPr>
       <w:r>
         <w:rPr>
-          <w:rFonts w:hint="eastAsia" w:ascii="宋体" w:hAnsi="宋体" w:cs="宋体"/>
+          <w:rFonts w:ascii="宋体" w:hAnsi="宋体" w:cs="宋体" w:hint="eastAsia"/>
           <w:sz w:val="24"/>
           <w:szCs w:val="24"/>
         </w:rPr>
@@ -5686,7 +4943,7 @@
     </w:p>
     <w:p>
       <w:pPr>
-        <w:pStyle w:val="28"/>
+        <w:pStyle w:val="ListParagraph"/>
         <w:numPr>
           <w:ilvl w:val="0"/>
           <w:numId w:val="3"/>
@@ -5701,7 +4958,7 @@
       </w:pPr>
       <w:r>
         <w:rPr>
-          <w:rFonts w:hint="eastAsia" w:ascii="宋体" w:hAnsi="宋体" w:cs="宋体"/>
+          <w:rFonts w:ascii="宋体" w:hAnsi="宋体" w:cs="宋体" w:hint="eastAsia"/>
           <w:sz w:val="24"/>
           <w:szCs w:val="24"/>
         </w:rPr>
@@ -5710,7 +4967,7 @@
     </w:p>
     <w:p>
       <w:pPr>
-        <w:pStyle w:val="28"/>
+        <w:pStyle w:val="ListParagraph"/>
         <w:numPr>
           <w:ilvl w:val="0"/>
           <w:numId w:val="3"/>
@@ -5725,7 +4982,7 @@
       </w:pPr>
       <w:r>
         <w:rPr>
-          <w:rFonts w:hint="eastAsia" w:ascii="宋体" w:hAnsi="宋体" w:cs="宋体"/>
+          <w:rFonts w:ascii="宋体" w:hAnsi="宋体" w:cs="宋体" w:hint="eastAsia"/>
           <w:sz w:val="24"/>
           <w:szCs w:val="24"/>
         </w:rPr>
@@ -5741,7 +4998,7 @@
       </w:r>
       <w:r>
         <w:rPr>
-          <w:rFonts w:hint="eastAsia" w:ascii="宋体" w:hAnsi="宋体" w:cs="宋体"/>
+          <w:rFonts w:ascii="宋体" w:hAnsi="宋体" w:cs="宋体" w:hint="eastAsia"/>
           <w:sz w:val="24"/>
           <w:szCs w:val="24"/>
         </w:rPr>
@@ -5757,7 +5014,7 @@
       </w:r>
       <w:r>
         <w:rPr>
-          <w:rFonts w:hint="eastAsia" w:ascii="宋体" w:hAnsi="宋体" w:cs="宋体"/>
+          <w:rFonts w:ascii="宋体" w:hAnsi="宋体" w:cs="宋体" w:hint="eastAsia"/>
           <w:sz w:val="24"/>
           <w:szCs w:val="24"/>
         </w:rPr>
@@ -5773,7 +5030,7 @@
       </w:r>
       <w:r>
         <w:rPr>
-          <w:rFonts w:hint="eastAsia" w:ascii="宋体" w:hAnsi="宋体" w:cs="宋体"/>
+          <w:rFonts w:ascii="宋体" w:hAnsi="宋体" w:cs="宋体" w:hint="eastAsia"/>
           <w:sz w:val="24"/>
           <w:szCs w:val="24"/>
         </w:rPr>
@@ -5782,7 +5039,7 @@
     </w:p>
     <w:p>
       <w:pPr>
-        <w:pStyle w:val="28"/>
+        <w:pStyle w:val="ListParagraph"/>
         <w:widowControl/>
         <w:numPr>
           <w:ilvl w:val="0"/>
@@ -5800,7 +5057,7 @@
       </w:pPr>
       <w:r>
         <w:rPr>
-          <w:rFonts w:hint="eastAsia" w:ascii="宋体" w:hAnsi="宋体" w:cs="宋体"/>
+          <w:rFonts w:ascii="宋体" w:hAnsi="宋体" w:cs="宋体" w:hint="eastAsia"/>
           <w:sz w:val="24"/>
           <w:szCs w:val="24"/>
         </w:rPr>
@@ -5809,7 +5066,7 @@
     </w:p>
     <w:p>
       <w:pPr>
-        <w:pStyle w:val="28"/>
+        <w:pStyle w:val="ListParagraph"/>
         <w:numPr>
           <w:ilvl w:val="0"/>
           <w:numId w:val="4"/>
@@ -5824,7 +5081,7 @@
       </w:pPr>
       <w:r>
         <w:rPr>
-          <w:rFonts w:hint="eastAsia" w:ascii="宋体" w:hAnsi="宋体" w:cs="宋体"/>
+          <w:rFonts w:ascii="宋体" w:hAnsi="宋体" w:cs="宋体" w:hint="eastAsia"/>
           <w:sz w:val="24"/>
           <w:szCs w:val="24"/>
         </w:rPr>
@@ -5833,7 +5090,7 @@
     </w:p>
     <w:p>
       <w:pPr>
-        <w:pStyle w:val="28"/>
+        <w:pStyle w:val="ListParagraph"/>
         <w:numPr>
           <w:ilvl w:val="0"/>
           <w:numId w:val="4"/>
@@ -5848,7 +5105,7 @@
       </w:pPr>
       <w:r>
         <w:rPr>
-          <w:rFonts w:hint="eastAsia" w:ascii="宋体" w:hAnsi="宋体" w:cs="宋体"/>
+          <w:rFonts w:ascii="宋体" w:hAnsi="宋体" w:cs="宋体" w:hint="eastAsia"/>
           <w:sz w:val="24"/>
           <w:szCs w:val="24"/>
         </w:rPr>
@@ -5857,7 +5114,7 @@
     </w:p>
     <w:p>
       <w:pPr>
-        <w:pStyle w:val="28"/>
+        <w:pStyle w:val="ListParagraph"/>
         <w:widowControl/>
         <w:numPr>
           <w:ilvl w:val="0"/>
@@ -5875,7 +5132,7 @@
       </w:pPr>
       <w:r>
         <w:rPr>
-          <w:rFonts w:hint="eastAsia" w:ascii="宋体" w:hAnsi="宋体" w:cs="宋体"/>
+          <w:rFonts w:ascii="宋体" w:hAnsi="宋体" w:cs="宋体" w:hint="eastAsia"/>
           <w:sz w:val="24"/>
           <w:szCs w:val="24"/>
         </w:rPr>
@@ -5884,7 +5141,7 @@
     </w:p>
     <w:p>
       <w:pPr>
-        <w:pStyle w:val="28"/>
+        <w:pStyle w:val="ListParagraph"/>
         <w:widowControl/>
         <w:spacing w:line="360" w:lineRule="auto"/>
         <w:ind w:left="960" w:firstLine="0" w:firstLineChars="0"/>
@@ -5897,7 +5154,7 @@
       </w:pPr>
       <w:r>
         <w:rPr>
-          <w:rFonts w:hint="eastAsia" w:ascii="宋体" w:hAnsi="宋体" w:cs="宋体"/>
+          <w:rFonts w:ascii="宋体" w:hAnsi="宋体" w:cs="宋体" w:hint="eastAsia"/>
           <w:sz w:val="24"/>
           <w:szCs w:val="24"/>
         </w:rPr>
@@ -5906,7 +5163,7 @@
     </w:p>
     <w:p>
       <w:pPr>
-        <w:pStyle w:val="28"/>
+        <w:pStyle w:val="ListParagraph"/>
         <w:widowControl/>
         <w:numPr>
           <w:ilvl w:val="0"/>
@@ -5924,7 +5181,7 @@
       </w:pPr>
       <w:r>
         <w:rPr>
-          <w:rFonts w:hint="eastAsia" w:ascii="宋体" w:hAnsi="宋体" w:cs="宋体"/>
+          <w:rFonts w:ascii="宋体" w:hAnsi="宋体" w:cs="宋体" w:hint="eastAsia"/>
           <w:sz w:val="24"/>
           <w:szCs w:val="24"/>
         </w:rPr>
@@ -5933,7 +5190,7 @@
     </w:p>
     <w:p>
       <w:pPr>
-        <w:pStyle w:val="28"/>
+        <w:pStyle w:val="ListParagraph"/>
         <w:numPr>
           <w:ilvl w:val="0"/>
           <w:numId w:val="5"/>
@@ -5948,7 +5205,7 @@
       </w:pPr>
       <w:r>
         <w:rPr>
-          <w:rFonts w:hint="eastAsia" w:ascii="宋体" w:hAnsi="宋体" w:cs="宋体"/>
+          <w:rFonts w:ascii="宋体" w:hAnsi="宋体" w:cs="宋体" w:hint="eastAsia"/>
           <w:sz w:val="24"/>
           <w:szCs w:val="24"/>
         </w:rPr>
@@ -5957,7 +5214,7 @@
     </w:p>
     <w:p>
       <w:pPr>
-        <w:pStyle w:val="28"/>
+        <w:pStyle w:val="ListParagraph"/>
         <w:numPr>
           <w:ilvl w:val="0"/>
           <w:numId w:val="5"/>
@@ -5972,7 +5229,7 @@
       </w:pPr>
       <w:r>
         <w:rPr>
-          <w:rFonts w:hint="eastAsia" w:ascii="宋体" w:hAnsi="宋体" w:cs="宋体"/>
+          <w:rFonts w:ascii="宋体" w:hAnsi="宋体" w:cs="宋体" w:hint="eastAsia"/>
           <w:sz w:val="24"/>
           <w:szCs w:val="24"/>
         </w:rPr>
@@ -5981,7 +5238,7 @@
     </w:p>
     <w:p>
       <w:pPr>
-        <w:pStyle w:val="28"/>
+        <w:pStyle w:val="ListParagraph"/>
         <w:widowControl/>
         <w:numPr>
           <w:ilvl w:val="0"/>
@@ -5999,7 +5256,7 @@
       </w:pPr>
       <w:r>
         <w:rPr>
-          <w:rFonts w:hint="eastAsia" w:ascii="宋体" w:hAnsi="宋体" w:cs="宋体"/>
+          <w:rFonts w:ascii="宋体" w:hAnsi="宋体" w:cs="宋体" w:hint="eastAsia"/>
           <w:sz w:val="24"/>
           <w:szCs w:val="24"/>
         </w:rPr>
@@ -6008,7 +5265,7 @@
     </w:p>
     <w:p>
       <w:pPr>
-        <w:pStyle w:val="28"/>
+        <w:pStyle w:val="ListParagraph"/>
         <w:widowControl/>
         <w:spacing w:line="360" w:lineRule="auto"/>
         <w:ind w:left="960" w:firstLine="0" w:firstLineChars="0"/>
@@ -6021,7 +5278,7 @@
       </w:pPr>
       <w:r>
         <w:rPr>
-          <w:rFonts w:hint="eastAsia" w:ascii="宋体" w:hAnsi="宋体" w:cs="宋体"/>
+          <w:rFonts w:ascii="宋体" w:hAnsi="宋体" w:cs="宋体" w:hint="eastAsia"/>
           <w:sz w:val="24"/>
           <w:szCs w:val="24"/>
         </w:rPr>
@@ -6030,7 +5287,7 @@
     </w:p>
     <w:p>
       <w:pPr>
-        <w:pStyle w:val="28"/>
+        <w:pStyle w:val="ListParagraph"/>
         <w:widowControl/>
         <w:spacing w:line="360" w:lineRule="auto"/>
         <w:ind w:left="960" w:firstLine="0" w:firstLineChars="0"/>
@@ -6043,7 +5300,7 @@
       </w:pPr>
       <w:r>
         <w:rPr>
-          <w:rFonts w:hint="eastAsia" w:ascii="宋体" w:hAnsi="宋体" w:cs="宋体"/>
+          <w:rFonts w:ascii="宋体" w:hAnsi="宋体" w:cs="宋体" w:hint="eastAsia"/>
           <w:sz w:val="24"/>
           <w:szCs w:val="24"/>
         </w:rPr>
@@ -6059,7 +5316,7 @@
       </w:r>
       <w:r>
         <w:rPr>
-          <w:rFonts w:hint="eastAsia" w:ascii="宋体" w:hAnsi="宋体" w:cs="宋体"/>
+          <w:rFonts w:ascii="宋体" w:hAnsi="宋体" w:cs="宋体" w:hint="eastAsia"/>
           <w:sz w:val="24"/>
           <w:szCs w:val="24"/>
         </w:rPr>
@@ -6075,7 +5332,7 @@
       </w:r>
       <w:r>
         <w:rPr>
-          <w:rFonts w:hint="eastAsia" w:ascii="宋体" w:hAnsi="宋体" w:cs="宋体"/>
+          <w:rFonts w:ascii="宋体" w:hAnsi="宋体" w:cs="宋体" w:hint="eastAsia"/>
           <w:sz w:val="24"/>
           <w:szCs w:val="24"/>
         </w:rPr>
@@ -6084,7 +5341,7 @@
     </w:p>
     <w:p>
       <w:pPr>
-        <w:pStyle w:val="28"/>
+        <w:pStyle w:val="ListParagraph"/>
         <w:widowControl/>
         <w:numPr>
           <w:ilvl w:val="0"/>
@@ -6102,7 +5359,7 @@
       </w:pPr>
       <w:r>
         <w:rPr>
-          <w:rFonts w:hint="eastAsia" w:ascii="宋体" w:hAnsi="宋体" w:cs="宋体"/>
+          <w:rFonts w:ascii="宋体" w:hAnsi="宋体" w:cs="宋体" w:hint="eastAsia"/>
           <w:sz w:val="24"/>
           <w:szCs w:val="24"/>
         </w:rPr>
@@ -6111,7 +5368,7 @@
     </w:p>
     <w:p>
       <w:pPr>
-        <w:pStyle w:val="28"/>
+        <w:pStyle w:val="ListParagraph"/>
         <w:numPr>
           <w:ilvl w:val="0"/>
           <w:numId w:val="6"/>
@@ -6126,7 +5383,7 @@
       </w:pPr>
       <w:r>
         <w:rPr>
-          <w:rFonts w:hint="eastAsia" w:ascii="宋体" w:hAnsi="宋体" w:cs="宋体"/>
+          <w:rFonts w:ascii="宋体" w:hAnsi="宋体" w:cs="宋体" w:hint="eastAsia"/>
           <w:sz w:val="24"/>
           <w:szCs w:val="24"/>
         </w:rPr>
@@ -6135,7 +5392,7 @@
     </w:p>
     <w:tbl>
       <w:tblPr>
-        <w:tblStyle w:val="16"/>
+        <w:tblStyle w:val="TableNormal"/>
         <w:tblW w:w="9781" w:type="dxa"/>
         <w:tblInd w:w="-106" w:type="dxa"/>
         <w:tblLayout w:type="fixed"/>
@@ -6157,6 +5414,9 @@
       </w:tblGrid>
       <w:tr>
         <w:tblPrEx>
+          <w:tblW w:w="9781" w:type="dxa"/>
+          <w:tblInd w:w="-106" w:type="dxa"/>
+          <w:tblLayout w:type="fixed"/>
           <w:tblCellMar>
             <w:top w:w="0" w:type="dxa"/>
             <w:left w:w="108" w:type="dxa"/>
@@ -6165,16 +5425,16 @@
           </w:tblCellMar>
         </w:tblPrEx>
         <w:trPr>
-          <w:trHeight w:val="360" w:hRule="atLeast"/>
+          <w:trHeight w:val="360"/>
         </w:trPr>
         <w:tc>
           <w:tcPr>
             <w:tcW w:w="709" w:type="dxa"/>
             <w:tcBorders>
-              <w:top w:val="single" w:color="auto" w:sz="8" w:space="0"/>
-              <w:left w:val="single" w:color="auto" w:sz="8" w:space="0"/>
-              <w:bottom w:val="single" w:color="auto" w:sz="8" w:space="0"/>
-              <w:right w:val="single" w:color="auto" w:sz="8" w:space="0"/>
+              <w:top w:val="single" w:sz="8" w:space="0" w:color="auto"/>
+              <w:left w:val="single" w:sz="8" w:space="0" w:color="auto"/>
+              <w:bottom w:val="single" w:sz="8" w:space="0" w:color="auto"/>
+              <w:right w:val="single" w:sz="8" w:space="0" w:color="auto"/>
             </w:tcBorders>
             <w:shd w:val="clear" w:color="000000" w:fill="C0C0C0"/>
             <w:vAlign w:val="center"/>
@@ -6191,7 +5451,7 @@
             </w:pPr>
             <w:r>
               <w:rPr>
-                <w:rFonts w:hint="eastAsia" w:ascii="宋体" w:hAnsi="宋体" w:cs="宋体"/>
+                <w:rFonts w:ascii="宋体" w:hAnsi="宋体" w:cs="宋体" w:hint="eastAsia"/>
                 <w:color w:val="000000"/>
                 <w:kern w:val="0"/>
               </w:rPr>
@@ -6203,10 +5463,10 @@
           <w:tcPr>
             <w:tcW w:w="1276" w:type="dxa"/>
             <w:tcBorders>
-              <w:top w:val="single" w:color="auto" w:sz="8" w:space="0"/>
+              <w:top w:val="single" w:sz="8" w:space="0" w:color="auto"/>
               <w:left w:val="nil"/>
-              <w:bottom w:val="single" w:color="auto" w:sz="8" w:space="0"/>
-              <w:right w:val="single" w:color="auto" w:sz="8" w:space="0"/>
+              <w:bottom w:val="single" w:sz="8" w:space="0" w:color="auto"/>
+              <w:right w:val="single" w:sz="8" w:space="0" w:color="auto"/>
             </w:tcBorders>
             <w:shd w:val="clear" w:color="000000" w:fill="C0C0C0"/>
             <w:vAlign w:val="center"/>
@@ -6223,7 +5483,7 @@
             </w:pPr>
             <w:r>
               <w:rPr>
-                <w:rFonts w:hint="eastAsia" w:ascii="宋体" w:hAnsi="宋体" w:cs="宋体"/>
+                <w:rFonts w:ascii="宋体" w:hAnsi="宋体" w:cs="宋体" w:hint="eastAsia"/>
                 <w:color w:val="000000"/>
                 <w:kern w:val="0"/>
               </w:rPr>
@@ -6235,10 +5495,10 @@
           <w:tcPr>
             <w:tcW w:w="1701" w:type="dxa"/>
             <w:tcBorders>
-              <w:top w:val="single" w:color="auto" w:sz="8" w:space="0"/>
+              <w:top w:val="single" w:sz="8" w:space="0" w:color="auto"/>
               <w:left w:val="nil"/>
-              <w:bottom w:val="single" w:color="auto" w:sz="8" w:space="0"/>
-              <w:right w:val="single" w:color="auto" w:sz="8" w:space="0"/>
+              <w:bottom w:val="single" w:sz="8" w:space="0" w:color="auto"/>
+              <w:right w:val="single" w:sz="8" w:space="0" w:color="auto"/>
             </w:tcBorders>
             <w:shd w:val="clear" w:color="000000" w:fill="C0C0C0"/>
             <w:vAlign w:val="center"/>
@@ -6255,7 +5515,7 @@
             </w:pPr>
             <w:r>
               <w:rPr>
-                <w:rFonts w:hint="eastAsia" w:ascii="宋体" w:hAnsi="宋体" w:cs="宋体"/>
+                <w:rFonts w:ascii="宋体" w:hAnsi="宋体" w:cs="宋体" w:hint="eastAsia"/>
                 <w:color w:val="000000"/>
                 <w:kern w:val="0"/>
               </w:rPr>
@@ -6267,10 +5527,10 @@
           <w:tcPr>
             <w:tcW w:w="3260" w:type="dxa"/>
             <w:tcBorders>
-              <w:top w:val="single" w:color="auto" w:sz="8" w:space="0"/>
+              <w:top w:val="single" w:sz="8" w:space="0" w:color="auto"/>
               <w:left w:val="nil"/>
-              <w:bottom w:val="single" w:color="auto" w:sz="8" w:space="0"/>
-              <w:right w:val="single" w:color="auto" w:sz="8" w:space="0"/>
+              <w:bottom w:val="single" w:sz="8" w:space="0" w:color="auto"/>
+              <w:right w:val="single" w:sz="8" w:space="0" w:color="auto"/>
             </w:tcBorders>
             <w:shd w:val="clear" w:color="000000" w:fill="C0C0C0"/>
             <w:vAlign w:val="center"/>
@@ -6287,7 +5547,7 @@
             </w:pPr>
             <w:r>
               <w:rPr>
-                <w:rFonts w:hint="eastAsia" w:ascii="宋体" w:hAnsi="宋体" w:cs="宋体"/>
+                <w:rFonts w:ascii="宋体" w:hAnsi="宋体" w:cs="宋体" w:hint="eastAsia"/>
                 <w:color w:val="000000"/>
                 <w:kern w:val="0"/>
               </w:rPr>
@@ -6299,10 +5559,10 @@
           <w:tcPr>
             <w:tcW w:w="1134" w:type="dxa"/>
             <w:tcBorders>
-              <w:top w:val="single" w:color="auto" w:sz="8" w:space="0"/>
+              <w:top w:val="single" w:sz="8" w:space="0" w:color="auto"/>
               <w:left w:val="nil"/>
-              <w:bottom w:val="single" w:color="auto" w:sz="8" w:space="0"/>
-              <w:right w:val="single" w:color="auto" w:sz="8" w:space="0"/>
+              <w:bottom w:val="single" w:sz="8" w:space="0" w:color="auto"/>
+              <w:right w:val="single" w:sz="8" w:space="0" w:color="auto"/>
             </w:tcBorders>
             <w:shd w:val="clear" w:color="000000" w:fill="C0C0C0"/>
             <w:vAlign w:val="center"/>
@@ -6319,7 +5579,7 @@
             </w:pPr>
             <w:r>
               <w:rPr>
-                <w:rFonts w:hint="eastAsia" w:ascii="宋体" w:hAnsi="宋体" w:cs="宋体"/>
+                <w:rFonts w:ascii="宋体" w:hAnsi="宋体" w:cs="宋体" w:hint="eastAsia"/>
                 <w:color w:val="000000"/>
                 <w:kern w:val="0"/>
               </w:rPr>
@@ -6331,10 +5591,10 @@
           <w:tcPr>
             <w:tcW w:w="709" w:type="dxa"/>
             <w:tcBorders>
-              <w:top w:val="single" w:color="auto" w:sz="8" w:space="0"/>
+              <w:top w:val="single" w:sz="8" w:space="0" w:color="auto"/>
               <w:left w:val="nil"/>
-              <w:bottom w:val="single" w:color="auto" w:sz="8" w:space="0"/>
-              <w:right w:val="single" w:color="auto" w:sz="8" w:space="0"/>
+              <w:bottom w:val="single" w:sz="8" w:space="0" w:color="auto"/>
+              <w:right w:val="single" w:sz="8" w:space="0" w:color="auto"/>
             </w:tcBorders>
             <w:shd w:val="clear" w:color="000000" w:fill="C0C0C0"/>
             <w:vAlign w:val="center"/>
@@ -6351,7 +5611,7 @@
             </w:pPr>
             <w:r>
               <w:rPr>
-                <w:rFonts w:hint="eastAsia" w:ascii="宋体" w:hAnsi="宋体" w:cs="宋体"/>
+                <w:rFonts w:ascii="宋体" w:hAnsi="宋体" w:cs="宋体" w:hint="eastAsia"/>
                 <w:color w:val="000000"/>
                 <w:kern w:val="0"/>
               </w:rPr>
@@ -6363,10 +5623,10 @@
           <w:tcPr>
             <w:tcW w:w="992" w:type="dxa"/>
             <w:tcBorders>
-              <w:top w:val="single" w:color="auto" w:sz="8" w:space="0"/>
+              <w:top w:val="single" w:sz="8" w:space="0" w:color="auto"/>
               <w:left w:val="nil"/>
-              <w:bottom w:val="single" w:color="auto" w:sz="8" w:space="0"/>
-              <w:right w:val="single" w:color="auto" w:sz="8" w:space="0"/>
+              <w:bottom w:val="single" w:sz="8" w:space="0" w:color="auto"/>
+              <w:right w:val="single" w:sz="8" w:space="0" w:color="auto"/>
             </w:tcBorders>
             <w:shd w:val="clear" w:color="000000" w:fill="C0C0C0"/>
             <w:vAlign w:val="center"/>
@@ -6383,7 +5643,7 @@
             </w:pPr>
             <w:r>
               <w:rPr>
-                <w:rFonts w:hint="eastAsia" w:ascii="宋体" w:hAnsi="宋体" w:cs="宋体"/>
+                <w:rFonts w:ascii="宋体" w:hAnsi="宋体" w:cs="宋体" w:hint="eastAsia"/>
                 <w:color w:val="000000"/>
                 <w:kern w:val="0"/>
               </w:rPr>
@@ -6394,6 +5654,9 @@
       </w:tr>
       <w:tr>
         <w:tblPrEx>
+          <w:tblW w:w="9781" w:type="dxa"/>
+          <w:tblInd w:w="-106" w:type="dxa"/>
+          <w:tblLayout w:type="fixed"/>
           <w:tblCellMar>
             <w:top w:w="0" w:type="dxa"/>
             <w:left w:w="108" w:type="dxa"/>
@@ -6402,7 +5665,7 @@
           </w:tblCellMar>
         </w:tblPrEx>
         <w:trPr>
-          <w:trHeight w:val="829" w:hRule="atLeast"/>
+          <w:trHeight w:val="829"/>
         </w:trPr>
         <w:tc>
           <w:tcPr>
@@ -6410,9 +5673,9 @@
             <w:vMerge w:val="restart"/>
             <w:tcBorders>
               <w:top w:val="nil"/>
-              <w:left w:val="single" w:color="auto" w:sz="8" w:space="0"/>
-              <w:bottom w:val="single" w:color="auto" w:sz="8" w:space="0"/>
-              <w:right w:val="single" w:color="auto" w:sz="8" w:space="0"/>
+              <w:left w:val="single" w:sz="8" w:space="0" w:color="auto"/>
+              <w:bottom w:val="single" w:sz="8" w:space="0" w:color="auto"/>
+              <w:right w:val="single" w:sz="8" w:space="0" w:color="auto"/>
             </w:tcBorders>
             <w:vAlign w:val="center"/>
           </w:tcPr>
@@ -6442,9 +5705,9 @@
             <w:vMerge w:val="restart"/>
             <w:tcBorders>
               <w:top w:val="nil"/>
-              <w:left w:val="single" w:color="auto" w:sz="8" w:space="0"/>
-              <w:bottom w:val="single" w:color="auto" w:sz="8" w:space="0"/>
-              <w:right w:val="single" w:color="auto" w:sz="8" w:space="0"/>
+              <w:left w:val="single" w:sz="8" w:space="0" w:color="auto"/>
+              <w:bottom w:val="single" w:sz="8" w:space="0" w:color="auto"/>
+              <w:right w:val="single" w:sz="8" w:space="0" w:color="auto"/>
             </w:tcBorders>
             <w:vAlign w:val="center"/>
           </w:tcPr>
@@ -6460,7 +5723,7 @@
             </w:pPr>
             <w:r>
               <w:rPr>
-                <w:rFonts w:hint="eastAsia" w:ascii="宋体" w:hAnsi="宋体" w:cs="宋体"/>
+                <w:rFonts w:ascii="宋体" w:hAnsi="宋体" w:cs="宋体" w:hint="eastAsia"/>
                 <w:color w:val="000000"/>
                 <w:kern w:val="0"/>
               </w:rPr>
@@ -6474,8 +5737,8 @@
             <w:tcBorders>
               <w:top w:val="nil"/>
               <w:left w:val="nil"/>
-              <w:bottom w:val="single" w:color="auto" w:sz="8" w:space="0"/>
-              <w:right w:val="single" w:color="auto" w:sz="8" w:space="0"/>
+              <w:bottom w:val="single" w:sz="8" w:space="0" w:color="auto"/>
+              <w:right w:val="single" w:sz="8" w:space="0" w:color="auto"/>
             </w:tcBorders>
             <w:vAlign w:val="center"/>
           </w:tcPr>
@@ -6491,7 +5754,7 @@
             </w:pPr>
             <w:r>
               <w:rPr>
-                <w:rFonts w:hint="eastAsia" w:ascii="宋体" w:hAnsi="宋体" w:cs="宋体"/>
+                <w:rFonts w:ascii="宋体" w:hAnsi="宋体" w:cs="宋体" w:hint="eastAsia"/>
                 <w:color w:val="000000"/>
                 <w:kern w:val="0"/>
               </w:rPr>
@@ -6505,9 +5768,9 @@
             <w:vMerge w:val="restart"/>
             <w:tcBorders>
               <w:top w:val="nil"/>
-              <w:left w:val="single" w:color="auto" w:sz="8" w:space="0"/>
-              <w:bottom w:val="single" w:color="auto" w:sz="8" w:space="0"/>
-              <w:right w:val="single" w:color="auto" w:sz="8" w:space="0"/>
+              <w:left w:val="single" w:sz="8" w:space="0" w:color="auto"/>
+              <w:bottom w:val="single" w:sz="8" w:space="0" w:color="auto"/>
+              <w:right w:val="single" w:sz="8" w:space="0" w:color="auto"/>
             </w:tcBorders>
             <w:vAlign w:val="center"/>
           </w:tcPr>
@@ -6523,7 +5786,7 @@
             </w:pPr>
             <w:r>
               <w:rPr>
-                <w:rFonts w:hint="eastAsia" w:ascii="宋体" w:hAnsi="宋体" w:cs="宋体"/>
+                <w:rFonts w:ascii="宋体" w:hAnsi="宋体" w:cs="宋体" w:hint="eastAsia"/>
                 <w:color w:val="000000"/>
                 <w:kern w:val="0"/>
               </w:rPr>
@@ -6537,9 +5800,9 @@
             <w:vMerge w:val="restart"/>
             <w:tcBorders>
               <w:top w:val="nil"/>
-              <w:left w:val="single" w:color="auto" w:sz="8" w:space="0"/>
-              <w:bottom w:val="single" w:color="auto" w:sz="8" w:space="0"/>
-              <w:right w:val="single" w:color="auto" w:sz="8" w:space="0"/>
+              <w:left w:val="single" w:sz="8" w:space="0" w:color="auto"/>
+              <w:bottom w:val="single" w:sz="8" w:space="0" w:color="auto"/>
+              <w:right w:val="single" w:sz="8" w:space="0" w:color="auto"/>
             </w:tcBorders>
             <w:vAlign w:val="center"/>
           </w:tcPr>
@@ -6555,7 +5818,7 @@
             </w:pPr>
             <w:r>
               <w:rPr>
-                <w:rFonts w:hint="eastAsia" w:ascii="宋体" w:hAnsi="宋体" w:cs="宋体"/>
+                <w:rFonts w:ascii="宋体" w:hAnsi="宋体" w:cs="宋体" w:hint="eastAsia"/>
                 <w:color w:val="000000"/>
                 <w:kern w:val="0"/>
               </w:rPr>
@@ -6569,9 +5832,9 @@
             <w:vMerge w:val="restart"/>
             <w:tcBorders>
               <w:top w:val="nil"/>
-              <w:left w:val="single" w:color="auto" w:sz="8" w:space="0"/>
-              <w:bottom w:val="single" w:color="auto" w:sz="8" w:space="0"/>
-              <w:right w:val="single" w:color="auto" w:sz="8" w:space="0"/>
+              <w:left w:val="single" w:sz="8" w:space="0" w:color="auto"/>
+              <w:bottom w:val="single" w:sz="8" w:space="0" w:color="auto"/>
+              <w:right w:val="single" w:sz="8" w:space="0" w:color="auto"/>
             </w:tcBorders>
             <w:vAlign w:val="center"/>
           </w:tcPr>
@@ -6587,7 +5850,7 @@
             </w:pPr>
             <w:r>
               <w:rPr>
-                <w:rFonts w:hint="eastAsia" w:ascii="宋体" w:hAnsi="宋体" w:cs="宋体"/>
+                <w:rFonts w:ascii="宋体" w:hAnsi="宋体" w:cs="宋体" w:hint="eastAsia"/>
                 <w:color w:val="000000"/>
                 <w:kern w:val="0"/>
               </w:rPr>
@@ -6601,9 +5864,9 @@
             <w:vMerge w:val="restart"/>
             <w:tcBorders>
               <w:top w:val="nil"/>
-              <w:left w:val="single" w:color="auto" w:sz="8" w:space="0"/>
-              <w:bottom w:val="single" w:color="auto" w:sz="8" w:space="0"/>
-              <w:right w:val="single" w:color="auto" w:sz="8" w:space="0"/>
+              <w:left w:val="single" w:sz="8" w:space="0" w:color="auto"/>
+              <w:bottom w:val="single" w:sz="8" w:space="0" w:color="auto"/>
+              <w:right w:val="single" w:sz="8" w:space="0" w:color="auto"/>
             </w:tcBorders>
             <w:vAlign w:val="center"/>
           </w:tcPr>
@@ -6619,7 +5882,7 @@
             </w:pPr>
             <w:r>
               <w:rPr>
-                <w:rFonts w:hint="eastAsia" w:ascii="宋体" w:hAnsi="宋体" w:cs="宋体"/>
+                <w:rFonts w:ascii="宋体" w:hAnsi="宋体" w:cs="宋体" w:hint="eastAsia"/>
                 <w:color w:val="000000"/>
                 <w:kern w:val="0"/>
               </w:rPr>
@@ -6630,6 +5893,9 @@
       </w:tr>
       <w:tr>
         <w:tblPrEx>
+          <w:tblW w:w="9781" w:type="dxa"/>
+          <w:tblInd w:w="-106" w:type="dxa"/>
+          <w:tblLayout w:type="fixed"/>
           <w:tblCellMar>
             <w:top w:w="0" w:type="dxa"/>
             <w:left w:w="108" w:type="dxa"/>
@@ -6638,17 +5904,17 @@
           </w:tblCellMar>
         </w:tblPrEx>
         <w:trPr>
-          <w:trHeight w:val="360" w:hRule="atLeast"/>
+          <w:trHeight w:val="360"/>
         </w:trPr>
         <w:tc>
           <w:tcPr>
             <w:tcW w:w="709" w:type="dxa"/>
-            <w:vMerge w:val="continue"/>
+            <w:vMerge/>
             <w:tcBorders>
               <w:top w:val="nil"/>
-              <w:left w:val="single" w:color="auto" w:sz="8" w:space="0"/>
-              <w:bottom w:val="single" w:color="auto" w:sz="8" w:space="0"/>
-              <w:right w:val="single" w:color="auto" w:sz="8" w:space="0"/>
+              <w:left w:val="single" w:sz="8" w:space="0" w:color="auto"/>
+              <w:bottom w:val="single" w:sz="8" w:space="0" w:color="auto"/>
+              <w:right w:val="single" w:sz="8" w:space="0" w:color="auto"/>
             </w:tcBorders>
             <w:vAlign w:val="center"/>
           </w:tcPr>
@@ -6667,12 +5933,12 @@
         <w:tc>
           <w:tcPr>
             <w:tcW w:w="1276" w:type="dxa"/>
-            <w:vMerge w:val="continue"/>
+            <w:vMerge/>
             <w:tcBorders>
               <w:top w:val="nil"/>
-              <w:left w:val="single" w:color="auto" w:sz="8" w:space="0"/>
-              <w:bottom w:val="single" w:color="auto" w:sz="8" w:space="0"/>
-              <w:right w:val="single" w:color="auto" w:sz="8" w:space="0"/>
+              <w:left w:val="single" w:sz="8" w:space="0" w:color="auto"/>
+              <w:bottom w:val="single" w:sz="8" w:space="0" w:color="auto"/>
+              <w:right w:val="single" w:sz="8" w:space="0" w:color="auto"/>
             </w:tcBorders>
             <w:vAlign w:val="center"/>
           </w:tcPr>
@@ -6694,8 +5960,8 @@
             <w:tcBorders>
               <w:top w:val="nil"/>
               <w:left w:val="nil"/>
-              <w:bottom w:val="single" w:color="auto" w:sz="8" w:space="0"/>
-              <w:right w:val="single" w:color="auto" w:sz="8" w:space="0"/>
+              <w:bottom w:val="single" w:sz="8" w:space="0" w:color="auto"/>
+              <w:right w:val="single" w:sz="8" w:space="0" w:color="auto"/>
             </w:tcBorders>
             <w:vAlign w:val="center"/>
           </w:tcPr>
@@ -6711,7 +5977,7 @@
             </w:pPr>
             <w:r>
               <w:rPr>
-                <w:rFonts w:hint="eastAsia" w:ascii="宋体" w:hAnsi="宋体" w:cs="宋体"/>
+                <w:rFonts w:ascii="宋体" w:hAnsi="宋体" w:cs="宋体" w:hint="eastAsia"/>
                 <w:color w:val="000000"/>
                 <w:kern w:val="0"/>
               </w:rPr>
@@ -6722,12 +5988,12 @@
         <w:tc>
           <w:tcPr>
             <w:tcW w:w="3260" w:type="dxa"/>
-            <w:vMerge w:val="continue"/>
+            <w:vMerge/>
             <w:tcBorders>
               <w:top w:val="nil"/>
-              <w:left w:val="single" w:color="auto" w:sz="8" w:space="0"/>
-              <w:bottom w:val="single" w:color="auto" w:sz="8" w:space="0"/>
-              <w:right w:val="single" w:color="auto" w:sz="8" w:space="0"/>
+              <w:left w:val="single" w:sz="8" w:space="0" w:color="auto"/>
+              <w:bottom w:val="single" w:sz="8" w:space="0" w:color="auto"/>
+              <w:right w:val="single" w:sz="8" w:space="0" w:color="auto"/>
             </w:tcBorders>
             <w:vAlign w:val="center"/>
           </w:tcPr>
@@ -6746,12 +6012,12 @@
         <w:tc>
           <w:tcPr>
             <w:tcW w:w="1134" w:type="dxa"/>
-            <w:vMerge w:val="continue"/>
+            <w:vMerge/>
             <w:tcBorders>
               <w:top w:val="nil"/>
-              <w:left w:val="single" w:color="auto" w:sz="8" w:space="0"/>
-              <w:bottom w:val="single" w:color="auto" w:sz="8" w:space="0"/>
-              <w:right w:val="single" w:color="auto" w:sz="8" w:space="0"/>
+              <w:left w:val="single" w:sz="8" w:space="0" w:color="auto"/>
+              <w:bottom w:val="single" w:sz="8" w:space="0" w:color="auto"/>
+              <w:right w:val="single" w:sz="8" w:space="0" w:color="auto"/>
             </w:tcBorders>
             <w:vAlign w:val="center"/>
           </w:tcPr>
@@ -6770,12 +6036,12 @@
         <w:tc>
           <w:tcPr>
             <w:tcW w:w="709" w:type="dxa"/>
-            <w:vMerge w:val="continue"/>
+            <w:vMerge/>
             <w:tcBorders>
               <w:top w:val="nil"/>
-              <w:left w:val="single" w:color="auto" w:sz="8" w:space="0"/>
-              <w:bottom w:val="single" w:color="auto" w:sz="8" w:space="0"/>
-              <w:right w:val="single" w:color="auto" w:sz="8" w:space="0"/>
+              <w:left w:val="single" w:sz="8" w:space="0" w:color="auto"/>
+              <w:bottom w:val="single" w:sz="8" w:space="0" w:color="auto"/>
+              <w:right w:val="single" w:sz="8" w:space="0" w:color="auto"/>
             </w:tcBorders>
             <w:vAlign w:val="center"/>
           </w:tcPr>
@@ -6794,12 +6060,12 @@
         <w:tc>
           <w:tcPr>
             <w:tcW w:w="992" w:type="dxa"/>
-            <w:vMerge w:val="continue"/>
+            <w:vMerge/>
             <w:tcBorders>
               <w:top w:val="nil"/>
-              <w:left w:val="single" w:color="auto" w:sz="8" w:space="0"/>
-              <w:bottom w:val="single" w:color="auto" w:sz="8" w:space="0"/>
-              <w:right w:val="single" w:color="auto" w:sz="8" w:space="0"/>
+              <w:left w:val="single" w:sz="8" w:space="0" w:color="auto"/>
+              <w:bottom w:val="single" w:sz="8" w:space="0" w:color="auto"/>
+              <w:right w:val="single" w:sz="8" w:space="0" w:color="auto"/>
             </w:tcBorders>
             <w:vAlign w:val="center"/>
           </w:tcPr>
@@ -6818,6 +6084,9 @@
       </w:tr>
       <w:tr>
         <w:tblPrEx>
+          <w:tblW w:w="9781" w:type="dxa"/>
+          <w:tblInd w:w="-106" w:type="dxa"/>
+          <w:tblLayout w:type="fixed"/>
           <w:tblCellMar>
             <w:top w:w="0" w:type="dxa"/>
             <w:left w:w="108" w:type="dxa"/>
@@ -6826,17 +6095,17 @@
           </w:tblCellMar>
         </w:tblPrEx>
         <w:trPr>
-          <w:trHeight w:val="360" w:hRule="atLeast"/>
+          <w:trHeight w:val="360"/>
         </w:trPr>
         <w:tc>
           <w:tcPr>
             <w:tcW w:w="709" w:type="dxa"/>
-            <w:vMerge w:val="continue"/>
+            <w:vMerge/>
             <w:tcBorders>
               <w:top w:val="nil"/>
-              <w:left w:val="single" w:color="auto" w:sz="8" w:space="0"/>
-              <w:bottom w:val="single" w:color="auto" w:sz="8" w:space="0"/>
-              <w:right w:val="single" w:color="auto" w:sz="8" w:space="0"/>
+              <w:left w:val="single" w:sz="8" w:space="0" w:color="auto"/>
+              <w:bottom w:val="single" w:sz="8" w:space="0" w:color="auto"/>
+              <w:right w:val="single" w:sz="8" w:space="0" w:color="auto"/>
             </w:tcBorders>
             <w:vAlign w:val="center"/>
           </w:tcPr>
@@ -6855,12 +6124,12 @@
         <w:tc>
           <w:tcPr>
             <w:tcW w:w="1276" w:type="dxa"/>
-            <w:vMerge w:val="continue"/>
+            <w:vMerge/>
             <w:tcBorders>
               <w:top w:val="nil"/>
-              <w:left w:val="single" w:color="auto" w:sz="8" w:space="0"/>
-              <w:bottom w:val="single" w:color="auto" w:sz="8" w:space="0"/>
-              <w:right w:val="single" w:color="auto" w:sz="8" w:space="0"/>
+              <w:left w:val="single" w:sz="8" w:space="0" w:color="auto"/>
+              <w:bottom w:val="single" w:sz="8" w:space="0" w:color="auto"/>
+              <w:right w:val="single" w:sz="8" w:space="0" w:color="auto"/>
             </w:tcBorders>
             <w:vAlign w:val="center"/>
           </w:tcPr>
@@ -6882,8 +6151,8 @@
             <w:tcBorders>
               <w:top w:val="nil"/>
               <w:left w:val="nil"/>
-              <w:bottom w:val="single" w:color="auto" w:sz="8" w:space="0"/>
-              <w:right w:val="single" w:color="auto" w:sz="8" w:space="0"/>
+              <w:bottom w:val="single" w:sz="8" w:space="0" w:color="auto"/>
+              <w:right w:val="single" w:sz="8" w:space="0" w:color="auto"/>
             </w:tcBorders>
             <w:vAlign w:val="center"/>
           </w:tcPr>
@@ -6899,7 +6168,7 @@
             </w:pPr>
             <w:r>
               <w:rPr>
-                <w:rFonts w:hint="eastAsia" w:ascii="宋体" w:hAnsi="宋体" w:cs="宋体"/>
+                <w:rFonts w:ascii="宋体" w:hAnsi="宋体" w:cs="宋体" w:hint="eastAsia"/>
                 <w:color w:val="000000"/>
                 <w:kern w:val="0"/>
               </w:rPr>
@@ -6910,12 +6179,12 @@
         <w:tc>
           <w:tcPr>
             <w:tcW w:w="3260" w:type="dxa"/>
-            <w:vMerge w:val="continue"/>
+            <w:vMerge/>
             <w:tcBorders>
               <w:top w:val="nil"/>
-              <w:left w:val="single" w:color="auto" w:sz="8" w:space="0"/>
-              <w:bottom w:val="single" w:color="auto" w:sz="8" w:space="0"/>
-              <w:right w:val="single" w:color="auto" w:sz="8" w:space="0"/>
+              <w:left w:val="single" w:sz="8" w:space="0" w:color="auto"/>
+              <w:bottom w:val="single" w:sz="8" w:space="0" w:color="auto"/>
+              <w:right w:val="single" w:sz="8" w:space="0" w:color="auto"/>
             </w:tcBorders>
             <w:vAlign w:val="center"/>
           </w:tcPr>
@@ -6934,12 +6203,12 @@
         <w:tc>
           <w:tcPr>
             <w:tcW w:w="1134" w:type="dxa"/>
-            <w:vMerge w:val="continue"/>
+            <w:vMerge/>
             <w:tcBorders>
               <w:top w:val="nil"/>
-              <w:left w:val="single" w:color="auto" w:sz="8" w:space="0"/>
-              <w:bottom w:val="single" w:color="auto" w:sz="8" w:space="0"/>
-              <w:right w:val="single" w:color="auto" w:sz="8" w:space="0"/>
+              <w:left w:val="single" w:sz="8" w:space="0" w:color="auto"/>
+              <w:bottom w:val="single" w:sz="8" w:space="0" w:color="auto"/>
+              <w:right w:val="single" w:sz="8" w:space="0" w:color="auto"/>
             </w:tcBorders>
             <w:vAlign w:val="center"/>
           </w:tcPr>
@@ -6958,12 +6227,12 @@
         <w:tc>
           <w:tcPr>
             <w:tcW w:w="709" w:type="dxa"/>
-            <w:vMerge w:val="continue"/>
+            <w:vMerge/>
             <w:tcBorders>
               <w:top w:val="nil"/>
-              <w:left w:val="single" w:color="auto" w:sz="8" w:space="0"/>
-              <w:bottom w:val="single" w:color="auto" w:sz="8" w:space="0"/>
-              <w:right w:val="single" w:color="auto" w:sz="8" w:space="0"/>
+              <w:left w:val="single" w:sz="8" w:space="0" w:color="auto"/>
+              <w:bottom w:val="single" w:sz="8" w:space="0" w:color="auto"/>
+              <w:right w:val="single" w:sz="8" w:space="0" w:color="auto"/>
             </w:tcBorders>
             <w:vAlign w:val="center"/>
           </w:tcPr>
@@ -6982,12 +6251,12 @@
         <w:tc>
           <w:tcPr>
             <w:tcW w:w="992" w:type="dxa"/>
-            <w:vMerge w:val="continue"/>
+            <w:vMerge/>
             <w:tcBorders>
               <w:top w:val="nil"/>
-              <w:left w:val="single" w:color="auto" w:sz="8" w:space="0"/>
-              <w:bottom w:val="single" w:color="auto" w:sz="8" w:space="0"/>
-              <w:right w:val="single" w:color="auto" w:sz="8" w:space="0"/>
+              <w:left w:val="single" w:sz="8" w:space="0" w:color="auto"/>
+              <w:bottom w:val="single" w:sz="8" w:space="0" w:color="auto"/>
+              <w:right w:val="single" w:sz="8" w:space="0" w:color="auto"/>
             </w:tcBorders>
             <w:vAlign w:val="center"/>
           </w:tcPr>
@@ -7006,6 +6275,9 @@
       </w:tr>
       <w:tr>
         <w:tblPrEx>
+          <w:tblW w:w="9781" w:type="dxa"/>
+          <w:tblInd w:w="-106" w:type="dxa"/>
+          <w:tblLayout w:type="fixed"/>
           <w:tblCellMar>
             <w:top w:w="0" w:type="dxa"/>
             <w:left w:w="108" w:type="dxa"/>
@@ -7014,7 +6286,7 @@
           </w:tblCellMar>
         </w:tblPrEx>
         <w:trPr>
-          <w:trHeight w:val="1432" w:hRule="atLeast"/>
+          <w:trHeight w:val="1432"/>
         </w:trPr>
         <w:tc>
           <w:tcPr>
@@ -7022,9 +6294,9 @@
             <w:vMerge w:val="restart"/>
             <w:tcBorders>
               <w:top w:val="nil"/>
-              <w:left w:val="single" w:color="auto" w:sz="8" w:space="0"/>
-              <w:bottom w:val="single" w:color="auto" w:sz="8" w:space="0"/>
-              <w:right w:val="single" w:color="auto" w:sz="8" w:space="0"/>
+              <w:left w:val="single" w:sz="8" w:space="0" w:color="auto"/>
+              <w:bottom w:val="single" w:sz="8" w:space="0" w:color="auto"/>
+              <w:right w:val="single" w:sz="8" w:space="0" w:color="auto"/>
             </w:tcBorders>
             <w:vAlign w:val="center"/>
           </w:tcPr>
@@ -7054,9 +6326,9 @@
             <w:vMerge w:val="restart"/>
             <w:tcBorders>
               <w:top w:val="nil"/>
-              <w:left w:val="single" w:color="auto" w:sz="8" w:space="0"/>
-              <w:bottom w:val="single" w:color="auto" w:sz="8" w:space="0"/>
-              <w:right w:val="single" w:color="auto" w:sz="8" w:space="0"/>
+              <w:left w:val="single" w:sz="8" w:space="0" w:color="auto"/>
+              <w:bottom w:val="single" w:sz="8" w:space="0" w:color="auto"/>
+              <w:right w:val="single" w:sz="8" w:space="0" w:color="auto"/>
             </w:tcBorders>
             <w:vAlign w:val="center"/>
           </w:tcPr>
@@ -7072,7 +6344,7 @@
             </w:pPr>
             <w:r>
               <w:rPr>
-                <w:rFonts w:hint="eastAsia" w:ascii="宋体" w:hAnsi="宋体" w:cs="宋体"/>
+                <w:rFonts w:ascii="宋体" w:hAnsi="宋体" w:cs="宋体" w:hint="eastAsia"/>
                 <w:color w:val="000000"/>
                 <w:kern w:val="0"/>
               </w:rPr>
@@ -7086,8 +6358,8 @@
             <w:tcBorders>
               <w:top w:val="nil"/>
               <w:left w:val="nil"/>
-              <w:bottom w:val="single" w:color="auto" w:sz="8" w:space="0"/>
-              <w:right w:val="single" w:color="auto" w:sz="8" w:space="0"/>
+              <w:bottom w:val="single" w:sz="8" w:space="0" w:color="auto"/>
+              <w:right w:val="single" w:sz="8" w:space="0" w:color="auto"/>
             </w:tcBorders>
             <w:vAlign w:val="center"/>
           </w:tcPr>
@@ -7103,7 +6375,7 @@
             </w:pPr>
             <w:r>
               <w:rPr>
-                <w:rFonts w:hint="eastAsia" w:ascii="宋体" w:hAnsi="宋体" w:cs="宋体"/>
+                <w:rFonts w:ascii="宋体" w:hAnsi="宋体" w:cs="宋体" w:hint="eastAsia"/>
                 <w:color w:val="000000"/>
                 <w:kern w:val="0"/>
               </w:rPr>
@@ -7117,8 +6389,8 @@
             <w:tcBorders>
               <w:top w:val="nil"/>
               <w:left w:val="nil"/>
-              <w:bottom w:val="single" w:color="auto" w:sz="8" w:space="0"/>
-              <w:right w:val="single" w:color="auto" w:sz="8" w:space="0"/>
+              <w:bottom w:val="single" w:sz="8" w:space="0" w:color="auto"/>
+              <w:right w:val="single" w:sz="8" w:space="0" w:color="auto"/>
             </w:tcBorders>
             <w:vAlign w:val="center"/>
           </w:tcPr>
@@ -7134,7 +6406,7 @@
             </w:pPr>
             <w:r>
               <w:rPr>
-                <w:rFonts w:hint="eastAsia" w:ascii="宋体" w:hAnsi="宋体" w:cs="宋体"/>
+                <w:rFonts w:ascii="宋体" w:hAnsi="宋体" w:cs="宋体" w:hint="eastAsia"/>
                 <w:color w:val="000000"/>
                 <w:kern w:val="0"/>
               </w:rPr>
@@ -7148,9 +6420,9 @@
             <w:vMerge w:val="restart"/>
             <w:tcBorders>
               <w:top w:val="nil"/>
-              <w:left w:val="single" w:color="auto" w:sz="8" w:space="0"/>
-              <w:bottom w:val="single" w:color="auto" w:sz="8" w:space="0"/>
-              <w:right w:val="single" w:color="auto" w:sz="8" w:space="0"/>
+              <w:left w:val="single" w:sz="8" w:space="0" w:color="auto"/>
+              <w:bottom w:val="single" w:sz="8" w:space="0" w:color="auto"/>
+              <w:right w:val="single" w:sz="8" w:space="0" w:color="auto"/>
             </w:tcBorders>
             <w:vAlign w:val="center"/>
           </w:tcPr>
@@ -7166,7 +6438,7 @@
             </w:pPr>
             <w:r>
               <w:rPr>
-                <w:rFonts w:hint="eastAsia" w:ascii="宋体" w:hAnsi="宋体" w:cs="宋体"/>
+                <w:rFonts w:ascii="宋体" w:hAnsi="宋体" w:cs="宋体" w:hint="eastAsia"/>
                 <w:color w:val="000000"/>
                 <w:kern w:val="0"/>
               </w:rPr>
@@ -7180,8 +6452,8 @@
             <w:tcBorders>
               <w:top w:val="nil"/>
               <w:left w:val="nil"/>
-              <w:bottom w:val="single" w:color="auto" w:sz="8" w:space="0"/>
-              <w:right w:val="single" w:color="auto" w:sz="8" w:space="0"/>
+              <w:bottom w:val="single" w:sz="8" w:space="0" w:color="auto"/>
+              <w:right w:val="single" w:sz="8" w:space="0" w:color="auto"/>
             </w:tcBorders>
             <w:vAlign w:val="center"/>
           </w:tcPr>
@@ -7197,7 +6469,7 @@
             </w:pPr>
             <w:r>
               <w:rPr>
-                <w:rFonts w:hint="eastAsia" w:ascii="宋体" w:hAnsi="宋体" w:cs="宋体"/>
+                <w:rFonts w:ascii="宋体" w:hAnsi="宋体" w:cs="宋体" w:hint="eastAsia"/>
                 <w:color w:val="000000"/>
                 <w:kern w:val="0"/>
               </w:rPr>
@@ -7211,8 +6483,8 @@
             <w:tcBorders>
               <w:top w:val="nil"/>
               <w:left w:val="nil"/>
-              <w:bottom w:val="single" w:color="auto" w:sz="8" w:space="0"/>
-              <w:right w:val="single" w:color="auto" w:sz="8" w:space="0"/>
+              <w:bottom w:val="single" w:sz="8" w:space="0" w:color="auto"/>
+              <w:right w:val="single" w:sz="8" w:space="0" w:color="auto"/>
             </w:tcBorders>
             <w:vAlign w:val="center"/>
           </w:tcPr>
@@ -7228,7 +6500,7 @@
             </w:pPr>
             <w:r>
               <w:rPr>
-                <w:rFonts w:hint="eastAsia" w:ascii="宋体" w:hAnsi="宋体" w:cs="宋体"/>
+                <w:rFonts w:ascii="宋体" w:hAnsi="宋体" w:cs="宋体" w:hint="eastAsia"/>
                 <w:color w:val="000000"/>
                 <w:kern w:val="0"/>
               </w:rPr>
@@ -7239,6 +6511,9 @@
       </w:tr>
       <w:tr>
         <w:tblPrEx>
+          <w:tblW w:w="9781" w:type="dxa"/>
+          <w:tblInd w:w="-106" w:type="dxa"/>
+          <w:tblLayout w:type="fixed"/>
           <w:tblCellMar>
             <w:top w:w="0" w:type="dxa"/>
             <w:left w:w="108" w:type="dxa"/>
@@ -7247,17 +6522,17 @@
           </w:tblCellMar>
         </w:tblPrEx>
         <w:trPr>
-          <w:trHeight w:val="796" w:hRule="atLeast"/>
+          <w:trHeight w:val="796"/>
         </w:trPr>
         <w:tc>
           <w:tcPr>
             <w:tcW w:w="709" w:type="dxa"/>
-            <w:vMerge w:val="continue"/>
+            <w:vMerge/>
             <w:tcBorders>
               <w:top w:val="nil"/>
-              <w:left w:val="single" w:color="auto" w:sz="8" w:space="0"/>
-              <w:bottom w:val="single" w:color="auto" w:sz="8" w:space="0"/>
-              <w:right w:val="single" w:color="auto" w:sz="8" w:space="0"/>
+              <w:left w:val="single" w:sz="8" w:space="0" w:color="auto"/>
+              <w:bottom w:val="single" w:sz="8" w:space="0" w:color="auto"/>
+              <w:right w:val="single" w:sz="8" w:space="0" w:color="auto"/>
             </w:tcBorders>
             <w:vAlign w:val="center"/>
           </w:tcPr>
@@ -7276,12 +6551,12 @@
         <w:tc>
           <w:tcPr>
             <w:tcW w:w="1276" w:type="dxa"/>
-            <w:vMerge w:val="continue"/>
+            <w:vMerge/>
             <w:tcBorders>
               <w:top w:val="nil"/>
-              <w:left w:val="single" w:color="auto" w:sz="8" w:space="0"/>
-              <w:bottom w:val="single" w:color="auto" w:sz="8" w:space="0"/>
-              <w:right w:val="single" w:color="auto" w:sz="8" w:space="0"/>
+              <w:left w:val="single" w:sz="8" w:space="0" w:color="auto"/>
+              <w:bottom w:val="single" w:sz="8" w:space="0" w:color="auto"/>
+              <w:right w:val="single" w:sz="8" w:space="0" w:color="auto"/>
             </w:tcBorders>
             <w:vAlign w:val="center"/>
           </w:tcPr>
@@ -7303,8 +6578,8 @@
             <w:tcBorders>
               <w:top w:val="nil"/>
               <w:left w:val="nil"/>
-              <w:bottom w:val="single" w:color="auto" w:sz="8" w:space="0"/>
-              <w:right w:val="single" w:color="auto" w:sz="8" w:space="0"/>
+              <w:bottom w:val="single" w:sz="8" w:space="0" w:color="auto"/>
+              <w:right w:val="single" w:sz="8" w:space="0" w:color="auto"/>
             </w:tcBorders>
             <w:vAlign w:val="center"/>
           </w:tcPr>
@@ -7320,7 +6595,7 @@
             </w:pPr>
             <w:r>
               <w:rPr>
-                <w:rFonts w:hint="eastAsia" w:ascii="宋体" w:hAnsi="宋体" w:cs="宋体"/>
+                <w:rFonts w:ascii="宋体" w:hAnsi="宋体" w:cs="宋体" w:hint="eastAsia"/>
                 <w:color w:val="000000"/>
                 <w:kern w:val="0"/>
               </w:rPr>
@@ -7334,9 +6609,9 @@
             <w:vMerge w:val="restart"/>
             <w:tcBorders>
               <w:top w:val="nil"/>
-              <w:left w:val="single" w:color="auto" w:sz="8" w:space="0"/>
-              <w:bottom w:val="single" w:color="auto" w:sz="8" w:space="0"/>
-              <w:right w:val="single" w:color="auto" w:sz="8" w:space="0"/>
+              <w:left w:val="single" w:sz="8" w:space="0" w:color="auto"/>
+              <w:bottom w:val="single" w:sz="8" w:space="0" w:color="auto"/>
+              <w:right w:val="single" w:sz="8" w:space="0" w:color="auto"/>
             </w:tcBorders>
             <w:vAlign w:val="center"/>
           </w:tcPr>
@@ -7352,7 +6627,7 @@
             </w:pPr>
             <w:r>
               <w:rPr>
-                <w:rFonts w:hint="eastAsia" w:ascii="宋体" w:hAnsi="宋体" w:cs="宋体"/>
+                <w:rFonts w:ascii="宋体" w:hAnsi="宋体" w:cs="宋体" w:hint="eastAsia"/>
                 <w:color w:val="000000"/>
                 <w:kern w:val="0"/>
               </w:rPr>
@@ -7363,12 +6638,12 @@
         <w:tc>
           <w:tcPr>
             <w:tcW w:w="1134" w:type="dxa"/>
-            <w:vMerge w:val="continue"/>
+            <w:vMerge/>
             <w:tcBorders>
               <w:top w:val="nil"/>
-              <w:left w:val="single" w:color="auto" w:sz="8" w:space="0"/>
-              <w:bottom w:val="single" w:color="auto" w:sz="8" w:space="0"/>
-              <w:right w:val="single" w:color="auto" w:sz="8" w:space="0"/>
+              <w:left w:val="single" w:sz="8" w:space="0" w:color="auto"/>
+              <w:bottom w:val="single" w:sz="8" w:space="0" w:color="auto"/>
+              <w:right w:val="single" w:sz="8" w:space="0" w:color="auto"/>
             </w:tcBorders>
             <w:vAlign w:val="center"/>
           </w:tcPr>
@@ -7390,9 +6665,9 @@
             <w:vMerge w:val="restart"/>
             <w:tcBorders>
               <w:top w:val="nil"/>
-              <w:left w:val="single" w:color="auto" w:sz="8" w:space="0"/>
-              <w:bottom w:val="single" w:color="auto" w:sz="8" w:space="0"/>
-              <w:right w:val="single" w:color="auto" w:sz="8" w:space="0"/>
+              <w:left w:val="single" w:sz="8" w:space="0" w:color="auto"/>
+              <w:bottom w:val="single" w:sz="8" w:space="0" w:color="auto"/>
+              <w:right w:val="single" w:sz="8" w:space="0" w:color="auto"/>
             </w:tcBorders>
             <w:vAlign w:val="center"/>
           </w:tcPr>
@@ -7408,7 +6683,7 @@
             </w:pPr>
             <w:r>
               <w:rPr>
-                <w:rFonts w:hint="eastAsia" w:ascii="宋体" w:hAnsi="宋体" w:cs="宋体"/>
+                <w:rFonts w:ascii="宋体" w:hAnsi="宋体" w:cs="宋体" w:hint="eastAsia"/>
                 <w:color w:val="000000"/>
                 <w:kern w:val="0"/>
               </w:rPr>
@@ -7422,9 +6697,9 @@
             <w:vMerge w:val="restart"/>
             <w:tcBorders>
               <w:top w:val="nil"/>
-              <w:left w:val="single" w:color="auto" w:sz="8" w:space="0"/>
-              <w:bottom w:val="single" w:color="auto" w:sz="8" w:space="0"/>
-              <w:right w:val="single" w:color="auto" w:sz="8" w:space="0"/>
+              <w:left w:val="single" w:sz="8" w:space="0" w:color="auto"/>
+              <w:bottom w:val="single" w:sz="8" w:space="0" w:color="auto"/>
+              <w:right w:val="single" w:sz="8" w:space="0" w:color="auto"/>
             </w:tcBorders>
             <w:vAlign w:val="center"/>
           </w:tcPr>
@@ -7440,7 +6715,7 @@
             </w:pPr>
             <w:r>
               <w:rPr>
-                <w:rFonts w:hint="eastAsia" w:ascii="宋体" w:hAnsi="宋体" w:cs="宋体"/>
+                <w:rFonts w:ascii="宋体" w:hAnsi="宋体" w:cs="宋体" w:hint="eastAsia"/>
                 <w:color w:val="000000"/>
                 <w:kern w:val="0"/>
               </w:rPr>
@@ -7451,6 +6726,9 @@
       </w:tr>
       <w:tr>
         <w:tblPrEx>
+          <w:tblW w:w="9781" w:type="dxa"/>
+          <w:tblInd w:w="-106" w:type="dxa"/>
+          <w:tblLayout w:type="fixed"/>
           <w:tblCellMar>
             <w:top w:w="0" w:type="dxa"/>
             <w:left w:w="108" w:type="dxa"/>
@@ -7459,17 +6737,17 @@
           </w:tblCellMar>
         </w:tblPrEx>
         <w:trPr>
-          <w:trHeight w:val="705" w:hRule="atLeast"/>
+          <w:trHeight w:val="705"/>
         </w:trPr>
         <w:tc>
           <w:tcPr>
             <w:tcW w:w="709" w:type="dxa"/>
-            <w:vMerge w:val="continue"/>
+            <w:vMerge/>
             <w:tcBorders>
               <w:top w:val="nil"/>
-              <w:left w:val="single" w:color="auto" w:sz="8" w:space="0"/>
-              <w:bottom w:val="single" w:color="auto" w:sz="8" w:space="0"/>
-              <w:right w:val="single" w:color="auto" w:sz="8" w:space="0"/>
+              <w:left w:val="single" w:sz="8" w:space="0" w:color="auto"/>
+              <w:bottom w:val="single" w:sz="8" w:space="0" w:color="auto"/>
+              <w:right w:val="single" w:sz="8" w:space="0" w:color="auto"/>
             </w:tcBorders>
             <w:vAlign w:val="center"/>
           </w:tcPr>
@@ -7488,12 +6766,12 @@
         <w:tc>
           <w:tcPr>
             <w:tcW w:w="1276" w:type="dxa"/>
-            <w:vMerge w:val="continue"/>
+            <w:vMerge/>
             <w:tcBorders>
               <w:top w:val="nil"/>
-              <w:left w:val="single" w:color="auto" w:sz="8" w:space="0"/>
-              <w:bottom w:val="single" w:color="auto" w:sz="8" w:space="0"/>
-              <w:right w:val="single" w:color="auto" w:sz="8" w:space="0"/>
+              <w:left w:val="single" w:sz="8" w:space="0" w:color="auto"/>
+              <w:bottom w:val="single" w:sz="8" w:space="0" w:color="auto"/>
+              <w:right w:val="single" w:sz="8" w:space="0" w:color="auto"/>
             </w:tcBorders>
             <w:vAlign w:val="center"/>
           </w:tcPr>
@@ -7515,8 +6793,8 @@
             <w:tcBorders>
               <w:top w:val="nil"/>
               <w:left w:val="nil"/>
-              <w:bottom w:val="single" w:color="auto" w:sz="8" w:space="0"/>
-              <w:right w:val="single" w:color="auto" w:sz="8" w:space="0"/>
+              <w:bottom w:val="single" w:sz="8" w:space="0" w:color="auto"/>
+              <w:right w:val="single" w:sz="8" w:space="0" w:color="auto"/>
             </w:tcBorders>
             <w:vAlign w:val="center"/>
           </w:tcPr>
@@ -7531,7 +6809,7 @@
             </w:pPr>
             <w:r>
               <w:rPr>
-                <w:rFonts w:hint="eastAsia" w:ascii="宋体" w:hAnsi="宋体" w:cs="宋体"/>
+                <w:rFonts w:ascii="宋体" w:hAnsi="宋体" w:cs="宋体" w:hint="eastAsia"/>
                 <w:color w:val="000000"/>
                 <w:kern w:val="0"/>
               </w:rPr>
@@ -7542,12 +6820,12 @@
         <w:tc>
           <w:tcPr>
             <w:tcW w:w="3260" w:type="dxa"/>
-            <w:vMerge w:val="continue"/>
+            <w:vMerge/>
             <w:tcBorders>
               <w:top w:val="nil"/>
-              <w:left w:val="single" w:color="auto" w:sz="8" w:space="0"/>
-              <w:bottom w:val="single" w:color="auto" w:sz="8" w:space="0"/>
-              <w:right w:val="single" w:color="auto" w:sz="8" w:space="0"/>
+              <w:left w:val="single" w:sz="8" w:space="0" w:color="auto"/>
+              <w:bottom w:val="single" w:sz="8" w:space="0" w:color="auto"/>
+              <w:right w:val="single" w:sz="8" w:space="0" w:color="auto"/>
             </w:tcBorders>
             <w:vAlign w:val="center"/>
           </w:tcPr>
@@ -7566,12 +6844,12 @@
         <w:tc>
           <w:tcPr>
             <w:tcW w:w="1134" w:type="dxa"/>
-            <w:vMerge w:val="continue"/>
+            <w:vMerge/>
             <w:tcBorders>
               <w:top w:val="nil"/>
-              <w:left w:val="single" w:color="auto" w:sz="8" w:space="0"/>
-              <w:bottom w:val="single" w:color="auto" w:sz="8" w:space="0"/>
-              <w:right w:val="single" w:color="auto" w:sz="8" w:space="0"/>
+              <w:left w:val="single" w:sz="8" w:space="0" w:color="auto"/>
+              <w:bottom w:val="single" w:sz="8" w:space="0" w:color="auto"/>
+              <w:right w:val="single" w:sz="8" w:space="0" w:color="auto"/>
             </w:tcBorders>
             <w:vAlign w:val="center"/>
           </w:tcPr>
@@ -7590,12 +6868,12 @@
         <w:tc>
           <w:tcPr>
             <w:tcW w:w="709" w:type="dxa"/>
-            <w:vMerge w:val="continue"/>
+            <w:vMerge/>
             <w:tcBorders>
               <w:top w:val="nil"/>
-              <w:left w:val="single" w:color="auto" w:sz="8" w:space="0"/>
-              <w:bottom w:val="single" w:color="auto" w:sz="8" w:space="0"/>
-              <w:right w:val="single" w:color="auto" w:sz="8" w:space="0"/>
+              <w:left w:val="single" w:sz="8" w:space="0" w:color="auto"/>
+              <w:bottom w:val="single" w:sz="8" w:space="0" w:color="auto"/>
+              <w:right w:val="single" w:sz="8" w:space="0" w:color="auto"/>
             </w:tcBorders>
             <w:vAlign w:val="center"/>
           </w:tcPr>
@@ -7614,12 +6892,12 @@
         <w:tc>
           <w:tcPr>
             <w:tcW w:w="992" w:type="dxa"/>
-            <w:vMerge w:val="continue"/>
+            <w:vMerge/>
             <w:tcBorders>
               <w:top w:val="nil"/>
-              <w:left w:val="single" w:color="auto" w:sz="8" w:space="0"/>
-              <w:bottom w:val="single" w:color="auto" w:sz="8" w:space="0"/>
-              <w:right w:val="single" w:color="auto" w:sz="8" w:space="0"/>
+              <w:left w:val="single" w:sz="8" w:space="0" w:color="auto"/>
+              <w:bottom w:val="single" w:sz="8" w:space="0" w:color="auto"/>
+              <w:right w:val="single" w:sz="8" w:space="0" w:color="auto"/>
             </w:tcBorders>
             <w:vAlign w:val="center"/>
           </w:tcPr>
@@ -7639,19 +6917,7 @@
     </w:tbl>
     <w:p>
       <w:pPr>
-        <w:pStyle w:val="28"/>
-        <w:spacing w:line="360" w:lineRule="auto"/>
-        <w:ind w:left="1380" w:firstLine="0" w:firstLineChars="0"/>
-        <w:rPr>
-          <w:rFonts w:ascii="宋体" w:cs="Times New Roman"/>
-          <w:sz w:val="24"/>
-          <w:szCs w:val="24"/>
-        </w:rPr>
-      </w:pPr>
-    </w:p>
-    <w:p>
-      <w:pPr>
-        <w:pStyle w:val="28"/>
+        <w:pStyle w:val="ListParagraph"/>
         <w:numPr>
           <w:ilvl w:val="0"/>
           <w:numId w:val="6"/>
@@ -7666,7 +6932,7 @@
       </w:pPr>
       <w:r>
         <w:rPr>
-          <w:rFonts w:hint="eastAsia" w:ascii="宋体" w:hAnsi="宋体" w:cs="宋体"/>
+          <w:rFonts w:ascii="宋体" w:hAnsi="宋体" w:cs="宋体" w:hint="eastAsia"/>
           <w:sz w:val="24"/>
           <w:szCs w:val="24"/>
         </w:rPr>
@@ -7675,7 +6941,7 @@
     </w:p>
     <w:p>
       <w:pPr>
-        <w:pStyle w:val="28"/>
+        <w:pStyle w:val="ListParagraph"/>
         <w:numPr>
           <w:ilvl w:val="0"/>
           <w:numId w:val="7"/>
@@ -7690,7 +6956,7 @@
       </w:pPr>
       <w:r>
         <w:rPr>
-          <w:rFonts w:hint="eastAsia" w:ascii="宋体" w:hAnsi="宋体" w:cs="宋体"/>
+          <w:rFonts w:ascii="宋体" w:hAnsi="宋体" w:cs="宋体" w:hint="eastAsia"/>
           <w:sz w:val="24"/>
           <w:szCs w:val="24"/>
         </w:rPr>
@@ -7707,7 +6973,7 @@
     </w:p>
     <w:p>
       <w:pPr>
-        <w:pStyle w:val="28"/>
+        <w:pStyle w:val="ListParagraph"/>
         <w:numPr>
           <w:ilvl w:val="0"/>
           <w:numId w:val="7"/>
@@ -7722,7 +6988,7 @@
       </w:pPr>
       <w:r>
         <w:rPr>
-          <w:rFonts w:hint="eastAsia" w:ascii="宋体" w:hAnsi="宋体" w:cs="宋体"/>
+          <w:rFonts w:ascii="宋体" w:hAnsi="宋体" w:cs="宋体" w:hint="eastAsia"/>
           <w:sz w:val="24"/>
           <w:szCs w:val="24"/>
         </w:rPr>
@@ -7731,7 +6997,7 @@
     </w:p>
     <w:p>
       <w:pPr>
-        <w:pStyle w:val="28"/>
+        <w:pStyle w:val="ListParagraph"/>
         <w:widowControl/>
         <w:numPr>
           <w:ilvl w:val="0"/>
@@ -7749,7 +7015,7 @@
       </w:pPr>
       <w:r>
         <w:rPr>
-          <w:rFonts w:hint="eastAsia" w:ascii="宋体" w:hAnsi="宋体" w:cs="宋体"/>
+          <w:rFonts w:ascii="宋体" w:hAnsi="宋体" w:cs="宋体" w:hint="eastAsia"/>
           <w:sz w:val="24"/>
           <w:szCs w:val="24"/>
         </w:rPr>
@@ -7759,7 +7025,7 @@
     <w:p>
       <w:pPr>
         <w:spacing w:line="360" w:lineRule="auto"/>
-        <w:ind w:left="840" w:leftChars="400" w:firstLine="360" w:firstLineChars="150"/>
+        <w:ind w:left="840" w:firstLine="315" w:leftChars="400" w:firstLineChars="150"/>
         <w:rPr>
           <w:rFonts w:ascii="宋体" w:cs="Times New Roman"/>
           <w:sz w:val="24"/>
@@ -7768,7 +7034,7 @@
       </w:pPr>
       <w:r>
         <w:rPr>
-          <w:rFonts w:hint="eastAsia" w:ascii="宋体" w:hAnsi="宋体" w:cs="宋体"/>
+          <w:rFonts w:ascii="宋体" w:hAnsi="宋体" w:cs="宋体" w:hint="eastAsia"/>
           <w:sz w:val="24"/>
           <w:szCs w:val="24"/>
         </w:rPr>
@@ -7784,7 +7050,7 @@
       </w:r>
       <w:r>
         <w:rPr>
-          <w:rFonts w:hint="eastAsia" w:ascii="宋体" w:hAnsi="宋体" w:cs="宋体"/>
+          <w:rFonts w:ascii="宋体" w:hAnsi="宋体" w:cs="宋体" w:hint="eastAsia"/>
           <w:sz w:val="24"/>
           <w:szCs w:val="24"/>
         </w:rPr>
@@ -7800,7 +7066,7 @@
       </w:r>
       <w:r>
         <w:rPr>
-          <w:rFonts w:hint="eastAsia" w:ascii="宋体" w:hAnsi="宋体" w:cs="宋体"/>
+          <w:rFonts w:ascii="宋体" w:hAnsi="宋体" w:cs="宋体" w:hint="eastAsia"/>
           <w:sz w:val="24"/>
           <w:szCs w:val="24"/>
         </w:rPr>
@@ -7816,7 +7082,7 @@
       </w:r>
       <w:r>
         <w:rPr>
-          <w:rFonts w:hint="eastAsia" w:ascii="宋体" w:hAnsi="宋体" w:cs="宋体"/>
+          <w:rFonts w:ascii="宋体" w:hAnsi="宋体" w:cs="宋体" w:hint="eastAsia"/>
           <w:sz w:val="24"/>
           <w:szCs w:val="24"/>
         </w:rPr>
@@ -7832,7 +7098,7 @@
       </w:r>
       <w:r>
         <w:rPr>
-          <w:rFonts w:hint="eastAsia" w:ascii="宋体" w:hAnsi="宋体" w:cs="宋体"/>
+          <w:rFonts w:ascii="宋体" w:hAnsi="宋体" w:cs="宋体" w:hint="eastAsia"/>
           <w:sz w:val="24"/>
           <w:szCs w:val="24"/>
         </w:rPr>
@@ -7848,7 +7114,7 @@
       </w:r>
       <w:r>
         <w:rPr>
-          <w:rFonts w:hint="eastAsia" w:ascii="宋体" w:hAnsi="宋体" w:cs="宋体"/>
+          <w:rFonts w:ascii="宋体" w:hAnsi="宋体" w:cs="宋体" w:hint="eastAsia"/>
           <w:sz w:val="24"/>
           <w:szCs w:val="24"/>
         </w:rPr>
@@ -7864,7 +7130,7 @@
       </w:r>
       <w:r>
         <w:rPr>
-          <w:rFonts w:hint="eastAsia" w:ascii="宋体" w:hAnsi="宋体" w:cs="宋体"/>
+          <w:rFonts w:ascii="宋体" w:hAnsi="宋体" w:cs="宋体" w:hint="eastAsia"/>
           <w:sz w:val="24"/>
           <w:szCs w:val="24"/>
         </w:rPr>
@@ -7880,7 +7146,7 @@
       </w:r>
       <w:r>
         <w:rPr>
-          <w:rFonts w:hint="eastAsia" w:ascii="宋体" w:hAnsi="宋体" w:cs="宋体"/>
+          <w:rFonts w:ascii="宋体" w:hAnsi="宋体" w:cs="宋体" w:hint="eastAsia"/>
           <w:sz w:val="24"/>
           <w:szCs w:val="24"/>
         </w:rPr>
@@ -7911,7 +7177,7 @@
       </w:r>
       <w:r>
         <w:rPr>
-          <w:rFonts w:hint="eastAsia" w:ascii="宋体" w:hAnsi="宋体" w:cs="宋体"/>
+          <w:rFonts w:ascii="宋体" w:hAnsi="宋体" w:cs="宋体" w:hint="eastAsia"/>
           <w:sz w:val="24"/>
           <w:szCs w:val="24"/>
         </w:rPr>
@@ -7921,10 +7187,62 @@
     </w:p>
     <w:p>
       <w:pPr>
-        <w:pStyle w:val="28"/>
+        <w:pStyle w:val="ListParagraph"/>
+        <w:widowControl/>
+        <w:numPr>
+          <w:ilvl w:val="0"/>
+          <w:numId w:val="8"/>
+        </w:numPr>
+        <w:spacing w:line="360" w:lineRule="auto"/>
+        <w:ind w:left="845" w:hanging="425" w:leftChars="0" w:firstLineChars="0"/>
+        <w:jc w:val="left"/>
+        <w:outlineLvl w:val="3"/>
+        <w:rPr>
+          <w:rFonts w:ascii="宋体" w:cs="Times New Roman"/>
+          <w:sz w:val="24"/>
+          <w:szCs w:val="24"/>
+        </w:rPr>
+      </w:pPr>
+      <w:r>
+        <w:rPr>
+          <w:rFonts w:ascii="宋体" w:hAnsi="宋体" w:cs="宋体" w:hint="eastAsia"/>
+          <w:sz w:val="24"/>
+          <w:szCs w:val="24"/>
+        </w:rPr>
+        <w:t>建立核心人才库</w:t>
+      </w:r>
+    </w:p>
+    <w:p>
+      <w:pPr>
         <w:widowControl/>
         <w:spacing w:line="360" w:lineRule="auto"/>
-        <w:ind w:left="840" w:firstLine="0" w:firstLineChars="0"/>
+        <w:ind w:firstLine="315" w:firstLineChars="150"/>
+        <w:jc w:val="left"/>
+        <w:rPr>
+          <w:rFonts w:ascii="宋体" w:cs="Times New Roman"/>
+          <w:sz w:val="24"/>
+          <w:szCs w:val="24"/>
+        </w:rPr>
+      </w:pPr>
+      <w:r>
+        <w:rPr>
+          <w:rFonts w:ascii="宋体" w:hAnsi="宋体" w:cs="宋体" w:hint="eastAsia"/>
+          <w:sz w:val="24"/>
+          <w:szCs w:val="24"/>
+        </w:rPr>
+        <w:t>对公司现有员工做好信息，特长，发展方向的统计，及时了解人才库情况。</w:t>
+      </w:r>
+    </w:p>
+    <w:p>
+      <w:pPr>
+        <w:pStyle w:val="ListParagraph"/>
+        <w:widowControl/>
+        <w:numPr>
+          <w:ilvl w:val="0"/>
+          <w:numId w:val="8"/>
+        </w:numPr>
+        <w:spacing w:line="360" w:lineRule="auto"/>
+        <w:ind w:left="845" w:hanging="425" w:leftChars="0" w:firstLineChars="0"/>
         <w:jc w:val="left"/>
         <w:outlineLvl w:val="3"/>
         <w:rPr>
@@ -7935,26 +7253,18 @@
       </w:pPr>
       <w:r>
         <w:rPr>
-          <w:rFonts w:ascii="宋体" w:hAnsi="宋体" w:cs="宋体"/>
-          <w:sz w:val="24"/>
-          <w:szCs w:val="24"/>
-        </w:rPr>
-        <w:t>1</w:t>
-      </w:r>
-      <w:r>
-        <w:rPr>
-          <w:rFonts w:hint="eastAsia" w:ascii="宋体" w:hAnsi="宋体" w:cs="宋体"/>
-          <w:sz w:val="24"/>
-          <w:szCs w:val="24"/>
-        </w:rPr>
-        <w:t>：建立核心人才库</w:t>
+          <w:rFonts w:ascii="宋体" w:hAnsi="宋体" w:cs="宋体" w:hint="eastAsia"/>
+          <w:sz w:val="24"/>
+          <w:szCs w:val="24"/>
+        </w:rPr>
+        <w:t>内聘竞聘：</w:t>
       </w:r>
     </w:p>
     <w:p>
       <w:pPr>
         <w:widowControl/>
         <w:spacing w:line="360" w:lineRule="auto"/>
-        <w:ind w:firstLine="360" w:firstLineChars="150"/>
+        <w:ind w:firstLine="368" w:firstLineChars="175"/>
         <w:jc w:val="left"/>
         <w:rPr>
           <w:rFonts w:ascii="宋体" w:cs="Times New Roman"/>
@@ -7964,59 +7274,7 @@
       </w:pPr>
       <w:r>
         <w:rPr>
-          <w:rFonts w:hint="eastAsia" w:ascii="宋体" w:hAnsi="宋体" w:cs="宋体"/>
-          <w:sz w:val="24"/>
-          <w:szCs w:val="24"/>
-        </w:rPr>
-        <w:t>对公司现有员工做好信息，特长，发展方向的统计，及时了解人才库情况。</w:t>
-      </w:r>
-    </w:p>
-    <w:p>
-      <w:pPr>
-        <w:pStyle w:val="28"/>
-        <w:widowControl/>
-        <w:spacing w:line="360" w:lineRule="auto"/>
-        <w:ind w:left="840" w:firstLine="0" w:firstLineChars="0"/>
-        <w:jc w:val="left"/>
-        <w:outlineLvl w:val="3"/>
-        <w:rPr>
-          <w:rFonts w:ascii="宋体" w:cs="Times New Roman"/>
-          <w:sz w:val="24"/>
-          <w:szCs w:val="24"/>
-        </w:rPr>
-      </w:pPr>
-      <w:r>
-        <w:rPr>
-          <w:rFonts w:ascii="宋体" w:hAnsi="宋体" w:cs="宋体"/>
-          <w:sz w:val="24"/>
-          <w:szCs w:val="24"/>
-        </w:rPr>
-        <w:t>2</w:t>
-      </w:r>
-      <w:r>
-        <w:rPr>
-          <w:rFonts w:hint="eastAsia" w:ascii="宋体" w:hAnsi="宋体" w:cs="宋体"/>
-          <w:sz w:val="24"/>
-          <w:szCs w:val="24"/>
-        </w:rPr>
-        <w:t>：内聘竞聘：</w:t>
-      </w:r>
-    </w:p>
-    <w:p>
-      <w:pPr>
-        <w:widowControl/>
-        <w:spacing w:line="360" w:lineRule="auto"/>
-        <w:ind w:firstLine="420" w:firstLineChars="175"/>
-        <w:jc w:val="left"/>
-        <w:rPr>
-          <w:rFonts w:ascii="宋体" w:cs="Times New Roman"/>
-          <w:sz w:val="24"/>
-          <w:szCs w:val="24"/>
-        </w:rPr>
-      </w:pPr>
-      <w:r>
-        <w:rPr>
-          <w:rFonts w:hint="eastAsia" w:ascii="宋体" w:hAnsi="宋体" w:cs="宋体"/>
+          <w:rFonts w:ascii="宋体" w:hAnsi="宋体" w:cs="宋体" w:hint="eastAsia"/>
           <w:sz w:val="24"/>
           <w:szCs w:val="24"/>
         </w:rPr>
@@ -8025,21 +7283,7 @@
     </w:p>
     <w:p>
       <w:pPr>
-        <w:pStyle w:val="28"/>
-        <w:widowControl/>
-        <w:spacing w:line="360" w:lineRule="auto"/>
-        <w:ind w:left="840" w:firstLine="120" w:firstLineChars="50"/>
-        <w:jc w:val="left"/>
-        <w:rPr>
-          <w:rFonts w:ascii="宋体" w:cs="Times New Roman"/>
-          <w:sz w:val="24"/>
-          <w:szCs w:val="24"/>
-        </w:rPr>
-      </w:pPr>
-    </w:p>
-    <w:p>
-      <w:pPr>
-        <w:pStyle w:val="2"/>
+        <w:pStyle w:val="Heading1"/>
         <w:autoSpaceDE w:val="0"/>
         <w:autoSpaceDN w:val="0"/>
         <w:adjustRightInd w:val="0"/>
@@ -8051,10 +7295,12 @@
           <w:szCs w:val="32"/>
         </w:rPr>
       </w:pPr>
-      <w:bookmarkStart w:id="17" w:name="_Toc10879"/>
-      <w:r>
-        <w:rPr>
-          <w:rFonts w:hint="eastAsia" w:ascii="宋体" w:hAnsi="宋体" w:cs="宋体"/>
+      <w:bookmarkStart w:id="17" w:name="_GoBack"/>
+      <w:bookmarkEnd w:id="17"/>
+      <w:bookmarkStart w:id="18" w:name="_Toc10879"/>
+      <w:r>
+        <w:rPr>
+          <w:rFonts w:ascii="宋体" w:hAnsi="宋体" w:cs="宋体" w:hint="eastAsia"/>
           <w:sz w:val="32"/>
           <w:szCs w:val="32"/>
         </w:rPr>
@@ -8070,13 +7316,13 @@
       </w:r>
       <w:r>
         <w:rPr>
-          <w:rFonts w:hint="eastAsia" w:ascii="宋体" w:hAnsi="宋体" w:cs="宋体"/>
+          <w:rFonts w:ascii="宋体" w:hAnsi="宋体" w:cs="宋体" w:hint="eastAsia"/>
           <w:sz w:val="32"/>
           <w:szCs w:val="32"/>
         </w:rPr>
         <w:t>建立人才培养、用人，留人制度</w:t>
       </w:r>
-      <w:bookmarkEnd w:id="17"/>
+      <w:bookmarkEnd w:id="18"/>
     </w:p>
     <w:p>
       <w:pPr>
@@ -8092,7 +7338,7 @@
       </w:pPr>
       <w:r>
         <w:rPr>
-          <w:rFonts w:hint="eastAsia" w:ascii="宋体" w:hAnsi="宋体" w:cs="宋体"/>
+          <w:rFonts w:ascii="宋体" w:hAnsi="宋体" w:cs="宋体" w:hint="eastAsia"/>
           <w:sz w:val="24"/>
           <w:szCs w:val="24"/>
         </w:rPr>
@@ -8113,7 +7359,7 @@
       </w:pPr>
       <w:r>
         <w:rPr>
-          <w:rFonts w:hint="eastAsia" w:ascii="宋体" w:hAnsi="宋体" w:cs="宋体"/>
+          <w:rFonts w:ascii="宋体" w:hAnsi="宋体" w:cs="宋体" w:hint="eastAsia"/>
           <w:sz w:val="24"/>
           <w:szCs w:val="24"/>
         </w:rPr>
@@ -8134,7 +7380,7 @@
       </w:pPr>
       <w:r>
         <w:rPr>
-          <w:rFonts w:hint="eastAsia" w:ascii="宋体" w:hAnsi="宋体" w:cs="宋体"/>
+          <w:rFonts w:ascii="宋体" w:hAnsi="宋体" w:cs="宋体" w:hint="eastAsia"/>
           <w:sz w:val="24"/>
           <w:szCs w:val="24"/>
         </w:rPr>
@@ -8143,14 +7389,14 @@
     </w:p>
     <w:p>
       <w:pPr>
-        <w:pStyle w:val="3"/>
+        <w:pStyle w:val="Heading2"/>
         <w:spacing w:line="360" w:lineRule="auto"/>
         <w:rPr>
           <w:rFonts w:ascii="宋体"/>
           <w:bCs w:val="0"/>
         </w:rPr>
       </w:pPr>
-      <w:bookmarkStart w:id="18" w:name="_Toc20848"/>
+      <w:bookmarkStart w:id="19" w:name="_Toc20848"/>
       <w:r>
         <w:rPr>
           <w:rFonts w:ascii="宋体" w:hAnsi="宋体" w:cs="宋体"/>
@@ -8160,12 +7406,12 @@
       </w:r>
       <w:r>
         <w:rPr>
-          <w:rFonts w:hint="eastAsia" w:ascii="宋体" w:hAnsi="宋体" w:cs="宋体"/>
+          <w:rFonts w:ascii="宋体" w:hAnsi="宋体" w:cs="宋体" w:hint="eastAsia"/>
           <w:bCs w:val="0"/>
         </w:rPr>
         <w:t>在企业内部建立实习生实训基地</w:t>
       </w:r>
-      <w:bookmarkEnd w:id="18"/>
+      <w:bookmarkEnd w:id="19"/>
     </w:p>
     <w:p>
       <w:pPr>
@@ -8181,7 +7427,7 @@
       </w:pPr>
       <w:r>
         <w:rPr>
-          <w:rFonts w:hint="eastAsia" w:ascii="宋体" w:hAnsi="宋体" w:cs="宋体"/>
+          <w:rFonts w:ascii="宋体" w:hAnsi="宋体" w:cs="宋体" w:hint="eastAsia"/>
           <w:sz w:val="24"/>
           <w:szCs w:val="24"/>
         </w:rPr>
@@ -8190,14 +7436,14 @@
     </w:p>
     <w:p>
       <w:pPr>
-        <w:pStyle w:val="3"/>
+        <w:pStyle w:val="Heading2"/>
         <w:spacing w:line="360" w:lineRule="auto"/>
         <w:rPr>
           <w:rFonts w:ascii="宋体"/>
           <w:bCs w:val="0"/>
         </w:rPr>
       </w:pPr>
-      <w:bookmarkStart w:id="19" w:name="_Toc7835"/>
+      <w:bookmarkStart w:id="20" w:name="_Toc7835"/>
       <w:r>
         <w:rPr>
           <w:rFonts w:ascii="宋体" w:hAnsi="宋体" w:cs="宋体"/>
@@ -8207,12 +7453,12 @@
       </w:r>
       <w:r>
         <w:rPr>
-          <w:rFonts w:hint="eastAsia" w:ascii="宋体" w:hAnsi="宋体" w:cs="宋体"/>
+          <w:rFonts w:ascii="宋体" w:hAnsi="宋体" w:cs="宋体" w:hint="eastAsia"/>
           <w:bCs w:val="0"/>
         </w:rPr>
         <w:t>内部晋升，疏通上升通道</w:t>
       </w:r>
-      <w:bookmarkEnd w:id="19"/>
+      <w:bookmarkEnd w:id="20"/>
     </w:p>
     <w:p>
       <w:pPr>
@@ -8228,7 +7474,7 @@
       </w:pPr>
       <w:r>
         <w:rPr>
-          <w:rFonts w:hint="eastAsia" w:ascii="宋体" w:hAnsi="宋体" w:cs="宋体"/>
+          <w:rFonts w:ascii="宋体" w:hAnsi="宋体" w:cs="宋体" w:hint="eastAsia"/>
           <w:sz w:val="24"/>
           <w:szCs w:val="24"/>
         </w:rPr>
@@ -8237,14 +7483,14 @@
     </w:p>
     <w:p>
       <w:pPr>
-        <w:pStyle w:val="3"/>
+        <w:pStyle w:val="Heading2"/>
         <w:spacing w:line="360" w:lineRule="auto"/>
         <w:rPr>
           <w:rFonts w:ascii="宋体"/>
           <w:bCs w:val="0"/>
         </w:rPr>
       </w:pPr>
-      <w:bookmarkStart w:id="20" w:name="_Toc147"/>
+      <w:bookmarkStart w:id="21" w:name="_Toc147"/>
       <w:r>
         <w:rPr>
           <w:rFonts w:ascii="宋体" w:hAnsi="宋体" w:cs="宋体"/>
@@ -8254,12 +7500,12 @@
       </w:r>
       <w:r>
         <w:rPr>
-          <w:rFonts w:hint="eastAsia" w:ascii="宋体" w:hAnsi="宋体" w:cs="宋体"/>
+          <w:rFonts w:ascii="宋体" w:hAnsi="宋体" w:cs="宋体" w:hint="eastAsia"/>
           <w:bCs w:val="0"/>
         </w:rPr>
         <w:t>与各大院校建立长期的合作关系</w:t>
       </w:r>
-      <w:bookmarkEnd w:id="20"/>
+      <w:bookmarkEnd w:id="21"/>
     </w:p>
     <w:p>
       <w:pPr>
@@ -8275,7 +7521,7 @@
       </w:pPr>
       <w:r>
         <w:rPr>
-          <w:rFonts w:hint="eastAsia" w:ascii="宋体" w:hAnsi="宋体" w:cs="宋体"/>
+          <w:rFonts w:ascii="宋体" w:hAnsi="宋体" w:cs="宋体" w:hint="eastAsia"/>
           <w:sz w:val="24"/>
           <w:szCs w:val="24"/>
         </w:rPr>
@@ -8291,7 +7537,7 @@
       </w:r>
       <w:r>
         <w:rPr>
-          <w:rFonts w:hint="eastAsia" w:ascii="宋体" w:hAnsi="宋体" w:cs="宋体"/>
+          <w:rFonts w:ascii="宋体" w:hAnsi="宋体" w:cs="宋体" w:hint="eastAsia"/>
           <w:sz w:val="24"/>
           <w:szCs w:val="24"/>
         </w:rPr>
@@ -8307,7 +7553,7 @@
       </w:r>
       <w:r>
         <w:rPr>
-          <w:rFonts w:hint="eastAsia" w:ascii="宋体" w:hAnsi="宋体" w:cs="宋体"/>
+          <w:rFonts w:ascii="宋体" w:hAnsi="宋体" w:cs="宋体" w:hint="eastAsia"/>
           <w:sz w:val="24"/>
           <w:szCs w:val="24"/>
         </w:rPr>
@@ -8323,7 +7569,7 @@
       </w:r>
       <w:r>
         <w:rPr>
-          <w:rFonts w:hint="eastAsia" w:ascii="宋体" w:hAnsi="宋体" w:cs="宋体"/>
+          <w:rFonts w:ascii="宋体" w:hAnsi="宋体" w:cs="宋体" w:hint="eastAsia"/>
           <w:sz w:val="24"/>
           <w:szCs w:val="24"/>
         </w:rPr>
@@ -8339,7 +7585,7 @@
       </w:r>
       <w:r>
         <w:rPr>
-          <w:rFonts w:hint="eastAsia" w:ascii="宋体" w:hAnsi="宋体" w:cs="宋体"/>
+          <w:rFonts w:ascii="宋体" w:hAnsi="宋体" w:cs="宋体" w:hint="eastAsia"/>
           <w:sz w:val="24"/>
           <w:szCs w:val="24"/>
         </w:rPr>
@@ -8348,14 +7594,14 @@
     </w:p>
     <w:p>
       <w:pPr>
-        <w:pStyle w:val="3"/>
+        <w:pStyle w:val="Heading2"/>
         <w:spacing w:line="360" w:lineRule="auto"/>
         <w:rPr>
           <w:rFonts w:ascii="宋体"/>
           <w:bCs w:val="0"/>
         </w:rPr>
       </w:pPr>
-      <w:bookmarkStart w:id="21" w:name="_Toc4080"/>
+      <w:bookmarkStart w:id="22" w:name="_Toc4080"/>
       <w:r>
         <w:rPr>
           <w:rFonts w:ascii="宋体" w:hAnsi="宋体" w:cs="宋体"/>
@@ -8365,12 +7611,12 @@
       </w:r>
       <w:r>
         <w:rPr>
-          <w:rFonts w:hint="eastAsia" w:ascii="宋体" w:hAnsi="宋体" w:cs="宋体"/>
+          <w:rFonts w:ascii="宋体" w:hAnsi="宋体" w:cs="宋体" w:hint="eastAsia"/>
           <w:bCs w:val="0"/>
         </w:rPr>
         <w:t>与培训机构建立长期的合作关系</w:t>
       </w:r>
-      <w:bookmarkEnd w:id="21"/>
+      <w:bookmarkEnd w:id="22"/>
     </w:p>
     <w:p>
       <w:pPr>
@@ -8386,7 +7632,7 @@
       </w:pPr>
       <w:r>
         <w:rPr>
-          <w:rFonts w:hint="eastAsia" w:ascii="宋体" w:hAnsi="宋体" w:cs="宋体"/>
+          <w:rFonts w:ascii="宋体" w:hAnsi="宋体" w:cs="宋体" w:hint="eastAsia"/>
           <w:sz w:val="24"/>
           <w:szCs w:val="24"/>
         </w:rPr>
@@ -8402,7 +7648,7 @@
       </w:r>
       <w:r>
         <w:rPr>
-          <w:rFonts w:hint="eastAsia" w:ascii="宋体" w:hAnsi="宋体" w:cs="宋体"/>
+          <w:rFonts w:ascii="宋体" w:hAnsi="宋体" w:cs="宋体" w:hint="eastAsia"/>
           <w:sz w:val="24"/>
           <w:szCs w:val="24"/>
         </w:rPr>
@@ -8418,7 +7664,7 @@
       </w:r>
       <w:r>
         <w:rPr>
-          <w:rFonts w:hint="eastAsia" w:ascii="宋体" w:hAnsi="宋体" w:cs="宋体"/>
+          <w:rFonts w:ascii="宋体" w:hAnsi="宋体" w:cs="宋体" w:hint="eastAsia"/>
           <w:sz w:val="24"/>
           <w:szCs w:val="24"/>
         </w:rPr>
@@ -8430,7 +7676,7 @@
         <w:adjustRightInd w:val="0"/>
         <w:snapToGrid w:val="0"/>
         <w:spacing w:line="360" w:lineRule="auto"/>
-        <w:ind w:firstLine="480" w:firstLineChars="200"/>
+        <w:ind w:firstLine="420" w:firstLineChars="200"/>
         <w:rPr>
           <w:rFonts w:ascii="宋体" w:cs="Times New Roman"/>
           <w:sz w:val="24"/>
@@ -8439,11 +7685,11 @@
       </w:pPr>
     </w:p>
     <w:sectPr>
-      <w:footerReference r:id="rId9" w:type="default"/>
+      <w:footerReference w:type="default" r:id="rId11"/>
       <w:pgSz w:w="11906" w:h="16838"/>
       <w:pgMar w:top="1440" w:right="1800" w:bottom="1440" w:left="1800" w:header="851" w:footer="992" w:gutter="0"/>
       <w:pgNumType w:fmt="decimal" w:start="1"/>
-      <w:cols w:space="425" w:num="1"/>
+      <w:cols w:num="1" w:space="425"/>
       <w:docGrid w:type="lines" w:linePitch="312" w:charSpace="0"/>
     </w:sectPr>
   </w:body>
@@ -8451,10 +7697,10 @@
 </file>
 
 <file path=word/footer1.xml><?xml version="1.0" encoding="utf-8"?>
-<w:ftr xmlns:wpc="http://schemas.microsoft.com/office/word/2010/wordprocessingCanvas" xmlns:mc="http://schemas.openxmlformats.org/markup-compatibility/2006" xmlns:o="urn:schemas-microsoft-com:office:office" xmlns:r="http://schemas.openxmlformats.org/officeDocument/2006/relationships" xmlns:m="http://schemas.openxmlformats.org/officeDocument/2006/math" xmlns:v="urn:schemas-microsoft-com:vml" xmlns:wp14="http://schemas.microsoft.com/office/word/2010/wordprocessingDrawing" xmlns:wp="http://schemas.openxmlformats.org/drawingml/2006/wordprocessingDrawing" xmlns:w10="urn:schemas-microsoft-com:office:word" xmlns:w="http://schemas.openxmlformats.org/wordprocessingml/2006/main" xmlns:w14="http://schemas.microsoft.com/office/word/2010/wordml" xmlns:w15="http://schemas.microsoft.com/office/word/2012/wordml" xmlns:wpg="http://schemas.microsoft.com/office/word/2010/wordprocessingGroup" xmlns:wpi="http://schemas.microsoft.com/office/word/2010/wordprocessingInk" xmlns:wne="http://schemas.microsoft.com/office/word/2006/wordml" xmlns:wps="http://schemas.microsoft.com/office/word/2010/wordprocessingShape" xmlns:wpsCustomData="http://www.wps.cn/officeDocument/2013/wpsCustomData" mc:Ignorable="w14 w15 wp14">
+<w:ftr xmlns:wpc="http://schemas.microsoft.com/office/word/2010/wordprocessingCanvas" xmlns:mc="http://schemas.openxmlformats.org/markup-compatibility/2006" xmlns:o="urn:schemas-microsoft-com:office:office" xmlns:r="http://schemas.openxmlformats.org/officeDocument/2006/relationships" xmlns:m="http://schemas.openxmlformats.org/officeDocument/2006/math" xmlns:v="urn:schemas-microsoft-com:vml" xmlns:wp14="http://schemas.microsoft.com/office/word/2010/wordprocessingDrawing" xmlns:wp="http://schemas.openxmlformats.org/drawingml/2006/wordprocessingDrawing" xmlns:w10="urn:schemas-microsoft-com:office:word" xmlns:w="http://schemas.openxmlformats.org/wordprocessingml/2006/main" xmlns:w14="http://schemas.microsoft.com/office/word/2010/wordml" xmlns:w15="http://schemas.microsoft.com/office/word/2012/wordml" xmlns:wne="http://schemas.microsoft.com/office/word/2006/wordml" xmlns:wpg="http://schemas.microsoft.com/office/word/2010/wordprocessingGroup" xmlns:wpi="http://schemas.microsoft.com/office/word/2010/wordprocessingInk" xmlns:wps="http://schemas.microsoft.com/office/word/2010/wordprocessingShape" mc:Ignorable="w14 w15 wp14">
   <w:p>
     <w:pPr>
-      <w:pStyle w:val="10"/>
+      <w:pStyle w:val="Footer"/>
       <w:jc w:val="right"/>
     </w:pPr>
     <w:r>
@@ -8471,7 +7717,7 @@
         <w:b/>
         <w:bCs/>
       </w:rPr>
-      <w:instrText xml:space="preserve">PAGE</w:instrText>
+      <w:instrText>PAGE</w:instrText>
     </w:r>
     <w:r>
       <w:rPr>
@@ -8518,7 +7764,7 @@
         <w:b/>
         <w:bCs/>
       </w:rPr>
-      <w:instrText xml:space="preserve">NUMPAGES</w:instrText>
+      <w:instrText>NUMPAGES</w:instrText>
     </w:r>
     <w:r>
       <w:rPr>
@@ -8548,14 +7794,14 @@
   </w:p>
   <w:p>
     <w:pPr>
-      <w:pStyle w:val="10"/>
+      <w:pStyle w:val="Footer"/>
     </w:pPr>
   </w:p>
 </w:ftr>
 </file>
 
 <file path=word/footer2.xml><?xml version="1.0" encoding="utf-8"?>
-<w:ftr xmlns:wpc="http://schemas.microsoft.com/office/word/2010/wordprocessingCanvas" xmlns:mc="http://schemas.openxmlformats.org/markup-compatibility/2006" xmlns:o="urn:schemas-microsoft-com:office:office" xmlns:r="http://schemas.openxmlformats.org/officeDocument/2006/relationships" xmlns:m="http://schemas.openxmlformats.org/officeDocument/2006/math" xmlns:v="urn:schemas-microsoft-com:vml" xmlns:wp14="http://schemas.microsoft.com/office/word/2010/wordprocessingDrawing" xmlns:wp="http://schemas.openxmlformats.org/drawingml/2006/wordprocessingDrawing" xmlns:w10="urn:schemas-microsoft-com:office:word" xmlns:w="http://schemas.openxmlformats.org/wordprocessingml/2006/main" xmlns:w14="http://schemas.microsoft.com/office/word/2010/wordml" xmlns:w15="http://schemas.microsoft.com/office/word/2012/wordml" xmlns:wpg="http://schemas.microsoft.com/office/word/2010/wordprocessingGroup" xmlns:wpi="http://schemas.microsoft.com/office/word/2010/wordprocessingInk" xmlns:wne="http://schemas.microsoft.com/office/word/2006/wordml" xmlns:wps="http://schemas.microsoft.com/office/word/2010/wordprocessingShape" xmlns:wpsCustomData="http://www.wps.cn/officeDocument/2013/wpsCustomData" mc:Ignorable="w14 w15 wp14">
+<w:ftr xmlns:wpc="http://schemas.microsoft.com/office/word/2010/wordprocessingCanvas" xmlns:mc="http://schemas.openxmlformats.org/markup-compatibility/2006" xmlns:o="urn:schemas-microsoft-com:office:office" xmlns:r="http://schemas.openxmlformats.org/officeDocument/2006/relationships" xmlns:m="http://schemas.openxmlformats.org/officeDocument/2006/math" xmlns:v="urn:schemas-microsoft-com:vml" xmlns:wp14="http://schemas.microsoft.com/office/word/2010/wordprocessingDrawing" xmlns:wp="http://schemas.openxmlformats.org/drawingml/2006/wordprocessingDrawing" xmlns:w10="urn:schemas-microsoft-com:office:word" xmlns:w="http://schemas.openxmlformats.org/wordprocessingml/2006/main" xmlns:w14="http://schemas.microsoft.com/office/word/2010/wordml" xmlns:w15="http://schemas.microsoft.com/office/word/2012/wordml" xmlns:wne="http://schemas.microsoft.com/office/word/2006/wordml" xmlns:wpg="http://schemas.microsoft.com/office/word/2010/wordprocessingGroup" xmlns:wpi="http://schemas.microsoft.com/office/word/2010/wordprocessingInk" xmlns:wps="http://schemas.microsoft.com/office/word/2010/wordprocessingShape" mc:Ignorable="w14 w15 wp14">
   <w:p>
     <w:pPr>
       <w:ind w:left="480"/>
@@ -8568,10 +7814,10 @@
 </file>
 
 <file path=word/footer3.xml><?xml version="1.0" encoding="utf-8"?>
-<w:ftr xmlns:wpc="http://schemas.microsoft.com/office/word/2010/wordprocessingCanvas" xmlns:mc="http://schemas.openxmlformats.org/markup-compatibility/2006" xmlns:o="urn:schemas-microsoft-com:office:office" xmlns:r="http://schemas.openxmlformats.org/officeDocument/2006/relationships" xmlns:m="http://schemas.openxmlformats.org/officeDocument/2006/math" xmlns:v="urn:schemas-microsoft-com:vml" xmlns:wp14="http://schemas.microsoft.com/office/word/2010/wordprocessingDrawing" xmlns:wp="http://schemas.openxmlformats.org/drawingml/2006/wordprocessingDrawing" xmlns:w10="urn:schemas-microsoft-com:office:word" xmlns:w="http://schemas.openxmlformats.org/wordprocessingml/2006/main" xmlns:w14="http://schemas.microsoft.com/office/word/2010/wordml" xmlns:w15="http://schemas.microsoft.com/office/word/2012/wordml" xmlns:wpg="http://schemas.microsoft.com/office/word/2010/wordprocessingGroup" xmlns:wpi="http://schemas.microsoft.com/office/word/2010/wordprocessingInk" xmlns:wne="http://schemas.microsoft.com/office/word/2006/wordml" xmlns:wps="http://schemas.microsoft.com/office/word/2010/wordprocessingShape" xmlns:wpsCustomData="http://www.wps.cn/officeDocument/2013/wpsCustomData" mc:Ignorable="w14 w15 wp14">
+<w:ftr xmlns:wpc="http://schemas.microsoft.com/office/word/2010/wordprocessingCanvas" xmlns:mc="http://schemas.openxmlformats.org/markup-compatibility/2006" xmlns:o="urn:schemas-microsoft-com:office:office" xmlns:r="http://schemas.openxmlformats.org/officeDocument/2006/relationships" xmlns:m="http://schemas.openxmlformats.org/officeDocument/2006/math" xmlns:v="urn:schemas-microsoft-com:vml" xmlns:wp14="http://schemas.microsoft.com/office/word/2010/wordprocessingDrawing" xmlns:wp="http://schemas.openxmlformats.org/drawingml/2006/wordprocessingDrawing" xmlns:w10="urn:schemas-microsoft-com:office:word" xmlns:w="http://schemas.openxmlformats.org/wordprocessingml/2006/main" xmlns:w14="http://schemas.microsoft.com/office/word/2010/wordml" xmlns:w15="http://schemas.microsoft.com/office/word/2012/wordml" xmlns:wne="http://schemas.microsoft.com/office/word/2006/wordml" xmlns:wpg="http://schemas.microsoft.com/office/word/2010/wordprocessingGroup" xmlns:wpi="http://schemas.microsoft.com/office/word/2010/wordprocessingInk" xmlns:wps="http://schemas.microsoft.com/office/word/2010/wordprocessingShape" mc:Ignorable="w14 w15 wp14">
   <w:p>
     <w:pPr>
-      <w:pStyle w:val="10"/>
+      <w:pStyle w:val="Footer"/>
     </w:pPr>
     <w:r>
       <w:t xml:space="preserve"> </w:t>
@@ -8581,194 +7827,73 @@
 </file>
 
 <file path=word/footer4.xml><?xml version="1.0" encoding="utf-8"?>
-<w:ftr xmlns:wpc="http://schemas.microsoft.com/office/word/2010/wordprocessingCanvas" xmlns:mc="http://schemas.openxmlformats.org/markup-compatibility/2006" xmlns:o="urn:schemas-microsoft-com:office:office" xmlns:r="http://schemas.openxmlformats.org/officeDocument/2006/relationships" xmlns:m="http://schemas.openxmlformats.org/officeDocument/2006/math" xmlns:v="urn:schemas-microsoft-com:vml" xmlns:wp14="http://schemas.microsoft.com/office/word/2010/wordprocessingDrawing" xmlns:wp="http://schemas.openxmlformats.org/drawingml/2006/wordprocessingDrawing" xmlns:w10="urn:schemas-microsoft-com:office:word" xmlns:w="http://schemas.openxmlformats.org/wordprocessingml/2006/main" xmlns:w14="http://schemas.microsoft.com/office/word/2010/wordml" xmlns:w15="http://schemas.microsoft.com/office/word/2012/wordml" xmlns:wpg="http://schemas.microsoft.com/office/word/2010/wordprocessingGroup" xmlns:wpi="http://schemas.microsoft.com/office/word/2010/wordprocessingInk" xmlns:wne="http://schemas.microsoft.com/office/word/2006/wordml" xmlns:wps="http://schemas.microsoft.com/office/word/2010/wordprocessingShape" xmlns:wpsCustomData="http://www.wps.cn/officeDocument/2013/wpsCustomData" mc:Ignorable="w14 w15 wp14">
+<w:ftr xmlns:wpc="http://schemas.microsoft.com/office/word/2010/wordprocessingCanvas" xmlns:mc="http://schemas.openxmlformats.org/markup-compatibility/2006" xmlns:o="urn:schemas-microsoft-com:office:office" xmlns:r="http://schemas.openxmlformats.org/officeDocument/2006/relationships" xmlns:m="http://schemas.openxmlformats.org/officeDocument/2006/math" xmlns:v="urn:schemas-microsoft-com:vml" xmlns:wp14="http://schemas.microsoft.com/office/word/2010/wordprocessingDrawing" xmlns:wp="http://schemas.openxmlformats.org/drawingml/2006/wordprocessingDrawing" xmlns:w10="urn:schemas-microsoft-com:office:word" xmlns:w="http://schemas.openxmlformats.org/wordprocessingml/2006/main" xmlns:w14="http://schemas.microsoft.com/office/word/2010/wordml" xmlns:w15="http://schemas.microsoft.com/office/word/2012/wordml" xmlns:wne="http://schemas.microsoft.com/office/word/2006/wordml" xmlns:wpg="http://schemas.microsoft.com/office/word/2010/wordprocessingGroup" xmlns:wpi="http://schemas.microsoft.com/office/word/2010/wordprocessingInk" xmlns:wps="http://schemas.microsoft.com/office/word/2010/wordprocessingShape" mc:Ignorable="w14 w15 wp14">
   <w:p>
     <w:pPr>
-      <w:pStyle w:val="10"/>
+      <w:pStyle w:val="Footer"/>
     </w:pPr>
     <w:r>
       <w:rPr>
         <w:sz w:val="18"/>
       </w:rPr>
-      <mc:AlternateContent>
-        <mc:Choice Requires="wps">
-          <w:drawing>
-            <wp:anchor distT="0" distB="0" distL="114300" distR="114300" simplePos="0" relativeHeight="251658240" behindDoc="0" locked="0" layoutInCell="1" allowOverlap="1">
-              <wp:simplePos x="0" y="0"/>
-              <wp:positionH relativeFrom="margin">
-                <wp:align>center</wp:align>
-              </wp:positionH>
-              <wp:positionV relativeFrom="paragraph">
-                <wp:posOffset>0</wp:posOffset>
-              </wp:positionV>
-              <wp:extent cx="1828800" cy="1828800"/>
-              <wp:effectExtent l="0" t="0" r="0" b="0"/>
-              <wp:wrapNone/>
-              <wp:docPr id="1" name="文本框 1"/>
-              <wp:cNvGraphicFramePr/>
-              <a:graphic xmlns:a="http://schemas.openxmlformats.org/drawingml/2006/main">
-                <a:graphicData uri="http://schemas.microsoft.com/office/word/2010/wordprocessingShape">
-                  <wps:wsp>
-                    <wps:cNvSpPr txBox="1"/>
-                    <wps:spPr>
-                      <a:xfrm>
-                        <a:off x="0" y="0"/>
-                        <a:ext cx="1828800" cy="1828800"/>
-                      </a:xfrm>
-                      <a:prstGeom prst="rect">
-                        <a:avLst/>
-                      </a:prstGeom>
-                      <a:noFill/>
-                      <a:ln w="6350">
-                        <a:noFill/>
-                      </a:ln>
-                      <a:extLst>
-                        <a:ext uri="{909E8E84-426E-40DD-AFC4-6F175D3DCCD1}">
-                          <a14:hiddenFill xmlns:a14="http://schemas.microsoft.com/office/drawing/2010/main">
-                            <a:solidFill>
-                              <a:schemeClr val="lt1"/>
-                            </a:solidFill>
-                          </a14:hiddenFill>
-                        </a:ext>
-                        <a:ext uri="{91240B29-F687-4F45-9708-019B960494DF}">
-                          <a14:hiddenLine xmlns:a14="http://schemas.microsoft.com/office/drawing/2010/main" w="6350">
-                            <a:solidFill>
-                              <a:prstClr val="black"/>
-                            </a:solidFill>
-                          </a14:hiddenLine>
-                        </a:ext>
-                      </a:extLst>
-                    </wps:spPr>
-                    <wps:style>
-                      <a:lnRef idx="0">
-                        <a:schemeClr val="accent1"/>
-                      </a:lnRef>
-                      <a:fillRef idx="0">
-                        <a:schemeClr val="accent1"/>
-                      </a:fillRef>
-                      <a:effectRef idx="0">
-                        <a:schemeClr val="accent1"/>
-                      </a:effectRef>
-                      <a:fontRef idx="minor">
-                        <a:schemeClr val="dk1"/>
-                      </a:fontRef>
-                    </wps:style>
-                    <wps:txbx>
-                      <w:txbxContent>
-                        <w:p>
-                          <w:pPr>
-                            <w:pStyle w:val="10"/>
-                            <w:rPr>
-                              <w:rFonts w:hint="eastAsia" w:eastAsia="宋体"/>
-                              <w:lang w:eastAsia="zh-CN"/>
-                            </w:rPr>
-                          </w:pPr>
-                          <w:r>
-                            <w:rPr>
-                              <w:rFonts w:hint="eastAsia"/>
-                              <w:lang w:eastAsia="zh-CN"/>
-                            </w:rPr>
-                            <w:fldChar w:fldCharType="begin"/>
-                          </w:r>
-                          <w:r>
-                            <w:rPr>
-                              <w:rFonts w:hint="eastAsia"/>
-                              <w:lang w:eastAsia="zh-CN"/>
-                            </w:rPr>
-                            <w:instrText xml:space="preserve"> PAGE  \* MERGEFORMAT </w:instrText>
-                          </w:r>
-                          <w:r>
-                            <w:rPr>
-                              <w:rFonts w:hint="eastAsia"/>
-                              <w:lang w:eastAsia="zh-CN"/>
-                            </w:rPr>
-                            <w:fldChar w:fldCharType="separate"/>
-                          </w:r>
-                          <w:r>
-                            <w:rPr>
-                              <w:rFonts w:hint="eastAsia"/>
-                              <w:lang w:eastAsia="zh-CN"/>
-                            </w:rPr>
-                            <w:t>1</w:t>
-                          </w:r>
-                          <w:r>
-                            <w:rPr>
-                              <w:rFonts w:hint="eastAsia"/>
-                              <w:lang w:eastAsia="zh-CN"/>
-                            </w:rPr>
-                            <w:fldChar w:fldCharType="end"/>
-                          </w:r>
-                        </w:p>
-                      </w:txbxContent>
-                    </wps:txbx>
-                    <wps:bodyPr rot="0" spcFirstLastPara="0" vertOverflow="overflow" horzOverflow="overflow" vert="horz" wrap="none" lIns="0" tIns="0" rIns="0" bIns="0" numCol="1" spcCol="0" rtlCol="0" fromWordArt="0" anchor="t" anchorCtr="0" forceAA="0" upright="0" compatLnSpc="1">
-                      <a:spAutoFit/>
-                    </wps:bodyPr>
-                  </wps:wsp>
-                </a:graphicData>
-              </a:graphic>
-            </wp:anchor>
-          </w:drawing>
-        </mc:Choice>
-        <mc:Fallback>
-          <w:pict>
-            <v:shape id="_x0000_s1026" o:spid="_x0000_s1026" o:spt="202" type="#_x0000_t202" style="position:absolute;left:0pt;margin-top:0pt;height:144pt;width:144pt;mso-position-horizontal:center;mso-position-horizontal-relative:margin;mso-wrap-style:none;z-index:251658240;mso-width-relative:page;mso-height-relative:page;" filled="f" stroked="f" coordsize="21600,21600" o:gfxdata="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">
-              <v:fill on="f" focussize="0,0"/>
-              <v:stroke on="f" weight="0.5pt"/>
-              <v:imagedata o:title=""/>
-              <o:lock v:ext="edit" aspectratio="f"/>
-              <v:textbox inset="0mm,0mm,0mm,0mm" style="mso-fit-shape-to-text:t;">
-                <w:txbxContent>
-                  <w:p>
-                    <w:pPr>
-                      <w:pStyle w:val="10"/>
-                      <w:rPr>
-                        <w:rFonts w:hint="eastAsia" w:eastAsia="宋体"/>
-                        <w:lang w:eastAsia="zh-CN"/>
-                      </w:rPr>
-                    </w:pPr>
-                    <w:r>
-                      <w:rPr>
-                        <w:rFonts w:hint="eastAsia"/>
-                        <w:lang w:eastAsia="zh-CN"/>
-                      </w:rPr>
-                      <w:fldChar w:fldCharType="begin"/>
-                    </w:r>
-                    <w:r>
-                      <w:rPr>
-                        <w:rFonts w:hint="eastAsia"/>
-                        <w:lang w:eastAsia="zh-CN"/>
-                      </w:rPr>
-                      <w:instrText xml:space="preserve"> PAGE  \* MERGEFORMAT </w:instrText>
-                    </w:r>
-                    <w:r>
-                      <w:rPr>
-                        <w:rFonts w:hint="eastAsia"/>
-                        <w:lang w:eastAsia="zh-CN"/>
-                      </w:rPr>
-                      <w:fldChar w:fldCharType="separate"/>
-                    </w:r>
-                    <w:r>
-                      <w:rPr>
-                        <w:rFonts w:hint="eastAsia"/>
-                        <w:lang w:eastAsia="zh-CN"/>
-                      </w:rPr>
-                      <w:t>1</w:t>
-                    </w:r>
-                    <w:r>
-                      <w:rPr>
-                        <w:rFonts w:hint="eastAsia"/>
-                        <w:lang w:eastAsia="zh-CN"/>
-                      </w:rPr>
-                      <w:fldChar w:fldCharType="end"/>
-                    </w:r>
-                  </w:p>
-                </w:txbxContent>
-              </v:textbox>
-            </v:shape>
-          </w:pict>
-        </mc:Fallback>
-      </mc:AlternateContent>
+      <w:pict>
+        <v:shapetype id="_x0000_t202" coordsize="21600,21600" o:spt="202" path="m,l,21600r21600,l21600,xe">
+          <v:stroke joinstyle="miter"/>
+          <v:path gradientshapeok="t" o:connecttype="rect"/>
+        </v:shapetype>
+        <v:shape id="_x0000_s2049" o:spid="_x0000_s2049" type="#_x0000_t202" style="height:2in;margin-left:0;margin-top:0;mso-height-relative:page;mso-position-horizontal:center;mso-position-horizontal-relative:margin;mso-width-relative:page;mso-wrap-style:none;position:absolute;width:2in;z-index:251658240" coordsize="21600,21600" filled="f" stroked="f">
+          <v:stroke joinstyle="miter"/>
+          <o:lock v:ext="edit" aspectratio="f"/>
+          <v:textbox style="mso-fit-shape-to-text:t" inset="0,0,0,0">
+            <w:txbxContent>
+              <w:p>
+                <w:pPr>
+                  <w:pStyle w:val="Footer"/>
+                  <w:rPr>
+                    <w:rFonts w:eastAsia="宋体" w:hint="eastAsia"/>
+                    <w:lang w:eastAsia="zh-CN"/>
+                  </w:rPr>
+                </w:pPr>
+                <w:r>
+                  <w:rPr>
+                    <w:rFonts w:hint="eastAsia"/>
+                    <w:lang w:eastAsia="zh-CN"/>
+                  </w:rPr>
+                  <w:fldChar w:fldCharType="begin"/>
+                </w:r>
+                <w:r>
+                  <w:rPr>
+                    <w:rFonts w:hint="eastAsia"/>
+                    <w:lang w:eastAsia="zh-CN"/>
+                  </w:rPr>
+                  <w:instrText xml:space="preserve"> PAGE  \* MERGEFORMAT </w:instrText>
+                </w:r>
+                <w:r>
+                  <w:rPr>
+                    <w:rFonts w:hint="eastAsia"/>
+                    <w:lang w:eastAsia="zh-CN"/>
+                  </w:rPr>
+                  <w:fldChar w:fldCharType="separate"/>
+                </w:r>
+                <w:r>
+                  <w:rPr>
+                    <w:rFonts w:hint="eastAsia"/>
+                    <w:lang w:eastAsia="zh-CN"/>
+                  </w:rPr>
+                  <w:t>1</w:t>
+                </w:r>
+                <w:r>
+                  <w:rPr>
+                    <w:rFonts w:hint="eastAsia"/>
+                    <w:lang w:eastAsia="zh-CN"/>
+                  </w:rPr>
+                  <w:fldChar w:fldCharType="end"/>
+                </w:r>
+              </w:p>
+            </w:txbxContent>
+          </v:textbox>
+        </v:shape>
+      </w:pict>
     </w:r>
     <w:r>
       <w:t xml:space="preserve"> </w:t>
@@ -8778,15 +7903,15 @@
 </file>
 
 <file path=word/header1.xml><?xml version="1.0" encoding="utf-8"?>
-<w:hdr xmlns:wpc="http://schemas.microsoft.com/office/word/2010/wordprocessingCanvas" xmlns:mc="http://schemas.openxmlformats.org/markup-compatibility/2006" xmlns:o="urn:schemas-microsoft-com:office:office" xmlns:r="http://schemas.openxmlformats.org/officeDocument/2006/relationships" xmlns:m="http://schemas.openxmlformats.org/officeDocument/2006/math" xmlns:v="urn:schemas-microsoft-com:vml" xmlns:wp14="http://schemas.microsoft.com/office/word/2010/wordprocessingDrawing" xmlns:wp="http://schemas.openxmlformats.org/drawingml/2006/wordprocessingDrawing" xmlns:w10="urn:schemas-microsoft-com:office:word" xmlns:w="http://schemas.openxmlformats.org/wordprocessingml/2006/main" xmlns:w14="http://schemas.microsoft.com/office/word/2010/wordml" xmlns:w15="http://schemas.microsoft.com/office/word/2012/wordml" xmlns:wpg="http://schemas.microsoft.com/office/word/2010/wordprocessingGroup" xmlns:wpi="http://schemas.microsoft.com/office/word/2010/wordprocessingInk" xmlns:wne="http://schemas.microsoft.com/office/word/2006/wordml" xmlns:wps="http://schemas.microsoft.com/office/word/2010/wordprocessingShape" xmlns:wpsCustomData="http://www.wps.cn/officeDocument/2013/wpsCustomData" mc:Ignorable="w14 w15 wp14">
+<w:hdr xmlns:wpc="http://schemas.microsoft.com/office/word/2010/wordprocessingCanvas" xmlns:mc="http://schemas.openxmlformats.org/markup-compatibility/2006" xmlns:o="urn:schemas-microsoft-com:office:office" xmlns:r="http://schemas.openxmlformats.org/officeDocument/2006/relationships" xmlns:m="http://schemas.openxmlformats.org/officeDocument/2006/math" xmlns:v="urn:schemas-microsoft-com:vml" xmlns:wp14="http://schemas.microsoft.com/office/word/2010/wordprocessingDrawing" xmlns:wp="http://schemas.openxmlformats.org/drawingml/2006/wordprocessingDrawing" xmlns:w10="urn:schemas-microsoft-com:office:word" xmlns:w="http://schemas.openxmlformats.org/wordprocessingml/2006/main" xmlns:w14="http://schemas.microsoft.com/office/word/2010/wordml" xmlns:w15="http://schemas.microsoft.com/office/word/2012/wordml" xmlns:wne="http://schemas.microsoft.com/office/word/2006/wordml" xmlns:wpg="http://schemas.microsoft.com/office/word/2010/wordprocessingGroup" xmlns:wpi="http://schemas.microsoft.com/office/word/2010/wordprocessingInk" xmlns:wps="http://schemas.microsoft.com/office/word/2010/wordprocessingShape" mc:Ignorable="w14 w15 wp14">
   <w:p>
     <w:pPr>
-      <w:pStyle w:val="11"/>
+      <w:pStyle w:val="Header"/>
       <w:tabs>
+        <w:tab w:val="clear" w:pos="4153"/>
         <w:tab w:val="center" w:pos="4873"/>
+        <w:tab w:val="clear" w:pos="8306"/>
         <w:tab w:val="right" w:pos="9746"/>
-        <w:tab w:val="clear" w:pos="4153"/>
-        <w:tab w:val="clear" w:pos="8306"/>
       </w:tabs>
       <w:jc w:val="center"/>
     </w:pPr>
@@ -8794,18 +7919,18 @@
       <w:rPr>
         <w:rFonts w:hint="eastAsia"/>
       </w:rPr>
-      <w:t>青岛九邮信息技术有限公司</w:t>
+      <w:t>南京航之舟数字科技有限公司</w:t>
     </w:r>
   </w:p>
 </w:hdr>
 </file>
 
 <file path=word/header2.xml><?xml version="1.0" encoding="utf-8"?>
-<w:hdr xmlns:wpc="http://schemas.microsoft.com/office/word/2010/wordprocessingCanvas" xmlns:mc="http://schemas.openxmlformats.org/markup-compatibility/2006" xmlns:o="urn:schemas-microsoft-com:office:office" xmlns:r="http://schemas.openxmlformats.org/officeDocument/2006/relationships" xmlns:m="http://schemas.openxmlformats.org/officeDocument/2006/math" xmlns:v="urn:schemas-microsoft-com:vml" xmlns:wp14="http://schemas.microsoft.com/office/word/2010/wordprocessingDrawing" xmlns:wp="http://schemas.openxmlformats.org/drawingml/2006/wordprocessingDrawing" xmlns:w10="urn:schemas-microsoft-com:office:word" xmlns:w="http://schemas.openxmlformats.org/wordprocessingml/2006/main" xmlns:w14="http://schemas.microsoft.com/office/word/2010/wordml" xmlns:w15="http://schemas.microsoft.com/office/word/2012/wordml" xmlns:wpg="http://schemas.microsoft.com/office/word/2010/wordprocessingGroup" xmlns:wpi="http://schemas.microsoft.com/office/word/2010/wordprocessingInk" xmlns:wne="http://schemas.microsoft.com/office/word/2006/wordml" xmlns:wps="http://schemas.microsoft.com/office/word/2010/wordprocessingShape" xmlns:wpsCustomData="http://www.wps.cn/officeDocument/2013/wpsCustomData" mc:Ignorable="w14 w15 wp14">
+<w:hdr xmlns:wpc="http://schemas.microsoft.com/office/word/2010/wordprocessingCanvas" xmlns:mc="http://schemas.openxmlformats.org/markup-compatibility/2006" xmlns:o="urn:schemas-microsoft-com:office:office" xmlns:r="http://schemas.openxmlformats.org/officeDocument/2006/relationships" xmlns:m="http://schemas.openxmlformats.org/officeDocument/2006/math" xmlns:v="urn:schemas-microsoft-com:vml" xmlns:wp14="http://schemas.microsoft.com/office/word/2010/wordprocessingDrawing" xmlns:wp="http://schemas.openxmlformats.org/drawingml/2006/wordprocessingDrawing" xmlns:w10="urn:schemas-microsoft-com:office:word" xmlns:w="http://schemas.openxmlformats.org/wordprocessingml/2006/main" xmlns:w14="http://schemas.microsoft.com/office/word/2010/wordml" xmlns:w15="http://schemas.microsoft.com/office/word/2012/wordml" xmlns:wne="http://schemas.microsoft.com/office/word/2006/wordml" xmlns:wpg="http://schemas.microsoft.com/office/word/2010/wordprocessingGroup" xmlns:wpi="http://schemas.microsoft.com/office/word/2010/wordprocessingInk" xmlns:wps="http://schemas.microsoft.com/office/word/2010/wordprocessingShape" mc:Ignorable="w14 w15 wp14">
   <w:p>
     <w:pPr>
       <w:pBdr>
-        <w:bottom w:val="single" w:color="auto" w:sz="4" w:space="0"/>
+        <w:bottom w:val="single" w:sz="4" w:space="0" w:color="auto"/>
       </w:pBdr>
       <w:ind w:left="480"/>
       <w:jc w:val="center"/>
@@ -8816,48 +7941,48 @@
     </w:pPr>
     <w:r>
       <w:rPr>
-        <w:rFonts w:hint="eastAsia" w:cs="Times New Roman"/>
+        <w:rFonts w:cs="Times New Roman" w:hint="eastAsia"/>
       </w:rPr>
-      <w:t>青岛九邮信息技术有限公司</w:t>
+      <w:t>南京航之舟数字科技有限公司</w:t>
     </w:r>
   </w:p>
 </w:hdr>
 </file>
 
 <file path=word/header3.xml><?xml version="1.0" encoding="utf-8"?>
-<w:hdr xmlns:wpc="http://schemas.microsoft.com/office/word/2010/wordprocessingCanvas" xmlns:mc="http://schemas.openxmlformats.org/markup-compatibility/2006" xmlns:o="urn:schemas-microsoft-com:office:office" xmlns:r="http://schemas.openxmlformats.org/officeDocument/2006/relationships" xmlns:m="http://schemas.openxmlformats.org/officeDocument/2006/math" xmlns:v="urn:schemas-microsoft-com:vml" xmlns:wp14="http://schemas.microsoft.com/office/word/2010/wordprocessingDrawing" xmlns:wp="http://schemas.openxmlformats.org/drawingml/2006/wordprocessingDrawing" xmlns:w10="urn:schemas-microsoft-com:office:word" xmlns:w="http://schemas.openxmlformats.org/wordprocessingml/2006/main" xmlns:w14="http://schemas.microsoft.com/office/word/2010/wordml" xmlns:w15="http://schemas.microsoft.com/office/word/2012/wordml" xmlns:wpg="http://schemas.microsoft.com/office/word/2010/wordprocessingGroup" xmlns:wpi="http://schemas.microsoft.com/office/word/2010/wordprocessingInk" xmlns:wne="http://schemas.microsoft.com/office/word/2006/wordml" xmlns:wps="http://schemas.microsoft.com/office/word/2010/wordprocessingShape" xmlns:wpsCustomData="http://www.wps.cn/officeDocument/2013/wpsCustomData" mc:Ignorable="w14 w15 wp14">
+<w:hdr xmlns:wpc="http://schemas.microsoft.com/office/word/2010/wordprocessingCanvas" xmlns:mc="http://schemas.openxmlformats.org/markup-compatibility/2006" xmlns:o="urn:schemas-microsoft-com:office:office" xmlns:r="http://schemas.openxmlformats.org/officeDocument/2006/relationships" xmlns:m="http://schemas.openxmlformats.org/officeDocument/2006/math" xmlns:v="urn:schemas-microsoft-com:vml" xmlns:wp14="http://schemas.microsoft.com/office/word/2010/wordprocessingDrawing" xmlns:wp="http://schemas.openxmlformats.org/drawingml/2006/wordprocessingDrawing" xmlns:w10="urn:schemas-microsoft-com:office:word" xmlns:w="http://schemas.openxmlformats.org/wordprocessingml/2006/main" xmlns:w14="http://schemas.microsoft.com/office/word/2010/wordml" xmlns:w15="http://schemas.microsoft.com/office/word/2012/wordml" xmlns:wne="http://schemas.microsoft.com/office/word/2006/wordml" xmlns:wpg="http://schemas.microsoft.com/office/word/2010/wordprocessingGroup" xmlns:wpi="http://schemas.microsoft.com/office/word/2010/wordprocessingInk" xmlns:wps="http://schemas.microsoft.com/office/word/2010/wordprocessingShape" mc:Ignorable="w14 w15 wp14">
   <w:p>
     <w:pPr>
       <w:pBdr>
-        <w:bottom w:val="single" w:color="auto" w:sz="4" w:space="0"/>
+        <w:bottom w:val="single" w:sz="4" w:space="0" w:color="auto"/>
       </w:pBdr>
       <w:spacing w:line="360" w:lineRule="auto"/>
       <w:jc w:val="center"/>
       <w:rPr>
-        <w:rFonts w:hint="default" w:eastAsia="宋体" w:cs="Times New Roman"/>
+        <w:rFonts w:eastAsia="宋体" w:cs="Times New Roman" w:hint="default"/>
         <w:u w:val="none"/>
         <w:lang w:val="en-US" w:eastAsia="zh-CN"/>
       </w:rPr>
     </w:pPr>
     <w:r>
       <w:rPr>
-        <w:rFonts w:hint="eastAsia" w:cs="Times New Roman"/>
+        <w:rFonts w:cs="Times New Roman" w:hint="eastAsia"/>
         <w:u w:val="none"/>
         <w:lang w:val="en-US" w:eastAsia="zh-CN"/>
       </w:rPr>
-      <w:t>青岛九邮信息技术有限公司</w:t>
+      <w:t>南京航之舟数字科技有限公司</w:t>
     </w:r>
   </w:p>
 </w:hdr>
 </file>
 
 <file path=word/numbering.xml><?xml version="1.0" encoding="utf-8"?>
-<w:numbering xmlns:wpc="http://schemas.microsoft.com/office/word/2010/wordprocessingCanvas" xmlns:mc="http://schemas.openxmlformats.org/markup-compatibility/2006" xmlns:o="urn:schemas-microsoft-com:office:office" xmlns:r="http://schemas.openxmlformats.org/officeDocument/2006/relationships" xmlns:m="http://schemas.openxmlformats.org/officeDocument/2006/math" xmlns:v="urn:schemas-microsoft-com:vml" xmlns:wp14="http://schemas.microsoft.com/office/word/2010/wordprocessingDrawing" xmlns:wp="http://schemas.openxmlformats.org/drawingml/2006/wordprocessingDrawing" xmlns:w10="urn:schemas-microsoft-com:office:word" xmlns:w="http://schemas.openxmlformats.org/wordprocessingml/2006/main" xmlns:w14="http://schemas.microsoft.com/office/word/2010/wordml" xmlns:wpg="http://schemas.microsoft.com/office/word/2010/wordprocessingGroup" xmlns:wpi="http://schemas.microsoft.com/office/word/2010/wordprocessingInk" xmlns:wne="http://schemas.microsoft.com/office/word/2006/wordml" xmlns:wps="http://schemas.microsoft.com/office/word/2010/wordprocessingShape" mc:Ignorable="w14 wp14">
+<w:numbering xmlns:wpc="http://schemas.microsoft.com/office/word/2010/wordprocessingCanvas" xmlns:mc="http://schemas.openxmlformats.org/markup-compatibility/2006" xmlns:o="urn:schemas-microsoft-com:office:office" xmlns:r="http://schemas.openxmlformats.org/officeDocument/2006/relationships" xmlns:m="http://schemas.openxmlformats.org/officeDocument/2006/math" xmlns:v="urn:schemas-microsoft-com:vml" xmlns:wp14="http://schemas.microsoft.com/office/word/2010/wordprocessingDrawing" xmlns:wp="http://schemas.openxmlformats.org/drawingml/2006/wordprocessingDrawing" xmlns:w10="urn:schemas-microsoft-com:office:word" xmlns:w="http://schemas.openxmlformats.org/wordprocessingml/2006/main" xmlns:w14="http://schemas.microsoft.com/office/word/2010/wordml" xmlns:w15="http://schemas.microsoft.com/office/word/2012/wordml" xmlns:wne="http://schemas.microsoft.com/office/word/2006/wordml" xmlns:wpg="http://schemas.microsoft.com/office/word/2010/wordprocessingGroup" xmlns:wpi="http://schemas.microsoft.com/office/word/2010/wordprocessingInk" xmlns:wps="http://schemas.microsoft.com/office/word/2010/wordprocessingShape" mc:Ignorable="w14 w15 wp14">
   <w:abstractNum w:abstractNumId="0">
     <w:nsid w:val="08F959BD"/>
     <w:multiLevelType w:val="multilevel"/>
     <w:tmpl w:val="08F959BD"/>
-    <w:lvl w:ilvl="0" w:tentative="0">
+    <w:lvl w:ilvl="0">
       <w:start w:val="1"/>
       <w:numFmt w:val="decimal"/>
       <w:lvlText w:val="%1)"/>
@@ -8866,7 +7991,7 @@
         <w:ind w:left="960" w:hanging="420"/>
       </w:pPr>
     </w:lvl>
-    <w:lvl w:ilvl="1" w:tentative="0">
+    <w:lvl w:ilvl="1">
       <w:start w:val="1"/>
       <w:numFmt w:val="lowerLetter"/>
       <w:lvlText w:val="%2)"/>
@@ -8875,7 +8000,7 @@
         <w:ind w:left="1380" w:hanging="420"/>
       </w:pPr>
     </w:lvl>
-    <w:lvl w:ilvl="2" w:tentative="0">
+    <w:lvl w:ilvl="2">
       <w:start w:val="1"/>
       <w:numFmt w:val="lowerRoman"/>
       <w:lvlText w:val="%3."/>
@@ -8884,7 +8009,7 @@
         <w:ind w:left="1800" w:hanging="420"/>
       </w:pPr>
     </w:lvl>
-    <w:lvl w:ilvl="3" w:tentative="0">
+    <w:lvl w:ilvl="3">
       <w:start w:val="1"/>
       <w:numFmt w:val="decimal"/>
       <w:lvlText w:val="%4."/>
@@ -8893,7 +8018,7 @@
         <w:ind w:left="2220" w:hanging="420"/>
       </w:pPr>
     </w:lvl>
-    <w:lvl w:ilvl="4" w:tentative="0">
+    <w:lvl w:ilvl="4">
       <w:start w:val="1"/>
       <w:numFmt w:val="lowerLetter"/>
       <w:lvlText w:val="%5)"/>
@@ -8902,7 +8027,7 @@
         <w:ind w:left="2640" w:hanging="420"/>
       </w:pPr>
     </w:lvl>
-    <w:lvl w:ilvl="5" w:tentative="0">
+    <w:lvl w:ilvl="5">
       <w:start w:val="1"/>
       <w:numFmt w:val="lowerRoman"/>
       <w:lvlText w:val="%6."/>
@@ -8911,7 +8036,7 @@
         <w:ind w:left="3060" w:hanging="420"/>
       </w:pPr>
     </w:lvl>
-    <w:lvl w:ilvl="6" w:tentative="0">
+    <w:lvl w:ilvl="6">
       <w:start w:val="1"/>
       <w:numFmt w:val="decimal"/>
       <w:lvlText w:val="%7."/>
@@ -8920,7 +8045,7 @@
         <w:ind w:left="3480" w:hanging="420"/>
       </w:pPr>
     </w:lvl>
-    <w:lvl w:ilvl="7" w:tentative="0">
+    <w:lvl w:ilvl="7">
       <w:start w:val="1"/>
       <w:numFmt w:val="lowerLetter"/>
       <w:lvlText w:val="%8)"/>
@@ -8929,7 +8054,7 @@
         <w:ind w:left="3900" w:hanging="420"/>
       </w:pPr>
     </w:lvl>
-    <w:lvl w:ilvl="8" w:tentative="0">
+    <w:lvl w:ilvl="8">
       <w:start w:val="1"/>
       <w:numFmt w:val="lowerRoman"/>
       <w:lvlText w:val="%9."/>
@@ -8943,7 +8068,7 @@
     <w:nsid w:val="1C4A6A32"/>
     <w:multiLevelType w:val="multilevel"/>
     <w:tmpl w:val="1C4A6A32"/>
-    <w:lvl w:ilvl="0" w:tentative="0">
+    <w:lvl w:ilvl="0">
       <w:start w:val="1"/>
       <w:numFmt w:val="lowerLetter"/>
       <w:lvlText w:val="%1)"/>
@@ -8952,7 +8077,7 @@
         <w:ind w:left="1380" w:hanging="420"/>
       </w:pPr>
     </w:lvl>
-    <w:lvl w:ilvl="1" w:tentative="0">
+    <w:lvl w:ilvl="1">
       <w:start w:val="1"/>
       <w:numFmt w:val="lowerLetter"/>
       <w:lvlText w:val="%2)"/>
@@ -8961,7 +8086,7 @@
         <w:ind w:left="1800" w:hanging="420"/>
       </w:pPr>
     </w:lvl>
-    <w:lvl w:ilvl="2" w:tentative="0">
+    <w:lvl w:ilvl="2">
       <w:start w:val="1"/>
       <w:numFmt w:val="lowerRoman"/>
       <w:lvlText w:val="%3."/>
@@ -8970,7 +8095,7 @@
         <w:ind w:left="2220" w:hanging="420"/>
       </w:pPr>
     </w:lvl>
-    <w:lvl w:ilvl="3" w:tentative="0">
+    <w:lvl w:ilvl="3">
       <w:start w:val="1"/>
       <w:numFmt w:val="decimal"/>
       <w:lvlText w:val="%4."/>
@@ -8979,7 +8104,7 @@
         <w:ind w:left="2640" w:hanging="420"/>
       </w:pPr>
     </w:lvl>
-    <w:lvl w:ilvl="4" w:tentative="0">
+    <w:lvl w:ilvl="4">
       <w:start w:val="1"/>
       <w:numFmt w:val="lowerLetter"/>
       <w:lvlText w:val="%5)"/>
@@ -8988,7 +8113,7 @@
         <w:ind w:left="3060" w:hanging="420"/>
       </w:pPr>
     </w:lvl>
-    <w:lvl w:ilvl="5" w:tentative="0">
+    <w:lvl w:ilvl="5">
       <w:start w:val="1"/>
       <w:numFmt w:val="lowerRoman"/>
       <w:lvlText w:val="%6."/>
@@ -8997,7 +8122,7 @@
         <w:ind w:left="3480" w:hanging="420"/>
       </w:pPr>
     </w:lvl>
-    <w:lvl w:ilvl="6" w:tentative="0">
+    <w:lvl w:ilvl="6">
       <w:start w:val="1"/>
       <w:numFmt w:val="decimal"/>
       <w:lvlText w:val="%7."/>
@@ -9006,7 +8131,7 @@
         <w:ind w:left="3900" w:hanging="420"/>
       </w:pPr>
     </w:lvl>
-    <w:lvl w:ilvl="7" w:tentative="0">
+    <w:lvl w:ilvl="7">
       <w:start w:val="1"/>
       <w:numFmt w:val="lowerLetter"/>
       <w:lvlText w:val="%8)"/>
@@ -9015,7 +8140,7 @@
         <w:ind w:left="4320" w:hanging="420"/>
       </w:pPr>
     </w:lvl>
-    <w:lvl w:ilvl="8" w:tentative="0">
+    <w:lvl w:ilvl="8">
       <w:start w:val="1"/>
       <w:numFmt w:val="lowerRoman"/>
       <w:lvlText w:val="%9."/>
@@ -9029,7 +8154,7 @@
     <w:nsid w:val="20F51E75"/>
     <w:multiLevelType w:val="multilevel"/>
     <w:tmpl w:val="20F51E75"/>
-    <w:lvl w:ilvl="0" w:tentative="0">
+    <w:lvl w:ilvl="0">
       <w:start w:val="1"/>
       <w:numFmt w:val="lowerLetter"/>
       <w:lvlText w:val="%1)"/>
@@ -9038,7 +8163,7 @@
         <w:ind w:left="1380" w:hanging="420"/>
       </w:pPr>
     </w:lvl>
-    <w:lvl w:ilvl="1" w:tentative="0">
+    <w:lvl w:ilvl="1">
       <w:start w:val="1"/>
       <w:numFmt w:val="lowerLetter"/>
       <w:lvlText w:val="%2)"/>
@@ -9047,7 +8172,7 @@
         <w:ind w:left="1800" w:hanging="420"/>
       </w:pPr>
     </w:lvl>
-    <w:lvl w:ilvl="2" w:tentative="0">
+    <w:lvl w:ilvl="2">
       <w:start w:val="1"/>
       <w:numFmt w:val="lowerRoman"/>
       <w:lvlText w:val="%3."/>
@@ -9056,7 +8181,7 @@
         <w:ind w:left="2220" w:hanging="420"/>
       </w:pPr>
     </w:lvl>
-    <w:lvl w:ilvl="3" w:tentative="0">
+    <w:lvl w:ilvl="3">
       <w:start w:val="1"/>
       <w:numFmt w:val="decimal"/>
       <w:lvlText w:val="%4."/>
@@ -9065,7 +8190,7 @@
         <w:ind w:left="2640" w:hanging="420"/>
       </w:pPr>
     </w:lvl>
-    <w:lvl w:ilvl="4" w:tentative="0">
+    <w:lvl w:ilvl="4">
       <w:start w:val="1"/>
       <w:numFmt w:val="lowerLetter"/>
       <w:lvlText w:val="%5)"/>
@@ -9074,7 +8199,7 @@
         <w:ind w:left="3060" w:hanging="420"/>
       </w:pPr>
     </w:lvl>
-    <w:lvl w:ilvl="5" w:tentative="0">
+    <w:lvl w:ilvl="5">
       <w:start w:val="1"/>
       <w:numFmt w:val="lowerRoman"/>
       <w:lvlText w:val="%6."/>
@@ -9083,7 +8208,7 @@
         <w:ind w:left="3480" w:hanging="420"/>
       </w:pPr>
     </w:lvl>
-    <w:lvl w:ilvl="6" w:tentative="0">
+    <w:lvl w:ilvl="6">
       <w:start w:val="1"/>
       <w:numFmt w:val="decimal"/>
       <w:lvlText w:val="%7."/>
@@ -9092,7 +8217,7 @@
         <w:ind w:left="3900" w:hanging="420"/>
       </w:pPr>
     </w:lvl>
-    <w:lvl w:ilvl="7" w:tentative="0">
+    <w:lvl w:ilvl="7">
       <w:start w:val="1"/>
       <w:numFmt w:val="lowerLetter"/>
       <w:lvlText w:val="%8)"/>
@@ -9101,7 +8226,7 @@
         <w:ind w:left="4320" w:hanging="420"/>
       </w:pPr>
     </w:lvl>
-    <w:lvl w:ilvl="8" w:tentative="0">
+    <w:lvl w:ilvl="8">
       <w:start w:val="1"/>
       <w:numFmt w:val="lowerRoman"/>
       <w:lvlText w:val="%9."/>
@@ -9115,7 +8240,7 @@
     <w:nsid w:val="248C51D4"/>
     <w:multiLevelType w:val="multilevel"/>
     <w:tmpl w:val="248C51D4"/>
-    <w:lvl w:ilvl="0" w:tentative="0">
+    <w:lvl w:ilvl="0">
       <w:start w:val="1"/>
       <w:numFmt w:val="lowerLetter"/>
       <w:lvlText w:val="%1)"/>
@@ -9124,7 +8249,7 @@
         <w:ind w:left="1380" w:hanging="420"/>
       </w:pPr>
     </w:lvl>
-    <w:lvl w:ilvl="1" w:tentative="0">
+    <w:lvl w:ilvl="1">
       <w:start w:val="1"/>
       <w:numFmt w:val="lowerLetter"/>
       <w:lvlText w:val="%2)"/>
@@ -9133,7 +8258,7 @@
         <w:ind w:left="1800" w:hanging="420"/>
       </w:pPr>
     </w:lvl>
-    <w:lvl w:ilvl="2" w:tentative="0">
+    <w:lvl w:ilvl="2">
       <w:start w:val="1"/>
       <w:numFmt w:val="lowerRoman"/>
       <w:lvlText w:val="%3."/>
@@ -9142,7 +8267,7 @@
         <w:ind w:left="2220" w:hanging="420"/>
       </w:pPr>
     </w:lvl>
-    <w:lvl w:ilvl="3" w:tentative="0">
+    <w:lvl w:ilvl="3">
       <w:start w:val="1"/>
       <w:numFmt w:val="decimal"/>
       <w:lvlText w:val="%4."/>
@@ -9151,7 +8276,7 @@
         <w:ind w:left="2640" w:hanging="420"/>
       </w:pPr>
     </w:lvl>
-    <w:lvl w:ilvl="4" w:tentative="0">
+    <w:lvl w:ilvl="4">
       <w:start w:val="1"/>
       <w:numFmt w:val="lowerLetter"/>
       <w:lvlText w:val="%5)"/>
@@ -9160,7 +8285,7 @@
         <w:ind w:left="3060" w:hanging="420"/>
       </w:pPr>
     </w:lvl>
-    <w:lvl w:ilvl="5" w:tentative="0">
+    <w:lvl w:ilvl="5">
       <w:start w:val="1"/>
       <w:numFmt w:val="lowerRoman"/>
       <w:lvlText w:val="%6."/>
@@ -9169,7 +8294,7 @@
         <w:ind w:left="3480" w:hanging="420"/>
       </w:pPr>
     </w:lvl>
-    <w:lvl w:ilvl="6" w:tentative="0">
+    <w:lvl w:ilvl="6">
       <w:start w:val="1"/>
       <w:numFmt w:val="decimal"/>
       <w:lvlText w:val="%7."/>
@@ -9178,7 +8303,7 @@
         <w:ind w:left="3900" w:hanging="420"/>
       </w:pPr>
     </w:lvl>
-    <w:lvl w:ilvl="7" w:tentative="0">
+    <w:lvl w:ilvl="7">
       <w:start w:val="1"/>
       <w:numFmt w:val="lowerLetter"/>
       <w:lvlText w:val="%8)"/>
@@ -9187,7 +8312,7 @@
         <w:ind w:left="4320" w:hanging="420"/>
       </w:pPr>
     </w:lvl>
-    <w:lvl w:ilvl="8" w:tentative="0">
+    <w:lvl w:ilvl="8">
       <w:start w:val="1"/>
       <w:numFmt w:val="lowerRoman"/>
       <w:lvlText w:val="%9."/>
@@ -9201,7 +8326,7 @@
     <w:nsid w:val="346E11F7"/>
     <w:multiLevelType w:val="multilevel"/>
     <w:tmpl w:val="346E11F7"/>
-    <w:lvl w:ilvl="0" w:tentative="0">
+    <w:lvl w:ilvl="0">
       <w:start w:val="1"/>
       <w:numFmt w:val="lowerLetter"/>
       <w:lvlText w:val="%1)"/>
@@ -9210,7 +8335,7 @@
         <w:ind w:left="1380" w:hanging="420"/>
       </w:pPr>
     </w:lvl>
-    <w:lvl w:ilvl="1" w:tentative="0">
+    <w:lvl w:ilvl="1">
       <w:start w:val="1"/>
       <w:numFmt w:val="lowerLetter"/>
       <w:lvlText w:val="%2)"/>
@@ -9219,7 +8344,7 @@
         <w:ind w:left="1800" w:hanging="420"/>
       </w:pPr>
     </w:lvl>
-    <w:lvl w:ilvl="2" w:tentative="0">
+    <w:lvl w:ilvl="2">
       <w:start w:val="1"/>
       <w:numFmt w:val="lowerRoman"/>
       <w:lvlText w:val="%3."/>
@@ -9228,7 +8353,7 @@
         <w:ind w:left="2220" w:hanging="420"/>
       </w:pPr>
     </w:lvl>
-    <w:lvl w:ilvl="3" w:tentative="0">
+    <w:lvl w:ilvl="3">
       <w:start w:val="1"/>
       <w:numFmt w:val="decimal"/>
       <w:lvlText w:val="%4."/>
@@ -9237,7 +8362,7 @@
         <w:ind w:left="2640" w:hanging="420"/>
       </w:pPr>
     </w:lvl>
-    <w:lvl w:ilvl="4" w:tentative="0">
+    <w:lvl w:ilvl="4">
       <w:start w:val="1"/>
       <w:numFmt w:val="lowerLetter"/>
       <w:lvlText w:val="%5)"/>
@@ -9246,7 +8371,7 @@
         <w:ind w:left="3060" w:hanging="420"/>
       </w:pPr>
     </w:lvl>
-    <w:lvl w:ilvl="5" w:tentative="0">
+    <w:lvl w:ilvl="5">
       <w:start w:val="1"/>
       <w:numFmt w:val="lowerRoman"/>
       <w:lvlText w:val="%6."/>
@@ -9255,7 +8380,7 @@
         <w:ind w:left="3480" w:hanging="420"/>
       </w:pPr>
     </w:lvl>
-    <w:lvl w:ilvl="6" w:tentative="0">
+    <w:lvl w:ilvl="6">
       <w:start w:val="1"/>
       <w:numFmt w:val="decimal"/>
       <w:lvlText w:val="%7."/>
@@ -9264,7 +8389,7 @@
         <w:ind w:left="3900" w:hanging="420"/>
       </w:pPr>
     </w:lvl>
-    <w:lvl w:ilvl="7" w:tentative="0">
+    <w:lvl w:ilvl="7">
       <w:start w:val="1"/>
       <w:numFmt w:val="lowerLetter"/>
       <w:lvlText w:val="%8)"/>
@@ -9273,7 +8398,7 @@
         <w:ind w:left="4320" w:hanging="420"/>
       </w:pPr>
     </w:lvl>
-    <w:lvl w:ilvl="8" w:tentative="0">
+    <w:lvl w:ilvl="8">
       <w:start w:val="1"/>
       <w:numFmt w:val="lowerRoman"/>
       <w:lvlText w:val="%9."/>
@@ -9287,7 +8412,7 @@
     <w:nsid w:val="4D2553E5"/>
     <w:multiLevelType w:val="multilevel"/>
     <w:tmpl w:val="4D2553E5"/>
-    <w:lvl w:ilvl="0" w:tentative="0">
+    <w:lvl w:ilvl="0">
       <w:start w:val="1"/>
       <w:numFmt w:val="lowerLetter"/>
       <w:lvlText w:val="%1)"/>
@@ -9296,7 +8421,7 @@
         <w:ind w:left="1380" w:hanging="420"/>
       </w:pPr>
     </w:lvl>
-    <w:lvl w:ilvl="1" w:tentative="0">
+    <w:lvl w:ilvl="1">
       <w:start w:val="1"/>
       <w:numFmt w:val="lowerLetter"/>
       <w:lvlText w:val="%2)"/>
@@ -9305,7 +8430,7 @@
         <w:ind w:left="1800" w:hanging="420"/>
       </w:pPr>
     </w:lvl>
-    <w:lvl w:ilvl="2" w:tentative="0">
+    <w:lvl w:ilvl="2">
       <w:start w:val="1"/>
       <w:numFmt w:val="lowerRoman"/>
       <w:lvlText w:val="%3."/>
@@ -9314,7 +8439,7 @@
         <w:ind w:left="2220" w:hanging="420"/>
       </w:pPr>
     </w:lvl>
-    <w:lvl w:ilvl="3" w:tentative="0">
+    <w:lvl w:ilvl="3">
       <w:start w:val="1"/>
       <w:numFmt w:val="decimal"/>
       <w:lvlText w:val="%4."/>
@@ -9323,7 +8448,7 @@
         <w:ind w:left="2640" w:hanging="420"/>
       </w:pPr>
     </w:lvl>
-    <w:lvl w:ilvl="4" w:tentative="0">
+    <w:lvl w:ilvl="4">
       <w:start w:val="1"/>
       <w:numFmt w:val="lowerLetter"/>
       <w:lvlText w:val="%5)"/>
@@ -9332,7 +8457,7 @@
         <w:ind w:left="3060" w:hanging="420"/>
       </w:pPr>
     </w:lvl>
-    <w:lvl w:ilvl="5" w:tentative="0">
+    <w:lvl w:ilvl="5">
       <w:start w:val="1"/>
       <w:numFmt w:val="lowerRoman"/>
       <w:lvlText w:val="%6."/>
@@ -9341,7 +8466,7 @@
         <w:ind w:left="3480" w:hanging="420"/>
       </w:pPr>
     </w:lvl>
-    <w:lvl w:ilvl="6" w:tentative="0">
+    <w:lvl w:ilvl="6">
       <w:start w:val="1"/>
       <w:numFmt w:val="decimal"/>
       <w:lvlText w:val="%7."/>
@@ -9350,7 +8475,7 @@
         <w:ind w:left="3900" w:hanging="420"/>
       </w:pPr>
     </w:lvl>
-    <w:lvl w:ilvl="7" w:tentative="0">
+    <w:lvl w:ilvl="7">
       <w:start w:val="1"/>
       <w:numFmt w:val="lowerLetter"/>
       <w:lvlText w:val="%8)"/>
@@ -9359,7 +8484,7 @@
         <w:ind w:left="4320" w:hanging="420"/>
       </w:pPr>
     </w:lvl>
-    <w:lvl w:ilvl="8" w:tentative="0">
+    <w:lvl w:ilvl="8">
       <w:start w:val="1"/>
       <w:numFmt w:val="lowerRoman"/>
       <w:lvlText w:val="%9."/>
@@ -9370,10 +8495,30 @@
     </w:lvl>
   </w:abstractNum>
   <w:abstractNum w:abstractNumId="6">
+    <w:nsid w:val="6311DAD8"/>
+    <w:multiLevelType w:val="singleLevel"/>
+    <w:tmpl w:val="6311DAD8"/>
+    <w:lvl w:ilvl="0">
+      <w:start w:val="1"/>
+      <w:numFmt w:val="decimal"/>
+      <w:lvlText w:val="%1)"/>
+      <w:lvlJc w:val="left"/>
+      <w:pPr>
+        <w:tabs>
+          <w:tab w:val="left" w:pos="420"/>
+        </w:tabs>
+        <w:ind w:left="845" w:hanging="425"/>
+      </w:pPr>
+      <w:rPr>
+        <w:rFonts w:hint="default"/>
+      </w:rPr>
+    </w:lvl>
+  </w:abstractNum>
+  <w:abstractNum w:abstractNumId="7">
     <w:nsid w:val="6BB00630"/>
     <w:multiLevelType w:val="multilevel"/>
     <w:tmpl w:val="6BB00630"/>
-    <w:lvl w:ilvl="0" w:tentative="0">
+    <w:lvl w:ilvl="0">
       <w:start w:val="1"/>
       <w:numFmt w:val="bullet"/>
       <w:lvlText w:val=""/>
@@ -9382,10 +8527,10 @@
         <w:ind w:left="1800" w:hanging="420"/>
       </w:pPr>
       <w:rPr>
-        <w:rFonts w:hint="default" w:ascii="Wingdings" w:hAnsi="Wingdings" w:cs="Wingdings"/>
+        <w:rFonts w:ascii="Wingdings" w:hAnsi="Wingdings" w:cs="Wingdings" w:hint="default"/>
       </w:rPr>
     </w:lvl>
-    <w:lvl w:ilvl="1" w:tentative="0">
+    <w:lvl w:ilvl="1">
       <w:start w:val="1"/>
       <w:numFmt w:val="bullet"/>
       <w:lvlText w:val=""/>
@@ -9394,10 +8539,10 @@
         <w:ind w:left="2220" w:hanging="420"/>
       </w:pPr>
       <w:rPr>
-        <w:rFonts w:hint="default" w:ascii="Wingdings" w:hAnsi="Wingdings" w:cs="Wingdings"/>
+        <w:rFonts w:ascii="Wingdings" w:hAnsi="Wingdings" w:cs="Wingdings" w:hint="default"/>
       </w:rPr>
     </w:lvl>
-    <w:lvl w:ilvl="2" w:tentative="0">
+    <w:lvl w:ilvl="2">
       <w:start w:val="1"/>
       <w:numFmt w:val="bullet"/>
       <w:lvlText w:val=""/>
@@ -9406,10 +8551,10 @@
         <w:ind w:left="2640" w:hanging="420"/>
       </w:pPr>
       <w:rPr>
-        <w:rFonts w:hint="default" w:ascii="Wingdings" w:hAnsi="Wingdings" w:cs="Wingdings"/>
+        <w:rFonts w:ascii="Wingdings" w:hAnsi="Wingdings" w:cs="Wingdings" w:hint="default"/>
       </w:rPr>
     </w:lvl>
-    <w:lvl w:ilvl="3" w:tentative="0">
+    <w:lvl w:ilvl="3">
       <w:start w:val="1"/>
       <w:numFmt w:val="bullet"/>
       <w:lvlText w:val=""/>
@@ -9418,10 +8563,10 @@
         <w:ind w:left="3060" w:hanging="420"/>
       </w:pPr>
       <w:rPr>
-        <w:rFonts w:hint="default" w:ascii="Wingdings" w:hAnsi="Wingdings" w:cs="Wingdings"/>
+        <w:rFonts w:ascii="Wingdings" w:hAnsi="Wingdings" w:cs="Wingdings" w:hint="default"/>
       </w:rPr>
     </w:lvl>
-    <w:lvl w:ilvl="4" w:tentative="0">
+    <w:lvl w:ilvl="4">
       <w:start w:val="1"/>
       <w:numFmt w:val="bullet"/>
       <w:lvlText w:val=""/>
@@ -9430,10 +8575,10 @@
         <w:ind w:left="3480" w:hanging="420"/>
       </w:pPr>
       <w:rPr>
-        <w:rFonts w:hint="default" w:ascii="Wingdings" w:hAnsi="Wingdings" w:cs="Wingdings"/>
+        <w:rFonts w:ascii="Wingdings" w:hAnsi="Wingdings" w:cs="Wingdings" w:hint="default"/>
       </w:rPr>
     </w:lvl>
-    <w:lvl w:ilvl="5" w:tentative="0">
+    <w:lvl w:ilvl="5">
       <w:start w:val="1"/>
       <w:numFmt w:val="bullet"/>
       <w:lvlText w:val=""/>
@@ -9442,10 +8587,10 @@
         <w:ind w:left="3900" w:hanging="420"/>
       </w:pPr>
       <w:rPr>
-        <w:rFonts w:hint="default" w:ascii="Wingdings" w:hAnsi="Wingdings" w:cs="Wingdings"/>
+        <w:rFonts w:ascii="Wingdings" w:hAnsi="Wingdings" w:cs="Wingdings" w:hint="default"/>
       </w:rPr>
     </w:lvl>
-    <w:lvl w:ilvl="6" w:tentative="0">
+    <w:lvl w:ilvl="6">
       <w:start w:val="1"/>
       <w:numFmt w:val="bullet"/>
       <w:lvlText w:val=""/>
@@ -9454,10 +8599,10 @@
         <w:ind w:left="4320" w:hanging="420"/>
       </w:pPr>
       <w:rPr>
-        <w:rFonts w:hint="default" w:ascii="Wingdings" w:hAnsi="Wingdings" w:cs="Wingdings"/>
+        <w:rFonts w:ascii="Wingdings" w:hAnsi="Wingdings" w:cs="Wingdings" w:hint="default"/>
       </w:rPr>
     </w:lvl>
-    <w:lvl w:ilvl="7" w:tentative="0">
+    <w:lvl w:ilvl="7">
       <w:start w:val="1"/>
       <w:numFmt w:val="bullet"/>
       <w:lvlText w:val=""/>
@@ -9466,10 +8611,10 @@
         <w:ind w:left="4740" w:hanging="420"/>
       </w:pPr>
       <w:rPr>
-        <w:rFonts w:hint="default" w:ascii="Wingdings" w:hAnsi="Wingdings" w:cs="Wingdings"/>
+        <w:rFonts w:ascii="Wingdings" w:hAnsi="Wingdings" w:cs="Wingdings" w:hint="default"/>
       </w:rPr>
     </w:lvl>
-    <w:lvl w:ilvl="8" w:tentative="0">
+    <w:lvl w:ilvl="8">
       <w:start w:val="1"/>
       <w:numFmt w:val="bullet"/>
       <w:lvlText w:val=""/>
@@ -9478,7 +8623,7 @@
         <w:ind w:left="5160" w:hanging="420"/>
       </w:pPr>
       <w:rPr>
-        <w:rFonts w:hint="default" w:ascii="Wingdings" w:hAnsi="Wingdings" w:cs="Wingdings"/>
+        <w:rFonts w:ascii="Wingdings" w:hAnsi="Wingdings" w:cs="Wingdings" w:hint="default"/>
       </w:rPr>
     </w:lvl>
   </w:abstractNum>
@@ -9501,293 +8646,296 @@
     <w:abstractNumId w:val="5"/>
   </w:num>
   <w:num w:numId="7">
+    <w:abstractNumId w:val="7"/>
+  </w:num>
+  <w:num w:numId="8">
     <w:abstractNumId w:val="6"/>
   </w:num>
 </w:numbering>
 </file>
 
 <file path=word/styles.xml><?xml version="1.0" encoding="utf-8"?>
-<w:styles xmlns:mc="http://schemas.openxmlformats.org/markup-compatibility/2006" xmlns:o="urn:schemas-microsoft-com:office:office" xmlns:r="http://schemas.openxmlformats.org/officeDocument/2006/relationships" xmlns:m="http://schemas.openxmlformats.org/officeDocument/2006/math" xmlns:v="urn:schemas-microsoft-com:vml" xmlns:w="http://schemas.openxmlformats.org/wordprocessingml/2006/main" xmlns:w14="http://schemas.microsoft.com/office/word/2010/wordml" xmlns:w10="urn:schemas-microsoft-com:office:word" xmlns:sl="http://schemas.openxmlformats.org/schemaLibrary/2006/main" mc:Ignorable="w14">
+<w:styles xmlns:mc="http://schemas.openxmlformats.org/markup-compatibility/2006" xmlns:r="http://schemas.openxmlformats.org/officeDocument/2006/relationships" xmlns:w="http://schemas.openxmlformats.org/wordprocessingml/2006/main" xmlns:w14="http://schemas.microsoft.com/office/word/2010/wordml" xmlns:w15="http://schemas.microsoft.com/office/word/2012/wordml" mc:Ignorable="w14 w15">
   <w:docDefaults>
     <w:rPrDefault>
       <w:rPr>
-        <w:rFonts w:ascii="Calibri" w:hAnsi="Calibri" w:eastAsia="宋体" w:cs="Times New Roman"/>
+        <w:rFonts w:ascii="Calibri" w:eastAsia="宋体" w:hAnsi="Calibri" w:cs="Times New Roman"/>
       </w:rPr>
     </w:rPrDefault>
+    <w:pPrDefault/>
   </w:docDefaults>
-  <w:latentStyles w:count="260" w:defQFormat="0" w:defUnhideWhenUsed="1" w:defSemiHidden="1" w:defUIPriority="99" w:defLockedState="0">
-    <w:lsdException w:qFormat="1" w:unhideWhenUsed="0" w:uiPriority="0" w:semiHidden="0" w:name="Normal"/>
-    <w:lsdException w:qFormat="1" w:unhideWhenUsed="0" w:uiPriority="99" w:semiHidden="0" w:name="heading 1"/>
-    <w:lsdException w:qFormat="1" w:unhideWhenUsed="0" w:uiPriority="99" w:semiHidden="0" w:name="heading 2"/>
-    <w:lsdException w:qFormat="1" w:unhideWhenUsed="0" w:uiPriority="99" w:semiHidden="0" w:name="heading 3"/>
-    <w:lsdException w:qFormat="1" w:uiPriority="0" w:name="heading 4" w:locked="1"/>
-    <w:lsdException w:qFormat="1" w:uiPriority="0" w:name="heading 5" w:locked="1"/>
-    <w:lsdException w:qFormat="1" w:uiPriority="0" w:name="heading 6" w:locked="1"/>
-    <w:lsdException w:qFormat="1" w:uiPriority="0" w:name="heading 7" w:locked="1"/>
-    <w:lsdException w:qFormat="1" w:uiPriority="0" w:name="heading 8" w:locked="1"/>
-    <w:lsdException w:qFormat="1" w:uiPriority="0" w:name="heading 9" w:locked="1"/>
-    <w:lsdException w:uiPriority="99" w:name="index 1"/>
-    <w:lsdException w:uiPriority="99" w:name="index 2"/>
-    <w:lsdException w:uiPriority="99" w:name="index 3"/>
-    <w:lsdException w:uiPriority="99" w:name="index 4"/>
-    <w:lsdException w:uiPriority="99" w:name="index 5"/>
-    <w:lsdException w:uiPriority="99" w:name="index 6"/>
-    <w:lsdException w:uiPriority="99" w:name="index 7"/>
-    <w:lsdException w:uiPriority="99" w:name="index 8"/>
-    <w:lsdException w:uiPriority="99" w:name="index 9"/>
-    <w:lsdException w:unhideWhenUsed="0" w:uiPriority="39" w:semiHidden="0" w:name="toc 1"/>
-    <w:lsdException w:unhideWhenUsed="0" w:uiPriority="39" w:semiHidden="0" w:name="toc 2"/>
-    <w:lsdException w:qFormat="1" w:unhideWhenUsed="0" w:uiPriority="39" w:semiHidden="0" w:name="toc 3"/>
-    <w:lsdException w:unhideWhenUsed="0" w:uiPriority="0" w:semiHidden="0" w:name="toc 4" w:locked="1"/>
-    <w:lsdException w:unhideWhenUsed="0" w:uiPriority="0" w:semiHidden="0" w:name="toc 5" w:locked="1"/>
-    <w:lsdException w:unhideWhenUsed="0" w:uiPriority="0" w:semiHidden="0" w:name="toc 6" w:locked="1"/>
-    <w:lsdException w:unhideWhenUsed="0" w:uiPriority="0" w:semiHidden="0" w:name="toc 7" w:locked="1"/>
-    <w:lsdException w:unhideWhenUsed="0" w:uiPriority="0" w:semiHidden="0" w:name="toc 8" w:locked="1"/>
-    <w:lsdException w:unhideWhenUsed="0" w:uiPriority="0" w:semiHidden="0" w:name="toc 9" w:locked="1"/>
-    <w:lsdException w:uiPriority="99" w:name="Normal Indent"/>
-    <w:lsdException w:uiPriority="99" w:name="footnote text"/>
-    <w:lsdException w:qFormat="1" w:unhideWhenUsed="0" w:uiPriority="99" w:name="annotation text"/>
-    <w:lsdException w:unhideWhenUsed="0" w:uiPriority="99" w:semiHidden="0" w:name="header"/>
-    <w:lsdException w:unhideWhenUsed="0" w:uiPriority="0" w:semiHidden="0" w:name="footer"/>
-    <w:lsdException w:uiPriority="99" w:name="index heading"/>
-    <w:lsdException w:qFormat="1" w:uiPriority="0" w:name="caption" w:locked="1"/>
-    <w:lsdException w:uiPriority="99" w:name="table of figures"/>
-    <w:lsdException w:uiPriority="99" w:name="envelope address"/>
-    <w:lsdException w:uiPriority="99" w:name="envelope return"/>
-    <w:lsdException w:uiPriority="99" w:name="footnote reference"/>
-    <w:lsdException w:unhideWhenUsed="0" w:uiPriority="99" w:name="annotation reference"/>
-    <w:lsdException w:uiPriority="99" w:name="line number"/>
-    <w:lsdException w:unhideWhenUsed="0" w:uiPriority="99" w:semiHidden="0" w:name="page number"/>
-    <w:lsdException w:uiPriority="99" w:name="endnote reference"/>
-    <w:lsdException w:uiPriority="99" w:name="endnote text"/>
-    <w:lsdException w:uiPriority="99" w:name="table of authorities"/>
-    <w:lsdException w:uiPriority="99" w:name="macro"/>
-    <w:lsdException w:uiPriority="99" w:name="toa heading"/>
-    <w:lsdException w:uiPriority="99" w:name="List"/>
-    <w:lsdException w:uiPriority="99" w:name="List Bullet"/>
-    <w:lsdException w:uiPriority="99" w:name="List Number"/>
-    <w:lsdException w:uiPriority="99" w:name="List 2"/>
-    <w:lsdException w:uiPriority="99" w:name="List 3"/>
-    <w:lsdException w:uiPriority="99" w:name="List 4"/>
-    <w:lsdException w:uiPriority="99" w:name="List 5"/>
-    <w:lsdException w:uiPriority="99" w:name="List Bullet 2"/>
-    <w:lsdException w:uiPriority="99" w:name="List Bullet 3"/>
-    <w:lsdException w:uiPriority="99" w:name="List Bullet 4"/>
-    <w:lsdException w:uiPriority="99" w:name="List Bullet 5"/>
-    <w:lsdException w:uiPriority="99" w:name="List Number 2"/>
-    <w:lsdException w:uiPriority="99" w:name="List Number 3"/>
-    <w:lsdException w:uiPriority="99" w:name="List Number 4"/>
-    <w:lsdException w:uiPriority="99" w:name="List Number 5"/>
-    <w:lsdException w:qFormat="1" w:unhideWhenUsed="0" w:uiPriority="0" w:semiHidden="0" w:name="Title" w:locked="1"/>
-    <w:lsdException w:uiPriority="99" w:name="Closing"/>
-    <w:lsdException w:uiPriority="99" w:name="Signature"/>
-    <w:lsdException w:uiPriority="1" w:semiHidden="0" w:name="Default Paragraph Font"/>
-    <w:lsdException w:uiPriority="99" w:name="Body Text"/>
-    <w:lsdException w:uiPriority="99" w:name="Body Text Indent"/>
-    <w:lsdException w:uiPriority="99" w:name="List Continue"/>
-    <w:lsdException w:uiPriority="99" w:name="List Continue 2"/>
-    <w:lsdException w:uiPriority="99" w:name="List Continue 3"/>
-    <w:lsdException w:uiPriority="99" w:name="List Continue 4"/>
-    <w:lsdException w:uiPriority="99" w:name="List Continue 5"/>
-    <w:lsdException w:uiPriority="99" w:name="Message Header"/>
-    <w:lsdException w:qFormat="1" w:unhideWhenUsed="0" w:uiPriority="0" w:semiHidden="0" w:name="Subtitle" w:locked="1"/>
-    <w:lsdException w:uiPriority="99" w:name="Salutation"/>
-    <w:lsdException w:unhideWhenUsed="0" w:uiPriority="99" w:name="Date"/>
-    <w:lsdException w:uiPriority="99" w:name="Body Text First Indent"/>
-    <w:lsdException w:uiPriority="99" w:name="Body Text First Indent 2"/>
-    <w:lsdException w:unhideWhenUsed="0" w:uiPriority="99" w:semiHidden="0" w:name="Note Heading"/>
-    <w:lsdException w:uiPriority="99" w:name="Body Text 2"/>
-    <w:lsdException w:uiPriority="99" w:name="Body Text 3"/>
-    <w:lsdException w:uiPriority="99" w:name="Body Text Indent 2"/>
-    <w:lsdException w:uiPriority="99" w:name="Body Text Indent 3"/>
-    <w:lsdException w:uiPriority="99" w:name="Block Text"/>
-    <w:lsdException w:unhideWhenUsed="0" w:uiPriority="99" w:semiHidden="0" w:name="Hyperlink"/>
-    <w:lsdException w:uiPriority="99" w:name="FollowedHyperlink"/>
-    <w:lsdException w:qFormat="1" w:unhideWhenUsed="0" w:uiPriority="0" w:semiHidden="0" w:name="Strong" w:locked="1"/>
-    <w:lsdException w:qFormat="1" w:unhideWhenUsed="0" w:uiPriority="0" w:semiHidden="0" w:name="Emphasis" w:locked="1"/>
-    <w:lsdException w:qFormat="1" w:unhideWhenUsed="0" w:uiPriority="99" w:name="Document Map"/>
-    <w:lsdException w:uiPriority="99" w:name="Plain Text"/>
-    <w:lsdException w:uiPriority="99" w:name="E-mail Signature"/>
-    <w:lsdException w:qFormat="1" w:unhideWhenUsed="0" w:uiPriority="99" w:name="Normal (Web)"/>
-    <w:lsdException w:uiPriority="99" w:name="HTML Acronym"/>
-    <w:lsdException w:uiPriority="99" w:name="HTML Address"/>
-    <w:lsdException w:uiPriority="99" w:name="HTML Cite"/>
-    <w:lsdException w:uiPriority="99" w:name="HTML Code"/>
-    <w:lsdException w:uiPriority="99" w:name="HTML Definition"/>
-    <w:lsdException w:uiPriority="99" w:name="HTML Keyboard"/>
-    <w:lsdException w:uiPriority="99" w:name="HTML Preformatted"/>
-    <w:lsdException w:uiPriority="99" w:name="HTML Sample"/>
-    <w:lsdException w:uiPriority="99" w:name="HTML Typewriter"/>
-    <w:lsdException w:uiPriority="99" w:name="HTML Variable"/>
-    <w:lsdException w:uiPriority="99" w:semiHidden="0" w:name="Normal Table"/>
-    <w:lsdException w:unhideWhenUsed="0" w:uiPriority="99" w:name="annotation subject"/>
-    <w:lsdException w:uiPriority="99" w:name="Table Simple 1"/>
-    <w:lsdException w:uiPriority="99" w:name="Table Simple 2"/>
-    <w:lsdException w:uiPriority="99" w:name="Table Simple 3"/>
-    <w:lsdException w:uiPriority="99" w:name="Table Classic 1"/>
-    <w:lsdException w:uiPriority="99" w:name="Table Classic 2"/>
-    <w:lsdException w:uiPriority="99" w:name="Table Classic 3"/>
-    <w:lsdException w:uiPriority="99" w:name="Table Classic 4"/>
-    <w:lsdException w:uiPriority="99" w:name="Table Colorful 1"/>
-    <w:lsdException w:uiPriority="99" w:name="Table Colorful 2"/>
-    <w:lsdException w:uiPriority="99" w:name="Table Colorful 3"/>
-    <w:lsdException w:uiPriority="99" w:name="Table Columns 1"/>
-    <w:lsdException w:uiPriority="99" w:name="Table Columns 2"/>
-    <w:lsdException w:uiPriority="99" w:name="Table Columns 3"/>
-    <w:lsdException w:uiPriority="99" w:name="Table Columns 4"/>
-    <w:lsdException w:uiPriority="99" w:name="Table Columns 5"/>
-    <w:lsdException w:uiPriority="99" w:name="Table Grid 1"/>
-    <w:lsdException w:uiPriority="99" w:name="Table Grid 2"/>
-    <w:lsdException w:uiPriority="99" w:name="Table Grid 3"/>
-    <w:lsdException w:uiPriority="99" w:name="Table Grid 4"/>
-    <w:lsdException w:uiPriority="99" w:name="Table Grid 5"/>
-    <w:lsdException w:uiPriority="99" w:name="Table Grid 6"/>
-    <w:lsdException w:uiPriority="99" w:name="Table Grid 7"/>
-    <w:lsdException w:uiPriority="99" w:name="Table Grid 8"/>
-    <w:lsdException w:uiPriority="99" w:name="Table List 1"/>
-    <w:lsdException w:uiPriority="99" w:name="Table List 2"/>
-    <w:lsdException w:uiPriority="99" w:name="Table List 3"/>
-    <w:lsdException w:uiPriority="99" w:name="Table List 4"/>
-    <w:lsdException w:uiPriority="99" w:name="Table List 5"/>
-    <w:lsdException w:uiPriority="99" w:name="Table List 6"/>
-    <w:lsdException w:uiPriority="99" w:name="Table List 7"/>
-    <w:lsdException w:uiPriority="99" w:name="Table List 8"/>
-    <w:lsdException w:uiPriority="99" w:name="Table 3D effects 1"/>
-    <w:lsdException w:uiPriority="99" w:name="Table 3D effects 2"/>
-    <w:lsdException w:uiPriority="99" w:name="Table 3D effects 3"/>
-    <w:lsdException w:uiPriority="99" w:name="Table Contemporary"/>
-    <w:lsdException w:uiPriority="99" w:name="Table Elegant"/>
-    <w:lsdException w:uiPriority="99" w:name="Table Professional"/>
-    <w:lsdException w:uiPriority="99" w:name="Table Subtle 1"/>
-    <w:lsdException w:uiPriority="99" w:name="Table Subtle 2"/>
-    <w:lsdException w:uiPriority="99" w:name="Table Web 1"/>
-    <w:lsdException w:uiPriority="99" w:name="Table Web 2"/>
-    <w:lsdException w:uiPriority="99" w:name="Table Web 3"/>
-    <w:lsdException w:unhideWhenUsed="0" w:uiPriority="99" w:name="Balloon Text"/>
-    <w:lsdException w:unhideWhenUsed="0" w:uiPriority="99" w:semiHidden="0" w:name="Table Grid"/>
-    <w:lsdException w:uiPriority="99" w:name="Table Theme"/>
-    <w:lsdException w:unhideWhenUsed="0" w:uiPriority="60" w:semiHidden="0" w:name="Light Shading"/>
-    <w:lsdException w:unhideWhenUsed="0" w:uiPriority="61" w:semiHidden="0" w:name="Light List"/>
-    <w:lsdException w:unhideWhenUsed="0" w:uiPriority="62" w:semiHidden="0" w:name="Light Grid"/>
-    <w:lsdException w:unhideWhenUsed="0" w:uiPriority="63" w:semiHidden="0" w:name="Medium Shading 1"/>
-    <w:lsdException w:unhideWhenUsed="0" w:uiPriority="64" w:semiHidden="0" w:name="Medium Shading 2"/>
-    <w:lsdException w:unhideWhenUsed="0" w:uiPriority="65" w:semiHidden="0" w:name="Medium List 1"/>
-    <w:lsdException w:unhideWhenUsed="0" w:uiPriority="66" w:semiHidden="0" w:name="Medium List 2"/>
-    <w:lsdException w:unhideWhenUsed="0" w:uiPriority="67" w:semiHidden="0" w:name="Medium Grid 1"/>
-    <w:lsdException w:unhideWhenUsed="0" w:uiPriority="68" w:semiHidden="0" w:name="Medium Grid 2"/>
-    <w:lsdException w:unhideWhenUsed="0" w:uiPriority="69" w:semiHidden="0" w:name="Medium Grid 3"/>
-    <w:lsdException w:unhideWhenUsed="0" w:uiPriority="70" w:semiHidden="0" w:name="Dark List"/>
-    <w:lsdException w:unhideWhenUsed="0" w:uiPriority="71" w:semiHidden="0" w:name="Colorful Shading"/>
-    <w:lsdException w:unhideWhenUsed="0" w:uiPriority="72" w:semiHidden="0" w:name="Colorful List"/>
-    <w:lsdException w:unhideWhenUsed="0" w:uiPriority="73" w:semiHidden="0" w:name="Colorful Grid"/>
-    <w:lsdException w:unhideWhenUsed="0" w:uiPriority="60" w:semiHidden="0" w:name="Light Shading Accent 1"/>
-    <w:lsdException w:unhideWhenUsed="0" w:uiPriority="61" w:semiHidden="0" w:name="Light List Accent 1"/>
-    <w:lsdException w:unhideWhenUsed="0" w:uiPriority="62" w:semiHidden="0" w:name="Light Grid Accent 1"/>
-    <w:lsdException w:unhideWhenUsed="0" w:uiPriority="63" w:semiHidden="0" w:name="Medium Shading 1 Accent 1"/>
-    <w:lsdException w:unhideWhenUsed="0" w:uiPriority="64" w:semiHidden="0" w:name="Medium Shading 2 Accent 1"/>
-    <w:lsdException w:unhideWhenUsed="0" w:uiPriority="65" w:semiHidden="0" w:name="Medium List 1 Accent 1"/>
-    <w:lsdException w:unhideWhenUsed="0" w:uiPriority="66" w:semiHidden="0" w:name="Medium List 2 Accent 1"/>
-    <w:lsdException w:unhideWhenUsed="0" w:uiPriority="67" w:semiHidden="0" w:name="Medium Grid 1 Accent 1"/>
-    <w:lsdException w:unhideWhenUsed="0" w:uiPriority="68" w:semiHidden="0" w:name="Medium Grid 2 Accent 1"/>
-    <w:lsdException w:unhideWhenUsed="0" w:uiPriority="69" w:semiHidden="0" w:name="Medium Grid 3 Accent 1"/>
-    <w:lsdException w:unhideWhenUsed="0" w:uiPriority="70" w:semiHidden="0" w:name="Dark List Accent 1"/>
-    <w:lsdException w:unhideWhenUsed="0" w:uiPriority="71" w:semiHidden="0" w:name="Colorful Shading Accent 1"/>
-    <w:lsdException w:unhideWhenUsed="0" w:uiPriority="72" w:semiHidden="0" w:name="Colorful List Accent 1"/>
-    <w:lsdException w:unhideWhenUsed="0" w:uiPriority="73" w:semiHidden="0" w:name="Colorful Grid Accent 1"/>
-    <w:lsdException w:unhideWhenUsed="0" w:uiPriority="60" w:semiHidden="0" w:name="Light Shading Accent 2"/>
-    <w:lsdException w:unhideWhenUsed="0" w:uiPriority="61" w:semiHidden="0" w:name="Light List Accent 2"/>
-    <w:lsdException w:unhideWhenUsed="0" w:uiPriority="62" w:semiHidden="0" w:name="Light Grid Accent 2"/>
-    <w:lsdException w:unhideWhenUsed="0" w:uiPriority="63" w:semiHidden="0" w:name="Medium Shading 1 Accent 2"/>
-    <w:lsdException w:unhideWhenUsed="0" w:uiPriority="64" w:semiHidden="0" w:name="Medium Shading 2 Accent 2"/>
-    <w:lsdException w:unhideWhenUsed="0" w:uiPriority="65" w:semiHidden="0" w:name="Medium List 1 Accent 2"/>
-    <w:lsdException w:unhideWhenUsed="0" w:uiPriority="66" w:semiHidden="0" w:name="Medium List 2 Accent 2"/>
-    <w:lsdException w:unhideWhenUsed="0" w:uiPriority="67" w:semiHidden="0" w:name="Medium Grid 1 Accent 2"/>
-    <w:lsdException w:unhideWhenUsed="0" w:uiPriority="68" w:semiHidden="0" w:name="Medium Grid 2 Accent 2"/>
-    <w:lsdException w:unhideWhenUsed="0" w:uiPriority="69" w:semiHidden="0" w:name="Medium Grid 3 Accent 2"/>
-    <w:lsdException w:unhideWhenUsed="0" w:uiPriority="70" w:semiHidden="0" w:name="Dark List Accent 2"/>
-    <w:lsdException w:unhideWhenUsed="0" w:uiPriority="71" w:semiHidden="0" w:name="Colorful Shading Accent 2"/>
-    <w:lsdException w:unhideWhenUsed="0" w:uiPriority="72" w:semiHidden="0" w:name="Colorful List Accent 2"/>
-    <w:lsdException w:unhideWhenUsed="0" w:uiPriority="73" w:semiHidden="0" w:name="Colorful Grid Accent 2"/>
-    <w:lsdException w:unhideWhenUsed="0" w:uiPriority="60" w:semiHidden="0" w:name="Light Shading Accent 3"/>
-    <w:lsdException w:unhideWhenUsed="0" w:uiPriority="61" w:semiHidden="0" w:name="Light List Accent 3"/>
-    <w:lsdException w:unhideWhenUsed="0" w:uiPriority="62" w:semiHidden="0" w:name="Light Grid Accent 3"/>
-    <w:lsdException w:unhideWhenUsed="0" w:uiPriority="63" w:semiHidden="0" w:name="Medium Shading 1 Accent 3"/>
-    <w:lsdException w:unhideWhenUsed="0" w:uiPriority="64" w:semiHidden="0" w:name="Medium Shading 2 Accent 3"/>
-    <w:lsdException w:unhideWhenUsed="0" w:uiPriority="65" w:semiHidden="0" w:name="Medium List 1 Accent 3"/>
-    <w:lsdException w:unhideWhenUsed="0" w:uiPriority="66" w:semiHidden="0" w:name="Medium List 2 Accent 3"/>
-    <w:lsdException w:unhideWhenUsed="0" w:uiPriority="67" w:semiHidden="0" w:name="Medium Grid 1 Accent 3"/>
-    <w:lsdException w:unhideWhenUsed="0" w:uiPriority="68" w:semiHidden="0" w:name="Medium Grid 2 Accent 3"/>
-    <w:lsdException w:unhideWhenUsed="0" w:uiPriority="69" w:semiHidden="0" w:name="Medium Grid 3 Accent 3"/>
-    <w:lsdException w:unhideWhenUsed="0" w:uiPriority="70" w:semiHidden="0" w:name="Dark List Accent 3"/>
-    <w:lsdException w:unhideWhenUsed="0" w:uiPriority="71" w:semiHidden="0" w:name="Colorful Shading Accent 3"/>
-    <w:lsdException w:unhideWhenUsed="0" w:uiPriority="72" w:semiHidden="0" w:name="Colorful List Accent 3"/>
-    <w:lsdException w:unhideWhenUsed="0" w:uiPriority="73" w:semiHidden="0" w:name="Colorful Grid Accent 3"/>
-    <w:lsdException w:unhideWhenUsed="0" w:uiPriority="60" w:semiHidden="0" w:name="Light Shading Accent 4"/>
-    <w:lsdException w:unhideWhenUsed="0" w:uiPriority="61" w:semiHidden="0" w:name="Light List Accent 4"/>
-    <w:lsdException w:unhideWhenUsed="0" w:uiPriority="62" w:semiHidden="0" w:name="Light Grid Accent 4"/>
-    <w:lsdException w:unhideWhenUsed="0" w:uiPriority="63" w:semiHidden="0" w:name="Medium Shading 1 Accent 4"/>
-    <w:lsdException w:unhideWhenUsed="0" w:uiPriority="64" w:semiHidden="0" w:name="Medium Shading 2 Accent 4"/>
-    <w:lsdException w:unhideWhenUsed="0" w:uiPriority="65" w:semiHidden="0" w:name="Medium List 1 Accent 4"/>
-    <w:lsdException w:unhideWhenUsed="0" w:uiPriority="66" w:semiHidden="0" w:name="Medium List 2 Accent 4"/>
-    <w:lsdException w:unhideWhenUsed="0" w:uiPriority="67" w:semiHidden="0" w:name="Medium Grid 1 Accent 4"/>
-    <w:lsdException w:unhideWhenUsed="0" w:uiPriority="68" w:semiHidden="0" w:name="Medium Grid 2 Accent 4"/>
-    <w:lsdException w:unhideWhenUsed="0" w:uiPriority="69" w:semiHidden="0" w:name="Medium Grid 3 Accent 4"/>
-    <w:lsdException w:unhideWhenUsed="0" w:uiPriority="70" w:semiHidden="0" w:name="Dark List Accent 4"/>
-    <w:lsdException w:unhideWhenUsed="0" w:uiPriority="71" w:semiHidden="0" w:name="Colorful Shading Accent 4"/>
-    <w:lsdException w:unhideWhenUsed="0" w:uiPriority="72" w:semiHidden="0" w:name="Colorful List Accent 4"/>
-    <w:lsdException w:unhideWhenUsed="0" w:uiPriority="73" w:semiHidden="0" w:name="Colorful Grid Accent 4"/>
-    <w:lsdException w:unhideWhenUsed="0" w:uiPriority="60" w:semiHidden="0" w:name="Light Shading Accent 5"/>
-    <w:lsdException w:unhideWhenUsed="0" w:uiPriority="61" w:semiHidden="0" w:name="Light List Accent 5"/>
-    <w:lsdException w:unhideWhenUsed="0" w:uiPriority="62" w:semiHidden="0" w:name="Light Grid Accent 5"/>
-    <w:lsdException w:unhideWhenUsed="0" w:uiPriority="63" w:semiHidden="0" w:name="Medium Shading 1 Accent 5"/>
-    <w:lsdException w:unhideWhenUsed="0" w:uiPriority="64" w:semiHidden="0" w:name="Medium Shading 2 Accent 5"/>
-    <w:lsdException w:unhideWhenUsed="0" w:uiPriority="65" w:semiHidden="0" w:name="Medium List 1 Accent 5"/>
-    <w:lsdException w:unhideWhenUsed="0" w:uiPriority="66" w:semiHidden="0" w:name="Medium List 2 Accent 5"/>
-    <w:lsdException w:unhideWhenUsed="0" w:uiPriority="67" w:semiHidden="0" w:name="Medium Grid 1 Accent 5"/>
-    <w:lsdException w:unhideWhenUsed="0" w:uiPriority="68" w:semiHidden="0" w:name="Medium Grid 2 Accent 5"/>
-    <w:lsdException w:unhideWhenUsed="0" w:uiPriority="69" w:semiHidden="0" w:name="Medium Grid 3 Accent 5"/>
-    <w:lsdException w:unhideWhenUsed="0" w:uiPriority="70" w:semiHidden="0" w:name="Dark List Accent 5"/>
-    <w:lsdException w:unhideWhenUsed="0" w:uiPriority="71" w:semiHidden="0" w:name="Colorful Shading Accent 5"/>
-    <w:lsdException w:unhideWhenUsed="0" w:uiPriority="72" w:semiHidden="0" w:name="Colorful List Accent 5"/>
-    <w:lsdException w:unhideWhenUsed="0" w:uiPriority="73" w:semiHidden="0" w:name="Colorful Grid Accent 5"/>
-    <w:lsdException w:unhideWhenUsed="0" w:uiPriority="60" w:semiHidden="0" w:name="Light Shading Accent 6"/>
-    <w:lsdException w:unhideWhenUsed="0" w:uiPriority="61" w:semiHidden="0" w:name="Light List Accent 6"/>
-    <w:lsdException w:unhideWhenUsed="0" w:uiPriority="62" w:semiHidden="0" w:name="Light Grid Accent 6"/>
-    <w:lsdException w:unhideWhenUsed="0" w:uiPriority="63" w:semiHidden="0" w:name="Medium Shading 1 Accent 6"/>
-    <w:lsdException w:unhideWhenUsed="0" w:uiPriority="64" w:semiHidden="0" w:name="Medium Shading 2 Accent 6"/>
-    <w:lsdException w:unhideWhenUsed="0" w:uiPriority="65" w:semiHidden="0" w:name="Medium List 1 Accent 6"/>
-    <w:lsdException w:unhideWhenUsed="0" w:uiPriority="66" w:semiHidden="0" w:name="Medium List 2 Accent 6"/>
-    <w:lsdException w:unhideWhenUsed="0" w:uiPriority="67" w:semiHidden="0" w:name="Medium Grid 1 Accent 6"/>
-    <w:lsdException w:unhideWhenUsed="0" w:uiPriority="68" w:semiHidden="0" w:name="Medium Grid 2 Accent 6"/>
-    <w:lsdException w:unhideWhenUsed="0" w:uiPriority="69" w:semiHidden="0" w:name="Medium Grid 3 Accent 6"/>
-    <w:lsdException w:unhideWhenUsed="0" w:uiPriority="70" w:semiHidden="0" w:name="Dark List Accent 6"/>
-    <w:lsdException w:unhideWhenUsed="0" w:uiPriority="71" w:semiHidden="0" w:name="Colorful Shading Accent 6"/>
-    <w:lsdException w:unhideWhenUsed="0" w:uiPriority="72" w:semiHidden="0" w:name="Colorful List Accent 6"/>
-    <w:lsdException w:unhideWhenUsed="0" w:uiPriority="73" w:semiHidden="0" w:name="Colorful Grid Accent 6"/>
+  <w:latentStyles w:defLockedState="0" w:defUIPriority="99" w:defSemiHidden="1" w:defUnhideWhenUsed="1" w:defQFormat="0" w:count="260">
+    <w:lsdException w:name="Normal" w:semiHidden="0" w:uiPriority="0" w:unhideWhenUsed="0" w:qFormat="1"/>
+    <w:lsdException w:name="heading 1" w:semiHidden="0" w:unhideWhenUsed="0" w:qFormat="1"/>
+    <w:lsdException w:name="heading 2" w:semiHidden="0" w:unhideWhenUsed="0" w:qFormat="1"/>
+    <w:lsdException w:name="heading 3" w:semiHidden="0" w:unhideWhenUsed="0" w:qFormat="1"/>
+    <w:lsdException w:name="heading 4" w:locked="1" w:uiPriority="0" w:qFormat="1"/>
+    <w:lsdException w:name="heading 5" w:locked="1" w:uiPriority="0" w:qFormat="1"/>
+    <w:lsdException w:name="heading 6" w:locked="1" w:uiPriority="0" w:qFormat="1"/>
+    <w:lsdException w:name="heading 7" w:locked="1" w:uiPriority="0" w:qFormat="1"/>
+    <w:lsdException w:name="heading 8" w:locked="1" w:uiPriority="0" w:qFormat="1"/>
+    <w:lsdException w:name="heading 9" w:locked="1" w:uiPriority="0" w:qFormat="1"/>
+    <w:lsdException w:name="index 1"/>
+    <w:lsdException w:name="index 2"/>
+    <w:lsdException w:name="index 3"/>
+    <w:lsdException w:name="index 4"/>
+    <w:lsdException w:name="index 5"/>
+    <w:lsdException w:name="index 6"/>
+    <w:lsdException w:name="index 7"/>
+    <w:lsdException w:name="index 8"/>
+    <w:lsdException w:name="index 9"/>
+    <w:lsdException w:name="toc 1" w:semiHidden="0" w:uiPriority="39" w:unhideWhenUsed="0" w:qFormat="1"/>
+    <w:lsdException w:name="toc 2" w:semiHidden="0" w:uiPriority="39" w:unhideWhenUsed="0" w:qFormat="1"/>
+    <w:lsdException w:name="toc 3" w:semiHidden="0" w:uiPriority="39" w:unhideWhenUsed="0" w:qFormat="1"/>
+    <w:lsdException w:name="toc 4" w:locked="1" w:semiHidden="0" w:uiPriority="0" w:unhideWhenUsed="0"/>
+    <w:lsdException w:name="toc 5" w:locked="1" w:semiHidden="0" w:uiPriority="0" w:unhideWhenUsed="0"/>
+    <w:lsdException w:name="toc 6" w:locked="1" w:semiHidden="0" w:uiPriority="0" w:unhideWhenUsed="0"/>
+    <w:lsdException w:name="toc 7" w:locked="1" w:semiHidden="0" w:uiPriority="0" w:unhideWhenUsed="0"/>
+    <w:lsdException w:name="toc 8" w:locked="1" w:semiHidden="0" w:uiPriority="0" w:unhideWhenUsed="0"/>
+    <w:lsdException w:name="toc 9" w:locked="1" w:semiHidden="0" w:uiPriority="0" w:unhideWhenUsed="0"/>
+    <w:lsdException w:name="Normal Indent"/>
+    <w:lsdException w:name="footnote text"/>
+    <w:lsdException w:name="annotation text" w:unhideWhenUsed="0" w:qFormat="1"/>
+    <w:lsdException w:name="header" w:semiHidden="0" w:unhideWhenUsed="0" w:qFormat="1"/>
+    <w:lsdException w:name="footer" w:semiHidden="0" w:uiPriority="0" w:unhideWhenUsed="0"/>
+    <w:lsdException w:name="index heading"/>
+    <w:lsdException w:name="caption" w:locked="1" w:uiPriority="0" w:qFormat="1"/>
+    <w:lsdException w:name="table of figures"/>
+    <w:lsdException w:name="envelope address"/>
+    <w:lsdException w:name="envelope return"/>
+    <w:lsdException w:name="footnote reference"/>
+    <w:lsdException w:name="annotation reference" w:unhideWhenUsed="0" w:qFormat="1"/>
+    <w:lsdException w:name="line number"/>
+    <w:lsdException w:name="page number" w:semiHidden="0" w:unhideWhenUsed="0" w:qFormat="1"/>
+    <w:lsdException w:name="endnote reference"/>
+    <w:lsdException w:name="endnote text"/>
+    <w:lsdException w:name="table of authorities"/>
+    <w:lsdException w:name="macro"/>
+    <w:lsdException w:name="toa heading"/>
+    <w:lsdException w:name="List"/>
+    <w:lsdException w:name="List Bullet"/>
+    <w:lsdException w:name="List Number"/>
+    <w:lsdException w:name="List 2"/>
+    <w:lsdException w:name="List 3"/>
+    <w:lsdException w:name="List 4"/>
+    <w:lsdException w:name="List 5"/>
+    <w:lsdException w:name="List Bullet 2"/>
+    <w:lsdException w:name="List Bullet 3"/>
+    <w:lsdException w:name="List Bullet 4"/>
+    <w:lsdException w:name="List Bullet 5"/>
+    <w:lsdException w:name="List Number 2"/>
+    <w:lsdException w:name="List Number 3"/>
+    <w:lsdException w:name="List Number 4"/>
+    <w:lsdException w:name="List Number 5"/>
+    <w:lsdException w:name="Title" w:locked="1" w:semiHidden="0" w:uiPriority="0" w:unhideWhenUsed="0" w:qFormat="1"/>
+    <w:lsdException w:name="Closing"/>
+    <w:lsdException w:name="Signature"/>
+    <w:lsdException w:name="Default Paragraph Font" w:semiHidden="0" w:uiPriority="1"/>
+    <w:lsdException w:name="Body Text"/>
+    <w:lsdException w:name="Body Text Indent"/>
+    <w:lsdException w:name="List Continue"/>
+    <w:lsdException w:name="List Continue 2"/>
+    <w:lsdException w:name="List Continue 3"/>
+    <w:lsdException w:name="List Continue 4"/>
+    <w:lsdException w:name="List Continue 5"/>
+    <w:lsdException w:name="Message Header"/>
+    <w:lsdException w:name="Subtitle" w:locked="1" w:semiHidden="0" w:uiPriority="0" w:unhideWhenUsed="0" w:qFormat="1"/>
+    <w:lsdException w:name="Salutation"/>
+    <w:lsdException w:name="Date" w:unhideWhenUsed="0"/>
+    <w:lsdException w:name="Body Text First Indent"/>
+    <w:lsdException w:name="Body Text First Indent 2"/>
+    <w:lsdException w:name="Body Text 2"/>
+    <w:lsdException w:name="Body Text 3"/>
+    <w:lsdException w:name="Body Text Indent 2"/>
+    <w:lsdException w:name="Body Text Indent 3"/>
+    <w:lsdException w:name="Block Text"/>
+    <w:lsdException w:name="Hyperlink" w:semiHidden="0" w:unhideWhenUsed="0" w:qFormat="1"/>
+    <w:lsdException w:name="FollowedHyperlink"/>
+    <w:lsdException w:name="Strong" w:locked="1" w:semiHidden="0" w:uiPriority="0" w:unhideWhenUsed="0" w:qFormat="1"/>
+    <w:lsdException w:name="Emphasis" w:locked="1" w:semiHidden="0" w:uiPriority="0" w:unhideWhenUsed="0" w:qFormat="1"/>
+    <w:lsdException w:name="Document Map" w:unhideWhenUsed="0" w:qFormat="1"/>
+    <w:lsdException w:name="Plain Text"/>
+    <w:lsdException w:name="E-mail Signature"/>
+    <w:lsdException w:name="Normal (Web)" w:unhideWhenUsed="0" w:qFormat="1"/>
+    <w:lsdException w:name="HTML Acronym"/>
+    <w:lsdException w:name="HTML Address"/>
+    <w:lsdException w:name="HTML Cite"/>
+    <w:lsdException w:name="HTML Code"/>
+    <w:lsdException w:name="HTML Definition"/>
+    <w:lsdException w:name="HTML Keyboard"/>
+    <w:lsdException w:name="HTML Preformatted"/>
+    <w:lsdException w:name="HTML Sample"/>
+    <w:lsdException w:name="HTML Typewriter"/>
+    <w:lsdException w:name="HTML Variable"/>
+    <w:lsdException w:name="Normal Table" w:semiHidden="0" w:qFormat="1"/>
+    <w:lsdException w:name="annotation subject" w:unhideWhenUsed="0" w:qFormat="1"/>
+    <w:lsdException w:name="Table Simple 1"/>
+    <w:lsdException w:name="Table Simple 2"/>
+    <w:lsdException w:name="Table Simple 3"/>
+    <w:lsdException w:name="Table Classic 1"/>
+    <w:lsdException w:name="Table Classic 2"/>
+    <w:lsdException w:name="Table Classic 3"/>
+    <w:lsdException w:name="Table Classic 4"/>
+    <w:lsdException w:name="Table Colorful 1"/>
+    <w:lsdException w:name="Table Colorful 2"/>
+    <w:lsdException w:name="Table Colorful 3"/>
+    <w:lsdException w:name="Table Columns 1"/>
+    <w:lsdException w:name="Table Columns 2"/>
+    <w:lsdException w:name="Table Columns 3"/>
+    <w:lsdException w:name="Table Columns 4"/>
+    <w:lsdException w:name="Table Columns 5"/>
+    <w:lsdException w:name="Table Grid 1"/>
+    <w:lsdException w:name="Table Grid 2"/>
+    <w:lsdException w:name="Table Grid 3"/>
+    <w:lsdException w:name="Table Grid 4"/>
+    <w:lsdException w:name="Table Grid 5"/>
+    <w:lsdException w:name="Table Grid 6"/>
+    <w:lsdException w:name="Table Grid 7"/>
+    <w:lsdException w:name="Table Grid 8"/>
+    <w:lsdException w:name="Table List 1"/>
+    <w:lsdException w:name="Table List 2"/>
+    <w:lsdException w:name="Table List 3"/>
+    <w:lsdException w:name="Table List 4"/>
+    <w:lsdException w:name="Table List 5"/>
+    <w:lsdException w:name="Table List 6"/>
+    <w:lsdException w:name="Table List 7"/>
+    <w:lsdException w:name="Table List 8"/>
+    <w:lsdException w:name="Table 3D effects 1"/>
+    <w:lsdException w:name="Table 3D effects 2"/>
+    <w:lsdException w:name="Table 3D effects 3"/>
+    <w:lsdException w:name="Table Contemporary"/>
+    <w:lsdException w:name="Table Elegant"/>
+    <w:lsdException w:name="Table Professional"/>
+    <w:lsdException w:name="Table Subtle 1"/>
+    <w:lsdException w:name="Table Subtle 2"/>
+    <w:lsdException w:name="Table Web 1"/>
+    <w:lsdException w:name="Table Web 2"/>
+    <w:lsdException w:name="Table Web 3"/>
+    <w:lsdException w:name="Balloon Text" w:unhideWhenUsed="0" w:qFormat="1"/>
+    <w:lsdException w:name="Table Grid" w:semiHidden="0" w:unhideWhenUsed="0" w:qFormat="1"/>
+    <w:lsdException w:name="Table Theme"/>
+    <w:lsdException w:name="Light Shading" w:semiHidden="0" w:uiPriority="60" w:unhideWhenUsed="0"/>
+    <w:lsdException w:name="Light List" w:semiHidden="0" w:uiPriority="61" w:unhideWhenUsed="0"/>
+    <w:lsdException w:name="Light Grid" w:semiHidden="0" w:uiPriority="62" w:unhideWhenUsed="0"/>
+    <w:lsdException w:name="Medium Shading 1" w:semiHidden="0" w:uiPriority="63" w:unhideWhenUsed="0"/>
+    <w:lsdException w:name="Medium Shading 2" w:semiHidden="0" w:uiPriority="64" w:unhideWhenUsed="0"/>
+    <w:lsdException w:name="Medium List 1" w:semiHidden="0" w:uiPriority="65" w:unhideWhenUsed="0"/>
+    <w:lsdException w:name="Medium List 2" w:semiHidden="0" w:uiPriority="66" w:unhideWhenUsed="0"/>
+    <w:lsdException w:name="Medium Grid 1" w:semiHidden="0" w:uiPriority="67" w:unhideWhenUsed="0"/>
+    <w:lsdException w:name="Medium Grid 2" w:semiHidden="0" w:uiPriority="68" w:unhideWhenUsed="0"/>
+    <w:lsdException w:name="Medium Grid 3" w:semiHidden="0" w:uiPriority="69" w:unhideWhenUsed="0"/>
+    <w:lsdException w:name="Dark List" w:semiHidden="0" w:uiPriority="70" w:unhideWhenUsed="0"/>
+    <w:lsdException w:name="Colorful Shading" w:semiHidden="0" w:uiPriority="71" w:unhideWhenUsed="0"/>
+    <w:lsdException w:name="Colorful List" w:semiHidden="0" w:uiPriority="72" w:unhideWhenUsed="0"/>
+    <w:lsdException w:name="Colorful Grid" w:semiHidden="0" w:uiPriority="73" w:unhideWhenUsed="0"/>
+    <w:lsdException w:name="Light Shading Accent 1" w:semiHidden="0" w:uiPriority="60" w:unhideWhenUsed="0"/>
+    <w:lsdException w:name="Light List Accent 1" w:semiHidden="0" w:uiPriority="61" w:unhideWhenUsed="0"/>
+    <w:lsdException w:name="Light Grid Accent 1" w:semiHidden="0" w:uiPriority="62" w:unhideWhenUsed="0"/>
+    <w:lsdException w:name="Medium Shading 1 Accent 1" w:semiHidden="0" w:uiPriority="63" w:unhideWhenUsed="0"/>
+    <w:lsdException w:name="Medium Shading 2 Accent 1" w:semiHidden="0" w:uiPriority="64" w:unhideWhenUsed="0"/>
+    <w:lsdException w:name="Medium List 1 Accent 1" w:semiHidden="0" w:uiPriority="65" w:unhideWhenUsed="0"/>
+    <w:lsdException w:name="Medium List 2 Accent 1" w:semiHidden="0" w:uiPriority="66" w:unhideWhenUsed="0"/>
+    <w:lsdException w:name="Medium Grid 1 Accent 1" w:semiHidden="0" w:uiPriority="67" w:unhideWhenUsed="0"/>
+    <w:lsdException w:name="Medium Grid 2 Accent 1" w:semiHidden="0" w:uiPriority="68" w:unhideWhenUsed="0"/>
+    <w:lsdException w:name="Medium Grid 3 Accent 1" w:semiHidden="0" w:uiPriority="69" w:unhideWhenUsed="0"/>
+    <w:lsdException w:name="Dark List Accent 1" w:semiHidden="0" w:uiPriority="70" w:unhideWhenUsed="0"/>
+    <w:lsdException w:name="Colorful Shading Accent 1" w:semiHidden="0" w:uiPriority="71" w:unhideWhenUsed="0"/>
+    <w:lsdException w:name="Colorful List Accent 1" w:semiHidden="0" w:uiPriority="72" w:unhideWhenUsed="0"/>
+    <w:lsdException w:name="Colorful Grid Accent 1" w:semiHidden="0" w:uiPriority="73" w:unhideWhenUsed="0"/>
+    <w:lsdException w:name="Light Shading Accent 2" w:semiHidden="0" w:uiPriority="60" w:unhideWhenUsed="0"/>
+    <w:lsdException w:name="Light List Accent 2" w:semiHidden="0" w:uiPriority="61" w:unhideWhenUsed="0"/>
+    <w:lsdException w:name="Light Grid Accent 2" w:semiHidden="0" w:uiPriority="62" w:unhideWhenUsed="0"/>
+    <w:lsdException w:name="Medium Shading 1 Accent 2" w:semiHidden="0" w:uiPriority="63" w:unhideWhenUsed="0"/>
+    <w:lsdException w:name="Medium Shading 2 Accent 2" w:semiHidden="0" w:uiPriority="64" w:unhideWhenUsed="0"/>
+    <w:lsdException w:name="Medium List 1 Accent 2" w:semiHidden="0" w:uiPriority="65" w:unhideWhenUsed="0"/>
+    <w:lsdException w:name="Medium List 2 Accent 2" w:semiHidden="0" w:uiPriority="66" w:unhideWhenUsed="0"/>
+    <w:lsdException w:name="Medium Grid 1 Accent 2" w:semiHidden="0" w:uiPriority="67" w:unhideWhenUsed="0"/>
+    <w:lsdException w:name="Medium Grid 2 Accent 2" w:semiHidden="0" w:uiPriority="68" w:unhideWhenUsed="0"/>
+    <w:lsdException w:name="Medium Grid 3 Accent 2" w:semiHidden="0" w:uiPriority="69" w:unhideWhenUsed="0"/>
+    <w:lsdException w:name="Dark List Accent 2" w:semiHidden="0" w:uiPriority="70" w:unhideWhenUsed="0"/>
+    <w:lsdException w:name="Colorful Shading Accent 2" w:semiHidden="0" w:uiPriority="71" w:unhideWhenUsed="0"/>
+    <w:lsdException w:name="Colorful List Accent 2" w:semiHidden="0" w:uiPriority="72" w:unhideWhenUsed="0"/>
+    <w:lsdException w:name="Colorful Grid Accent 2" w:semiHidden="0" w:uiPriority="73" w:unhideWhenUsed="0"/>
+    <w:lsdException w:name="Light Shading Accent 3" w:semiHidden="0" w:uiPriority="60" w:unhideWhenUsed="0"/>
+    <w:lsdException w:name="Light List Accent 3" w:semiHidden="0" w:uiPriority="61" w:unhideWhenUsed="0"/>
+    <w:lsdException w:name="Light Grid Accent 3" w:semiHidden="0" w:uiPriority="62" w:unhideWhenUsed="0"/>
+    <w:lsdException w:name="Medium Shading 1 Accent 3" w:semiHidden="0" w:uiPriority="63" w:unhideWhenUsed="0"/>
+    <w:lsdException w:name="Medium Shading 2 Accent 3" w:semiHidden="0" w:uiPriority="64" w:unhideWhenUsed="0"/>
+    <w:lsdException w:name="Medium List 1 Accent 3" w:semiHidden="0" w:uiPriority="65" w:unhideWhenUsed="0"/>
+    <w:lsdException w:name="Medium List 2 Accent 3" w:semiHidden="0" w:uiPriority="66" w:unhideWhenUsed="0"/>
+    <w:lsdException w:name="Medium Grid 1 Accent 3" w:semiHidden="0" w:uiPriority="67" w:unhideWhenUsed="0"/>
+    <w:lsdException w:name="Medium Grid 2 Accent 3" w:semiHidden="0" w:uiPriority="68" w:unhideWhenUsed="0"/>
+    <w:lsdException w:name="Medium Grid 3 Accent 3" w:semiHidden="0" w:uiPriority="69" w:unhideWhenUsed="0"/>
+    <w:lsdException w:name="Dark List Accent 3" w:semiHidden="0" w:uiPriority="70" w:unhideWhenUsed="0"/>
+    <w:lsdException w:name="Colorful Shading Accent 3" w:semiHidden="0" w:uiPriority="71" w:unhideWhenUsed="0"/>
+    <w:lsdException w:name="Colorful List Accent 3" w:semiHidden="0" w:uiPriority="72" w:unhideWhenUsed="0"/>
+    <w:lsdException w:name="Colorful Grid Accent 3" w:semiHidden="0" w:uiPriority="73" w:unhideWhenUsed="0"/>
+    <w:lsdException w:name="Light Shading Accent 4" w:semiHidden="0" w:uiPriority="60" w:unhideWhenUsed="0"/>
+    <w:lsdException w:name="Light List Accent 4" w:semiHidden="0" w:uiPriority="61" w:unhideWhenUsed="0"/>
+    <w:lsdException w:name="Light Grid Accent 4" w:semiHidden="0" w:uiPriority="62" w:unhideWhenUsed="0"/>
+    <w:lsdException w:name="Medium Shading 1 Accent 4" w:semiHidden="0" w:uiPriority="63" w:unhideWhenUsed="0"/>
+    <w:lsdException w:name="Medium Shading 2 Accent 4" w:semiHidden="0" w:uiPriority="64" w:unhideWhenUsed="0"/>
+    <w:lsdException w:name="Medium List 1 Accent 4" w:semiHidden="0" w:uiPriority="65" w:unhideWhenUsed="0"/>
+    <w:lsdException w:name="Medium List 2 Accent 4" w:semiHidden="0" w:uiPriority="66" w:unhideWhenUsed="0"/>
+    <w:lsdException w:name="Medium Grid 1 Accent 4" w:semiHidden="0" w:uiPriority="67" w:unhideWhenUsed="0"/>
+    <w:lsdException w:name="Medium Grid 2 Accent 4" w:semiHidden="0" w:uiPriority="68" w:unhideWhenUsed="0"/>
+    <w:lsdException w:name="Medium Grid 3 Accent 4" w:semiHidden="0" w:uiPriority="69" w:unhideWhenUsed="0"/>
+    <w:lsdException w:name="Dark List Accent 4" w:semiHidden="0" w:uiPriority="70" w:unhideWhenUsed="0"/>
+    <w:lsdException w:name="Colorful Shading Accent 4" w:semiHidden="0" w:uiPriority="71" w:unhideWhenUsed="0"/>
+    <w:lsdException w:name="Colorful List Accent 4" w:semiHidden="0" w:uiPriority="72" w:unhideWhenUsed="0"/>
+    <w:lsdException w:name="Colorful Grid Accent 4" w:semiHidden="0" w:uiPriority="73" w:unhideWhenUsed="0"/>
+    <w:lsdException w:name="Light Shading Accent 5" w:semiHidden="0" w:uiPriority="60" w:unhideWhenUsed="0"/>
+    <w:lsdException w:name="Light List Accent 5" w:semiHidden="0" w:uiPriority="61" w:unhideWhenUsed="0"/>
+    <w:lsdException w:name="Light Grid Accent 5" w:semiHidden="0" w:uiPriority="62" w:unhideWhenUsed="0"/>
+    <w:lsdException w:name="Medium Shading 1 Accent 5" w:semiHidden="0" w:uiPriority="63" w:unhideWhenUsed="0"/>
+    <w:lsdException w:name="Medium Shading 2 Accent 5" w:semiHidden="0" w:uiPriority="64" w:unhideWhenUsed="0"/>
+    <w:lsdException w:name="Medium List 1 Accent 5" w:semiHidden="0" w:uiPriority="65" w:unhideWhenUsed="0"/>
+    <w:lsdException w:name="Medium List 2 Accent 5" w:semiHidden="0" w:uiPriority="66" w:unhideWhenUsed="0"/>
+    <w:lsdException w:name="Medium Grid 1 Accent 5" w:semiHidden="0" w:uiPriority="67" w:unhideWhenUsed="0"/>
+    <w:lsdException w:name="Medium Grid 2 Accent 5" w:semiHidden="0" w:uiPriority="68" w:unhideWhenUsed="0"/>
+    <w:lsdException w:name="Medium Grid 3 Accent 5" w:semiHidden="0" w:uiPriority="69" w:unhideWhenUsed="0"/>
+    <w:lsdException w:name="Dark List Accent 5" w:semiHidden="0" w:uiPriority="70" w:unhideWhenUsed="0"/>
+    <w:lsdException w:name="Colorful Shading Accent 5" w:semiHidden="0" w:uiPriority="71" w:unhideWhenUsed="0"/>
+    <w:lsdException w:name="Colorful List Accent 5" w:semiHidden="0" w:uiPriority="72" w:unhideWhenUsed="0"/>
+    <w:lsdException w:name="Colorful Grid Accent 5" w:semiHidden="0" w:uiPriority="73" w:unhideWhenUsed="0"/>
+    <w:lsdException w:name="Light Shading Accent 6" w:semiHidden="0" w:uiPriority="60" w:unhideWhenUsed="0"/>
+    <w:lsdException w:name="Light List Accent 6" w:semiHidden="0" w:uiPriority="61" w:unhideWhenUsed="0"/>
+    <w:lsdException w:name="Light Grid Accent 6" w:semiHidden="0" w:uiPriority="62" w:unhideWhenUsed="0"/>
+    <w:lsdException w:name="Medium Shading 1 Accent 6" w:semiHidden="0" w:uiPriority="63" w:unhideWhenUsed="0"/>
+    <w:lsdException w:name="Medium Shading 2 Accent 6" w:semiHidden="0" w:uiPriority="64" w:unhideWhenUsed="0"/>
+    <w:lsdException w:name="Medium List 1 Accent 6" w:semiHidden="0" w:uiPriority="65" w:unhideWhenUsed="0"/>
+    <w:lsdException w:name="Medium List 2 Accent 6" w:semiHidden="0" w:uiPriority="66" w:unhideWhenUsed="0"/>
+    <w:lsdException w:name="Medium Grid 1 Accent 6" w:semiHidden="0" w:uiPriority="67" w:unhideWhenUsed="0"/>
+    <w:lsdException w:name="Medium Grid 2 Accent 6" w:semiHidden="0" w:uiPriority="68" w:unhideWhenUsed="0"/>
+    <w:lsdException w:name="Medium Grid 3 Accent 6" w:semiHidden="0" w:uiPriority="69" w:unhideWhenUsed="0"/>
+    <w:lsdException w:name="Dark List Accent 6" w:semiHidden="0" w:uiPriority="70" w:unhideWhenUsed="0"/>
+    <w:lsdException w:name="Colorful Shading Accent 6" w:semiHidden="0" w:uiPriority="71" w:unhideWhenUsed="0"/>
+    <w:lsdException w:name="Colorful List Accent 6" w:semiHidden="0" w:uiPriority="72" w:unhideWhenUsed="0"/>
+    <w:lsdException w:name="Colorful Grid Accent 6" w:semiHidden="0" w:uiPriority="73" w:unhideWhenUsed="0"/>
   </w:latentStyles>
-  <w:style w:type="paragraph" w:default="1" w:styleId="1">
+  <w:style w:type="paragraph" w:default="1" w:styleId="Normal">
     <w:name w:val="Normal"/>
     <w:qFormat/>
-    <w:uiPriority w:val="0"/>
     <w:pPr>
       <w:widowControl w:val="0"/>
+      <w:spacing w:after="200" w:line="276" w:lineRule="auto"/>
       <w:jc w:val="both"/>
     </w:pPr>
     <w:rPr>
-      <w:rFonts w:ascii="Calibri" w:hAnsi="Calibri" w:eastAsia="宋体" w:cs="Calibri"/>
+      <w:rFonts w:ascii="Calibri" w:eastAsia="宋体" w:hAnsi="Calibri" w:cs="Calibri"/>
       <w:kern w:val="2"/>
       <w:sz w:val="21"/>
       <w:szCs w:val="21"/>
       <w:lang w:val="en-US" w:eastAsia="zh-CN" w:bidi="ar-SA"/>
     </w:rPr>
   </w:style>
-  <w:style w:type="paragraph" w:styleId="2">
+  <w:style w:type="paragraph" w:styleId="Heading1">
     <w:name w:val="heading 1"/>
-    <w:basedOn w:val="1"/>
-    <w:next w:val="1"/>
-    <w:link w:val="22"/>
+    <w:basedOn w:val="Normal"/>
+    <w:next w:val="Normal"/>
+    <w:link w:val="1"/>
+    <w:uiPriority w:val="99"/>
     <w:qFormat/>
-    <w:uiPriority w:val="99"/>
     <w:pPr>
       <w:keepNext/>
       <w:keepLines/>
@@ -9803,13 +8951,13 @@
       <w:szCs w:val="44"/>
     </w:rPr>
   </w:style>
-  <w:style w:type="paragraph" w:styleId="3">
+  <w:style w:type="paragraph" w:styleId="Heading2">
     <w:name w:val="heading 2"/>
-    <w:basedOn w:val="1"/>
-    <w:next w:val="1"/>
-    <w:link w:val="23"/>
+    <w:basedOn w:val="Normal"/>
+    <w:next w:val="Normal"/>
+    <w:link w:val="2"/>
+    <w:uiPriority w:val="99"/>
     <w:qFormat/>
-    <w:uiPriority w:val="99"/>
     <w:pPr>
       <w:keepNext/>
       <w:keepLines/>
@@ -9825,13 +8973,13 @@
       <w:szCs w:val="32"/>
     </w:rPr>
   </w:style>
-  <w:style w:type="paragraph" w:styleId="4">
+  <w:style w:type="paragraph" w:styleId="Heading3">
     <w:name w:val="heading 3"/>
-    <w:basedOn w:val="1"/>
-    <w:next w:val="1"/>
-    <w:link w:val="24"/>
+    <w:basedOn w:val="Normal"/>
+    <w:next w:val="Normal"/>
+    <w:link w:val="3"/>
+    <w:uiPriority w:val="99"/>
     <w:qFormat/>
-    <w:uiPriority w:val="99"/>
     <w:pPr>
       <w:keepNext/>
       <w:keepLines/>
@@ -9847,15 +8995,16 @@
       <w:szCs w:val="32"/>
     </w:rPr>
   </w:style>
-  <w:style w:type="character" w:default="1" w:styleId="18">
+  <w:style w:type="character" w:default="1" w:styleId="DefaultParagraphFont">
     <w:name w:val="Default Paragraph Font"/>
+    <w:uiPriority w:val="1"/>
     <w:unhideWhenUsed/>
-    <w:uiPriority w:val="1"/>
   </w:style>
-  <w:style w:type="table" w:default="1" w:styleId="16">
+  <w:style w:type="table" w:default="1" w:styleId="TableNormal">
     <w:name w:val="Normal Table"/>
+    <w:uiPriority w:val="99"/>
     <w:unhideWhenUsed/>
-    <w:uiPriority w:val="99"/>
+    <w:qFormat/>
     <w:tblPr>
       <w:tblCellMar>
         <w:top w:w="0" w:type="dxa"/>
@@ -9865,13 +9014,13 @@
       </w:tblCellMar>
     </w:tblPr>
   </w:style>
-  <w:style w:type="paragraph" w:styleId="5">
+  <w:style w:type="paragraph" w:styleId="DocumentMap">
     <w:name w:val="Document Map"/>
-    <w:basedOn w:val="1"/>
-    <w:link w:val="33"/>
+    <w:basedOn w:val="Normal"/>
+    <w:link w:val="a4"/>
+    <w:uiPriority w:val="99"/>
     <w:semiHidden/>
     <w:qFormat/>
-    <w:uiPriority w:val="99"/>
     <w:rPr>
       <w:rFonts w:ascii="宋体" w:cs="Times New Roman"/>
       <w:kern w:val="0"/>
@@ -9879,44 +9028,45 @@
       <w:szCs w:val="18"/>
     </w:rPr>
   </w:style>
-  <w:style w:type="paragraph" w:styleId="6">
+  <w:style w:type="paragraph" w:styleId="CommentText">
     <w:name w:val="annotation text"/>
-    <w:basedOn w:val="1"/>
-    <w:link w:val="36"/>
+    <w:basedOn w:val="Normal"/>
+    <w:link w:val="a5"/>
+    <w:uiPriority w:val="99"/>
     <w:semiHidden/>
     <w:qFormat/>
-    <w:uiPriority w:val="99"/>
     <w:pPr>
       <w:jc w:val="left"/>
     </w:pPr>
   </w:style>
-  <w:style w:type="paragraph" w:styleId="7">
+  <w:style w:type="paragraph" w:styleId="TOC3">
     <w:name w:val="toc 3"/>
-    <w:basedOn w:val="1"/>
-    <w:next w:val="1"/>
+    <w:basedOn w:val="Normal"/>
+    <w:next w:val="Normal"/>
+    <w:uiPriority w:val="39"/>
     <w:qFormat/>
-    <w:uiPriority w:val="39"/>
     <w:pPr>
       <w:ind w:left="840" w:leftChars="400"/>
     </w:pPr>
   </w:style>
-  <w:style w:type="paragraph" w:styleId="8">
+  <w:style w:type="paragraph" w:styleId="Date">
     <w:name w:val="Date"/>
-    <w:basedOn w:val="1"/>
-    <w:next w:val="1"/>
-    <w:link w:val="27"/>
+    <w:basedOn w:val="Normal"/>
+    <w:next w:val="Normal"/>
+    <w:link w:val="a1"/>
+    <w:uiPriority w:val="99"/>
     <w:semiHidden/>
-    <w:uiPriority w:val="99"/>
     <w:pPr>
       <w:ind w:left="100" w:leftChars="2500"/>
     </w:pPr>
   </w:style>
-  <w:style w:type="paragraph" w:styleId="9">
+  <w:style w:type="paragraph" w:styleId="BalloonText">
     <w:name w:val="Balloon Text"/>
-    <w:basedOn w:val="1"/>
-    <w:link w:val="30"/>
+    <w:basedOn w:val="Normal"/>
+    <w:link w:val="a2"/>
+    <w:uiPriority w:val="99"/>
     <w:semiHidden/>
-    <w:uiPriority w:val="99"/>
+    <w:qFormat/>
     <w:rPr>
       <w:rFonts w:cs="Times New Roman"/>
       <w:kern w:val="0"/>
@@ -9924,11 +9074,10 @@
       <w:szCs w:val="18"/>
     </w:rPr>
   </w:style>
-  <w:style w:type="paragraph" w:styleId="10">
+  <w:style w:type="paragraph" w:styleId="Footer">
     <w:name w:val="footer"/>
-    <w:basedOn w:val="1"/>
-    <w:link w:val="26"/>
-    <w:uiPriority w:val="0"/>
+    <w:basedOn w:val="Normal"/>
+    <w:link w:val="a0"/>
     <w:pPr>
       <w:tabs>
         <w:tab w:val="center" w:pos="4153"/>
@@ -9944,14 +9093,15 @@
       <w:szCs w:val="18"/>
     </w:rPr>
   </w:style>
-  <w:style w:type="paragraph" w:styleId="11">
+  <w:style w:type="paragraph" w:styleId="Header">
     <w:name w:val="header"/>
-    <w:basedOn w:val="1"/>
-    <w:link w:val="25"/>
+    <w:basedOn w:val="Normal"/>
+    <w:link w:val="a"/>
     <w:uiPriority w:val="99"/>
+    <w:qFormat/>
     <w:pPr>
       <w:pBdr>
-        <w:bottom w:val="single" w:color="auto" w:sz="6" w:space="1"/>
+        <w:bottom w:val="single" w:sz="6" w:space="1" w:color="auto"/>
       </w:pBdr>
       <w:tabs>
         <w:tab w:val="center" w:pos="4153"/>
@@ -9967,11 +9117,12 @@
       <w:szCs w:val="18"/>
     </w:rPr>
   </w:style>
-  <w:style w:type="paragraph" w:styleId="12">
+  <w:style w:type="paragraph" w:styleId="TOC1">
     <w:name w:val="toc 1"/>
-    <w:basedOn w:val="1"/>
-    <w:next w:val="1"/>
+    <w:basedOn w:val="Normal"/>
+    <w:next w:val="Normal"/>
     <w:uiPriority w:val="39"/>
+    <w:qFormat/>
     <w:pPr>
       <w:tabs>
         <w:tab w:val="right" w:leader="dot" w:pos="8296"/>
@@ -9985,21 +9136,22 @@
       <w:szCs w:val="44"/>
     </w:rPr>
   </w:style>
-  <w:style w:type="paragraph" w:styleId="13">
+  <w:style w:type="paragraph" w:styleId="TOC2">
     <w:name w:val="toc 2"/>
-    <w:basedOn w:val="1"/>
-    <w:next w:val="1"/>
+    <w:basedOn w:val="Normal"/>
+    <w:next w:val="Normal"/>
     <w:uiPriority w:val="39"/>
+    <w:qFormat/>
     <w:pPr>
       <w:ind w:left="420" w:leftChars="200"/>
     </w:pPr>
   </w:style>
-  <w:style w:type="paragraph" w:styleId="14">
+  <w:style w:type="paragraph" w:styleId="NormalWeb">
     <w:name w:val="Normal (Web)"/>
-    <w:basedOn w:val="1"/>
+    <w:basedOn w:val="Normal"/>
+    <w:uiPriority w:val="99"/>
     <w:semiHidden/>
     <w:qFormat/>
-    <w:uiPriority w:val="99"/>
     <w:pPr>
       <w:widowControl/>
       <w:spacing w:before="100" w:beforeAutospacing="1" w:after="100" w:afterAutospacing="1"/>
@@ -10012,13 +9164,14 @@
       <w:szCs w:val="24"/>
     </w:rPr>
   </w:style>
-  <w:style w:type="paragraph" w:styleId="15">
+  <w:style w:type="paragraph" w:styleId="CommentSubject">
     <w:name w:val="annotation subject"/>
-    <w:basedOn w:val="6"/>
-    <w:next w:val="6"/>
-    <w:link w:val="37"/>
+    <w:basedOn w:val="CommentText"/>
+    <w:next w:val="CommentText"/>
+    <w:link w:val="a6"/>
+    <w:uiPriority w:val="99"/>
     <w:semiHidden/>
-    <w:uiPriority w:val="99"/>
+    <w:qFormat/>
     <w:rPr>
       <w:rFonts w:cs="Times New Roman"/>
       <w:b/>
@@ -10028,51 +9181,56 @@
       <w:szCs w:val="20"/>
     </w:rPr>
   </w:style>
-  <w:style w:type="table" w:styleId="17">
+  <w:style w:type="table" w:styleId="TableGrid">
     <w:name w:val="Table Grid"/>
-    <w:basedOn w:val="16"/>
+    <w:basedOn w:val="TableNormal"/>
     <w:uiPriority w:val="99"/>
+    <w:qFormat/>
     <w:rPr>
       <w:rFonts w:cs="Calibri"/>
     </w:rPr>
     <w:tblPr>
       <w:tblBorders>
-        <w:top w:val="single" w:color="auto" w:sz="4" w:space="0"/>
-        <w:left w:val="single" w:color="auto" w:sz="4" w:space="0"/>
-        <w:bottom w:val="single" w:color="auto" w:sz="4" w:space="0"/>
-        <w:right w:val="single" w:color="auto" w:sz="4" w:space="0"/>
-        <w:insideH w:val="single" w:color="auto" w:sz="4" w:space="0"/>
-        <w:insideV w:val="single" w:color="auto" w:sz="4" w:space="0"/>
+        <w:top w:val="single" w:sz="4" w:space="0" w:color="auto"/>
+        <w:left w:val="single" w:sz="4" w:space="0" w:color="auto"/>
+        <w:bottom w:val="single" w:sz="4" w:space="0" w:color="auto"/>
+        <w:right w:val="single" w:sz="4" w:space="0" w:color="auto"/>
+        <w:insideH w:val="single" w:sz="4" w:space="0" w:color="auto"/>
+        <w:insideV w:val="single" w:sz="4" w:space="0" w:color="auto"/>
       </w:tblBorders>
     </w:tblPr>
   </w:style>
-  <w:style w:type="character" w:styleId="19">
+  <w:style w:type="character" w:styleId="PageNumber">
     <w:name w:val="page number"/>
-    <w:basedOn w:val="18"/>
+    <w:basedOn w:val="DefaultParagraphFont"/>
     <w:uiPriority w:val="99"/>
+    <w:qFormat/>
   </w:style>
-  <w:style w:type="character" w:styleId="20">
+  <w:style w:type="character" w:styleId="Hyperlink">
     <w:name w:val="Hyperlink"/>
     <w:uiPriority w:val="99"/>
+    <w:qFormat/>
     <w:rPr>
       <w:color w:val="0563C1"/>
       <w:u w:val="single"/>
     </w:rPr>
   </w:style>
-  <w:style w:type="character" w:styleId="21">
+  <w:style w:type="character" w:styleId="CommentReference">
     <w:name w:val="annotation reference"/>
+    <w:uiPriority w:val="99"/>
     <w:semiHidden/>
-    <w:uiPriority w:val="99"/>
+    <w:qFormat/>
     <w:rPr>
       <w:sz w:val="21"/>
       <w:szCs w:val="21"/>
     </w:rPr>
   </w:style>
-  <w:style w:type="character" w:customStyle="1" w:styleId="22">
+  <w:style w:type="character" w:customStyle="1" w:styleId="1">
     <w:name w:val="标题 1 字符"/>
-    <w:link w:val="2"/>
+    <w:link w:val="Heading1"/>
+    <w:uiPriority w:val="99"/>
+    <w:qFormat/>
     <w:locked/>
-    <w:uiPriority w:val="99"/>
     <w:rPr>
       <w:b/>
       <w:bCs/>
@@ -10081,11 +9239,12 @@
       <w:szCs w:val="44"/>
     </w:rPr>
   </w:style>
-  <w:style w:type="character" w:customStyle="1" w:styleId="23">
+  <w:style w:type="character" w:customStyle="1" w:styleId="2">
     <w:name w:val="标题 2 字符"/>
-    <w:link w:val="3"/>
+    <w:link w:val="Heading2"/>
+    <w:uiPriority w:val="99"/>
+    <w:qFormat/>
     <w:locked/>
-    <w:uiPriority w:val="99"/>
     <w:rPr>
       <w:rFonts w:ascii="Calibri Light" w:hAnsi="Calibri Light"/>
       <w:b/>
@@ -10094,11 +9253,12 @@
       <w:szCs w:val="32"/>
     </w:rPr>
   </w:style>
-  <w:style w:type="character" w:customStyle="1" w:styleId="24">
+  <w:style w:type="character" w:customStyle="1" w:styleId="3">
     <w:name w:val="标题 3 字符"/>
-    <w:link w:val="4"/>
+    <w:link w:val="Heading3"/>
+    <w:uiPriority w:val="99"/>
+    <w:qFormat/>
     <w:locked/>
-    <w:uiPriority w:val="99"/>
     <w:rPr>
       <w:b/>
       <w:bCs/>
@@ -10106,50 +9266,51 @@
       <w:szCs w:val="32"/>
     </w:rPr>
   </w:style>
-  <w:style w:type="character" w:customStyle="1" w:styleId="25">
+  <w:style w:type="character" w:customStyle="1" w:styleId="a">
     <w:name w:val="页眉 字符"/>
-    <w:link w:val="11"/>
+    <w:link w:val="Header"/>
+    <w:uiPriority w:val="99"/>
     <w:qFormat/>
     <w:locked/>
-    <w:uiPriority w:val="99"/>
     <w:rPr>
       <w:sz w:val="18"/>
       <w:szCs w:val="18"/>
     </w:rPr>
   </w:style>
-  <w:style w:type="character" w:customStyle="1" w:styleId="26">
+  <w:style w:type="character" w:customStyle="1" w:styleId="a0">
     <w:name w:val="页脚 字符"/>
-    <w:link w:val="10"/>
+    <w:link w:val="Footer"/>
+    <w:qFormat/>
     <w:locked/>
-    <w:uiPriority w:val="0"/>
     <w:rPr>
       <w:sz w:val="18"/>
       <w:szCs w:val="18"/>
     </w:rPr>
   </w:style>
-  <w:style w:type="character" w:customStyle="1" w:styleId="27">
+  <w:style w:type="character" w:customStyle="1" w:styleId="a1">
     <w:name w:val="日期 字符"/>
-    <w:basedOn w:val="18"/>
-    <w:link w:val="8"/>
+    <w:basedOn w:val="DefaultParagraphFont"/>
+    <w:link w:val="Date"/>
+    <w:uiPriority w:val="99"/>
     <w:semiHidden/>
+    <w:qFormat/>
     <w:locked/>
+  </w:style>
+  <w:style w:type="paragraph" w:customStyle="1" w:styleId="ListParagraph">
+    <w:name w:val="List Paragraph"/>
+    <w:basedOn w:val="Normal"/>
     <w:uiPriority w:val="99"/>
-  </w:style>
-  <w:style w:type="paragraph" w:customStyle="1" w:styleId="28">
-    <w:name w:val="List Paragraph"/>
-    <w:basedOn w:val="1"/>
     <w:qFormat/>
-    <w:uiPriority w:val="99"/>
     <w:pPr>
       <w:ind w:firstLine="420" w:firstLineChars="200"/>
     </w:pPr>
   </w:style>
-  <w:style w:type="paragraph" w:customStyle="1" w:styleId="29">
+  <w:style w:type="paragraph" w:customStyle="1" w:styleId="TOC10">
     <w:name w:val="TOC 标题1"/>
-    <w:basedOn w:val="2"/>
-    <w:next w:val="1"/>
+    <w:basedOn w:val="Heading1"/>
+    <w:next w:val="Normal"/>
+    <w:uiPriority w:val="99"/>
     <w:qFormat/>
-    <w:uiPriority w:val="99"/>
     <w:pPr>
       <w:widowControl/>
       <w:spacing w:before="240" w:after="0" w:line="259" w:lineRule="auto"/>
@@ -10166,35 +9327,39 @@
       <w:szCs w:val="32"/>
     </w:rPr>
   </w:style>
-  <w:style w:type="character" w:customStyle="1" w:styleId="30">
+  <w:style w:type="character" w:customStyle="1" w:styleId="a2">
     <w:name w:val="批注框文本 字符"/>
-    <w:link w:val="9"/>
+    <w:link w:val="BalloonText"/>
+    <w:uiPriority w:val="99"/>
     <w:semiHidden/>
     <w:qFormat/>
     <w:locked/>
-    <w:uiPriority w:val="99"/>
     <w:rPr>
       <w:sz w:val="18"/>
       <w:szCs w:val="18"/>
     </w:rPr>
   </w:style>
-  <w:style w:type="paragraph" w:customStyle="1" w:styleId="31">
+  <w:style w:type="paragraph" w:customStyle="1" w:styleId="NoSpacing">
     <w:name w:val="No Spacing"/>
-    <w:link w:val="32"/>
+    <w:link w:val="a3"/>
+    <w:uiPriority w:val="99"/>
     <w:qFormat/>
-    <w:uiPriority w:val="99"/>
+    <w:pPr>
+      <w:spacing w:after="200" w:line="276" w:lineRule="auto"/>
+    </w:pPr>
     <w:rPr>
-      <w:rFonts w:ascii="Calibri" w:hAnsi="Calibri" w:eastAsia="宋体" w:cs="Calibri"/>
+      <w:rFonts w:ascii="Calibri" w:eastAsia="宋体" w:hAnsi="Calibri" w:cs="Calibri"/>
       <w:sz w:val="22"/>
       <w:szCs w:val="22"/>
       <w:lang w:val="en-US" w:eastAsia="zh-CN" w:bidi="ar-SA"/>
     </w:rPr>
   </w:style>
-  <w:style w:type="character" w:customStyle="1" w:styleId="32">
+  <w:style w:type="character" w:customStyle="1" w:styleId="a3">
     <w:name w:val="无间隔 字符"/>
-    <w:link w:val="31"/>
+    <w:link w:val="NoSpacing"/>
+    <w:uiPriority w:val="99"/>
+    <w:qFormat/>
     <w:locked/>
-    <w:uiPriority w:val="99"/>
     <w:rPr>
       <w:rFonts w:cs="Calibri"/>
       <w:sz w:val="22"/>
@@ -10202,30 +9367,33 @@
       <w:lang w:val="en-US" w:eastAsia="zh-CN" w:bidi="ar-SA"/>
     </w:rPr>
   </w:style>
-  <w:style w:type="character" w:customStyle="1" w:styleId="33">
+  <w:style w:type="character" w:customStyle="1" w:styleId="a4">
     <w:name w:val="文档结构图 字符"/>
-    <w:link w:val="5"/>
+    <w:link w:val="DocumentMap"/>
+    <w:uiPriority w:val="99"/>
     <w:semiHidden/>
+    <w:qFormat/>
     <w:locked/>
-    <w:uiPriority w:val="99"/>
     <w:rPr>
       <w:rFonts w:ascii="宋体" w:eastAsia="宋体" w:cs="宋体"/>
       <w:sz w:val="18"/>
       <w:szCs w:val="18"/>
     </w:rPr>
   </w:style>
-  <w:style w:type="paragraph" w:customStyle="1" w:styleId="34">
+  <w:style w:type="paragraph" w:customStyle="1" w:styleId="10">
     <w:name w:val="列出段落1"/>
-    <w:basedOn w:val="1"/>
+    <w:basedOn w:val="Normal"/>
     <w:uiPriority w:val="99"/>
+    <w:qFormat/>
     <w:pPr>
       <w:ind w:firstLine="420" w:firstLineChars="200"/>
     </w:pPr>
   </w:style>
-  <w:style w:type="paragraph" w:customStyle="1" w:styleId="35">
+  <w:style w:type="paragraph" w:customStyle="1" w:styleId="reader-word-layer">
     <w:name w:val="reader-word-layer"/>
-    <w:basedOn w:val="1"/>
+    <w:basedOn w:val="Normal"/>
     <w:uiPriority w:val="99"/>
+    <w:qFormat/>
     <w:pPr>
       <w:widowControl/>
       <w:spacing w:before="100" w:beforeAutospacing="1" w:after="100" w:afterAutospacing="1"/>
@@ -10238,20 +9406,22 @@
       <w:szCs w:val="24"/>
     </w:rPr>
   </w:style>
-  <w:style w:type="character" w:customStyle="1" w:styleId="36">
+  <w:style w:type="character" w:customStyle="1" w:styleId="a5">
     <w:name w:val="批注文字 字符"/>
-    <w:basedOn w:val="18"/>
-    <w:link w:val="6"/>
+    <w:basedOn w:val="DefaultParagraphFont"/>
+    <w:link w:val="CommentText"/>
+    <w:uiPriority w:val="99"/>
     <w:semiHidden/>
+    <w:qFormat/>
     <w:locked/>
+  </w:style>
+  <w:style w:type="character" w:customStyle="1" w:styleId="a6">
+    <w:name w:val="批注主题 字符"/>
+    <w:link w:val="CommentSubject"/>
     <w:uiPriority w:val="99"/>
-  </w:style>
-  <w:style w:type="character" w:customStyle="1" w:styleId="37">
-    <w:name w:val="批注主题 字符"/>
-    <w:link w:val="15"/>
     <w:semiHidden/>
+    <w:qFormat/>
     <w:locked/>
-    <w:uiPriority w:val="99"/>
     <w:rPr>
       <w:b/>
       <w:bCs/>
@@ -10547,10 +9717,9 @@
   <customSectProps>
     <customSectPr/>
     <customSectPr/>
-    <customSectPr/>
   </customSectProps>
   <customShpExts>
-    <customShpInfo spid="_x0000_s1026" textRotate="1"/>
+    <customShpInfo spid="_x0000_s2049"/>
   </customShpExts>
 </s:customData>
 </file>
